--- a/project-documentation/final-report/Team17-Final-Report.docx
+++ b/project-documentation/final-report/Team17-Final-Report.docx
@@ -11,7 +11,7 @@
           <w:noProof/>
         </w:rPr>
         <w:drawing>
-          <wp:inline distT="0" distB="0" distL="0" distR="0" wp14:anchorId="62E87AB7" wp14:editId="0BB8BC83">
+          <wp:inline distT="0" distB="0" distL="0" distR="0" wp14:anchorId="622B322C" wp14:editId="2E309AA0">
             <wp:extent cx="3239999" cy="1198799"/>
             <wp:effectExtent l="0" t="0" r="0" b="0"/>
             <wp:docPr id="21" name="Picture"/>
@@ -167,7 +167,7 @@
       <w:r>
         <w:fldChar w:fldCharType="separate"/>
       </w:r>
-      <w:hyperlink w:anchor="_Toc243483085" w:history="1">
+      <w:hyperlink w:anchor="_Toc243489931" w:history="1">
         <w:r>
           <w:rPr>
             <w:rStyle w:val="Hyperlink"/>
@@ -213,7 +213,7 @@
             <w:noProof/>
             <w:webHidden/>
           </w:rPr>
-          <w:instrText xml:space="preserve"> PAGEREF _Toc243483085 \h </w:instrText>
+          <w:instrText xml:space="preserve"> PAGEREF _Toc243489931 \h </w:instrText>
         </w:r>
         <w:r>
           <w:rPr>
@@ -256,7 +256,7 @@
           <w14:ligatures w14:val="standardContextual"/>
         </w:rPr>
       </w:pPr>
-      <w:hyperlink w:anchor="_Toc243483086" w:history="1">
+      <w:hyperlink w:anchor="_Toc243489932" w:history="1">
         <w:r>
           <w:rPr>
             <w:rStyle w:val="Hyperlink"/>
@@ -301,7 +301,7 @@
             <w:noProof/>
             <w:webHidden/>
           </w:rPr>
-          <w:instrText xml:space="preserve"> PAGEREF _Toc243483086 \h </w:instrText>
+          <w:instrText xml:space="preserve"> PAGEREF _Toc243489932 \h </w:instrText>
         </w:r>
         <w:r>
           <w:rPr>
@@ -344,7 +344,7 @@
           <w14:ligatures w14:val="standardContextual"/>
         </w:rPr>
       </w:pPr>
-      <w:hyperlink w:anchor="_Toc243483087" w:history="1">
+      <w:hyperlink w:anchor="_Toc243489933" w:history="1">
         <w:r>
           <w:rPr>
             <w:rStyle w:val="Hyperlink"/>
@@ -389,7 +389,7 @@
             <w:noProof/>
             <w:webHidden/>
           </w:rPr>
-          <w:instrText xml:space="preserve"> PAGEREF _Toc243483087 \h </w:instrText>
+          <w:instrText xml:space="preserve"> PAGEREF _Toc243489933 \h </w:instrText>
         </w:r>
         <w:r>
           <w:rPr>
@@ -432,7 +432,7 @@
           <w14:ligatures w14:val="standardContextual"/>
         </w:rPr>
       </w:pPr>
-      <w:hyperlink w:anchor="_Toc243483088" w:history="1">
+      <w:hyperlink w:anchor="_Toc243489934" w:history="1">
         <w:r>
           <w:rPr>
             <w:rStyle w:val="Hyperlink"/>
@@ -477,7 +477,7 @@
             <w:noProof/>
             <w:webHidden/>
           </w:rPr>
-          <w:instrText xml:space="preserve"> PAGEREF _Toc243483088 \h </w:instrText>
+          <w:instrText xml:space="preserve"> PAGEREF _Toc243489934 \h </w:instrText>
         </w:r>
         <w:r>
           <w:rPr>
@@ -520,7 +520,7 @@
           <w14:ligatures w14:val="standardContextual"/>
         </w:rPr>
       </w:pPr>
-      <w:hyperlink w:anchor="_Toc243483089" w:history="1">
+      <w:hyperlink w:anchor="_Toc243489935" w:history="1">
         <w:r>
           <w:rPr>
             <w:rStyle w:val="Hyperlink"/>
@@ -565,7 +565,7 @@
             <w:noProof/>
             <w:webHidden/>
           </w:rPr>
-          <w:instrText xml:space="preserve"> PAGEREF _Toc243483089 \h </w:instrText>
+          <w:instrText xml:space="preserve"> PAGEREF _Toc243489935 \h </w:instrText>
         </w:r>
         <w:r>
           <w:rPr>
@@ -609,7 +609,7 @@
           <w14:ligatures w14:val="standardContextual"/>
         </w:rPr>
       </w:pPr>
-      <w:hyperlink w:anchor="_Toc243483090" w:history="1">
+      <w:hyperlink w:anchor="_Toc243489936" w:history="1">
         <w:r>
           <w:rPr>
             <w:rStyle w:val="Hyperlink"/>
@@ -655,7 +655,7 @@
             <w:noProof/>
             <w:webHidden/>
           </w:rPr>
-          <w:instrText xml:space="preserve"> PAGEREF _Toc243483090 \h </w:instrText>
+          <w:instrText xml:space="preserve"> PAGEREF _Toc243489936 \h </w:instrText>
         </w:r>
         <w:r>
           <w:rPr>
@@ -698,7 +698,7 @@
           <w14:ligatures w14:val="standardContextual"/>
         </w:rPr>
       </w:pPr>
-      <w:hyperlink w:anchor="_Toc243483091" w:history="1">
+      <w:hyperlink w:anchor="_Toc243489937" w:history="1">
         <w:r>
           <w:rPr>
             <w:rStyle w:val="Hyperlink"/>
@@ -743,7 +743,7 @@
             <w:noProof/>
             <w:webHidden/>
           </w:rPr>
-          <w:instrText xml:space="preserve"> PAGEREF _Toc243483091 \h </w:instrText>
+          <w:instrText xml:space="preserve"> PAGEREF _Toc243489937 \h </w:instrText>
         </w:r>
         <w:r>
           <w:rPr>
@@ -786,7 +786,7 @@
           <w14:ligatures w14:val="standardContextual"/>
         </w:rPr>
       </w:pPr>
-      <w:hyperlink w:anchor="_Toc243483092" w:history="1">
+      <w:hyperlink w:anchor="_Toc243489938" w:history="1">
         <w:r>
           <w:rPr>
             <w:rStyle w:val="Hyperlink"/>
@@ -831,7 +831,7 @@
             <w:noProof/>
             <w:webHidden/>
           </w:rPr>
-          <w:instrText xml:space="preserve"> PAGEREF _Toc243483092 \h </w:instrText>
+          <w:instrText xml:space="preserve"> PAGEREF _Toc243489938 \h </w:instrText>
         </w:r>
         <w:r>
           <w:rPr>
@@ -874,7 +874,7 @@
           <w14:ligatures w14:val="standardContextual"/>
         </w:rPr>
       </w:pPr>
-      <w:hyperlink w:anchor="_Toc243483093" w:history="1">
+      <w:hyperlink w:anchor="_Toc243489939" w:history="1">
         <w:r>
           <w:rPr>
             <w:rStyle w:val="Hyperlink"/>
@@ -919,7 +919,7 @@
             <w:noProof/>
             <w:webHidden/>
           </w:rPr>
-          <w:instrText xml:space="preserve"> PAGEREF _Toc243483093 \h </w:instrText>
+          <w:instrText xml:space="preserve"> PAGEREF _Toc243489939 \h </w:instrText>
         </w:r>
         <w:r>
           <w:rPr>
@@ -963,7 +963,7 @@
           <w14:ligatures w14:val="standardContextual"/>
         </w:rPr>
       </w:pPr>
-      <w:hyperlink w:anchor="_Toc243483094" w:history="1">
+      <w:hyperlink w:anchor="_Toc243489940" w:history="1">
         <w:r>
           <w:rPr>
             <w:rStyle w:val="Hyperlink"/>
@@ -1009,7 +1009,7 @@
             <w:noProof/>
             <w:webHidden/>
           </w:rPr>
-          <w:instrText xml:space="preserve"> PAGEREF _Toc243483094 \h </w:instrText>
+          <w:instrText xml:space="preserve"> PAGEREF _Toc243489940 \h </w:instrText>
         </w:r>
         <w:r>
           <w:rPr>
@@ -1052,7 +1052,7 @@
           <w14:ligatures w14:val="standardContextual"/>
         </w:rPr>
       </w:pPr>
-      <w:hyperlink w:anchor="_Toc243483095" w:history="1">
+      <w:hyperlink w:anchor="_Toc243489941" w:history="1">
         <w:r>
           <w:rPr>
             <w:rStyle w:val="Hyperlink"/>
@@ -1097,7 +1097,7 @@
             <w:noProof/>
             <w:webHidden/>
           </w:rPr>
-          <w:instrText xml:space="preserve"> PAGEREF _Toc243483095 \h </w:instrText>
+          <w:instrText xml:space="preserve"> PAGEREF _Toc243489941 \h </w:instrText>
         </w:r>
         <w:r>
           <w:rPr>
@@ -1140,7 +1140,7 @@
           <w14:ligatures w14:val="standardContextual"/>
         </w:rPr>
       </w:pPr>
-      <w:hyperlink w:anchor="_Toc243483096" w:history="1">
+      <w:hyperlink w:anchor="_Toc243489942" w:history="1">
         <w:r>
           <w:rPr>
             <w:rStyle w:val="Hyperlink"/>
@@ -1185,7 +1185,7 @@
             <w:noProof/>
             <w:webHidden/>
           </w:rPr>
-          <w:instrText xml:space="preserve"> PAGEREF _Toc243483096 \h </w:instrText>
+          <w:instrText xml:space="preserve"> PAGEREF _Toc243489942 \h </w:instrText>
         </w:r>
         <w:r>
           <w:rPr>
@@ -1228,7 +1228,7 @@
           <w14:ligatures w14:val="standardContextual"/>
         </w:rPr>
       </w:pPr>
-      <w:hyperlink w:anchor="_Toc243483097" w:history="1">
+      <w:hyperlink w:anchor="_Toc243489943" w:history="1">
         <w:r>
           <w:rPr>
             <w:rStyle w:val="Hyperlink"/>
@@ -1273,7 +1273,7 @@
             <w:noProof/>
             <w:webHidden/>
           </w:rPr>
-          <w:instrText xml:space="preserve"> PAGEREF _Toc243483097 \h </w:instrText>
+          <w:instrText xml:space="preserve"> PAGEREF _Toc243489943 \h </w:instrText>
         </w:r>
         <w:r>
           <w:rPr>
@@ -1316,7 +1316,7 @@
           <w14:ligatures w14:val="standardContextual"/>
         </w:rPr>
       </w:pPr>
-      <w:hyperlink w:anchor="_Toc243483098" w:history="1">
+      <w:hyperlink w:anchor="_Toc243489944" w:history="1">
         <w:r>
           <w:rPr>
             <w:rStyle w:val="Hyperlink"/>
@@ -1361,7 +1361,7 @@
             <w:noProof/>
             <w:webHidden/>
           </w:rPr>
-          <w:instrText xml:space="preserve"> PAGEREF _Toc243483098 \h </w:instrText>
+          <w:instrText xml:space="preserve"> PAGEREF _Toc243489944 \h </w:instrText>
         </w:r>
         <w:r>
           <w:rPr>
@@ -1405,7 +1405,7 @@
           <w14:ligatures w14:val="standardContextual"/>
         </w:rPr>
       </w:pPr>
-      <w:hyperlink w:anchor="_Toc243483099" w:history="1">
+      <w:hyperlink w:anchor="_Toc243489945" w:history="1">
         <w:r>
           <w:rPr>
             <w:rStyle w:val="Hyperlink"/>
@@ -1451,7 +1451,7 @@
             <w:noProof/>
             <w:webHidden/>
           </w:rPr>
-          <w:instrText xml:space="preserve"> PAGEREF _Toc243483099 \h </w:instrText>
+          <w:instrText xml:space="preserve"> PAGEREF _Toc243489945 \h </w:instrText>
         </w:r>
         <w:r>
           <w:rPr>
@@ -1494,7 +1494,7 @@
           <w14:ligatures w14:val="standardContextual"/>
         </w:rPr>
       </w:pPr>
-      <w:hyperlink w:anchor="_Toc243483100" w:history="1">
+      <w:hyperlink w:anchor="_Toc243489946" w:history="1">
         <w:r>
           <w:rPr>
             <w:rStyle w:val="Hyperlink"/>
@@ -1539,7 +1539,7 @@
             <w:noProof/>
             <w:webHidden/>
           </w:rPr>
-          <w:instrText xml:space="preserve"> PAGEREF _Toc243483100 \h </w:instrText>
+          <w:instrText xml:space="preserve"> PAGEREF _Toc243489946 \h </w:instrText>
         </w:r>
         <w:r>
           <w:rPr>
@@ -1559,7 +1559,7 @@
             <w:noProof/>
             <w:webHidden/>
           </w:rPr>
-          <w:t>41</w:t>
+          <w:t>40</w:t>
         </w:r>
         <w:r>
           <w:rPr>
@@ -1582,7 +1582,7 @@
           <w14:ligatures w14:val="standardContextual"/>
         </w:rPr>
       </w:pPr>
-      <w:hyperlink w:anchor="_Toc243483101" w:history="1">
+      <w:hyperlink w:anchor="_Toc243489947" w:history="1">
         <w:r>
           <w:rPr>
             <w:rStyle w:val="Hyperlink"/>
@@ -1627,7 +1627,7 @@
             <w:noProof/>
             <w:webHidden/>
           </w:rPr>
-          <w:instrText xml:space="preserve"> PAGEREF _Toc243483101 \h </w:instrText>
+          <w:instrText xml:space="preserve"> PAGEREF _Toc243489947 \h </w:instrText>
         </w:r>
         <w:r>
           <w:rPr>
@@ -1670,7 +1670,7 @@
           <w14:ligatures w14:val="standardContextual"/>
         </w:rPr>
       </w:pPr>
-      <w:hyperlink w:anchor="_Toc243483102" w:history="1">
+      <w:hyperlink w:anchor="_Toc243489948" w:history="1">
         <w:r>
           <w:rPr>
             <w:rStyle w:val="Hyperlink"/>
@@ -1715,7 +1715,7 @@
             <w:noProof/>
             <w:webHidden/>
           </w:rPr>
-          <w:instrText xml:space="preserve"> PAGEREF _Toc243483102 \h </w:instrText>
+          <w:instrText xml:space="preserve"> PAGEREF _Toc243489948 \h </w:instrText>
         </w:r>
         <w:r>
           <w:rPr>
@@ -1735,7 +1735,7 @@
             <w:noProof/>
             <w:webHidden/>
           </w:rPr>
-          <w:t>42</w:t>
+          <w:t>41</w:t>
         </w:r>
         <w:r>
           <w:rPr>
@@ -1758,7 +1758,7 @@
           <w14:ligatures w14:val="standardContextual"/>
         </w:rPr>
       </w:pPr>
-      <w:hyperlink w:anchor="_Toc243483103" w:history="1">
+      <w:hyperlink w:anchor="_Toc243489949" w:history="1">
         <w:r>
           <w:rPr>
             <w:rStyle w:val="Hyperlink"/>
@@ -1803,7 +1803,7 @@
             <w:noProof/>
             <w:webHidden/>
           </w:rPr>
-          <w:instrText xml:space="preserve"> PAGEREF _Toc243483103 \h </w:instrText>
+          <w:instrText xml:space="preserve"> PAGEREF _Toc243489949 \h </w:instrText>
         </w:r>
         <w:r>
           <w:rPr>
@@ -1823,7 +1823,7 @@
             <w:noProof/>
             <w:webHidden/>
           </w:rPr>
-          <w:t>44</w:t>
+          <w:t>43</w:t>
         </w:r>
         <w:r>
           <w:rPr>
@@ -1847,7 +1847,7 @@
           <w14:ligatures w14:val="standardContextual"/>
         </w:rPr>
       </w:pPr>
-      <w:hyperlink w:anchor="_Toc243483104" w:history="1">
+      <w:hyperlink w:anchor="_Toc243489950" w:history="1">
         <w:r>
           <w:rPr>
             <w:rStyle w:val="Hyperlink"/>
@@ -1893,7 +1893,7 @@
             <w:noProof/>
             <w:webHidden/>
           </w:rPr>
-          <w:instrText xml:space="preserve"> PAGEREF _Toc243483104 \h </w:instrText>
+          <w:instrText xml:space="preserve"> PAGEREF _Toc243489950 \h </w:instrText>
         </w:r>
         <w:r>
           <w:rPr>
@@ -1913,7 +1913,7 @@
             <w:noProof/>
             <w:webHidden/>
           </w:rPr>
-          <w:t>45</w:t>
+          <w:t>44</w:t>
         </w:r>
         <w:r>
           <w:rPr>
@@ -1936,7 +1936,7 @@
           <w14:ligatures w14:val="standardContextual"/>
         </w:rPr>
       </w:pPr>
-      <w:hyperlink w:anchor="_Toc243483105" w:history="1">
+      <w:hyperlink w:anchor="_Toc243489951" w:history="1">
         <w:r>
           <w:rPr>
             <w:rStyle w:val="Hyperlink"/>
@@ -1981,7 +1981,7 @@
             <w:noProof/>
             <w:webHidden/>
           </w:rPr>
-          <w:instrText xml:space="preserve"> PAGEREF _Toc243483105 \h </w:instrText>
+          <w:instrText xml:space="preserve"> PAGEREF _Toc243489951 \h </w:instrText>
         </w:r>
         <w:r>
           <w:rPr>
@@ -2001,7 +2001,7 @@
             <w:noProof/>
             <w:webHidden/>
           </w:rPr>
-          <w:t>45</w:t>
+          <w:t>44</w:t>
         </w:r>
         <w:r>
           <w:rPr>
@@ -2024,7 +2024,7 @@
           <w14:ligatures w14:val="standardContextual"/>
         </w:rPr>
       </w:pPr>
-      <w:hyperlink w:anchor="_Toc243483106" w:history="1">
+      <w:hyperlink w:anchor="_Toc243489952" w:history="1">
         <w:r>
           <w:rPr>
             <w:rStyle w:val="Hyperlink"/>
@@ -2069,7 +2069,7 @@
             <w:noProof/>
             <w:webHidden/>
           </w:rPr>
-          <w:instrText xml:space="preserve"> PAGEREF _Toc243483106 \h </w:instrText>
+          <w:instrText xml:space="preserve"> PAGEREF _Toc243489952 \h </w:instrText>
         </w:r>
         <w:r>
           <w:rPr>
@@ -2112,7 +2112,7 @@
           <w14:ligatures w14:val="standardContextual"/>
         </w:rPr>
       </w:pPr>
-      <w:hyperlink w:anchor="_Toc243483107" w:history="1">
+      <w:hyperlink w:anchor="_Toc243489953" w:history="1">
         <w:r>
           <w:rPr>
             <w:rStyle w:val="Hyperlink"/>
@@ -2157,7 +2157,7 @@
             <w:noProof/>
             <w:webHidden/>
           </w:rPr>
-          <w:instrText xml:space="preserve"> PAGEREF _Toc243483107 \h </w:instrText>
+          <w:instrText xml:space="preserve"> PAGEREF _Toc243489953 \h </w:instrText>
         </w:r>
         <w:r>
           <w:rPr>
@@ -2177,7 +2177,7 @@
             <w:noProof/>
             <w:webHidden/>
           </w:rPr>
-          <w:t>48</w:t>
+          <w:t>47</w:t>
         </w:r>
         <w:r>
           <w:rPr>
@@ -2201,7 +2201,7 @@
           <w14:ligatures w14:val="standardContextual"/>
         </w:rPr>
       </w:pPr>
-      <w:hyperlink w:anchor="_Toc243483108" w:history="1">
+      <w:hyperlink w:anchor="_Toc243489954" w:history="1">
         <w:r>
           <w:rPr>
             <w:rStyle w:val="Hyperlink"/>
@@ -2247,7 +2247,7 @@
             <w:noProof/>
             <w:webHidden/>
           </w:rPr>
-          <w:instrText xml:space="preserve"> PAGEREF _Toc243483108 \h </w:instrText>
+          <w:instrText xml:space="preserve"> PAGEREF _Toc243489954 \h </w:instrText>
         </w:r>
         <w:r>
           <w:rPr>
@@ -2290,7 +2290,7 @@
           <w14:ligatures w14:val="standardContextual"/>
         </w:rPr>
       </w:pPr>
-      <w:hyperlink w:anchor="_Toc243483109" w:history="1">
+      <w:hyperlink w:anchor="_Toc243489955" w:history="1">
         <w:r>
           <w:rPr>
             <w:rStyle w:val="Hyperlink"/>
@@ -2335,7 +2335,7 @@
             <w:noProof/>
             <w:webHidden/>
           </w:rPr>
-          <w:instrText xml:space="preserve"> PAGEREF _Toc243483109 \h </w:instrText>
+          <w:instrText xml:space="preserve"> PAGEREF _Toc243489955 \h </w:instrText>
         </w:r>
         <w:r>
           <w:rPr>
@@ -2378,7 +2378,7 @@
           <w14:ligatures w14:val="standardContextual"/>
         </w:rPr>
       </w:pPr>
-      <w:hyperlink w:anchor="_Toc243483110" w:history="1">
+      <w:hyperlink w:anchor="_Toc243489956" w:history="1">
         <w:r>
           <w:rPr>
             <w:rStyle w:val="Hyperlink"/>
@@ -2423,7 +2423,7 @@
             <w:noProof/>
             <w:webHidden/>
           </w:rPr>
-          <w:instrText xml:space="preserve"> PAGEREF _Toc243483110 \h </w:instrText>
+          <w:instrText xml:space="preserve"> PAGEREF _Toc243489956 \h </w:instrText>
         </w:r>
         <w:r>
           <w:rPr>
@@ -2466,7 +2466,7 @@
           <w14:ligatures w14:val="standardContextual"/>
         </w:rPr>
       </w:pPr>
-      <w:hyperlink w:anchor="_Toc243483111" w:history="1">
+      <w:hyperlink w:anchor="_Toc243489957" w:history="1">
         <w:r>
           <w:rPr>
             <w:rStyle w:val="Hyperlink"/>
@@ -2511,7 +2511,7 @@
             <w:noProof/>
             <w:webHidden/>
           </w:rPr>
-          <w:instrText xml:space="preserve"> PAGEREF _Toc243483111 \h </w:instrText>
+          <w:instrText xml:space="preserve"> PAGEREF _Toc243489957 \h </w:instrText>
         </w:r>
         <w:r>
           <w:rPr>
@@ -2554,7 +2554,7 @@
           <w14:ligatures w14:val="standardContextual"/>
         </w:rPr>
       </w:pPr>
-      <w:hyperlink w:anchor="_Toc243483112" w:history="1">
+      <w:hyperlink w:anchor="_Toc243489958" w:history="1">
         <w:r>
           <w:rPr>
             <w:rStyle w:val="Hyperlink"/>
@@ -2599,7 +2599,7 @@
             <w:noProof/>
             <w:webHidden/>
           </w:rPr>
-          <w:instrText xml:space="preserve"> PAGEREF _Toc243483112 \h </w:instrText>
+          <w:instrText xml:space="preserve"> PAGEREF _Toc243489958 \h </w:instrText>
         </w:r>
         <w:r>
           <w:rPr>
@@ -2642,7 +2642,7 @@
           <w14:ligatures w14:val="standardContextual"/>
         </w:rPr>
       </w:pPr>
-      <w:hyperlink w:anchor="_Toc243483113" w:history="1">
+      <w:hyperlink w:anchor="_Toc243489959" w:history="1">
         <w:r>
           <w:rPr>
             <w:rStyle w:val="Hyperlink"/>
@@ -2687,7 +2687,7 @@
             <w:noProof/>
             <w:webHidden/>
           </w:rPr>
-          <w:instrText xml:space="preserve"> PAGEREF _Toc243483113 \h </w:instrText>
+          <w:instrText xml:space="preserve"> PAGEREF _Toc243489959 \h </w:instrText>
         </w:r>
         <w:r>
           <w:rPr>
@@ -2731,7 +2731,7 @@
           <w14:ligatures w14:val="standardContextual"/>
         </w:rPr>
       </w:pPr>
-      <w:hyperlink w:anchor="_Toc243483114" w:history="1">
+      <w:hyperlink w:anchor="_Toc243489960" w:history="1">
         <w:r>
           <w:rPr>
             <w:rStyle w:val="Hyperlink"/>
@@ -2777,7 +2777,7 @@
             <w:noProof/>
             <w:webHidden/>
           </w:rPr>
-          <w:instrText xml:space="preserve"> PAGEREF _Toc243483114 \h </w:instrText>
+          <w:instrText xml:space="preserve"> PAGEREF _Toc243489960 \h </w:instrText>
         </w:r>
         <w:r>
           <w:rPr>
@@ -2820,7 +2820,7 @@
           <w14:ligatures w14:val="standardContextual"/>
         </w:rPr>
       </w:pPr>
-      <w:hyperlink w:anchor="_Toc243483115" w:history="1">
+      <w:hyperlink w:anchor="_Toc243489961" w:history="1">
         <w:r>
           <w:rPr>
             <w:rStyle w:val="Hyperlink"/>
@@ -2865,7 +2865,7 @@
             <w:noProof/>
             <w:webHidden/>
           </w:rPr>
-          <w:instrText xml:space="preserve"> PAGEREF _Toc243483115 \h </w:instrText>
+          <w:instrText xml:space="preserve"> PAGEREF _Toc243489961 \h </w:instrText>
         </w:r>
         <w:r>
           <w:rPr>
@@ -2908,7 +2908,7 @@
           <w14:ligatures w14:val="standardContextual"/>
         </w:rPr>
       </w:pPr>
-      <w:hyperlink w:anchor="_Toc243483116" w:history="1">
+      <w:hyperlink w:anchor="_Toc243489962" w:history="1">
         <w:r>
           <w:rPr>
             <w:rStyle w:val="Hyperlink"/>
@@ -2953,7 +2953,7 @@
             <w:noProof/>
             <w:webHidden/>
           </w:rPr>
-          <w:instrText xml:space="preserve"> PAGEREF _Toc243483116 \h </w:instrText>
+          <w:instrText xml:space="preserve"> PAGEREF _Toc243489962 \h </w:instrText>
         </w:r>
         <w:r>
           <w:rPr>
@@ -2996,7 +2996,7 @@
           <w14:ligatures w14:val="standardContextual"/>
         </w:rPr>
       </w:pPr>
-      <w:hyperlink w:anchor="_Toc243483117" w:history="1">
+      <w:hyperlink w:anchor="_Toc243489963" w:history="1">
         <w:r>
           <w:rPr>
             <w:rStyle w:val="Hyperlink"/>
@@ -3041,7 +3041,7 @@
             <w:noProof/>
             <w:webHidden/>
           </w:rPr>
-          <w:instrText xml:space="preserve"> PAGEREF _Toc243483117 \h </w:instrText>
+          <w:instrText xml:space="preserve"> PAGEREF _Toc243489963 \h </w:instrText>
         </w:r>
         <w:r>
           <w:rPr>
@@ -3084,7 +3084,7 @@
           <w14:ligatures w14:val="standardContextual"/>
         </w:rPr>
       </w:pPr>
-      <w:hyperlink w:anchor="_Toc243483118" w:history="1">
+      <w:hyperlink w:anchor="_Toc243489964" w:history="1">
         <w:r>
           <w:rPr>
             <w:rStyle w:val="Hyperlink"/>
@@ -3129,7 +3129,7 @@
             <w:noProof/>
             <w:webHidden/>
           </w:rPr>
-          <w:instrText xml:space="preserve"> PAGEREF _Toc243483118 \h </w:instrText>
+          <w:instrText xml:space="preserve"> PAGEREF _Toc243489964 \h </w:instrText>
         </w:r>
         <w:r>
           <w:rPr>
@@ -3181,7 +3181,7 @@
         <w:pStyle w:val="Heading1"/>
       </w:pPr>
       <w:bookmarkStart w:id="0" w:name="introduction"/>
-      <w:bookmarkStart w:id="1" w:name="_Toc243483085"/>
+      <w:bookmarkStart w:id="1" w:name="_Toc243489931"/>
       <w:r>
         <w:lastRenderedPageBreak/>
         <w:t>Introduction</w:t>
@@ -3193,7 +3193,7 @@
         <w:pStyle w:val="Heading2"/>
       </w:pPr>
       <w:bookmarkStart w:id="2" w:name="background"/>
-      <w:bookmarkStart w:id="3" w:name="_Toc243483086"/>
+      <w:bookmarkStart w:id="3" w:name="_Toc243489932"/>
       <w:r>
         <w:t>Background</w:t>
       </w:r>
@@ -3882,7 +3882,7 @@
         <w:pStyle w:val="Heading2"/>
       </w:pPr>
       <w:bookmarkStart w:id="4" w:name="business-needs"/>
-      <w:bookmarkStart w:id="5" w:name="_Toc243483087"/>
+      <w:bookmarkStart w:id="5" w:name="_Toc243489933"/>
       <w:bookmarkEnd w:id="2"/>
       <w:r>
         <w:t>Business Needs</w:t>
@@ -4107,7 +4107,7 @@
         <w:pStyle w:val="Heading2"/>
       </w:pPr>
       <w:bookmarkStart w:id="6" w:name="stakeholders"/>
-      <w:bookmarkStart w:id="7" w:name="_Toc243483088"/>
+      <w:bookmarkStart w:id="7" w:name="_Toc243489934"/>
       <w:bookmarkEnd w:id="4"/>
       <w:r>
         <w:t>Stakeholders</w:t>
@@ -4747,7 +4747,7 @@
         <w:pStyle w:val="Heading2"/>
       </w:pPr>
       <w:bookmarkStart w:id="8" w:name="project-scope"/>
-      <w:bookmarkStart w:id="9" w:name="_Toc243483089"/>
+      <w:bookmarkStart w:id="9" w:name="_Toc243489935"/>
       <w:bookmarkEnd w:id="6"/>
       <w:r>
         <w:t>Project Scope</w:t>
@@ -5618,7 +5618,7 @@
         </w:rPr>
         <w:lastRenderedPageBreak/>
         <w:drawing>
-          <wp:inline distT="0" distB="0" distL="0" distR="0" wp14:anchorId="4924B4FF" wp14:editId="20407873">
+          <wp:inline distT="0" distB="0" distL="0" distR="0" wp14:anchorId="19A8C165" wp14:editId="7A100E4A">
             <wp:extent cx="5579999" cy="2940513"/>
             <wp:effectExtent l="0" t="0" r="0" b="0"/>
             <wp:docPr id="27" name="Picture" descr="Figure 1. Use-case diagram: actors, the seven in-scope use cases with the added edit and delete capability, and the main out-of-scope cases."/>
@@ -5876,7 +5876,7 @@
         <w:pStyle w:val="Heading1"/>
       </w:pPr>
       <w:bookmarkStart w:id="12" w:name="project-conduct"/>
-      <w:bookmarkStart w:id="13" w:name="_Toc243483090"/>
+      <w:bookmarkStart w:id="13" w:name="_Toc243489936"/>
       <w:bookmarkEnd w:id="0"/>
       <w:bookmarkEnd w:id="8"/>
       <w:bookmarkEnd w:id="11"/>
@@ -5891,7 +5891,7 @@
         <w:pStyle w:val="Heading2"/>
       </w:pPr>
       <w:bookmarkStart w:id="14" w:name="project-plan"/>
-      <w:bookmarkStart w:id="15" w:name="_Toc243483091"/>
+      <w:bookmarkStart w:id="15" w:name="_Toc243489937"/>
       <w:r>
         <w:t>Project Plan</w:t>
       </w:r>
@@ -6965,7 +6965,7 @@
         <w:pStyle w:val="Heading2"/>
       </w:pPr>
       <w:bookmarkStart w:id="16" w:name="project-status"/>
-      <w:bookmarkStart w:id="17" w:name="_Toc243483092"/>
+      <w:bookmarkStart w:id="17" w:name="_Toc243489938"/>
       <w:bookmarkEnd w:id="14"/>
       <w:r>
         <w:t>Project Status</w:t>
@@ -7418,8 +7418,8 @@
         <w:tblLook w:val="0020" w:firstRow="1" w:lastRow="0" w:firstColumn="0" w:lastColumn="0" w:noHBand="0" w:noVBand="0"/>
       </w:tblPr>
       <w:tblGrid>
-        <w:gridCol w:w="3769"/>
-        <w:gridCol w:w="5247"/>
+        <w:gridCol w:w="3621"/>
+        <w:gridCol w:w="5395"/>
       </w:tblGrid>
       <w:tr>
         <w:trPr>
@@ -7428,7 +7428,7 @@
         </w:trPr>
         <w:tc>
           <w:tcPr>
-            <w:tcW w:w="3310" w:type="dxa"/>
+            <w:tcW w:w="3180" w:type="dxa"/>
           </w:tcPr>
           <w:p>
             <w:pPr>
@@ -7442,7 +7442,7 @@
         </w:tc>
         <w:tc>
           <w:tcPr>
-            <w:tcW w:w="4609" w:type="dxa"/>
+            <w:tcW w:w="4739" w:type="dxa"/>
           </w:tcPr>
           <w:p>
             <w:pPr>
@@ -7461,7 +7461,7 @@
         </w:trPr>
         <w:tc>
           <w:tcPr>
-            <w:tcW w:w="3310" w:type="dxa"/>
+            <w:tcW w:w="3180" w:type="dxa"/>
           </w:tcPr>
           <w:p>
             <w:pPr>
@@ -7475,7 +7475,7 @@
         </w:tc>
         <w:tc>
           <w:tcPr>
-            <w:tcW w:w="4609" w:type="dxa"/>
+            <w:tcW w:w="4739" w:type="dxa"/>
           </w:tcPr>
           <w:p>
             <w:pPr>
@@ -7483,7 +7483,7 @@
               <w:keepNext/>
             </w:pPr>
             <w:r>
-              <w:t>Reported against the unchanged targets. Improvement options are in AISS-03 and AISS-04 (section 3.4).</w:t>
+              <w:t>Reported against the unchanged targets. Improvement options are in AISS-02 (section 3.4).</w:t>
             </w:r>
           </w:p>
         </w:tc>
@@ -7494,7 +7494,7 @@
         </w:trPr>
         <w:tc>
           <w:tcPr>
-            <w:tcW w:w="3310" w:type="dxa"/>
+            <w:tcW w:w="3180" w:type="dxa"/>
           </w:tcPr>
           <w:p>
             <w:pPr>
@@ -7508,7 +7508,7 @@
         </w:tc>
         <w:tc>
           <w:tcPr>
-            <w:tcW w:w="4609" w:type="dxa"/>
+            <w:tcW w:w="4739" w:type="dxa"/>
           </w:tcPr>
           <w:p>
             <w:pPr>
@@ -7516,7 +7516,7 @@
               <w:keepNext/>
             </w:pPr>
             <w:r>
-              <w:t>AISS-14. The final October bill is read before 16 November.</w:t>
+              <w:t>AISS-06. The final October bill is read before 16 November.</w:t>
             </w:r>
           </w:p>
         </w:tc>
@@ -7527,7 +7527,7 @@
         </w:trPr>
         <w:tc>
           <w:tcPr>
-            <w:tcW w:w="3310" w:type="dxa"/>
+            <w:tcW w:w="3180" w:type="dxa"/>
           </w:tcPr>
           <w:p>
             <w:pPr>
@@ -7540,14 +7540,14 @@
         </w:tc>
         <w:tc>
           <w:tcPr>
-            <w:tcW w:w="4609" w:type="dxa"/>
-          </w:tcPr>
-          <w:p>
-            <w:pPr>
-              <w:pStyle w:val="TableText"/>
-            </w:pPr>
-            <w:r>
-              <w:t>#68 (unattended launcher) was adopted into V2-live. #80 (separate V2 branches) is not needed, because the experiments live behind template flags (AD-22).</w:t>
+            <w:tcW w:w="4739" w:type="dxa"/>
+          </w:tcPr>
+          <w:p>
+            <w:pPr>
+              <w:pStyle w:val="TableText"/>
+            </w:pPr>
+            <w:r>
+              <w:t>Closed on 21 October. #68 (unattended launcher) was adopted into V2-live, so it was closed as completed. #80 (the optional V2 migration epic) was closed as not planned, because the experiments live behind template flags (AD-22).</w:t>
             </w:r>
           </w:p>
         </w:tc>
@@ -7558,7 +7558,7 @@
         </w:trPr>
         <w:tc>
           <w:tcPr>
-            <w:tcW w:w="3310" w:type="dxa"/>
+            <w:tcW w:w="3180" w:type="dxa"/>
           </w:tcPr>
           <w:p>
             <w:pPr>
@@ -7572,7 +7572,7 @@
         </w:tc>
         <w:tc>
           <w:tcPr>
-            <w:tcW w:w="4609" w:type="dxa"/>
+            <w:tcW w:w="4739" w:type="dxa"/>
           </w:tcPr>
           <w:p>
             <w:pPr>
@@ -7590,7 +7590,7 @@
         </w:trPr>
         <w:tc>
           <w:tcPr>
-            <w:tcW w:w="3310" w:type="dxa"/>
+            <w:tcW w:w="3180" w:type="dxa"/>
           </w:tcPr>
           <w:p>
             <w:pPr>
@@ -7603,7 +7603,7 @@
         </w:tc>
         <w:tc>
           <w:tcPr>
-            <w:tcW w:w="4609" w:type="dxa"/>
+            <w:tcW w:w="4739" w:type="dxa"/>
           </w:tcPr>
           <w:p>
             <w:pPr>
@@ -7621,7 +7621,7 @@
         </w:trPr>
         <w:tc>
           <w:tcPr>
-            <w:tcW w:w="3310" w:type="dxa"/>
+            <w:tcW w:w="3180" w:type="dxa"/>
           </w:tcPr>
           <w:p>
             <w:pPr>
@@ -7634,7 +7634,7 @@
         </w:tc>
         <w:tc>
           <w:tcPr>
-            <w:tcW w:w="4609" w:type="dxa"/>
+            <w:tcW w:w="4739" w:type="dxa"/>
           </w:tcPr>
           <w:p>
             <w:pPr>
@@ -7652,7 +7652,7 @@
         <w:pStyle w:val="Heading2"/>
       </w:pPr>
       <w:bookmarkStart w:id="18" w:name="project-metrics"/>
-      <w:bookmarkStart w:id="19" w:name="_Toc243483093"/>
+      <w:bookmarkStart w:id="19" w:name="_Toc243489939"/>
       <w:bookmarkEnd w:id="16"/>
       <w:r>
         <w:t>Project Metrics</w:t>
@@ -7680,7 +7680,7 @@
           <w:noProof/>
         </w:rPr>
         <w:drawing>
-          <wp:inline distT="0" distB="0" distL="0" distR="0" wp14:anchorId="64599723" wp14:editId="5C07FEDE">
+          <wp:inline distT="0" distB="0" distL="0" distR="0" wp14:anchorId="55011B7A" wp14:editId="2687F50F">
             <wp:extent cx="5579999" cy="3615612"/>
             <wp:effectExtent l="0" t="0" r="0" b="0"/>
             <wp:docPr id="36" name="Picture" descr="Figure 2. Planned (proposal §4.2) and actual milestones."/>
@@ -8346,10 +8346,10 @@
         <w:pStyle w:val="BodyText1"/>
       </w:pPr>
       <w:r>
-        <w:t xml:space="preserve">Baseline and design finished two days late, on 9 October, because the full design pack was completed before any code changed. Extraction still landed inside its planned window (12–13 October), helped by parallel integration branches. The AWS work grew from one deployment to three </w:t>
-      </w:r>
-      <w:r>
-        <w:t>proof runs plus a persistent environment, and still finished inside the planned 15–20 October period.</w:t>
+        <w:t xml:space="preserve">Baseline and design finished two days late, on 9 October, because the full design pack was completed before any code changed. Extraction still landed inside its planned window (12–13 </w:t>
+      </w:r>
+      <w:r>
+        <w:t>October), helped by parallel integration branches. The AWS work grew from one deployment to three proof runs plus a persistent environment, and still finished inside the planned 15–20 October period.</w:t>
       </w:r>
     </w:p>
     <w:p>
@@ -8374,7 +8374,10 @@
         <w:t>equally</w:t>
       </w:r>
       <w:r>
-        <w:t xml:space="preserve"> across the three members (effort ledger, issue #191). The allocation below maps the proposal’s work packages onto that split; it is not a timesheet. One person-day is 8 hours. GG is Guruprasath Gopal, IM is Ibrahim Mammadov and NKL is Nguy</w:t>
+        <w:t xml:space="preserve"> across the three members (effort ledger, issue #191). The allocation below maps the proposal’s work packages onto that split; it is not a timesheet. One person-day is 8 hours. GG is Guruprasath Gopal, IM is Ibrahim </w:t>
+      </w:r>
+      <w:r>
+        <w:t>Mammadov and NKL is Nguy</w:t>
       </w:r>
       <w:r>
         <w:t>ễ</w:t>
@@ -9927,10 +9930,7 @@
         <w:t>Recorded to 20 October:</w:t>
       </w:r>
       <w:r>
-        <w:t xml:space="preserve"> </w:t>
-      </w:r>
-      <w:r>
-        <w:t>33 pd (264 h), 11 pd (88 h) per member. This is 2 pd over the 31 pd estimate, because the CD workflow (#178) and the close-out fixes (CD script bugs, Aurora pause, queue drain) were added.</w:t>
+        <w:t xml:space="preserve"> 33 pd (264 h), 11 pd (88 h) per member. This is 2 pd over the 31 pd estimate, because the CD workflow (#178) and the close-out fixes (CD script bugs, Aurora pause, queue drain) were added.</w:t>
       </w:r>
     </w:p>
     <w:p>
@@ -9969,10 +9969,10 @@
         <w:t>Project 1 effort.</w:t>
       </w:r>
       <w:r>
-        <w:t xml:space="preserve"> Each member’s Project 1 effort is reported with their own Project 1. For Ibrahim Mammadov, that is FlickPond itself. The inherited FlickPond capabilities are credited to </w:t>
-      </w:r>
-      <w:r>
-        <w:t>the FlickPond team and are not counted here.</w:t>
+        <w:t xml:space="preserve"> Each member’s Project 1 effort is reported with their own Project 1. For </w:t>
+      </w:r>
+      <w:r>
+        <w:t>Ibrahim Mammadov, that is FlickPond itself. The inherited FlickPond capabilities are credited to the FlickPond team and are not counted here.</w:t>
       </w:r>
     </w:p>
     <w:p>
@@ -10404,7 +10404,7 @@
           <w:noProof/>
         </w:rPr>
         <w:drawing>
-          <wp:inline distT="0" distB="0" distL="0" distR="0" wp14:anchorId="39C96CBB" wp14:editId="7F5D12DA">
+          <wp:inline distT="0" distB="0" distL="0" distR="0" wp14:anchorId="48D0FCD7" wp14:editId="1480AD62">
             <wp:extent cx="5579999" cy="2603999"/>
             <wp:effectExtent l="0" t="0" r="0" b="0"/>
             <wp:docPr id="39" name="Picture" descr="Figure 3. Issue burn-up derived from GitHub issue timestamps: scope (opened) grew in steps as the AWS readiness and close-out backlogs were added, and closure tracked it within one to two days."/>
@@ -10467,7 +10467,7 @@
         <w:pStyle w:val="Heading1"/>
       </w:pPr>
       <w:bookmarkStart w:id="20" w:name="solution-overview"/>
-      <w:bookmarkStart w:id="21" w:name="_Toc243483094"/>
+      <w:bookmarkStart w:id="21" w:name="_Toc243489940"/>
       <w:bookmarkEnd w:id="12"/>
       <w:bookmarkEnd w:id="18"/>
       <w:r>
@@ -10491,10 +10491,7 @@
         <w:t>as built</w:t>
       </w:r>
       <w:r>
-        <w:t xml:space="preserve"> </w:t>
-      </w:r>
-      <w:r>
-        <w:t xml:space="preserve">at the delivered engineering source. The proposal’s Figures 2–3 (synchronous </w:t>
+        <w:t xml:space="preserve"> at the delivered engineering source. The proposal’s Figures 2–3 (synchronous </w:t>
       </w:r>
       <w:r>
         <w:rPr>
@@ -10503,7 +10500,10 @@
         <w:t>SubmitJob</w:t>
       </w:r>
       <w:r>
-        <w:t>, Redis/RQ, a service token) are the “before” design. Where the build changed a proposal decision, the change and its reason are recorded in the decision register (</w:t>
+        <w:t xml:space="preserve">, Redis/RQ, a service token) are the “before” design. Where the </w:t>
+      </w:r>
+      <w:r>
+        <w:t>build changed a proposal decision, the change and its reason are recorded in the decision register (</w:t>
       </w:r>
       <w:r>
         <w:rPr>
@@ -10604,7 +10604,7 @@
         <w:pStyle w:val="Heading2"/>
       </w:pPr>
       <w:bookmarkStart w:id="22" w:name="logical-architecture-design"/>
-      <w:bookmarkStart w:id="23" w:name="_Toc243483095"/>
+      <w:bookmarkStart w:id="23" w:name="_Toc243489941"/>
       <w:r>
         <w:t>Logical Architecture &amp; Design</w:t>
       </w:r>
@@ -10615,10 +10615,7 @@
         <w:pStyle w:val="FirstParagraph"/>
       </w:pPr>
       <w:r>
-        <w:t xml:space="preserve">The architecturally significant elements, their types and their providers are listed below. “Team 17” marks custom code written in this project. “Inherited” marks code reshaped from the </w:t>
-      </w:r>
-      <w:r>
-        <w:t>FlickPond baseline.</w:t>
+        <w:t>The architecturally significant elements, their types and their providers are listed below. “Team 17” marks custom code written in this project. “Inherited” marks code reshaped from the FlickPond baseline.</w:t>
       </w:r>
     </w:p>
     <w:p>
@@ -11738,7 +11735,7 @@
         </w:rPr>
         <w:lastRenderedPageBreak/>
         <w:drawing>
-          <wp:inline distT="0" distB="0" distL="0" distR="0" wp14:anchorId="30A93BFE" wp14:editId="676F506B">
+          <wp:inline distT="0" distB="0" distL="0" distR="0" wp14:anchorId="278843F2" wp14:editId="31A36F5C">
             <wp:extent cx="3779999" cy="8252670"/>
             <wp:effectExtent l="0" t="0" r="0" b="0"/>
             <wp:docPr id="44" name="Picture" descr="Figure 4. Logical view: client and edge tiers, the two domain services with their API, domain and persistence layers, the shared kernel, and the data tier."/>
@@ -11866,7 +11863,7 @@
           <w:noProof/>
         </w:rPr>
         <w:drawing>
-          <wp:inline distT="0" distB="0" distL="0" distR="0" wp14:anchorId="346D0E36" wp14:editId="56C6F253">
+          <wp:inline distT="0" distB="0" distL="0" distR="0" wp14:anchorId="65F3EB18" wp14:editId="598EED48">
             <wp:extent cx="4679999" cy="4294175"/>
             <wp:effectExtent l="0" t="0" r="0" b="0"/>
             <wp:docPr id="47" name="Picture" descr="Figure 5. Dynamic view, phase 1, intake: reserve, direct upload to S3, verify and adopt."/>
@@ -11926,7 +11923,7 @@
         </w:rPr>
         <w:lastRenderedPageBreak/>
         <w:drawing>
-          <wp:inline distT="0" distB="0" distL="0" distR="0" wp14:anchorId="294B49A6" wp14:editId="48552392">
+          <wp:inline distT="0" distB="0" distL="0" distR="0" wp14:anchorId="5B31BCC5" wp14:editId="1E23B4B3">
             <wp:extent cx="5579999" cy="4771052"/>
             <wp:effectExtent l="0" t="0" r="0" b="0"/>
             <wp:docPr id="50" name="Picture" descr="Figure 6. Dynamic view, phase 2, handoff and encoding: outbox → SQS → Processing inbox, launch, lease, encode, finish."/>
@@ -11986,7 +11983,7 @@
         </w:rPr>
         <w:lastRenderedPageBreak/>
         <w:drawing>
-          <wp:inline distT="0" distB="0" distL="0" distR="0" wp14:anchorId="05426FB6" wp14:editId="60C43A29">
+          <wp:inline distT="0" distB="0" distL="0" distR="0" wp14:anchorId="5AD7F66A" wp14:editId="2A1533F9">
             <wp:extent cx="5579999" cy="4106703"/>
             <wp:effectExtent l="0" t="0" r="0" b="0"/>
             <wp:docPr id="53" name="Picture" descr="Figure 7. Dynamic view, phase 3, results and playback: Processing outbox → Media projection; owner-checked, signed playback."/>
@@ -14215,7 +14212,7 @@
         </w:rPr>
         <w:lastRenderedPageBreak/>
         <w:drawing>
-          <wp:inline distT="0" distB="0" distL="0" distR="0" wp14:anchorId="62F814B4" wp14:editId="623F271D">
+          <wp:inline distT="0" distB="0" distL="0" distR="0" wp14:anchorId="0A77ADC7" wp14:editId="2C52685C">
             <wp:extent cx="3347999" cy="7906547"/>
             <wp:effectExtent l="0" t="0" r="0" b="0"/>
             <wp:docPr id="59" name="Picture" descr="Figure 8. Context map: the Media Management and Processing contexts, their aggregates, the translation layer and the published language."/>
@@ -16171,7 +16168,7 @@
         <w:pStyle w:val="Heading2"/>
       </w:pPr>
       <w:bookmarkStart w:id="28" w:name="physical-architecture-design"/>
-      <w:bookmarkStart w:id="29" w:name="_Toc243483096"/>
+      <w:bookmarkStart w:id="29" w:name="_Toc243489942"/>
       <w:bookmarkEnd w:id="22"/>
       <w:bookmarkEnd w:id="27"/>
       <w:r>
@@ -16339,7 +16336,7 @@
           <w:noProof/>
         </w:rPr>
         <w:drawing>
-          <wp:inline distT="0" distB="0" distL="0" distR="0" wp14:anchorId="2BCC68B1" wp14:editId="5BD90A04">
+          <wp:inline distT="0" distB="0" distL="0" distR="0" wp14:anchorId="707A6CAF" wp14:editId="23A8588E">
             <wp:extent cx="5579999" cy="4742999"/>
             <wp:effectExtent l="0" t="0" r="0" b="0"/>
             <wp:docPr id="64" name="Picture" descr="Figure 9. Persistent V2-live AWS topology (ap-southeast-1): public edge, VPC-attached Lambdas, finite Fargate encoders, Aurora, S3 and SQS."/>
@@ -17693,7 +17690,7 @@
               <w:t>execute-api</w:t>
             </w:r>
             <w:r>
-              <w:t xml:space="preserve"> endpoint is also reachable directly (AISS-06).</w:t>
+              <w:t xml:space="preserve"> endpoint is also reachable directly (AISS-03).</w:t>
             </w:r>
           </w:p>
         </w:tc>
@@ -17865,7 +17862,7 @@
               <w:t>AdministratorAccess</w:t>
             </w:r>
             <w:r>
-              <w:t xml:space="preserve"> with a region lock), protected by the environment’s branch policy (AISS-09).</w:t>
+              <w:t xml:space="preserve"> with a region lock), protected by the environment’s branch policy (AISS-05).</w:t>
             </w:r>
           </w:p>
         </w:tc>
@@ -19397,7 +19394,7 @@
           <w:noProof/>
         </w:rPr>
         <w:drawing>
-          <wp:inline distT="0" distB="0" distL="0" distR="0" wp14:anchorId="306232BE" wp14:editId="42415D18">
+          <wp:inline distT="0" distB="0" distL="0" distR="0" wp14:anchorId="0C5A177B" wp14:editId="77437FA1">
             <wp:extent cx="4499999" cy="1921721"/>
             <wp:effectExtent l="0" t="0" r="0" b="0"/>
             <wp:docPr id="69" name="Picture" descr="Figure 10. Media Management logical data model (media_db)."/>
@@ -19465,7 +19462,7 @@
           <w:noProof/>
         </w:rPr>
         <w:drawing>
-          <wp:inline distT="0" distB="0" distL="0" distR="0" wp14:anchorId="609D32CA" wp14:editId="09B25DC1">
+          <wp:inline distT="0" distB="0" distL="0" distR="0" wp14:anchorId="73843B4C" wp14:editId="32E3BD88">
             <wp:extent cx="4499999" cy="1762622"/>
             <wp:effectExtent l="0" t="0" r="0" b="0"/>
             <wp:docPr id="72" name="Picture" descr="Figure 11. Processing logical data model (processing_db)."/>
@@ -23248,7 +23245,7 @@
           <w:noProof/>
         </w:rPr>
         <w:drawing>
-          <wp:inline distT="0" distB="0" distL="0" distR="0" wp14:anchorId="1AC37DF2" wp14:editId="58C375AB">
+          <wp:inline distT="0" distB="0" distL="0" distR="0" wp14:anchorId="65EAEC09" wp14:editId="006E091D">
             <wp:extent cx="4319999" cy="4460869"/>
             <wp:effectExtent l="0" t="0" r="0" b="0"/>
             <wp:docPr id="76" name="Picture" descr="Figure 12. Job and attempt state machine: one-way transitions per attempt; a retry creates a new attempt."/>
@@ -23503,7 +23500,7 @@
         <w:pStyle w:val="Heading2"/>
       </w:pPr>
       <w:bookmarkStart w:id="34" w:name="other-architectural-decisions"/>
-      <w:bookmarkStart w:id="35" w:name="_Toc243483097"/>
+      <w:bookmarkStart w:id="35" w:name="_Toc243489943"/>
       <w:bookmarkEnd w:id="28"/>
       <w:bookmarkEnd w:id="33"/>
       <w:r>
@@ -24629,7 +24626,7 @@
         <w:pStyle w:val="Heading2"/>
       </w:pPr>
       <w:bookmarkStart w:id="36" w:name="architectural-limitation"/>
-      <w:bookmarkStart w:id="37" w:name="_Toc243483098"/>
+      <w:bookmarkStart w:id="37" w:name="_Toc243489944"/>
       <w:bookmarkEnd w:id="34"/>
       <w:r>
         <w:t>Architectural Limitation</w:t>
@@ -24755,12 +24752,12 @@
         <w:tblLook w:val="0020" w:firstRow="1" w:lastRow="0" w:firstColumn="0" w:lastColumn="0" w:noHBand="0" w:noVBand="0"/>
       </w:tblPr>
       <w:tblGrid>
-        <w:gridCol w:w="985"/>
-        <w:gridCol w:w="1267"/>
-        <w:gridCol w:w="2255"/>
-        <w:gridCol w:w="2255"/>
-        <w:gridCol w:w="1057"/>
-        <w:gridCol w:w="1197"/>
+        <w:gridCol w:w="995"/>
+        <w:gridCol w:w="1136"/>
+        <w:gridCol w:w="2414"/>
+        <w:gridCol w:w="2414"/>
+        <w:gridCol w:w="1135"/>
+        <w:gridCol w:w="922"/>
       </w:tblGrid>
       <w:tr>
         <w:trPr>
@@ -24769,7 +24766,7 @@
         </w:trPr>
         <w:tc>
           <w:tcPr>
-            <w:tcW w:w="866" w:type="dxa"/>
+            <w:tcW w:w="873" w:type="dxa"/>
           </w:tcPr>
           <w:p>
             <w:pPr>
@@ -24784,7 +24781,7 @@
         </w:tc>
         <w:tc>
           <w:tcPr>
-            <w:tcW w:w="1113" w:type="dxa"/>
+            <w:tcW w:w="997" w:type="dxa"/>
           </w:tcPr>
           <w:p>
             <w:pPr>
@@ -24798,7 +24795,7 @@
         </w:tc>
         <w:tc>
           <w:tcPr>
-            <w:tcW w:w="1980" w:type="dxa"/>
+            <w:tcW w:w="2120" w:type="dxa"/>
           </w:tcPr>
           <w:p>
             <w:pPr>
@@ -24812,7 +24809,7 @@
         </w:tc>
         <w:tc>
           <w:tcPr>
-            <w:tcW w:w="1980" w:type="dxa"/>
+            <w:tcW w:w="2120" w:type="dxa"/>
           </w:tcPr>
           <w:p>
             <w:pPr>
@@ -24826,7 +24823,7 @@
         </w:tc>
         <w:tc>
           <w:tcPr>
-            <w:tcW w:w="928" w:type="dxa"/>
+            <w:tcW w:w="997" w:type="dxa"/>
           </w:tcPr>
           <w:p>
             <w:pPr>
@@ -24840,7 +24837,7 @@
         </w:tc>
         <w:tc>
           <w:tcPr>
-            <w:tcW w:w="1051" w:type="dxa"/>
+            <w:tcW w:w="810" w:type="dxa"/>
           </w:tcPr>
           <w:p>
             <w:pPr>
@@ -24859,7 +24856,7 @@
         </w:trPr>
         <w:tc>
           <w:tcPr>
-            <w:tcW w:w="866" w:type="dxa"/>
+            <w:tcW w:w="873" w:type="dxa"/>
           </w:tcPr>
           <w:p>
             <w:pPr>
@@ -24873,7 +24870,7 @@
         </w:tc>
         <w:tc>
           <w:tcPr>
-            <w:tcW w:w="1113" w:type="dxa"/>
+            <w:tcW w:w="997" w:type="dxa"/>
           </w:tcPr>
           <w:p>
             <w:pPr>
@@ -24887,7 +24884,7 @@
         </w:tc>
         <w:tc>
           <w:tcPr>
-            <w:tcW w:w="1980" w:type="dxa"/>
+            <w:tcW w:w="2120" w:type="dxa"/>
           </w:tcPr>
           <w:p>
             <w:pPr>
@@ -24901,7 +24898,7 @@
         </w:tc>
         <w:tc>
           <w:tcPr>
-            <w:tcW w:w="1980" w:type="dxa"/>
+            <w:tcW w:w="2120" w:type="dxa"/>
           </w:tcPr>
           <w:p>
             <w:pPr>
@@ -24915,7 +24912,7 @@
         </w:tc>
         <w:tc>
           <w:tcPr>
-            <w:tcW w:w="928" w:type="dxa"/>
+            <w:tcW w:w="997" w:type="dxa"/>
           </w:tcPr>
           <w:p>
             <w:pPr>
@@ -24929,7 +24926,7 @@
         </w:tc>
         <w:tc>
           <w:tcPr>
-            <w:tcW w:w="1051" w:type="dxa"/>
+            <w:tcW w:w="810" w:type="dxa"/>
           </w:tcPr>
           <w:p>
             <w:pPr>
@@ -24948,7 +24945,7 @@
         </w:trPr>
         <w:tc>
           <w:tcPr>
-            <w:tcW w:w="866" w:type="dxa"/>
+            <w:tcW w:w="873" w:type="dxa"/>
           </w:tcPr>
           <w:p>
             <w:pPr>
@@ -24962,7 +24959,7 @@
         </w:tc>
         <w:tc>
           <w:tcPr>
-            <w:tcW w:w="1113" w:type="dxa"/>
+            <w:tcW w:w="997" w:type="dxa"/>
           </w:tcPr>
           <w:p>
             <w:pPr>
@@ -24970,13 +24967,13 @@
               <w:keepNext/>
             </w:pPr>
             <w:r>
-              <w:t>No regional or zone failover</w:t>
-            </w:r>
-          </w:p>
-        </w:tc>
-        <w:tc>
-          <w:tcPr>
-            <w:tcW w:w="1980" w:type="dxa"/>
+              <w:t>Two measured performance misses</w:t>
+            </w:r>
+          </w:p>
+        </w:tc>
+        <w:tc>
+          <w:tcPr>
+            <w:tcW w:w="2120" w:type="dxa"/>
           </w:tcPr>
           <w:p>
             <w:pPr>
@@ -24984,13 +24981,23 @@
               <w:keepNext/>
             </w:pPr>
             <w:r>
-              <w:t>Everything runs in ap-southeast-1. The subnets span two AZs, but the database instance does not. Multi-zone and multi-region failover were excluded in the proposal.</w:t>
-            </w:r>
-          </w:p>
-        </w:tc>
-        <w:tc>
-          <w:tcPr>
-            <w:tcW w:w="1980" w:type="dxa"/>
+              <w:t xml:space="preserve">Queue wait is about 37 s against 20 s; Fargate task start (median 25.6 s, n = 12) dominates it </w:t>
+            </w:r>
+            <w:r>
+              <w:rPr>
+                <w:b/>
+                <w:bCs/>
+              </w:rPr>
+              <w:t>[AWS]</w:t>
+            </w:r>
+            <w:r>
+              <w:t>. Two-worker speedup was 1.449× against 1.6× (three workers: 2.347× against 2.1×, passed), from a 6-clip backlog with one run per cap; the proposal’s 30-clip AWS comparison was not run.</w:t>
+            </w:r>
+          </w:p>
+        </w:tc>
+        <w:tc>
+          <w:tcPr>
+            <w:tcW w:w="2120" w:type="dxa"/>
           </w:tcPr>
           <w:p>
             <w:pPr>
@@ -24998,13 +25005,13 @@
               <w:keepNext/>
             </w:pPr>
             <w:r>
-              <w:t>R3: Multi-AZ Aurora reader, cross-region backup copy, documented RTO/RPO</w:t>
-            </w:r>
-          </w:p>
-        </w:tc>
-        <w:tc>
-          <w:tcPr>
-            <w:tcW w:w="928" w:type="dxa"/>
+              <w:t>R1: rerun 30 clips × 3 repeats per cap with per-task CPU profiling, reported against the unchanged targets; measure a slimmer worker image. R2: the opt-in Lambda short-encode lane (#93) for short clips</w:t>
+            </w:r>
+          </w:p>
+        </w:tc>
+        <w:tc>
+          <w:tcPr>
+            <w:tcW w:w="997" w:type="dxa"/>
           </w:tcPr>
           <w:p>
             <w:pPr>
@@ -25012,13 +25019,13 @@
               <w:keepNext/>
             </w:pPr>
             <w:r>
-              <w:t>Guruprasath</w:t>
-            </w:r>
-          </w:p>
-        </w:tc>
-        <w:tc>
-          <w:tcPr>
-            <w:tcW w:w="1051" w:type="dxa"/>
+              <w:t>Long (verify), Guruprasath</w:t>
+            </w:r>
+          </w:p>
+        </w:tc>
+        <w:tc>
+          <w:tcPr>
+            <w:tcW w:w="810" w:type="dxa"/>
           </w:tcPr>
           <w:p>
             <w:pPr>
@@ -25026,7 +25033,7 @@
               <w:keepNext/>
             </w:pPr>
             <w:r>
-              <w:t>Accepted (out of scope)</w:t>
+              <w:t>Open, measured misses (section 4)</w:t>
             </w:r>
           </w:p>
         </w:tc>
@@ -25037,7 +25044,7 @@
         </w:trPr>
         <w:tc>
           <w:tcPr>
-            <w:tcW w:w="866" w:type="dxa"/>
+            <w:tcW w:w="873" w:type="dxa"/>
           </w:tcPr>
           <w:p>
             <w:pPr>
@@ -25050,27 +25057,27 @@
         </w:tc>
         <w:tc>
           <w:tcPr>
-            <w:tcW w:w="1113" w:type="dxa"/>
-          </w:tcPr>
-          <w:p>
-            <w:pPr>
-              <w:pStyle w:val="TableText"/>
-            </w:pPr>
-            <w:r>
-              <w:t>Queue wait misses its target: about 37 s against 20 s</w:t>
-            </w:r>
-          </w:p>
-        </w:tc>
-        <w:tc>
-          <w:tcPr>
-            <w:tcW w:w="1980" w:type="dxa"/>
-          </w:tcPr>
-          <w:p>
-            <w:pPr>
-              <w:pStyle w:val="TableText"/>
-            </w:pPr>
-            <w:r>
-              <w:t xml:space="preserve">Fargate task start (median 25.6 s, n = 12) dominates the wait from </w:t>
+            <w:tcW w:w="997" w:type="dxa"/>
+          </w:tcPr>
+          <w:p>
+            <w:pPr>
+              <w:pStyle w:val="TableText"/>
+            </w:pPr>
+            <w:r>
+              <w:t>Public API endpoint beyond CloudFront, no WAF</w:t>
+            </w:r>
+          </w:p>
+        </w:tc>
+        <w:tc>
+          <w:tcPr>
+            <w:tcW w:w="2120" w:type="dxa"/>
+          </w:tcPr>
+          <w:p>
+            <w:pPr>
+              <w:pStyle w:val="TableText"/>
+            </w:pPr>
+            <w:r>
+              <w:t xml:space="preserve">The </w:t>
             </w:r>
             <w:r>
               <w:rPr>
@@ -25078,67 +25085,49 @@
                 <w:sz w:val="15"/>
                 <w:szCs w:val="15"/>
               </w:rPr>
-              <w:t>queued</w:t>
-            </w:r>
-            <w:r>
-              <w:t xml:space="preserve"> to </w:t>
-            </w:r>
-            <w:r>
-              <w:rPr>
-                <w:rStyle w:val="VerbatimChar"/>
-                <w:sz w:val="15"/>
-                <w:szCs w:val="15"/>
-              </w:rPr>
-              <w:t>processing</w:t>
-            </w:r>
-            <w:r>
-              <w:t xml:space="preserve"> for a warm job </w:t>
-            </w:r>
-            <w:r>
-              <w:rPr>
-                <w:b/>
-                <w:bCs/>
-              </w:rPr>
-              <w:t>[AWS]</w:t>
-            </w:r>
-          </w:p>
-        </w:tc>
-        <w:tc>
-          <w:tcPr>
-            <w:tcW w:w="1980" w:type="dxa"/>
-          </w:tcPr>
-          <w:p>
-            <w:pPr>
-              <w:pStyle w:val="TableText"/>
-            </w:pPr>
-            <w:r>
-              <w:t>R1: measure a slimmer worker image and lazy image loading; R2: run the opt-in Lambda short-encode lane (#93) for short clips</w:t>
-            </w:r>
-          </w:p>
-        </w:tc>
-        <w:tc>
-          <w:tcPr>
-            <w:tcW w:w="928" w:type="dxa"/>
-          </w:tcPr>
-          <w:p>
-            <w:pPr>
-              <w:pStyle w:val="TableText"/>
-            </w:pPr>
-            <w:r>
-              <w:t>Long (verify), Guruprasath</w:t>
-            </w:r>
-          </w:p>
-        </w:tc>
-        <w:tc>
-          <w:tcPr>
-            <w:tcW w:w="1051" w:type="dxa"/>
-          </w:tcPr>
-          <w:p>
-            <w:pPr>
-              <w:pStyle w:val="TableText"/>
-            </w:pPr>
-            <w:r>
-              <w:t>Open, measured miss</w:t>
+              <w:t>execute-api</w:t>
+            </w:r>
+            <w:r>
+              <w:t xml:space="preserve"> URL is reachable directly. Only the authorizer and a single stage throttle protect it.</w:t>
+            </w:r>
+          </w:p>
+        </w:tc>
+        <w:tc>
+          <w:tcPr>
+            <w:tcW w:w="2120" w:type="dxa"/>
+          </w:tcPr>
+          <w:p>
+            <w:pPr>
+              <w:pStyle w:val="TableText"/>
+            </w:pPr>
+            <w:r>
+              <w:t>R1: CloudFront-only origin (secret origin header checked by the authorizer) plus AWS WAF managed rules</w:t>
+            </w:r>
+          </w:p>
+        </w:tc>
+        <w:tc>
+          <w:tcPr>
+            <w:tcW w:w="997" w:type="dxa"/>
+          </w:tcPr>
+          <w:p>
+            <w:pPr>
+              <w:pStyle w:val="TableText"/>
+            </w:pPr>
+            <w:r>
+              <w:t>Guruprasath</w:t>
+            </w:r>
+          </w:p>
+        </w:tc>
+        <w:tc>
+          <w:tcPr>
+            <w:tcW w:w="810" w:type="dxa"/>
+          </w:tcPr>
+          <w:p>
+            <w:pPr>
+              <w:pStyle w:val="TableText"/>
+            </w:pPr>
+            <w:r>
+              <w:t>Open</w:t>
             </w:r>
           </w:p>
         </w:tc>
@@ -25149,7 +25138,7 @@
         </w:trPr>
         <w:tc>
           <w:tcPr>
-            <w:tcW w:w="866" w:type="dxa"/>
+            <w:tcW w:w="873" w:type="dxa"/>
           </w:tcPr>
           <w:p>
             <w:pPr>
@@ -25162,66 +25151,66 @@
         </w:tc>
         <w:tc>
           <w:tcPr>
-            <w:tcW w:w="1113" w:type="dxa"/>
-          </w:tcPr>
-          <w:p>
-            <w:pPr>
-              <w:pStyle w:val="TableText"/>
-            </w:pPr>
-            <w:r>
-              <w:t>Two-worker scaling miss and an evidence gap</w:t>
-            </w:r>
-          </w:p>
-        </w:tc>
-        <w:tc>
-          <w:tcPr>
-            <w:tcW w:w="1980" w:type="dxa"/>
-          </w:tcPr>
-          <w:p>
-            <w:pPr>
-              <w:pStyle w:val="TableText"/>
-            </w:pPr>
-            <w:r>
-              <w:t>AWS V1 measured 1.449× against 1.6× at two workers (2.347× against 2.1× at three passed), from a 6-clip backlog with one run per cap. The proposal’s 30-clip AWS comparison was not run.</w:t>
-            </w:r>
-          </w:p>
-        </w:tc>
-        <w:tc>
-          <w:tcPr>
-            <w:tcW w:w="1980" w:type="dxa"/>
-          </w:tcPr>
-          <w:p>
-            <w:pPr>
-              <w:pStyle w:val="TableText"/>
-            </w:pPr>
-            <w:r>
-              <w:t>R1: rerun 30 clips × 3 repeats per cap with per-task CPU profiling; report against the unchanged targets</w:t>
-            </w:r>
-          </w:p>
-        </w:tc>
-        <w:tc>
-          <w:tcPr>
-            <w:tcW w:w="928" w:type="dxa"/>
-          </w:tcPr>
-          <w:p>
-            <w:pPr>
-              <w:pStyle w:val="TableText"/>
-            </w:pPr>
-            <w:r>
-              <w:t>Long</w:t>
-            </w:r>
-          </w:p>
-        </w:tc>
-        <w:tc>
-          <w:tcPr>
-            <w:tcW w:w="1051" w:type="dxa"/>
-          </w:tcPr>
-          <w:p>
-            <w:pPr>
-              <w:pStyle w:val="TableText"/>
-            </w:pPr>
-            <w:r>
-              <w:t>Open, measured miss</w:t>
+            <w:tcW w:w="997" w:type="dxa"/>
+          </w:tcPr>
+          <w:p>
+            <w:pPr>
+              <w:pStyle w:val="TableText"/>
+            </w:pPr>
+            <w:r>
+              <w:t>Image-only rollback</w:t>
+            </w:r>
+          </w:p>
+        </w:tc>
+        <w:tc>
+          <w:tcPr>
+            <w:tcW w:w="2120" w:type="dxa"/>
+          </w:tcPr>
+          <w:p>
+            <w:pPr>
+              <w:pStyle w:val="TableText"/>
+            </w:pPr>
+            <w:r>
+              <w:t>Release restores images and aliases, never schema. Pair compatibility is an operator attestation backed by N/N-1 contract tests.</w:t>
+            </w:r>
+          </w:p>
+        </w:tc>
+        <w:tc>
+          <w:tcPr>
+            <w:tcW w:w="2120" w:type="dxa"/>
+          </w:tcPr>
+          <w:p>
+            <w:pPr>
+              <w:pStyle w:val="TableText"/>
+            </w:pPr>
+            <w:r>
+              <w:t>R2: enforce expand-and-contract migrations with an automated old-image-on-new-schema test in CI</w:t>
+            </w:r>
+          </w:p>
+        </w:tc>
+        <w:tc>
+          <w:tcPr>
+            <w:tcW w:w="997" w:type="dxa"/>
+          </w:tcPr>
+          <w:p>
+            <w:pPr>
+              <w:pStyle w:val="TableText"/>
+            </w:pPr>
+            <w:r>
+              <w:t>Ibrahim</w:t>
+            </w:r>
+          </w:p>
+        </w:tc>
+        <w:tc>
+          <w:tcPr>
+            <w:tcW w:w="810" w:type="dxa"/>
+          </w:tcPr>
+          <w:p>
+            <w:pPr>
+              <w:pStyle w:val="TableText"/>
+            </w:pPr>
+            <w:r>
+              <w:t>Accepted, mitigated by policy</w:t>
             </w:r>
           </w:p>
         </w:tc>
@@ -25232,7 +25221,7 @@
         </w:trPr>
         <w:tc>
           <w:tcPr>
-            <w:tcW w:w="866" w:type="dxa"/>
+            <w:tcW w:w="873" w:type="dxa"/>
           </w:tcPr>
           <w:p>
             <w:pPr>
@@ -25245,46 +25234,112 @@
         </w:tc>
         <w:tc>
           <w:tcPr>
-            <w:tcW w:w="1113" w:type="dxa"/>
-          </w:tcPr>
-          <w:p>
-            <w:pPr>
-              <w:pStyle w:val="TableText"/>
-            </w:pPr>
-            <w:r>
-              <w:t>Bounded capacity, no general autoscaling</w:t>
-            </w:r>
-          </w:p>
-        </w:tc>
-        <w:tc>
-          <w:tcPr>
-            <w:tcW w:w="1980" w:type="dxa"/>
-          </w:tcPr>
-          <w:p>
-            <w:pPr>
-              <w:pStyle w:val="TableText"/>
-            </w:pPr>
-            <w:r>
-              <w:t>At most three concurrent encodes (a cost choice; the Fargate quota is now 30 vCPU). Work beyond the cap waits in the queue.</w:t>
-            </w:r>
-          </w:p>
-        </w:tc>
-        <w:tc>
-          <w:tcPr>
-            <w:tcW w:w="1980" w:type="dxa"/>
-          </w:tcPr>
-          <w:p>
-            <w:pPr>
-              <w:pStyle w:val="TableText"/>
-            </w:pPr>
-            <w:r>
-              <w:t>R2: raise the cap behind the budget alarm; size the cap from queue age</w:t>
-            </w:r>
-          </w:p>
-        </w:tc>
-        <w:tc>
-          <w:tcPr>
-            <w:tcW w:w="928" w:type="dxa"/>
+            <w:tcW w:w="997" w:type="dxa"/>
+          </w:tcPr>
+          <w:p>
+            <w:pPr>
+              <w:pStyle w:val="TableText"/>
+            </w:pPr>
+            <w:r>
+              <w:t>Operations hardening</w:t>
+            </w:r>
+          </w:p>
+        </w:tc>
+        <w:tc>
+          <w:tcPr>
+            <w:tcW w:w="2120" w:type="dxa"/>
+          </w:tcPr>
+          <w:p>
+            <w:pPr>
+              <w:pStyle w:val="TableText"/>
+            </w:pPr>
+            <w:r>
+              <w:t xml:space="preserve">The CD role has </w:t>
+            </w:r>
+            <w:r>
+              <w:rPr>
+                <w:rStyle w:val="VerbatimChar"/>
+                <w:sz w:val="15"/>
+                <w:szCs w:val="15"/>
+              </w:rPr>
+              <w:t>AdministratorAccess</w:t>
+            </w:r>
+            <w:r>
+              <w:t xml:space="preserve"> with a region lock. Promotion to the single environment is automatic after green </w:t>
+            </w:r>
+            <w:r>
+              <w:rPr>
+                <w:rStyle w:val="VerbatimChar"/>
+                <w:sz w:val="15"/>
+                <w:szCs w:val="15"/>
+              </w:rPr>
+              <w:t>Main</w:t>
+            </w:r>
+            <w:r>
+              <w:t xml:space="preserve"> CI, with no staging, no reviewer gate on the </w:t>
+            </w:r>
+            <w:r>
+              <w:rPr>
+                <w:rStyle w:val="VerbatimChar"/>
+                <w:sz w:val="15"/>
+                <w:szCs w:val="15"/>
+              </w:rPr>
+              <w:t>aws</w:t>
+            </w:r>
+            <w:r>
+              <w:t xml:space="preserve"> environment and no branch protection on </w:t>
+            </w:r>
+            <w:r>
+              <w:rPr>
+                <w:rStyle w:val="VerbatimChar"/>
+                <w:sz w:val="15"/>
+                <w:szCs w:val="15"/>
+              </w:rPr>
+              <w:t>Main</w:t>
+            </w:r>
+            <w:r>
+              <w:t>. 13 alarms and a dashboard exist, but nobody is notified, there is no tracing, and logs last 7 days.</w:t>
+            </w:r>
+          </w:p>
+        </w:tc>
+        <w:tc>
+          <w:tcPr>
+            <w:tcW w:w="2120" w:type="dxa"/>
+          </w:tcPr>
+          <w:p>
+            <w:pPr>
+              <w:pStyle w:val="TableText"/>
+            </w:pPr>
+            <w:r>
+              <w:t xml:space="preserve">R1: a ruleset requiring Full verification on </w:t>
+            </w:r>
+            <w:r>
+              <w:rPr>
+                <w:rStyle w:val="VerbatimChar"/>
+                <w:sz w:val="15"/>
+                <w:szCs w:val="15"/>
+              </w:rPr>
+              <w:t>Main</w:t>
+            </w:r>
+            <w:r>
+              <w:t xml:space="preserve"> and </w:t>
+            </w:r>
+            <w:r>
+              <w:rPr>
+                <w:rStyle w:val="VerbatimChar"/>
+                <w:sz w:val="15"/>
+                <w:szCs w:val="15"/>
+              </w:rPr>
+              <w:t>dev/closeout</w:t>
+            </w:r>
+            <w:r>
+              <w:t>; a least-privilege deploy policy; an SNS notification target and an alarm drill. R2: a staging stack from the same template</w:t>
+            </w:r>
+          </w:p>
+        </w:tc>
+        <w:tc>
+          <w:tcPr>
+            <w:tcW w:w="997" w:type="dxa"/>
           </w:tcPr>
           <w:p>
             <w:pPr>
@@ -25297,14 +25352,14 @@
         </w:tc>
         <w:tc>
           <w:tcPr>
-            <w:tcW w:w="1051" w:type="dxa"/>
-          </w:tcPr>
-          <w:p>
-            <w:pPr>
-              <w:pStyle w:val="TableText"/>
-            </w:pPr>
-            <w:r>
-              <w:t>Accepted (cost)</w:t>
+            <w:tcW w:w="810" w:type="dxa"/>
+          </w:tcPr>
+          <w:p>
+            <w:pPr>
+              <w:pStyle w:val="TableText"/>
+            </w:pPr>
+            <w:r>
+              <w:t>Open</w:t>
             </w:r>
           </w:p>
         </w:tc>
@@ -25315,7 +25370,7 @@
         </w:trPr>
         <w:tc>
           <w:tcPr>
-            <w:tcW w:w="866" w:type="dxa"/>
+            <w:tcW w:w="873" w:type="dxa"/>
           </w:tcPr>
           <w:p>
             <w:pPr>
@@ -25328,73 +25383,59 @@
         </w:tc>
         <w:tc>
           <w:tcPr>
-            <w:tcW w:w="1113" w:type="dxa"/>
-          </w:tcPr>
-          <w:p>
-            <w:pPr>
-              <w:pStyle w:val="TableText"/>
-            </w:pPr>
-            <w:r>
-              <w:t>Public API endpoint beyond CloudFront, no WAF</w:t>
-            </w:r>
-          </w:p>
-        </w:tc>
-        <w:tc>
-          <w:tcPr>
-            <w:tcW w:w="1980" w:type="dxa"/>
-          </w:tcPr>
-          <w:p>
-            <w:pPr>
-              <w:pStyle w:val="TableText"/>
-            </w:pPr>
-            <w:r>
-              <w:t xml:space="preserve">The </w:t>
-            </w:r>
-            <w:r>
-              <w:rPr>
-                <w:rStyle w:val="VerbatimChar"/>
-                <w:sz w:val="15"/>
-                <w:szCs w:val="15"/>
-              </w:rPr>
-              <w:t>execute-api</w:t>
-            </w:r>
-            <w:r>
-              <w:t xml:space="preserve"> </w:t>
-            </w:r>
-            <w:r>
-              <w:t>URL is reachable directly. Only the authorizer and a single stage throttle protect it.</w:t>
-            </w:r>
-          </w:p>
-        </w:tc>
-        <w:tc>
-          <w:tcPr>
-            <w:tcW w:w="1980" w:type="dxa"/>
-          </w:tcPr>
-          <w:p>
-            <w:pPr>
-              <w:pStyle w:val="TableText"/>
-            </w:pPr>
-            <w:r>
-              <w:t>R1: CloudFront-only origin (secret origin header checked by the authorizer) plus AWS WAF managed rules</w:t>
-            </w:r>
-          </w:p>
-        </w:tc>
-        <w:tc>
-          <w:tcPr>
-            <w:tcW w:w="928" w:type="dxa"/>
-          </w:tcPr>
-          <w:p>
-            <w:pPr>
-              <w:pStyle w:val="TableText"/>
-            </w:pPr>
-            <w:r>
-              <w:t>Guruprasath</w:t>
-            </w:r>
-          </w:p>
-        </w:tc>
-        <w:tc>
-          <w:tcPr>
-            <w:tcW w:w="1051" w:type="dxa"/>
+            <w:tcW w:w="997" w:type="dxa"/>
+          </w:tcPr>
+          <w:p>
+            <w:pPr>
+              <w:pStyle w:val="TableText"/>
+            </w:pPr>
+            <w:r>
+              <w:t>Evidence not established</w:t>
+            </w:r>
+          </w:p>
+        </w:tc>
+        <w:tc>
+          <w:tcPr>
+            <w:tcW w:w="2120" w:type="dxa"/>
+          </w:tcPr>
+          <w:p>
+            <w:pPr>
+              <w:pStyle w:val="TableText"/>
+            </w:pPr>
+            <w:r>
+              <w:t>Not established: the AWS lost-queue-entry timing (120 s bound), the duplicate-output check after a worker kill, a restore drill, the Publisher’s 2 person-day effort, and actual spend (Cost Explorer showed USD 0.00 with credits applied).</w:t>
+            </w:r>
+          </w:p>
+        </w:tc>
+        <w:tc>
+          <w:tcPr>
+            <w:tcW w:w="2120" w:type="dxa"/>
+          </w:tcPr>
+          <w:p>
+            <w:pPr>
+              <w:pStyle w:val="TableText"/>
+            </w:pPr>
+            <w:r>
+              <w:t>C: read the final October bill in Cost Explorer before 16 Nov; R1: run the remaining experiments with retained receipts</w:t>
+            </w:r>
+          </w:p>
+        </w:tc>
+        <w:tc>
+          <w:tcPr>
+            <w:tcW w:w="997" w:type="dxa"/>
+          </w:tcPr>
+          <w:p>
+            <w:pPr>
+              <w:pStyle w:val="TableText"/>
+            </w:pPr>
+            <w:r>
+              <w:t>Long, Guruprasath</w:t>
+            </w:r>
+          </w:p>
+        </w:tc>
+        <w:tc>
+          <w:tcPr>
+            <w:tcW w:w="810" w:type="dxa"/>
           </w:tcPr>
           <w:p>
             <w:pPr>
@@ -25402,842 +25443,6 @@
             </w:pPr>
             <w:r>
               <w:t>Open</w:t>
-            </w:r>
-          </w:p>
-        </w:tc>
-      </w:tr>
-      <w:tr>
-        <w:trPr>
-          <w:cantSplit/>
-        </w:trPr>
-        <w:tc>
-          <w:tcPr>
-            <w:tcW w:w="866" w:type="dxa"/>
-          </w:tcPr>
-          <w:p>
-            <w:pPr>
-              <w:pStyle w:val="TableText"/>
-            </w:pPr>
-            <w:r>
-              <w:t>AISS-07</w:t>
-            </w:r>
-          </w:p>
-        </w:tc>
-        <w:tc>
-          <w:tcPr>
-            <w:tcW w:w="1113" w:type="dxa"/>
-          </w:tcPr>
-          <w:p>
-            <w:pPr>
-              <w:pStyle w:val="TableText"/>
-            </w:pPr>
-            <w:r>
-              <w:t>Owner-only access</w:t>
-            </w:r>
-          </w:p>
-        </w:tc>
-        <w:tc>
-          <w:tcPr>
-            <w:tcW w:w="1980" w:type="dxa"/>
-          </w:tcPr>
-          <w:p>
-            <w:pPr>
-              <w:pStyle w:val="TableText"/>
-            </w:pPr>
-            <w:r>
-              <w:t xml:space="preserve">Only the owner can play an asset. The contract accepts a </w:t>
-            </w:r>
-            <w:r>
-              <w:rPr>
-                <w:rStyle w:val="VerbatimChar"/>
-                <w:sz w:val="15"/>
-                <w:szCs w:val="15"/>
-              </w:rPr>
-              <w:t>viewer</w:t>
-            </w:r>
-            <w:r>
-              <w:t xml:space="preserve"> role that nothing issues, so there is no sharing.</w:t>
-            </w:r>
-          </w:p>
-        </w:tc>
-        <w:tc>
-          <w:tcPr>
-            <w:tcW w:w="1980" w:type="dxa"/>
-          </w:tcPr>
-          <w:p>
-            <w:pPr>
-              <w:pStyle w:val="TableText"/>
-            </w:pPr>
-            <w:r>
-              <w:t xml:space="preserve">R3: share grants in Media, issuing </w:t>
-            </w:r>
-            <w:r>
-              <w:rPr>
-                <w:rStyle w:val="VerbatimChar"/>
-                <w:sz w:val="15"/>
-                <w:szCs w:val="15"/>
-              </w:rPr>
-              <w:t>viewer</w:t>
-            </w:r>
-            <w:r>
-              <w:t>; no contract version change is needed</w:t>
-            </w:r>
-          </w:p>
-        </w:tc>
-        <w:tc>
-          <w:tcPr>
-            <w:tcW w:w="928" w:type="dxa"/>
-          </w:tcPr>
-          <w:p>
-            <w:pPr>
-              <w:pStyle w:val="TableText"/>
-            </w:pPr>
-            <w:r>
-              <w:t>Ibrahim</w:t>
-            </w:r>
-          </w:p>
-        </w:tc>
-        <w:tc>
-          <w:tcPr>
-            <w:tcW w:w="1051" w:type="dxa"/>
-          </w:tcPr>
-          <w:p>
-            <w:pPr>
-              <w:pStyle w:val="TableText"/>
-            </w:pPr>
-            <w:r>
-              <w:t>Accepted (out of scope)</w:t>
-            </w:r>
-          </w:p>
-        </w:tc>
-      </w:tr>
-      <w:tr>
-        <w:trPr>
-          <w:cantSplit/>
-        </w:trPr>
-        <w:tc>
-          <w:tcPr>
-            <w:tcW w:w="866" w:type="dxa"/>
-          </w:tcPr>
-          <w:p>
-            <w:pPr>
-              <w:pStyle w:val="TableText"/>
-            </w:pPr>
-            <w:r>
-              <w:t>AISS-08</w:t>
-            </w:r>
-          </w:p>
-        </w:tc>
-        <w:tc>
-          <w:tcPr>
-            <w:tcW w:w="1113" w:type="dxa"/>
-          </w:tcPr>
-          <w:p>
-            <w:pPr>
-              <w:pStyle w:val="TableText"/>
-            </w:pPr>
-            <w:r>
-              <w:t>Image-only rollback</w:t>
-            </w:r>
-          </w:p>
-        </w:tc>
-        <w:tc>
-          <w:tcPr>
-            <w:tcW w:w="1980" w:type="dxa"/>
-          </w:tcPr>
-          <w:p>
-            <w:pPr>
-              <w:pStyle w:val="TableText"/>
-            </w:pPr>
-            <w:r>
-              <w:t>Release restores images and aliases, never schema. Pair compatibility is an operator attestation backed by N/N-1 contract tests.</w:t>
-            </w:r>
-          </w:p>
-        </w:tc>
-        <w:tc>
-          <w:tcPr>
-            <w:tcW w:w="1980" w:type="dxa"/>
-          </w:tcPr>
-          <w:p>
-            <w:pPr>
-              <w:pStyle w:val="TableText"/>
-            </w:pPr>
-            <w:r>
-              <w:t>R2: enforce expand-and-contract migrations with an automated old-image-on-new-schema test in CI</w:t>
-            </w:r>
-          </w:p>
-        </w:tc>
-        <w:tc>
-          <w:tcPr>
-            <w:tcW w:w="928" w:type="dxa"/>
-          </w:tcPr>
-          <w:p>
-            <w:pPr>
-              <w:pStyle w:val="TableText"/>
-            </w:pPr>
-            <w:r>
-              <w:t>Ibrahim</w:t>
-            </w:r>
-          </w:p>
-        </w:tc>
-        <w:tc>
-          <w:tcPr>
-            <w:tcW w:w="1051" w:type="dxa"/>
-          </w:tcPr>
-          <w:p>
-            <w:pPr>
-              <w:pStyle w:val="TableText"/>
-            </w:pPr>
-            <w:r>
-              <w:t>Accepted, mitigated by policy</w:t>
-            </w:r>
-          </w:p>
-        </w:tc>
-      </w:tr>
-      <w:tr>
-        <w:trPr>
-          <w:cantSplit/>
-        </w:trPr>
-        <w:tc>
-          <w:tcPr>
-            <w:tcW w:w="866" w:type="dxa"/>
-          </w:tcPr>
-          <w:p>
-            <w:pPr>
-              <w:pStyle w:val="TableText"/>
-            </w:pPr>
-            <w:r>
-              <w:t>AISS-09</w:t>
-            </w:r>
-          </w:p>
-        </w:tc>
-        <w:tc>
-          <w:tcPr>
-            <w:tcW w:w="1113" w:type="dxa"/>
-          </w:tcPr>
-          <w:p>
-            <w:pPr>
-              <w:pStyle w:val="TableText"/>
-            </w:pPr>
-            <w:r>
-              <w:t>Broad deploy role; one environment</w:t>
-            </w:r>
-          </w:p>
-        </w:tc>
-        <w:tc>
-          <w:tcPr>
-            <w:tcW w:w="1980" w:type="dxa"/>
-          </w:tcPr>
-          <w:p>
-            <w:pPr>
-              <w:pStyle w:val="TableText"/>
-            </w:pPr>
-            <w:r>
-              <w:t xml:space="preserve">The CD role has </w:t>
-            </w:r>
-            <w:r>
-              <w:rPr>
-                <w:rStyle w:val="VerbatimChar"/>
-                <w:sz w:val="15"/>
-                <w:szCs w:val="15"/>
-              </w:rPr>
-              <w:t>AdministratorAccess</w:t>
-            </w:r>
-            <w:r>
-              <w:t xml:space="preserve"> with a region lock. Promotion to the single environment is automatic after green Main CI; there is no staging and no reviewer gate on the </w:t>
-            </w:r>
-            <w:r>
-              <w:rPr>
-                <w:rStyle w:val="VerbatimChar"/>
-                <w:sz w:val="15"/>
-                <w:szCs w:val="15"/>
-              </w:rPr>
-              <w:t>aws</w:t>
-            </w:r>
-            <w:r>
-              <w:t xml:space="preserve"> environment.</w:t>
-            </w:r>
-          </w:p>
-        </w:tc>
-        <w:tc>
-          <w:tcPr>
-            <w:tcW w:w="1980" w:type="dxa"/>
-          </w:tcPr>
-          <w:p>
-            <w:pPr>
-              <w:pStyle w:val="TableText"/>
-            </w:pPr>
-            <w:r>
-              <w:t xml:space="preserve">R1: least-privilege deploy policy; required reviewers on the </w:t>
-            </w:r>
-            <w:r>
-              <w:rPr>
-                <w:rStyle w:val="VerbatimChar"/>
-                <w:sz w:val="15"/>
-                <w:szCs w:val="15"/>
-              </w:rPr>
-              <w:t>aws</w:t>
-            </w:r>
-            <w:r>
-              <w:t xml:space="preserve"> environment; R2: a staging stack from the same template</w:t>
-            </w:r>
-          </w:p>
-        </w:tc>
-        <w:tc>
-          <w:tcPr>
-            <w:tcW w:w="928" w:type="dxa"/>
-          </w:tcPr>
-          <w:p>
-            <w:pPr>
-              <w:pStyle w:val="TableText"/>
-            </w:pPr>
-            <w:r>
-              <w:t>Guruprasath</w:t>
-            </w:r>
-          </w:p>
-        </w:tc>
-        <w:tc>
-          <w:tcPr>
-            <w:tcW w:w="1051" w:type="dxa"/>
-          </w:tcPr>
-          <w:p>
-            <w:pPr>
-              <w:pStyle w:val="TableText"/>
-            </w:pPr>
-            <w:r>
-              <w:t>Open</w:t>
-            </w:r>
-          </w:p>
-        </w:tc>
-      </w:tr>
-      <w:tr>
-        <w:trPr>
-          <w:cantSplit/>
-        </w:trPr>
-        <w:tc>
-          <w:tcPr>
-            <w:tcW w:w="866" w:type="dxa"/>
-          </w:tcPr>
-          <w:p>
-            <w:pPr>
-              <w:pStyle w:val="TableText"/>
-            </w:pPr>
-            <w:r>
-              <w:lastRenderedPageBreak/>
-              <w:t>AISS-10</w:t>
-            </w:r>
-          </w:p>
-        </w:tc>
-        <w:tc>
-          <w:tcPr>
-            <w:tcW w:w="1113" w:type="dxa"/>
-          </w:tcPr>
-          <w:p>
-            <w:pPr>
-              <w:pStyle w:val="TableText"/>
-            </w:pPr>
-            <w:r>
-              <w:t>Legacy residue</w:t>
-            </w:r>
-          </w:p>
-        </w:tc>
-        <w:tc>
-          <w:tcPr>
-            <w:tcW w:w="1980" w:type="dxa"/>
-          </w:tcPr>
-          <w:p>
-            <w:pPr>
-              <w:pStyle w:val="TableText"/>
-            </w:pPr>
-            <w:r>
-              <w:t>Peer-era tables and columns (</w:t>
-            </w:r>
-            <w:r>
-              <w:rPr>
-                <w:rStyle w:val="VerbatimChar"/>
-                <w:sz w:val="15"/>
-                <w:szCs w:val="15"/>
-              </w:rPr>
-              <w:t>retry_intents</w:t>
-            </w:r>
-            <w:r>
-              <w:t xml:space="preserve">, </w:t>
-            </w:r>
-            <w:r>
-              <w:rPr>
-                <w:rStyle w:val="VerbatimChar"/>
-                <w:sz w:val="15"/>
-                <w:szCs w:val="15"/>
-              </w:rPr>
-              <w:t>jobs.source_url</w:t>
-            </w:r>
-            <w:r>
-              <w:t xml:space="preserve">) and the </w:t>
-            </w:r>
-            <w:r>
-              <w:rPr>
-                <w:rStyle w:val="VerbatimChar"/>
-                <w:sz w:val="15"/>
-                <w:szCs w:val="15"/>
-              </w:rPr>
-              <w:t>legacy/</w:t>
-            </w:r>
-            <w:r>
-              <w:t xml:space="preserve"> package remain. They are kept out of images and unused.</w:t>
-            </w:r>
-          </w:p>
-        </w:tc>
-        <w:tc>
-          <w:tcPr>
-            <w:tcW w:w="1980" w:type="dxa"/>
-          </w:tcPr>
-          <w:p>
-            <w:pPr>
-              <w:pStyle w:val="TableText"/>
-            </w:pPr>
-            <w:r>
-              <w:t>R2: a separately planned contract migration once the last legacy stack is gone</w:t>
-            </w:r>
-          </w:p>
-        </w:tc>
-        <w:tc>
-          <w:tcPr>
-            <w:tcW w:w="928" w:type="dxa"/>
-          </w:tcPr>
-          <w:p>
-            <w:pPr>
-              <w:pStyle w:val="TableText"/>
-            </w:pPr>
-            <w:r>
-              <w:t>Ibrahim</w:t>
-            </w:r>
-          </w:p>
-        </w:tc>
-        <w:tc>
-          <w:tcPr>
-            <w:tcW w:w="1051" w:type="dxa"/>
-          </w:tcPr>
-          <w:p>
-            <w:pPr>
-              <w:pStyle w:val="TableText"/>
-            </w:pPr>
-            <w:r>
-              <w:t>Accepted, scheduled</w:t>
-            </w:r>
-          </w:p>
-        </w:tc>
-      </w:tr>
-      <w:tr>
-        <w:trPr>
-          <w:cantSplit/>
-        </w:trPr>
-        <w:tc>
-          <w:tcPr>
-            <w:tcW w:w="866" w:type="dxa"/>
-          </w:tcPr>
-          <w:p>
-            <w:pPr>
-              <w:pStyle w:val="TableText"/>
-            </w:pPr>
-            <w:r>
-              <w:t>AISS-11</w:t>
-            </w:r>
-          </w:p>
-        </w:tc>
-        <w:tc>
-          <w:tcPr>
-            <w:tcW w:w="1113" w:type="dxa"/>
-          </w:tcPr>
-          <w:p>
-            <w:pPr>
-              <w:pStyle w:val="TableText"/>
-            </w:pPr>
-            <w:r>
-              <w:t>Alarms with nobody paged</w:t>
-            </w:r>
-          </w:p>
-        </w:tc>
-        <w:tc>
-          <w:tcPr>
-            <w:tcW w:w="1980" w:type="dxa"/>
-          </w:tcPr>
-          <w:p>
-            <w:pPr>
-              <w:pStyle w:val="TableText"/>
-            </w:pPr>
-            <w:r>
-              <w:t>13 alarms and a dashboard exist, but there is no notification target, no tracing, and logs last 7 days. No alarm was observed firing.</w:t>
-            </w:r>
-          </w:p>
-        </w:tc>
-        <w:tc>
-          <w:tcPr>
-            <w:tcW w:w="1980" w:type="dxa"/>
-          </w:tcPr>
-          <w:p>
-            <w:pPr>
-              <w:pStyle w:val="TableText"/>
-            </w:pPr>
-            <w:r>
-              <w:t>R1: SNS notification target, an alarm drill and AWS X-Ray</w:t>
-            </w:r>
-          </w:p>
-        </w:tc>
-        <w:tc>
-          <w:tcPr>
-            <w:tcW w:w="928" w:type="dxa"/>
-          </w:tcPr>
-          <w:p>
-            <w:pPr>
-              <w:pStyle w:val="TableText"/>
-            </w:pPr>
-            <w:r>
-              <w:t>Guruprasath</w:t>
-            </w:r>
-          </w:p>
-        </w:tc>
-        <w:tc>
-          <w:tcPr>
-            <w:tcW w:w="1051" w:type="dxa"/>
-          </w:tcPr>
-          <w:p>
-            <w:pPr>
-              <w:pStyle w:val="TableText"/>
-            </w:pPr>
-            <w:r>
-              <w:t>Open</w:t>
-            </w:r>
-          </w:p>
-        </w:tc>
-      </w:tr>
-      <w:tr>
-        <w:trPr>
-          <w:cantSplit/>
-        </w:trPr>
-        <w:tc>
-          <w:tcPr>
-            <w:tcW w:w="866" w:type="dxa"/>
-          </w:tcPr>
-          <w:p>
-            <w:pPr>
-              <w:pStyle w:val="TableText"/>
-            </w:pPr>
-            <w:r>
-              <w:t>AISS-12</w:t>
-            </w:r>
-          </w:p>
-        </w:tc>
-        <w:tc>
-          <w:tcPr>
-            <w:tcW w:w="1113" w:type="dxa"/>
-          </w:tcPr>
-          <w:p>
-            <w:pPr>
-              <w:pStyle w:val="TableText"/>
-            </w:pPr>
-            <w:r>
-              <w:t>Undefined production data retention</w:t>
-            </w:r>
-          </w:p>
-        </w:tc>
-        <w:tc>
-          <w:tcPr>
-            <w:tcW w:w="1980" w:type="dxa"/>
-          </w:tcPr>
-          <w:p>
-            <w:pPr>
-              <w:pStyle w:val="TableText"/>
-            </w:pPr>
-            <w:r>
-              <w:t>There is no account deletion, no purge of tombstones or inbox/outbox rows, and no S3 lifecycle rule. For this deployment, all demonstration data is removed at the teardown after 16 November, and the final Aurora snapshot is deleted once grades are released.</w:t>
-            </w:r>
-          </w:p>
-        </w:tc>
-        <w:tc>
-          <w:tcPr>
-            <w:tcW w:w="1980" w:type="dxa"/>
-          </w:tcPr>
-          <w:p>
-            <w:pPr>
-              <w:pStyle w:val="TableText"/>
-            </w:pPr>
-            <w:r>
-              <w:t>C: teardown after 16 Nov 2026; R2: define production retention (noncurrent-version expiry, 30-day inbox/outbox pruning, tombstone purge)</w:t>
-            </w:r>
-          </w:p>
-        </w:tc>
-        <w:tc>
-          <w:tcPr>
-            <w:tcW w:w="928" w:type="dxa"/>
-          </w:tcPr>
-          <w:p>
-            <w:pPr>
-              <w:pStyle w:val="TableText"/>
-            </w:pPr>
-            <w:r>
-              <w:t>Long</w:t>
-            </w:r>
-          </w:p>
-        </w:tc>
-        <w:tc>
-          <w:tcPr>
-            <w:tcW w:w="1051" w:type="dxa"/>
-          </w:tcPr>
-          <w:p>
-            <w:pPr>
-              <w:pStyle w:val="TableText"/>
-            </w:pPr>
-            <w:r>
-              <w:t>Open (production); planned (demo)</w:t>
-            </w:r>
-          </w:p>
-        </w:tc>
-      </w:tr>
-      <w:tr>
-        <w:trPr>
-          <w:cantSplit/>
-        </w:trPr>
-        <w:tc>
-          <w:tcPr>
-            <w:tcW w:w="866" w:type="dxa"/>
-          </w:tcPr>
-          <w:p>
-            <w:pPr>
-              <w:pStyle w:val="TableText"/>
-            </w:pPr>
-            <w:r>
-              <w:t>AISS-13</w:t>
-            </w:r>
-          </w:p>
-        </w:tc>
-        <w:tc>
-          <w:tcPr>
-            <w:tcW w:w="1113" w:type="dxa"/>
-          </w:tcPr>
-          <w:p>
-            <w:pPr>
-              <w:pStyle w:val="TableText"/>
-            </w:pPr>
-            <w:r>
-              <w:t>Base-image vulnerabilities</w:t>
-            </w:r>
-          </w:p>
-        </w:tc>
-        <w:tc>
-          <w:tcPr>
-            <w:tcW w:w="1980" w:type="dxa"/>
-          </w:tcPr>
-          <w:p>
-            <w:pPr>
-              <w:pStyle w:val="TableText"/>
-            </w:pPr>
-            <w:r>
-              <w:t>Images carry unfixed (no-fix-available) findings: 44/44/208 rows at the last scan. A new advisory against a retained rollback image blocked CD on 21 October (section 5.3).</w:t>
-            </w:r>
-          </w:p>
-        </w:tc>
-        <w:tc>
-          <w:tcPr>
-            <w:tcW w:w="1980" w:type="dxa"/>
-          </w:tcPr>
-          <w:p>
-            <w:pPr>
-              <w:pStyle w:val="TableText"/>
-            </w:pPr>
-            <w:r>
-              <w:t>Closed for the release path by AD-28; R1: a scheduled weekly rebuild and rescan of retained images; R2: a smaller worker base image</w:t>
-            </w:r>
-          </w:p>
-        </w:tc>
-        <w:tc>
-          <w:tcPr>
-            <w:tcW w:w="928" w:type="dxa"/>
-          </w:tcPr>
-          <w:p>
-            <w:pPr>
-              <w:pStyle w:val="TableText"/>
-            </w:pPr>
-            <w:r>
-              <w:t>Guruprasath</w:t>
-            </w:r>
-          </w:p>
-        </w:tc>
-        <w:tc>
-          <w:tcPr>
-            <w:tcW w:w="1051" w:type="dxa"/>
-          </w:tcPr>
-          <w:p>
-            <w:pPr>
-              <w:pStyle w:val="TableText"/>
-            </w:pPr>
-            <w:r>
-              <w:t>Closed (gate); Open (hardening)</w:t>
-            </w:r>
-          </w:p>
-        </w:tc>
-      </w:tr>
-      <w:tr>
-        <w:trPr>
-          <w:cantSplit/>
-        </w:trPr>
-        <w:tc>
-          <w:tcPr>
-            <w:tcW w:w="866" w:type="dxa"/>
-          </w:tcPr>
-          <w:p>
-            <w:pPr>
-              <w:pStyle w:val="TableText"/>
-            </w:pPr>
-            <w:r>
-              <w:t>AISS-14</w:t>
-            </w:r>
-          </w:p>
-        </w:tc>
-        <w:tc>
-          <w:tcPr>
-            <w:tcW w:w="1113" w:type="dxa"/>
-          </w:tcPr>
-          <w:p>
-            <w:pPr>
-              <w:pStyle w:val="TableText"/>
-            </w:pPr>
-            <w:r>
-              <w:t>Evidence not established</w:t>
-            </w:r>
-          </w:p>
-        </w:tc>
-        <w:tc>
-          <w:tcPr>
-            <w:tcW w:w="1980" w:type="dxa"/>
-          </w:tcPr>
-          <w:p>
-            <w:pPr>
-              <w:pStyle w:val="TableText"/>
-            </w:pPr>
-            <w:r>
-              <w:t>Not established: the AWS lost-queue-entry timing (120 s bound), the duplicate-output check after a worker kill, a restore drill, the Publisher’s 2 person-day effort, and actual spend (Cost Explorer showed USD 0.00 with credits applied).</w:t>
-            </w:r>
-          </w:p>
-        </w:tc>
-        <w:tc>
-          <w:tcPr>
-            <w:tcW w:w="1980" w:type="dxa"/>
-          </w:tcPr>
-          <w:p>
-            <w:pPr>
-              <w:pStyle w:val="TableText"/>
-            </w:pPr>
-            <w:r>
-              <w:t>C: read the final October bill in Cost Explorer before 16 Nov; R1: run the remaining experiments with retained receipts</w:t>
-            </w:r>
-          </w:p>
-        </w:tc>
-        <w:tc>
-          <w:tcPr>
-            <w:tcW w:w="928" w:type="dxa"/>
-          </w:tcPr>
-          <w:p>
-            <w:pPr>
-              <w:pStyle w:val="TableText"/>
-            </w:pPr>
-            <w:r>
-              <w:t>Long, Guruprasath</w:t>
-            </w:r>
-          </w:p>
-        </w:tc>
-        <w:tc>
-          <w:tcPr>
-            <w:tcW w:w="1051" w:type="dxa"/>
-          </w:tcPr>
-          <w:p>
-            <w:pPr>
-              <w:pStyle w:val="TableText"/>
-            </w:pPr>
-            <w:r>
-              <w:t>Open</w:t>
-            </w:r>
-          </w:p>
-        </w:tc>
-      </w:tr>
-      <w:tr>
-        <w:trPr>
-          <w:cantSplit/>
-        </w:trPr>
-        <w:tc>
-          <w:tcPr>
-            <w:tcW w:w="866" w:type="dxa"/>
-          </w:tcPr>
-          <w:p>
-            <w:pPr>
-              <w:pStyle w:val="TableText"/>
-            </w:pPr>
-            <w:r>
-              <w:t>AISS-15</w:t>
-            </w:r>
-          </w:p>
-        </w:tc>
-        <w:tc>
-          <w:tcPr>
-            <w:tcW w:w="1113" w:type="dxa"/>
-          </w:tcPr>
-          <w:p>
-            <w:pPr>
-              <w:pStyle w:val="TableText"/>
-            </w:pPr>
-            <w:r>
-              <w:t>At-least-once delivery</w:t>
-            </w:r>
-          </w:p>
-        </w:tc>
-        <w:tc>
-          <w:tcPr>
-            <w:tcW w:w="1980" w:type="dxa"/>
-          </w:tcPr>
-          <w:p>
-            <w:pPr>
-              <w:pStyle w:val="TableText"/>
-            </w:pPr>
-            <w:r>
-              <w:t>Duplicates and reordering are expected. They are absorbed by inbox and version fences: 18 sends were recorded for 9 jobs. Poison messages stop in a DLQ and need an operator redrive (runbook).</w:t>
-            </w:r>
-          </w:p>
-        </w:tc>
-        <w:tc>
-          <w:tcPr>
-            <w:tcW w:w="1980" w:type="dxa"/>
-          </w:tcPr>
-          <w:p>
-            <w:pPr>
-              <w:pStyle w:val="TableText"/>
-            </w:pPr>
-            <w:r>
-              <w:t>None needed; this is by design and documented</w:t>
-            </w:r>
-          </w:p>
-        </w:tc>
-        <w:tc>
-          <w:tcPr>
-            <w:tcW w:w="928" w:type="dxa"/>
-          </w:tcPr>
-          <w:p>
-            <w:pPr>
-              <w:pStyle w:val="TableText"/>
-            </w:pPr>
-            <w:r>
-              <w:t>Ibrahim</w:t>
-            </w:r>
-          </w:p>
-        </w:tc>
-        <w:tc>
-          <w:tcPr>
-            <w:tcW w:w="1051" w:type="dxa"/>
-          </w:tcPr>
-          <w:p>
-            <w:pPr>
-              <w:pStyle w:val="TableText"/>
-            </w:pPr>
-            <w:r>
-              <w:t>Accepted</w:t>
             </w:r>
           </w:p>
         </w:tc>
@@ -26245,10 +25450,117 @@
     </w:tbl>
     <w:p>
       <w:pPr>
+        <w:pStyle w:val="BodyText1"/>
+      </w:pPr>
+      <w:r>
+        <w:t>Items that are not limitations of this design are covered where they belong:</w:t>
+      </w:r>
+    </w:p>
+    <w:p>
+      <w:pPr>
+        <w:pStyle w:val="Compact"/>
+        <w:numPr>
+          <w:ilvl w:val="0"/>
+          <w:numId w:val="40"/>
+        </w:numPr>
+      </w:pPr>
+      <w:r>
+        <w:rPr>
+          <w:b/>
+          <w:bCs/>
+        </w:rPr>
+        <w:t>Deliberate scope exclusions</w:t>
+      </w:r>
+      <w:r>
+        <w:t xml:space="preserve"> are listed in section 1.4.2: multi-zone and multi-region failover, general autoscaling, and sharing with other viewers.</w:t>
+      </w:r>
+    </w:p>
+    <w:p>
+      <w:pPr>
+        <w:pStyle w:val="Compact"/>
+        <w:numPr>
+          <w:ilvl w:val="0"/>
+          <w:numId w:val="40"/>
+        </w:numPr>
+      </w:pPr>
+      <w:r>
+        <w:rPr>
+          <w:b/>
+          <w:bCs/>
+        </w:rPr>
+        <w:t>Design properties</w:t>
+      </w:r>
+      <w:r>
+        <w:t xml:space="preserve"> are explained with the decisions that chose them:</w:t>
+      </w:r>
+    </w:p>
+    <w:p>
+      <w:pPr>
+        <w:pStyle w:val="Compact"/>
+        <w:numPr>
+          <w:ilvl w:val="1"/>
+          <w:numId w:val="41"/>
+        </w:numPr>
+      </w:pPr>
+      <w:r>
+        <w:t>at-least-once delivery (section 4.2);</w:t>
+      </w:r>
+    </w:p>
+    <w:p>
+      <w:pPr>
+        <w:pStyle w:val="Compact"/>
+        <w:numPr>
+          <w:ilvl w:val="1"/>
+          <w:numId w:val="41"/>
+        </w:numPr>
+      </w:pPr>
+      <w:r>
+        <w:t>the quarantined legacy code (AD-26);</w:t>
+      </w:r>
+    </w:p>
+    <w:p>
+      <w:pPr>
+        <w:pStyle w:val="Compact"/>
+        <w:numPr>
+          <w:ilvl w:val="1"/>
+          <w:numId w:val="41"/>
+        </w:numPr>
+      </w:pPr>
+      <w:r>
+        <w:t>unfixable base-image findings (section 4.3);</w:t>
+      </w:r>
+    </w:p>
+    <w:p>
+      <w:pPr>
+        <w:pStyle w:val="Compact"/>
+        <w:numPr>
+          <w:ilvl w:val="1"/>
+          <w:numId w:val="41"/>
+        </w:numPr>
+      </w:pPr>
+      <w:r>
+        <w:t>the encoder cap (AD-13);</w:t>
+      </w:r>
+    </w:p>
+    <w:p>
+      <w:pPr>
+        <w:pStyle w:val="Compact"/>
+        <w:numPr>
+          <w:ilvl w:val="1"/>
+          <w:numId w:val="41"/>
+        </w:numPr>
+      </w:pPr>
+      <w:r>
+        <w:lastRenderedPageBreak/>
+        <w:t>data retention for the demonstration environment (section 3.2.3).</w:t>
+      </w:r>
+    </w:p>
+    <w:p>
+      <w:pPr>
         <w:pStyle w:val="Heading1"/>
       </w:pPr>
       <w:bookmarkStart w:id="38" w:name="quality-attributes"/>
-      <w:bookmarkStart w:id="39" w:name="_Toc243483099"/>
+      <w:bookmarkStart w:id="39" w:name="_Toc243489945"/>
       <w:bookmarkEnd w:id="20"/>
       <w:bookmarkEnd w:id="36"/>
       <w:r>
@@ -26261,10 +25573,7 @@
         <w:pStyle w:val="FirstParagraph"/>
       </w:pPr>
       <w:r>
-        <w:t xml:space="preserve">Each attribute below gives the design tactics first, then the evidence against the proposal’s targets (proposal §3.4, unchanged). Results keep their environment, source, workload and timing </w:t>
-      </w:r>
-      <w:r>
-        <w:t xml:space="preserve">boundary. Local results never stand in for AWS results, and misses stay misses. The complete record is in </w:t>
+        <w:t xml:space="preserve">Each attribute below gives the design tactics first, then the evidence against the proposal’s targets (proposal §3.4, unchanged). Results keep their environment, source, workload and timing boundary. Local results never stand in for AWS results, and misses stay misses. The complete record is in </w:t>
       </w:r>
       <w:r>
         <w:rPr>
@@ -26293,9 +25602,8 @@
         <w:rPr>
           <w:noProof/>
         </w:rPr>
-        <w:lastRenderedPageBreak/>
         <w:drawing>
-          <wp:inline distT="0" distB="0" distL="0" distR="0" wp14:anchorId="5D860945" wp14:editId="7A1E8856">
+          <wp:inline distT="0" distB="0" distL="0" distR="0" wp14:anchorId="186049F8" wp14:editId="41027DEB">
             <wp:extent cx="5579999" cy="2399399"/>
             <wp:effectExtent l="0" t="0" r="0" b="0"/>
             <wp:docPr id="84" name="Picture" descr="Figure 13. Speedup and Processing release time against target (AWS V1 and V2-live; misses shown as misses)."/>
@@ -27043,6 +26351,7 @@
               <w:pStyle w:val="TableText"/>
             </w:pPr>
             <w:r>
+              <w:lastRenderedPageBreak/>
               <w:t>Availability</w:t>
             </w:r>
           </w:p>
@@ -27295,7 +26604,6 @@
               <w:pStyle w:val="TableText"/>
             </w:pPr>
             <w:r>
-              <w:lastRenderedPageBreak/>
               <w:t>Security</w:t>
             </w:r>
           </w:p>
@@ -27421,278 +26729,11 @@
         <w:pStyle w:val="Heading2"/>
       </w:pPr>
       <w:bookmarkStart w:id="40" w:name="performance"/>
-      <w:bookmarkStart w:id="41" w:name="_Toc243483100"/>
+      <w:bookmarkStart w:id="41" w:name="_Toc243489946"/>
       <w:r>
         <w:t>Performance</w:t>
       </w:r>
       <w:bookmarkEnd w:id="41"/>
-    </w:p>
-    <w:p>
-      <w:pPr>
-        <w:pStyle w:val="FirstParagraph"/>
-      </w:pPr>
-      <w:r>
-        <w:rPr>
-          <w:b/>
-          <w:bCs/>
-        </w:rPr>
-        <w:t>Tactics in the design.</w:t>
-      </w:r>
-    </w:p>
-    <w:p>
-      <w:pPr>
-        <w:pStyle w:val="Compact"/>
-        <w:numPr>
-          <w:ilvl w:val="0"/>
-          <w:numId w:val="40"/>
-        </w:numPr>
-      </w:pPr>
-      <w:r>
-        <w:rPr>
-          <w:b/>
-          <w:bCs/>
-        </w:rPr>
-        <w:t>No bytes through the API.</w:t>
-      </w:r>
-      <w:r>
-        <w:t xml:space="preserve"> Uploads go straight to S3 by presigned POST. Playback reads MP4 (with range requests) and HLS segments straight from S3 by presigned URL. Lambda handles only small JSON requests, and there is no payload limit to hit.</w:t>
-      </w:r>
-    </w:p>
-    <w:p>
-      <w:pPr>
-        <w:pStyle w:val="Compact"/>
-        <w:numPr>
-          <w:ilvl w:val="0"/>
-          <w:numId w:val="40"/>
-        </w:numPr>
-      </w:pPr>
-      <w:r>
-        <w:rPr>
-          <w:b/>
-          <w:bCs/>
-        </w:rPr>
-        <w:t>Caching where it is safe.</w:t>
-      </w:r>
-      <w:r>
-        <w:t xml:space="preserve"> </w:t>
-      </w:r>
-      <w:r>
-        <w:t xml:space="preserve">CloudFront caches the content-hashed frontend at the edge. API responses deliberately use the AWS managed </w:t>
-      </w:r>
-      <w:r>
-        <w:rPr>
-          <w:i/>
-          <w:iCs/>
-        </w:rPr>
-        <w:t>caching-disabled</w:t>
-      </w:r>
-      <w:r>
-        <w:t xml:space="preserve"> policy, and authenticated responses carry </w:t>
-      </w:r>
-      <w:r>
-        <w:rPr>
-          <w:rStyle w:val="VerbatimChar"/>
-        </w:rPr>
-        <w:t>Cache-Control: private, no-store</w:t>
-      </w:r>
-      <w:r>
-        <w:t>: status and signed URLs are per-owner and short-lived, so caching them would leak or go stale. HLS playlists are never cached.</w:t>
-      </w:r>
-    </w:p>
-    <w:p>
-      <w:pPr>
-        <w:pStyle w:val="Compact"/>
-        <w:numPr>
-          <w:ilvl w:val="0"/>
-          <w:numId w:val="40"/>
-        </w:numPr>
-      </w:pPr>
-      <w:r>
-        <w:rPr>
-          <w:b/>
-          <w:bCs/>
-        </w:rPr>
-        <w:t>Load balancing is managed.</w:t>
-      </w:r>
-      <w:r>
-        <w:t xml:space="preserve"> API Gateway and Lambda spread requests across concurrent executions. SQS distributes work across up to three encoders, and each encoder pulls one attempt </w:t>
-      </w:r>
-      <w:r>
-        <w:t>at a time.</w:t>
-      </w:r>
-    </w:p>
-    <w:p>
-      <w:pPr>
-        <w:pStyle w:val="Compact"/>
-        <w:numPr>
-          <w:ilvl w:val="0"/>
-          <w:numId w:val="40"/>
-        </w:numPr>
-      </w:pPr>
-      <w:r>
-        <w:rPr>
-          <w:b/>
-          <w:bCs/>
-        </w:rPr>
-        <w:t>Reads come from a local projection.</w:t>
-      </w:r>
-      <w:r>
-        <w:t xml:space="preserve"> Status is answered from Media’s own projection in one owner-local query (an earlier N+1 lookup was replaced by one outer join). There is no cross-service call per poll.</w:t>
-      </w:r>
-    </w:p>
-    <w:p>
-      <w:pPr>
-        <w:pStyle w:val="Compact"/>
-        <w:numPr>
-          <w:ilvl w:val="0"/>
-          <w:numId w:val="40"/>
-        </w:numPr>
-      </w:pPr>
-      <w:r>
-        <w:rPr>
-          <w:b/>
-          <w:bCs/>
-        </w:rPr>
-        <w:t>Bounded, predictable encoding.</w:t>
-      </w:r>
-      <w:r>
-        <w:t xml:space="preserve"> Each encoder is a 2 vCPU / 4 GiB task. FFmpeg uses every core it sees, so the per-task cap is what makes the 1/2/3 comparison fair. The HLS ladder never exceeds the source height, so no work is wasted upscaling.</w:t>
-      </w:r>
-    </w:p>
-    <w:p>
-      <w:pPr>
-        <w:pStyle w:val="Compact"/>
-        <w:numPr>
-          <w:ilvl w:val="0"/>
-          <w:numId w:val="40"/>
-        </w:numPr>
-      </w:pPr>
-      <w:r>
-        <w:rPr>
-          <w:b/>
-          <w:bCs/>
-        </w:rPr>
-        <w:t>Connections suited to a pausing database.</w:t>
-      </w:r>
-      <w:r>
-        <w:t xml:space="preserve"> </w:t>
-      </w:r>
-      <w:r>
-        <w:t>Per-invocation sessions (</w:t>
-      </w:r>
-      <w:r>
-        <w:rPr>
-          <w:rStyle w:val="VerbatimChar"/>
-        </w:rPr>
-        <w:t>NullPool</w:t>
-      </w:r>
-      <w:r>
-        <w:t xml:space="preserve">) let Aurora pause at 0 ACU. The first read after a pause costs about 4.7 s; later reads take about 263 ms </w:t>
-      </w:r>
-      <w:r>
-        <w:rPr>
-          <w:b/>
-          <w:bCs/>
-        </w:rPr>
-        <w:t>[AWS]</w:t>
-      </w:r>
-      <w:r>
-        <w:t>.</w:t>
-      </w:r>
-    </w:p>
-    <w:p>
-      <w:pPr>
-        <w:pStyle w:val="FirstParagraph"/>
-      </w:pPr>
-      <w:r>
-        <w:rPr>
-          <w:b/>
-          <w:bCs/>
-        </w:rPr>
-        <w:t>Results and explanation.</w:t>
-      </w:r>
-    </w:p>
-    <w:p>
-      <w:pPr>
-        <w:pStyle w:val="Compact"/>
-        <w:numPr>
-          <w:ilvl w:val="0"/>
-          <w:numId w:val="41"/>
-        </w:numPr>
-      </w:pPr>
-      <w:r>
-        <w:rPr>
-          <w:b/>
-          <w:bCs/>
-        </w:rPr>
-        <w:t>Latency.</w:t>
-      </w:r>
-      <w:r>
-        <w:t xml:space="preserve"> Status p90 was 58.2 ms against 700 ms, and login p90 was 178 ms against 2 s </w:t>
-      </w:r>
-      <w:r>
-        <w:rPr>
-          <w:b/>
-          <w:bCs/>
-        </w:rPr>
-        <w:t>[AWS]</w:t>
-      </w:r>
-      <w:r>
-        <w:t>. The generator was a Fargate task in the same region, so these numbers exclude internet latency to end users.</w:t>
-      </w:r>
-    </w:p>
-    <w:p>
-      <w:pPr>
-        <w:pStyle w:val="Compact"/>
-        <w:numPr>
-          <w:ilvl w:val="0"/>
-          <w:numId w:val="41"/>
-        </w:numPr>
-      </w:pPr>
-      <w:r>
-        <w:rPr>
-          <w:b/>
-          <w:bCs/>
-        </w:rPr>
-        <w:t>Two-worker miss.</w:t>
-      </w:r>
-      <w:r>
-        <w:t xml:space="preserve"> The 1.449× result is measured on six clips with one run per cap. </w:t>
-      </w:r>
-      <w:r>
-        <w:t>Fargate task-time variability against a fast single-worker baseline is the most probable cause, but no per-task CPU profile was captured, so the cause is an inference. The three-worker result (2.347×) passed, and the median queue wait fell at each step.</w:t>
-      </w:r>
-    </w:p>
-    <w:p>
-      <w:pPr>
-        <w:pStyle w:val="Compact"/>
-        <w:numPr>
-          <w:ilvl w:val="0"/>
-          <w:numId w:val="41"/>
-        </w:numPr>
-      </w:pPr>
-      <w:r>
-        <w:rPr>
-          <w:b/>
-          <w:bCs/>
-        </w:rPr>
-        <w:t>Queue-wait miss.</w:t>
-      </w:r>
-      <w:r>
-        <w:t xml:space="preserve"> The V2-live wait of about 37 s is a deliberate trade-off of scale-to-zero: no encoder runs idle, so each burst pays a Fargate start (median 25.6 s) plus image pull. The target was not revised, and AISS-03 records the options.</w:t>
-      </w:r>
-    </w:p>
-    <w:p>
-      <w:pPr>
-        <w:pStyle w:val="Heading2"/>
-      </w:pPr>
-      <w:bookmarkStart w:id="42" w:name="availability"/>
-      <w:bookmarkStart w:id="43" w:name="_Toc243483101"/>
-      <w:bookmarkEnd w:id="40"/>
-      <w:r>
-        <w:t>Availability</w:t>
-      </w:r>
-      <w:bookmarkEnd w:id="43"/>
     </w:p>
     <w:p>
       <w:pPr>
@@ -27719,56 +26760,10 @@
           <w:b/>
           <w:bCs/>
         </w:rPr>
-        <w:lastRenderedPageBreak/>
-        <w:t>Durable state first.</w:t>
-      </w:r>
-      <w:r>
-        <w:t xml:space="preserve"> SQL is the source of truth, and the outbox commits every message with its state change. A lost queue therefore delays work but cannot lose it: </w:t>
-      </w:r>
-      <w:r>
-        <w:rPr>
-          <w:rStyle w:val="VerbatimChar"/>
-        </w:rPr>
-        <w:t>repair_work</w:t>
-      </w:r>
-      <w:r>
-        <w:t xml:space="preserve"> rebuilds queued work from </w:t>
-      </w:r>
-      <w:r>
-        <w:rPr>
-          <w:rStyle w:val="VerbatimChar"/>
-        </w:rPr>
-        <w:t>jobs</w:t>
-      </w:r>
-      <w:r>
-        <w:t xml:space="preserve"> and </w:t>
-      </w:r>
-      <w:r>
-        <w:rPr>
-          <w:rStyle w:val="VerbatimChar"/>
-        </w:rPr>
-        <w:t>attempts</w:t>
-      </w:r>
-      <w:r>
-        <w:t xml:space="preserve"> on the one-minute repair tick. ECS </w:t>
-      </w:r>
-      <w:r>
-        <w:rPr>
-          <w:rStyle w:val="VerbatimChar"/>
-        </w:rPr>
-        <w:t>STOPPED</w:t>
-      </w:r>
-      <w:r>
-        <w:t xml:space="preserve"> and S3 </w:t>
-      </w:r>
-      <w:r>
-        <w:rPr>
-          <w:rStyle w:val="VerbatimChar"/>
-        </w:rPr>
-        <w:t>Object Created</w:t>
-      </w:r>
-      <w:r>
-        <w:t xml:space="preserve"> events trigger the same pass early.</w:t>
+        <w:t>No bytes through the API.</w:t>
+      </w:r>
+      <w:r>
+        <w:t xml:space="preserve"> Uploads go straight to S3 by presigned POST. Playback reads MP4 (with range requests) and HLS segments straight from S3 by presigned URL. Lambda handles only small JSON requests, and there is no payload limit to hit.</w:t>
       </w:r>
     </w:p>
     <w:p>
@@ -27784,23 +26779,29 @@
           <w:b/>
           <w:bCs/>
         </w:rPr>
-        <w:t>Failure isolation between services.</w:t>
-      </w:r>
-      <w:r>
-        <w:t xml:space="preserve"> Media never calls Processing. While Processing’s </w:t>
-      </w:r>
-      <w:r>
-        <w:t xml:space="preserve">command consumer was off, Media kept accepting uploads (202), and the job completed after re-enable </w:t>
-      </w:r>
-      <w:r>
-        <w:rPr>
-          <w:b/>
-          <w:bCs/>
-        </w:rPr>
-        <w:t>[AWS]</w:t>
-      </w:r>
-      <w:r>
-        <w:t>.</w:t>
+        <w:t>Caching where it is safe.</w:t>
+      </w:r>
+      <w:r>
+        <w:t xml:space="preserve"> CloudFront caches the content-hashed frontend at the edge. API responses deliberately use the AWS managed </w:t>
+      </w:r>
+      <w:r>
+        <w:rPr>
+          <w:i/>
+          <w:iCs/>
+        </w:rPr>
+        <w:t>caching-disabled</w:t>
+      </w:r>
+      <w:r>
+        <w:t xml:space="preserve"> policy, and authenticated responses carry </w:t>
+      </w:r>
+      <w:r>
+        <w:rPr>
+          <w:rStyle w:val="VerbatimChar"/>
+        </w:rPr>
+        <w:t>Cache-Control: private, no-store</w:t>
+      </w:r>
+      <w:r>
+        <w:t>: status and signed URLs are per-owner and short-lived, so caching them would leak or go stale. HLS playlists are never cached.</w:t>
       </w:r>
     </w:p>
     <w:p>
@@ -27816,28 +26817,10 @@
           <w:b/>
           <w:bCs/>
         </w:rPr>
-        <w:t>Fenced, disposable workers.</w:t>
-      </w:r>
-      <w:r>
-        <w:t xml:space="preserve"> Leases on the database clock, task binding and a hard deadline mean a dead or stuck worker cannot finish late. Its attempt is visibly </w:t>
-      </w:r>
-      <w:r>
-        <w:rPr>
-          <w:rStyle w:val="VerbatimChar"/>
-        </w:rPr>
-        <w:t>abandoned</w:t>
-      </w:r>
-      <w:r>
-        <w:t>/</w:t>
-      </w:r>
-      <w:r>
-        <w:rPr>
-          <w:rStyle w:val="VerbatimChar"/>
-        </w:rPr>
-        <w:t>failed</w:t>
-      </w:r>
-      <w:r>
-        <w:t>, and the owner retries from the stored source. The worker cannot send messages, so a dying worker cannot publish a half-finished result.</w:t>
+        <w:t>Load balancing is managed.</w:t>
+      </w:r>
+      <w:r>
+        <w:t xml:space="preserve"> API Gateway and Lambda spread requests across concurrent executions. SQS distributes work across up to three encoders, and each encoder pulls one attempt at a time.</w:t>
       </w:r>
     </w:p>
     <w:p>
@@ -27853,23 +26836,13 @@
           <w:b/>
           <w:bCs/>
         </w:rPr>
-        <w:t>Poison-message containment.</w:t>
-      </w:r>
-      <w:r>
-        <w:t xml:space="preserve"> Each queue redrives to a DLQ after five receives. A poison </w:t>
-      </w:r>
-      <w:r>
-        <w:t xml:space="preserve">message reached the DLQ after 2,101 s and was removed </w:t>
-      </w:r>
-      <w:r>
-        <w:rPr>
-          <w:b/>
-          <w:bCs/>
-        </w:rPr>
-        <w:t>[AWS]</w:t>
-      </w:r>
-      <w:r>
-        <w:t>. A DLQ runbook covers redrive.</w:t>
+        <w:t>Reads come from a local projection.</w:t>
+      </w:r>
+      <w:r>
+        <w:t xml:space="preserve"> Status is answered from Media’s own projection in one owner-local query (an earlier N+1 lookup was replaced by one outer join). There is no </w:t>
+      </w:r>
+      <w:r>
+        <w:t>cross-service call per poll.</w:t>
       </w:r>
     </w:p>
     <w:p>
@@ -27885,10 +26858,10 @@
           <w:b/>
           <w:bCs/>
         </w:rPr>
-        <w:t>Managed redundancy where it is free.</w:t>
-      </w:r>
-      <w:r>
-        <w:t xml:space="preserve"> Lambda, SQS, S3, API Gateway and CloudFront are regional or global managed services spanning multiple AZs. The subnets cover two AZs.</w:t>
+        <w:t>Bounded, predictable encoding.</w:t>
+      </w:r>
+      <w:r>
+        <w:t xml:space="preserve"> Each encoder is a 2 vCPU / 4 GiB task. FFmpeg uses every core it sees, so the per-task cap is what makes the 1/2/3 comparison fair. The HLS ladder never exceeds the source height, so no work is wasted upscaling.</w:t>
       </w:r>
     </w:p>
     <w:p>
@@ -27904,69 +26877,41 @@
           <w:b/>
           <w:bCs/>
         </w:rPr>
-        <w:t>Self-healing deploys.</w:t>
-      </w:r>
-      <w:r>
-        <w:t xml:space="preserve"> A failed release smoke restores the previous images automatically (section 5.3). Stateful resources use </w:t>
+        <w:t>Connections suited to a pausing database.</w:t>
+      </w:r>
+      <w:r>
+        <w:t xml:space="preserve"> Per-invocation sessions (</w:t>
       </w:r>
       <w:r>
         <w:rPr>
           <w:rStyle w:val="VerbatimChar"/>
         </w:rPr>
-        <w:t>DeletionPolicy: Retain</w:t>
-      </w:r>
-      <w:r>
-        <w:t>, and CloudFormation refuses a change set that would replace Aurora, a bucket or the distribution.</w:t>
-      </w:r>
-    </w:p>
-    <w:p>
-      <w:pPr>
-        <w:pStyle w:val="Compact"/>
-        <w:numPr>
-          <w:ilvl w:val="0"/>
-          <w:numId w:val="42"/>
-        </w:numPr>
-      </w:pPr>
+        <w:t>NullPool</w:t>
+      </w:r>
+      <w:r>
+        <w:t xml:space="preserve">) let Aurora pause at 0 ACU. The first read after a pause costs about 4.7 s; later reads take about 263 ms </w:t>
+      </w:r>
       <w:r>
         <w:rPr>
           <w:b/>
           <w:bCs/>
         </w:rPr>
-        <w:t>Observability.</w:t>
-      </w:r>
-      <w:r>
-        <w:t xml:space="preserve"> Per-service alarms (DLQ depth per queue, errors per function: 13 in V2-live) and one dashboard. 13 of 13 alarms were </w:t>
-      </w:r>
-      <w:r>
-        <w:rPr>
-          <w:rStyle w:val="VerbatimChar"/>
-        </w:rPr>
-        <w:t>OK</w:t>
-      </w:r>
-      <w:r>
-        <w:t xml:space="preserve"> after the backlog tests </w:t>
-      </w:r>
+        <w:t>[AWS]</w:t>
+      </w:r>
+      <w:r>
+        <w:t>.</w:t>
+      </w:r>
+    </w:p>
+    <w:p>
+      <w:pPr>
+        <w:pStyle w:val="FirstParagraph"/>
+      </w:pPr>
       <w:r>
         <w:rPr>
           <w:b/>
           <w:bCs/>
         </w:rPr>
-        <w:t>[AWS]</w:t>
-      </w:r>
-      <w:r>
-        <w:t>.</w:t>
-      </w:r>
-    </w:p>
-    <w:p>
-      <w:pPr>
-        <w:pStyle w:val="FirstParagraph"/>
-      </w:pPr>
-      <w:r>
-        <w:rPr>
-          <w:b/>
-          <w:bCs/>
-        </w:rPr>
-        <w:t>Limits, stated plainly.</w:t>
+        <w:t>Results and explanation.</w:t>
       </w:r>
     </w:p>
     <w:p>
@@ -27978,17 +26923,27 @@
         </w:numPr>
       </w:pPr>
       <w:r>
-        <w:t xml:space="preserve">The platform is </w:t>
-      </w:r>
-      <w:r>
         <w:rPr>
           <w:b/>
           <w:bCs/>
         </w:rPr>
-        <w:t>not highly available</w:t>
-      </w:r>
-      <w:r>
-        <w:t xml:space="preserve"> in the strict sense. One Aurora instance in one region is a shared failure boundary (AISS-01, AISS-02).</w:t>
+        <w:t>Latency.</w:t>
+      </w:r>
+      <w:r>
+        <w:t xml:space="preserve"> </w:t>
+      </w:r>
+      <w:r>
+        <w:t xml:space="preserve">Status p90 was 58.2 ms against 700 ms, and login p90 was 178 ms against 2 s </w:t>
+      </w:r>
+      <w:r>
+        <w:rPr>
+          <w:b/>
+          <w:bCs/>
+        </w:rPr>
+        <w:t>[AWS]</w:t>
+      </w:r>
+      <w:r>
+        <w:t>. The generator was a Fargate task in the same region, so these numbers exclude internet latency to end users.</w:t>
       </w:r>
     </w:p>
     <w:p>
@@ -28000,7 +26955,21 @@
         </w:numPr>
       </w:pPr>
       <w:r>
-        <w:t>Backups are kept one day, and no restore drill was run.</w:t>
+        <w:rPr>
+          <w:b/>
+          <w:bCs/>
+        </w:rPr>
+        <w:t>Two-worker miss.</w:t>
+      </w:r>
+      <w:r>
+        <w:t xml:space="preserve"> The 1.449× result is measured on six clips with one run per cap. Fargate task-time variability against a fast single-worker baseline is the most </w:t>
+      </w:r>
+      <w:r>
+        <w:lastRenderedPageBreak/>
+        <w:t xml:space="preserve">probable cause, but no per-task CPU profile was captured, so the cause is an inference. The three-worker result </w:t>
+      </w:r>
+      <w:r>
+        <w:t>(2.347×) passed, and the median queue wait fell at each step.</w:t>
       </w:r>
     </w:p>
     <w:p>
@@ -28012,7 +26981,38 @@
         </w:numPr>
       </w:pPr>
       <w:r>
-        <w:t>No uptime SLA is claimed.</w:t>
+        <w:rPr>
+          <w:b/>
+          <w:bCs/>
+        </w:rPr>
+        <w:t>Queue-wait miss.</w:t>
+      </w:r>
+      <w:r>
+        <w:t xml:space="preserve"> The V2-live wait of about 37 s is a deliberate trade-off of scale-to-zero: no encoder runs idle, so each burst pays a Fargate start (median 25.6 s) plus image pull. The target was not revised, and AISS-02 records the options.</w:t>
+      </w:r>
+    </w:p>
+    <w:p>
+      <w:pPr>
+        <w:pStyle w:val="Heading2"/>
+      </w:pPr>
+      <w:bookmarkStart w:id="42" w:name="availability"/>
+      <w:bookmarkStart w:id="43" w:name="_Toc243489947"/>
+      <w:bookmarkEnd w:id="40"/>
+      <w:r>
+        <w:t>Availability</w:t>
+      </w:r>
+      <w:bookmarkEnd w:id="43"/>
+    </w:p>
+    <w:p>
+      <w:pPr>
+        <w:pStyle w:val="FirstParagraph"/>
+      </w:pPr>
+      <w:r>
+        <w:rPr>
+          <w:b/>
+          <w:bCs/>
+        </w:rPr>
+        <w:t>Tactics in the design.</w:t>
       </w:r>
     </w:p>
     <w:p>
@@ -28020,11 +27020,316 @@
         <w:pStyle w:val="Compact"/>
         <w:numPr>
           <w:ilvl w:val="0"/>
-          <w:numId w:val="43"/>
+          <w:numId w:val="44"/>
         </w:numPr>
       </w:pPr>
       <w:r>
-        <w:t>The lost-queue-entry timing was not measured on AWS (AISS-14).</w:t>
+        <w:rPr>
+          <w:b/>
+          <w:bCs/>
+        </w:rPr>
+        <w:t>Durable state first.</w:t>
+      </w:r>
+      <w:r>
+        <w:t xml:space="preserve"> SQL is the source of truth, and the outbox commits every message with its state change. A lost queue therefore delays work but cannot lose it: </w:t>
+      </w:r>
+      <w:r>
+        <w:rPr>
+          <w:rStyle w:val="VerbatimChar"/>
+        </w:rPr>
+        <w:t>repair_work</w:t>
+      </w:r>
+      <w:r>
+        <w:t xml:space="preserve"> rebuilds queued work from </w:t>
+      </w:r>
+      <w:r>
+        <w:rPr>
+          <w:rStyle w:val="VerbatimChar"/>
+        </w:rPr>
+        <w:t>jobs</w:t>
+      </w:r>
+      <w:r>
+        <w:t xml:space="preserve"> and </w:t>
+      </w:r>
+      <w:r>
+        <w:rPr>
+          <w:rStyle w:val="VerbatimChar"/>
+        </w:rPr>
+        <w:t>attempts</w:t>
+      </w:r>
+      <w:r>
+        <w:t xml:space="preserve"> on the one-minute repair tick. ECS </w:t>
+      </w:r>
+      <w:r>
+        <w:rPr>
+          <w:rStyle w:val="VerbatimChar"/>
+        </w:rPr>
+        <w:t>STOPPED</w:t>
+      </w:r>
+      <w:r>
+        <w:t xml:space="preserve"> and S3 </w:t>
+      </w:r>
+      <w:r>
+        <w:rPr>
+          <w:rStyle w:val="VerbatimChar"/>
+        </w:rPr>
+        <w:t>Object Created</w:t>
+      </w:r>
+      <w:r>
+        <w:t xml:space="preserve"> events trigger the same pass early.</w:t>
+      </w:r>
+    </w:p>
+    <w:p>
+      <w:pPr>
+        <w:pStyle w:val="Compact"/>
+        <w:numPr>
+          <w:ilvl w:val="0"/>
+          <w:numId w:val="44"/>
+        </w:numPr>
+      </w:pPr>
+      <w:r>
+        <w:rPr>
+          <w:b/>
+          <w:bCs/>
+        </w:rPr>
+        <w:t>Failure isolation between services.</w:t>
+      </w:r>
+      <w:r>
+        <w:t xml:space="preserve"> Media never calls Processing. While Processing’s command consumer was off, Media kept accepting uploads (202), and the job completed after re-enable </w:t>
+      </w:r>
+      <w:r>
+        <w:rPr>
+          <w:b/>
+          <w:bCs/>
+        </w:rPr>
+        <w:t>[AWS]</w:t>
+      </w:r>
+      <w:r>
+        <w:t>.</w:t>
+      </w:r>
+    </w:p>
+    <w:p>
+      <w:pPr>
+        <w:pStyle w:val="Compact"/>
+        <w:numPr>
+          <w:ilvl w:val="0"/>
+          <w:numId w:val="44"/>
+        </w:numPr>
+      </w:pPr>
+      <w:r>
+        <w:rPr>
+          <w:b/>
+          <w:bCs/>
+        </w:rPr>
+        <w:t>Fenced, disposable workers.</w:t>
+      </w:r>
+      <w:r>
+        <w:t xml:space="preserve"> Leases on the database clock, task binding and a hard deadline mean a dead or stuck worker cannot finish late. Its attempt is visibly </w:t>
+      </w:r>
+      <w:r>
+        <w:rPr>
+          <w:rStyle w:val="VerbatimChar"/>
+        </w:rPr>
+        <w:t>abandoned</w:t>
+      </w:r>
+      <w:r>
+        <w:t>/</w:t>
+      </w:r>
+      <w:r>
+        <w:rPr>
+          <w:rStyle w:val="VerbatimChar"/>
+        </w:rPr>
+        <w:t>failed</w:t>
+      </w:r>
+      <w:r>
+        <w:t>, and the owner retries from the stored source. The worker cannot send messages, so a dying worker cannot publish a half-finished result.</w:t>
+      </w:r>
+    </w:p>
+    <w:p>
+      <w:pPr>
+        <w:pStyle w:val="Compact"/>
+        <w:numPr>
+          <w:ilvl w:val="0"/>
+          <w:numId w:val="44"/>
+        </w:numPr>
+      </w:pPr>
+      <w:r>
+        <w:rPr>
+          <w:b/>
+          <w:bCs/>
+        </w:rPr>
+        <w:t>Poison-message containment.</w:t>
+      </w:r>
+      <w:r>
+        <w:t xml:space="preserve"> Each queue redrives to a DLQ after five receives. A poison message reached the DLQ after 2,101 s and was removed </w:t>
+      </w:r>
+      <w:r>
+        <w:rPr>
+          <w:b/>
+          <w:bCs/>
+        </w:rPr>
+        <w:t>[AWS]</w:t>
+      </w:r>
+      <w:r>
+        <w:t>. A DLQ runbook covers redrive.</w:t>
+      </w:r>
+    </w:p>
+    <w:p>
+      <w:pPr>
+        <w:pStyle w:val="Compact"/>
+        <w:numPr>
+          <w:ilvl w:val="0"/>
+          <w:numId w:val="44"/>
+        </w:numPr>
+      </w:pPr>
+      <w:r>
+        <w:rPr>
+          <w:b/>
+          <w:bCs/>
+        </w:rPr>
+        <w:t>Managed redundancy where it is free.</w:t>
+      </w:r>
+      <w:r>
+        <w:t xml:space="preserve"> Lambda, SQS, S3, API Gateway and CloudFront are regional or global managed services spanning multiple AZs. The subnets cover two AZs.</w:t>
+      </w:r>
+    </w:p>
+    <w:p>
+      <w:pPr>
+        <w:pStyle w:val="Compact"/>
+        <w:numPr>
+          <w:ilvl w:val="0"/>
+          <w:numId w:val="44"/>
+        </w:numPr>
+      </w:pPr>
+      <w:r>
+        <w:rPr>
+          <w:b/>
+          <w:bCs/>
+        </w:rPr>
+        <w:t>Self-healing deploys.</w:t>
+      </w:r>
+      <w:r>
+        <w:t xml:space="preserve"> A failed release smoke restores the previous images automatically (section 5.3). Stateful resources use </w:t>
+      </w:r>
+      <w:r>
+        <w:rPr>
+          <w:rStyle w:val="VerbatimChar"/>
+        </w:rPr>
+        <w:t>DeletionPolicy: Retain</w:t>
+      </w:r>
+      <w:r>
+        <w:t>, and CloudFormation refuses a change set that would replace Aurora, a bucket or the distribution.</w:t>
+      </w:r>
+    </w:p>
+    <w:p>
+      <w:pPr>
+        <w:pStyle w:val="Compact"/>
+        <w:numPr>
+          <w:ilvl w:val="0"/>
+          <w:numId w:val="44"/>
+        </w:numPr>
+      </w:pPr>
+      <w:r>
+        <w:rPr>
+          <w:b/>
+          <w:bCs/>
+        </w:rPr>
+        <w:t>Observability.</w:t>
+      </w:r>
+      <w:r>
+        <w:t xml:space="preserve"> Per-service alarms (DLQ depth per queue, errors per function: 13 in V2-live) and one dashboard. 13 of 13 alarms were </w:t>
+      </w:r>
+      <w:r>
+        <w:rPr>
+          <w:rStyle w:val="VerbatimChar"/>
+        </w:rPr>
+        <w:t>OK</w:t>
+      </w:r>
+      <w:r>
+        <w:t xml:space="preserve"> after the backlog tests </w:t>
+      </w:r>
+      <w:r>
+        <w:rPr>
+          <w:b/>
+          <w:bCs/>
+        </w:rPr>
+        <w:t>[AWS]</w:t>
+      </w:r>
+      <w:r>
+        <w:t>.</w:t>
+      </w:r>
+    </w:p>
+    <w:p>
+      <w:pPr>
+        <w:pStyle w:val="FirstParagraph"/>
+      </w:pPr>
+      <w:r>
+        <w:rPr>
+          <w:b/>
+          <w:bCs/>
+        </w:rPr>
+        <w:t>Limits, stated plainly.</w:t>
+      </w:r>
+    </w:p>
+    <w:p>
+      <w:pPr>
+        <w:pStyle w:val="Compact"/>
+        <w:numPr>
+          <w:ilvl w:val="0"/>
+          <w:numId w:val="45"/>
+        </w:numPr>
+      </w:pPr>
+      <w:r>
+        <w:t xml:space="preserve">The platform is </w:t>
+      </w:r>
+      <w:r>
+        <w:rPr>
+          <w:b/>
+          <w:bCs/>
+        </w:rPr>
+        <w:t>not highly available</w:t>
+      </w:r>
+      <w:r>
+        <w:t xml:space="preserve"> </w:t>
+      </w:r>
+      <w:r>
+        <w:t>in the strict sense. One Aurora instance in one region is a shared failure boundary (AISS-01); zone and region failover are out of scope (section 1.4.2).</w:t>
+      </w:r>
+    </w:p>
+    <w:p>
+      <w:pPr>
+        <w:pStyle w:val="Compact"/>
+        <w:numPr>
+          <w:ilvl w:val="0"/>
+          <w:numId w:val="45"/>
+        </w:numPr>
+      </w:pPr>
+      <w:r>
+        <w:t>Backups are kept one day, and no restore drill was run.</w:t>
+      </w:r>
+    </w:p>
+    <w:p>
+      <w:pPr>
+        <w:pStyle w:val="Compact"/>
+        <w:numPr>
+          <w:ilvl w:val="0"/>
+          <w:numId w:val="45"/>
+        </w:numPr>
+      </w:pPr>
+      <w:r>
+        <w:t>No uptime SLA is claimed.</w:t>
+      </w:r>
+    </w:p>
+    <w:p>
+      <w:pPr>
+        <w:pStyle w:val="Compact"/>
+        <w:numPr>
+          <w:ilvl w:val="0"/>
+          <w:numId w:val="45"/>
+        </w:numPr>
+      </w:pPr>
+      <w:r>
+        <w:t>The lost-queue-entry timing was not measured on AWS (AISS-06).</w:t>
       </w:r>
     </w:p>
     <w:p>
@@ -28032,7 +27337,7 @@
         <w:pStyle w:val="Heading2"/>
       </w:pPr>
       <w:bookmarkStart w:id="44" w:name="security"/>
-      <w:bookmarkStart w:id="45" w:name="_Toc243483102"/>
+      <w:bookmarkStart w:id="45" w:name="_Toc243489948"/>
       <w:bookmarkEnd w:id="42"/>
       <w:r>
         <w:t>Security</w:t>
@@ -28077,6 +27382,7 @@
               <w:keepNext/>
             </w:pPr>
             <w:r>
+              <w:lastRenderedPageBreak/>
               <w:t>Area</w:t>
             </w:r>
           </w:p>
@@ -28223,10 +27529,7 @@
               <w:t>SameSite=Strict</w:t>
             </w:r>
             <w:r>
-              <w:t xml:space="preserve"> </w:t>
-            </w:r>
-            <w:r>
-              <w:t xml:space="preserve">cookie through CloudFront; 1-hour token; </w:t>
+              <w:t xml:space="preserve"> cookie through CloudFront; 1-hour token; </w:t>
             </w:r>
             <w:r>
               <w:rPr>
@@ -28328,7 +27631,6 @@
               <w:pStyle w:val="TableText"/>
             </w:pPr>
             <w:r>
-              <w:lastRenderedPageBreak/>
               <w:t>IAM (least privilege)</w:t>
             </w:r>
           </w:p>
@@ -28507,7 +27809,7 @@
               <w:pStyle w:val="TableText"/>
             </w:pPr>
             <w:r>
-              <w:t>Not deployed. There is no WAF, GuardDuty or IDS/IPS (AISS-06). The compensating controls are the authorizer, the stage throttle (20 rps, burst 50), the budget alarm and the per-service error alarms.</w:t>
+              <w:t>Not deployed. There is no WAF, GuardDuty or IDS/IPS (AISS-03). The compensating controls are the authorizer, the stage throttle (20 rps, burst 50), the budget alarm and the per-service error alarms.</w:t>
             </w:r>
           </w:p>
         </w:tc>
@@ -28964,216 +28266,8 @@
           <w:b/>
           <w:bCs/>
         </w:rPr>
+        <w:lastRenderedPageBreak/>
         <w:t>Scope limits.</w:t>
-      </w:r>
-    </w:p>
-    <w:p>
-      <w:pPr>
-        <w:pStyle w:val="Compact"/>
-        <w:numPr>
-          <w:ilvl w:val="0"/>
-          <w:numId w:val="44"/>
-        </w:numPr>
-      </w:pPr>
-      <w:r>
-        <w:t>“Zero fixable HIGH/CRITICAL” never means zero vulnerabilities. The images still carry unfixed findings (44/44/208 rows at the last scan), and an earlier accepted set included one CRITICAL with no fix available.</w:t>
-      </w:r>
-    </w:p>
-    <w:p>
-      <w:pPr>
-        <w:pStyle w:val="Compact"/>
-        <w:numPr>
-          <w:ilvl w:val="0"/>
-          <w:numId w:val="44"/>
-        </w:numPr>
-      </w:pPr>
-      <w:r>
-        <w:t xml:space="preserve">DAST findings are report-only, cover seven selected routes, and ran against the local gateway, </w:t>
-      </w:r>
-      <w:r>
-        <w:t>not the AWS edge. Eight low and eight informational entries remain, mostly missing hardening headers on the local bridge.</w:t>
-      </w:r>
-    </w:p>
-    <w:p>
-      <w:pPr>
-        <w:pStyle w:val="Compact"/>
-        <w:numPr>
-          <w:ilvl w:val="0"/>
-          <w:numId w:val="44"/>
-        </w:numPr>
-      </w:pPr>
-      <w:r>
-        <w:t>SonarCloud analysis is advisory and was not configured with a token.</w:t>
-      </w:r>
-    </w:p>
-    <w:p>
-      <w:pPr>
-        <w:pStyle w:val="Compact"/>
-        <w:numPr>
-          <w:ilvl w:val="0"/>
-          <w:numId w:val="44"/>
-        </w:numPr>
-      </w:pPr>
-      <w:r>
-        <w:t>The #229 negatives ran before the final frozen source and were not repeated on it.</w:t>
-      </w:r>
-    </w:p>
-    <w:p>
-      <w:pPr>
-        <w:pStyle w:val="Heading2"/>
-      </w:pPr>
-      <w:bookmarkStart w:id="46" w:name="extensibility-and-maintainability"/>
-      <w:bookmarkStart w:id="47" w:name="_Toc243483103"/>
-      <w:bookmarkEnd w:id="44"/>
-      <w:r>
-        <w:lastRenderedPageBreak/>
-        <w:t>Extensibility and Maintainability</w:t>
-      </w:r>
-      <w:bookmarkEnd w:id="47"/>
-    </w:p>
-    <w:p>
-      <w:pPr>
-        <w:pStyle w:val="FirstParagraph"/>
-      </w:pPr>
-      <w:r>
-        <w:rPr>
-          <w:b/>
-          <w:bCs/>
-        </w:rPr>
-        <w:t>How the platform is extended.</w:t>
-      </w:r>
-    </w:p>
-    <w:p>
-      <w:pPr>
-        <w:pStyle w:val="Compact"/>
-        <w:numPr>
-          <w:ilvl w:val="0"/>
-          <w:numId w:val="45"/>
-        </w:numPr>
-      </w:pPr>
-      <w:r>
-        <w:rPr>
-          <w:b/>
-          <w:bCs/>
-        </w:rPr>
-        <w:t>A new client application.</w:t>
-      </w:r>
-      <w:r>
-        <w:t xml:space="preserve"> It uses only the two OpenAPI 1.0.0 documents and the public flow: </w:t>
-      </w:r>
-      <w:r>
-        <w:t xml:space="preserve">reserve, upload, finalize, status, retry. The Publisher CLI is the worked example: 491 lines of Python in 6 files, using only the standard library and </w:t>
-      </w:r>
-      <w:r>
-        <w:rPr>
-          <w:rStyle w:val="VerbatimChar"/>
-        </w:rPr>
-        <w:t>httpx</w:t>
-      </w:r>
-      <w:r>
-        <w:t>. It has 0 imports from service code and 0 database credentials, enforced by an AST test, and it is validated against the published OpenAPI schema in CI.</w:t>
-      </w:r>
-    </w:p>
-    <w:p>
-      <w:pPr>
-        <w:pStyle w:val="Compact"/>
-        <w:numPr>
-          <w:ilvl w:val="0"/>
-          <w:numId w:val="45"/>
-        </w:numPr>
-      </w:pPr>
-      <w:r>
-        <w:rPr>
-          <w:b/>
-          <w:bCs/>
-        </w:rPr>
-        <w:t>A new processing capability.</w:t>
-      </w:r>
-      <w:r>
-        <w:t xml:space="preserve"> Add an operation to </w:t>
-      </w:r>
-      <w:r>
-        <w:rPr>
-          <w:rStyle w:val="VerbatimChar"/>
-        </w:rPr>
-        <w:t>media_engine/</w:t>
-      </w:r>
-      <w:r>
-        <w:t xml:space="preserve"> (pure command builders) and to the operation list carried in </w:t>
-      </w:r>
-      <w:r>
-        <w:rPr>
-          <w:rStyle w:val="VerbatimChar"/>
-        </w:rPr>
-        <w:t>submit</w:t>
-      </w:r>
-      <w:r>
-        <w:t xml:space="preserve">. Additive payload fields need no contract version </w:t>
-      </w:r>
-      <w:r>
-        <w:t>change, because consumers ignore unknown fields. The edit feature (clip, crop, scale, convert) was added this way without touching the transport.</w:t>
-      </w:r>
-    </w:p>
-    <w:p>
-      <w:pPr>
-        <w:pStyle w:val="Compact"/>
-        <w:numPr>
-          <w:ilvl w:val="0"/>
-          <w:numId w:val="45"/>
-        </w:numPr>
-      </w:pPr>
-      <w:r>
-        <w:rPr>
-          <w:b/>
-          <w:bCs/>
-        </w:rPr>
-        <w:t>A contract change.</w:t>
-      </w:r>
-      <w:r>
-        <w:t xml:space="preserve"> The policy in </w:t>
-      </w:r>
-      <w:r>
-        <w:rPr>
-          <w:rStyle w:val="VerbatimChar"/>
-        </w:rPr>
-        <w:t>contracts/README.md</w:t>
-      </w:r>
-      <w:r>
-        <w:t xml:space="preserve"> applies. Changes are additive within a version. Consumers accept versions N and N-1, and producers emit the lower version until every consumer reads the new one. Each consumer owns a fixture of the fields it reads, and the producer’s tests check its real messages against that fixture. A breaking change takes two</w:t>
-      </w:r>
-      <w:r>
-        <w:t xml:space="preserve"> releases, in either service order.</w:t>
-      </w:r>
-    </w:p>
-    <w:p>
-      <w:pPr>
-        <w:pStyle w:val="Compact"/>
-        <w:numPr>
-          <w:ilvl w:val="0"/>
-          <w:numId w:val="45"/>
-        </w:numPr>
-      </w:pPr>
-      <w:r>
-        <w:rPr>
-          <w:b/>
-          <w:bCs/>
-        </w:rPr>
-        <w:t>More capacity.</w:t>
-      </w:r>
-      <w:r>
-        <w:t xml:space="preserve"> Raise the encoder cap behind the budget alarm (AISS-05). Media is unaffected.</w:t>
-      </w:r>
-    </w:p>
-    <w:p>
-      <w:pPr>
-        <w:pStyle w:val="FirstParagraph"/>
-      </w:pPr>
-      <w:r>
-        <w:rPr>
-          <w:b/>
-          <w:bCs/>
-        </w:rPr>
-        <w:t>What keeps it maintainable.</w:t>
       </w:r>
     </w:p>
     <w:p>
@@ -29185,56 +28279,7 @@
         </w:numPr>
       </w:pPr>
       <w:r>
-        <w:rPr>
-          <w:b/>
-          <w:bCs/>
-        </w:rPr>
-        <w:t>Boundaries are enforced by tests and builds.</w:t>
-      </w:r>
-    </w:p>
-    <w:p>
-      <w:pPr>
-        <w:pStyle w:val="Compact"/>
-        <w:numPr>
-          <w:ilvl w:val="1"/>
-          <w:numId w:val="47"/>
-        </w:numPr>
-      </w:pPr>
-      <w:r>
-        <w:t>Image builds fail if the opposite domain or a legacy module is importable.</w:t>
-      </w:r>
-    </w:p>
-    <w:p>
-      <w:pPr>
-        <w:pStyle w:val="Compact"/>
-        <w:numPr>
-          <w:ilvl w:val="1"/>
-          <w:numId w:val="47"/>
-        </w:numPr>
-      </w:pPr>
-      <w:r>
-        <w:t xml:space="preserve">IAM permissions are generated from a code-to-permission map and asserted in </w:t>
-      </w:r>
-      <w:r>
-        <w:rPr>
-          <w:rStyle w:val="VerbatimChar"/>
-        </w:rPr>
-        <w:t>tests/aws/v1/test_infrastructure.py</w:t>
-      </w:r>
-      <w:r>
-        <w:t>.</w:t>
-      </w:r>
-    </w:p>
-    <w:p>
-      <w:pPr>
-        <w:pStyle w:val="Compact"/>
-        <w:numPr>
-          <w:ilvl w:val="1"/>
-          <w:numId w:val="47"/>
-        </w:numPr>
-      </w:pPr>
-      <w:r>
-        <w:t>The checked-in template is byte-compared with its generator.</w:t>
+        <w:t>“Zero fixable HIGH/CRITICAL” never means zero vulnerabilities. The images still carry unfixed findings (44/44/208 rows at the last scan), and an earlier accepted set included one CRITICAL with no fix available.</w:t>
       </w:r>
     </w:p>
     <w:p>
@@ -29246,26 +28291,10 @@
         </w:numPr>
       </w:pPr>
       <w:r>
-        <w:rPr>
-          <w:b/>
-          <w:bCs/>
-        </w:rPr>
-        <w:t>Per-service CI lanes.</w:t>
-      </w:r>
-      <w:r>
-        <w:t xml:space="preserve"> </w:t>
-      </w:r>
-      <w:r>
-        <w:t xml:space="preserve">Path filters select tests and builds per service. </w:t>
-      </w:r>
-      <w:r>
-        <w:rPr>
-          <w:rStyle w:val="VerbatimChar"/>
-        </w:rPr>
-        <w:t>CODEOWNERS</w:t>
-      </w:r>
-      <w:r>
-        <w:t xml:space="preserve"> maps the directories to the specialism leads.</w:t>
+        <w:t xml:space="preserve">DAST findings are report-only, cover seven selected routes, and ran against the local gateway, </w:t>
+      </w:r>
+      <w:r>
+        <w:t>not the AWS edge. Eight low and eight informational entries remain, mostly missing hardening headers on the local bridge.</w:t>
       </w:r>
     </w:p>
     <w:p>
@@ -29277,24 +28306,7 @@
         </w:numPr>
       </w:pPr>
       <w:r>
-        <w:rPr>
-          <w:b/>
-          <w:bCs/>
-        </w:rPr>
-        <w:t>Tests and coverage.</w:t>
-      </w:r>
-      <w:r>
-        <w:t xml:space="preserve"> The complete offline regression is 3,697 tests (plus 177 frontend tests) </w:t>
-      </w:r>
-      <w:r>
-        <w:rPr>
-          <w:b/>
-          <w:bCs/>
-        </w:rPr>
-        <w:t>[Local]</w:t>
-      </w:r>
-      <w:r>
-        <w:t>. The five backend coverage tiers pass their floors (Media 93.91 % combined, Processing 93.90 %). Frontend coverage is 96.24 % of statements against a 90 % floor.</w:t>
+        <w:t>SonarCloud analysis is advisory and was not configured with a token.</w:t>
       </w:r>
     </w:p>
     <w:p>
@@ -29306,11 +28318,180 @@
         </w:numPr>
       </w:pPr>
       <w:r>
+        <w:t>The #229 negatives ran before the final frozen source and were not repeated on it.</w:t>
+      </w:r>
+    </w:p>
+    <w:p>
+      <w:pPr>
+        <w:pStyle w:val="Heading2"/>
+      </w:pPr>
+      <w:bookmarkStart w:id="46" w:name="extensibility-and-maintainability"/>
+      <w:bookmarkStart w:id="47" w:name="_Toc243489949"/>
+      <w:bookmarkEnd w:id="44"/>
+      <w:r>
+        <w:t>Extensibility and Maintainability</w:t>
+      </w:r>
+      <w:bookmarkEnd w:id="47"/>
+    </w:p>
+    <w:p>
+      <w:pPr>
+        <w:pStyle w:val="FirstParagraph"/>
+      </w:pPr>
+      <w:r>
         <w:rPr>
           <w:b/>
           <w:bCs/>
         </w:rPr>
-        <w:t>Recent maintainability work.</w:t>
+        <w:t>How the platform is extended.</w:t>
+      </w:r>
+    </w:p>
+    <w:p>
+      <w:pPr>
+        <w:pStyle w:val="Compact"/>
+        <w:numPr>
+          <w:ilvl w:val="0"/>
+          <w:numId w:val="47"/>
+        </w:numPr>
+      </w:pPr>
+      <w:r>
+        <w:rPr>
+          <w:b/>
+          <w:bCs/>
+        </w:rPr>
+        <w:t>A new client application.</w:t>
+      </w:r>
+      <w:r>
+        <w:t xml:space="preserve"> It uses only the two OpenAPI 1.0.0 documents and the public flow: </w:t>
+      </w:r>
+      <w:r>
+        <w:t xml:space="preserve">reserve, upload, finalize, status, retry. The Publisher CLI is the worked example: 491 lines of Python in 6 files, using only the standard library and </w:t>
+      </w:r>
+      <w:r>
+        <w:rPr>
+          <w:rStyle w:val="VerbatimChar"/>
+        </w:rPr>
+        <w:t>httpx</w:t>
+      </w:r>
+      <w:r>
+        <w:t>. It has 0 imports from service code and 0 database credentials, enforced by an AST test, and it is validated against the published OpenAPI schema in CI.</w:t>
+      </w:r>
+    </w:p>
+    <w:p>
+      <w:pPr>
+        <w:pStyle w:val="Compact"/>
+        <w:numPr>
+          <w:ilvl w:val="0"/>
+          <w:numId w:val="47"/>
+        </w:numPr>
+      </w:pPr>
+      <w:r>
+        <w:rPr>
+          <w:b/>
+          <w:bCs/>
+        </w:rPr>
+        <w:t>A new processing capability.</w:t>
+      </w:r>
+      <w:r>
+        <w:t xml:space="preserve"> Add an operation to </w:t>
+      </w:r>
+      <w:r>
+        <w:rPr>
+          <w:rStyle w:val="VerbatimChar"/>
+        </w:rPr>
+        <w:t>media_engine/</w:t>
+      </w:r>
+      <w:r>
+        <w:t xml:space="preserve"> (pure command builders) and to the operation list carried in </w:t>
+      </w:r>
+      <w:r>
+        <w:rPr>
+          <w:rStyle w:val="VerbatimChar"/>
+        </w:rPr>
+        <w:t>submit</w:t>
+      </w:r>
+      <w:r>
+        <w:t xml:space="preserve">. Additive payload fields need no contract version </w:t>
+      </w:r>
+      <w:r>
+        <w:t>change, because consumers ignore unknown fields. The edit feature (clip, crop, scale, convert) was added this way without touching the transport.</w:t>
+      </w:r>
+    </w:p>
+    <w:p>
+      <w:pPr>
+        <w:pStyle w:val="Compact"/>
+        <w:numPr>
+          <w:ilvl w:val="0"/>
+          <w:numId w:val="47"/>
+        </w:numPr>
+      </w:pPr>
+      <w:r>
+        <w:rPr>
+          <w:b/>
+          <w:bCs/>
+        </w:rPr>
+        <w:t>A contract change.</w:t>
+      </w:r>
+      <w:r>
+        <w:t xml:space="preserve"> The policy in </w:t>
+      </w:r>
+      <w:r>
+        <w:rPr>
+          <w:rStyle w:val="VerbatimChar"/>
+        </w:rPr>
+        <w:t>contracts/README.md</w:t>
+      </w:r>
+      <w:r>
+        <w:t xml:space="preserve"> applies. Changes are additive within a version. Consumers accept versions N and N-1, and producers emit the lower version until every consumer reads the new one. Each consumer owns a fixture of the fields it reads, and the producer’s tests check its real messages against that fixture. A breaking change takes two</w:t>
+      </w:r>
+      <w:r>
+        <w:t xml:space="preserve"> releases, in either service order.</w:t>
+      </w:r>
+    </w:p>
+    <w:p>
+      <w:pPr>
+        <w:pStyle w:val="Compact"/>
+        <w:numPr>
+          <w:ilvl w:val="0"/>
+          <w:numId w:val="47"/>
+        </w:numPr>
+      </w:pPr>
+      <w:r>
+        <w:rPr>
+          <w:b/>
+          <w:bCs/>
+        </w:rPr>
+        <w:t>More capacity.</w:t>
+      </w:r>
+      <w:r>
+        <w:t xml:space="preserve"> Raise the encoder cap behind the budget alarm. Media is unaffected.</w:t>
+      </w:r>
+    </w:p>
+    <w:p>
+      <w:pPr>
+        <w:pStyle w:val="FirstParagraph"/>
+      </w:pPr>
+      <w:r>
+        <w:rPr>
+          <w:b/>
+          <w:bCs/>
+        </w:rPr>
+        <w:t>What keeps it maintainable.</w:t>
+      </w:r>
+    </w:p>
+    <w:p>
+      <w:pPr>
+        <w:pStyle w:val="Compact"/>
+        <w:numPr>
+          <w:ilvl w:val="0"/>
+          <w:numId w:val="48"/>
+        </w:numPr>
+      </w:pPr>
+      <w:r>
+        <w:rPr>
+          <w:b/>
+          <w:bCs/>
+        </w:rPr>
+        <w:t>Boundaries are enforced by tests and builds.</w:t>
       </w:r>
     </w:p>
     <w:p>
@@ -29318,11 +28499,11 @@
         <w:pStyle w:val="Compact"/>
         <w:numPr>
           <w:ilvl w:val="1"/>
-          <w:numId w:val="48"/>
+          <w:numId w:val="49"/>
         </w:numPr>
       </w:pPr>
       <w:r>
-        <w:t>Shared storage-credential policy: 253 → 175 lines.</w:t>
+        <w:t>Image builds fail if the opposite domain or a legacy module is importable.</w:t>
       </w:r>
     </w:p>
     <w:p>
@@ -29330,11 +28511,20 @@
         <w:pStyle w:val="Compact"/>
         <w:numPr>
           <w:ilvl w:val="1"/>
-          <w:numId w:val="48"/>
+          <w:numId w:val="49"/>
         </w:numPr>
       </w:pPr>
       <w:r>
-        <w:t>Owner-image dependency exports: 44 → 40/36/33 packages.</w:t>
+        <w:t xml:space="preserve">IAM permissions are generated from a code-to-permission map and asserted in </w:t>
+      </w:r>
+      <w:r>
+        <w:rPr>
+          <w:rStyle w:val="VerbatimChar"/>
+        </w:rPr>
+        <w:t>tests/aws/v1/test_infrastructure.py</w:t>
+      </w:r>
+      <w:r>
+        <w:t>.</w:t>
       </w:r>
     </w:p>
     <w:p>
@@ -29342,11 +28532,87 @@
         <w:pStyle w:val="Compact"/>
         <w:numPr>
           <w:ilvl w:val="1"/>
+          <w:numId w:val="49"/>
+        </w:numPr>
+      </w:pPr>
+      <w:r>
+        <w:t>The checked-in template is byte-compared with its generator.</w:t>
+      </w:r>
+    </w:p>
+    <w:p>
+      <w:pPr>
+        <w:pStyle w:val="Compact"/>
+        <w:numPr>
+          <w:ilvl w:val="0"/>
           <w:numId w:val="48"/>
         </w:numPr>
       </w:pPr>
       <w:r>
-        <w:t>The frontend dependency tree went from 214 to 171 packages, with 9 npm audit findings removed.</w:t>
+        <w:rPr>
+          <w:b/>
+          <w:bCs/>
+        </w:rPr>
+        <w:t>Per-service CI lanes.</w:t>
+      </w:r>
+      <w:r>
+        <w:t xml:space="preserve"> Path filters select tests and builds per service.</w:t>
+      </w:r>
+      <w:r>
+        <w:t xml:space="preserve"> </w:t>
+      </w:r>
+      <w:r>
+        <w:rPr>
+          <w:rStyle w:val="VerbatimChar"/>
+        </w:rPr>
+        <w:t>CODEOWNERS</w:t>
+      </w:r>
+      <w:r>
+        <w:t xml:space="preserve"> maps the directories to the specialism leads.</w:t>
+      </w:r>
+    </w:p>
+    <w:p>
+      <w:pPr>
+        <w:pStyle w:val="Compact"/>
+        <w:numPr>
+          <w:ilvl w:val="0"/>
+          <w:numId w:val="48"/>
+        </w:numPr>
+      </w:pPr>
+      <w:r>
+        <w:rPr>
+          <w:b/>
+          <w:bCs/>
+        </w:rPr>
+        <w:t>Tests and coverage.</w:t>
+      </w:r>
+      <w:r>
+        <w:t xml:space="preserve"> The complete offline regression is 3,697 tests (plus 177 frontend tests) </w:t>
+      </w:r>
+      <w:r>
+        <w:rPr>
+          <w:b/>
+          <w:bCs/>
+        </w:rPr>
+        <w:t>[Local]</w:t>
+      </w:r>
+      <w:r>
+        <w:t>. The five backend coverage tiers pass their floors (Media 93.91 % combined, Processing 93.90 %). Frontend coverage is 96.24 % of statements against a 90 % floor.</w:t>
+      </w:r>
+    </w:p>
+    <w:p>
+      <w:pPr>
+        <w:pStyle w:val="Compact"/>
+        <w:numPr>
+          <w:ilvl w:val="0"/>
+          <w:numId w:val="48"/>
+        </w:numPr>
+      </w:pPr>
+      <w:r>
+        <w:rPr>
+          <w:b/>
+          <w:bCs/>
+        </w:rPr>
+        <w:t>Recent maintainability work.</w:t>
       </w:r>
     </w:p>
     <w:p>
@@ -29354,11 +28620,11 @@
         <w:pStyle w:val="Compact"/>
         <w:numPr>
           <w:ilvl w:val="1"/>
-          <w:numId w:val="48"/>
+          <w:numId w:val="50"/>
         </w:numPr>
       </w:pPr>
       <w:r>
-        <w:t>An obsolete 300-line Compose file and unused CI services were deleted.</w:t>
+        <w:t>Shared storage-credential policy: 253 → 175 lines.</w:t>
       </w:r>
     </w:p>
     <w:p>
@@ -29366,7 +28632,44 @@
         <w:pStyle w:val="Compact"/>
         <w:numPr>
           <w:ilvl w:val="1"/>
-          <w:numId w:val="48"/>
+          <w:numId w:val="50"/>
+        </w:numPr>
+      </w:pPr>
+      <w:r>
+        <w:t>Owner-image dependency exports: 44 → 40/36/33 packages.</w:t>
+      </w:r>
+    </w:p>
+    <w:p>
+      <w:pPr>
+        <w:pStyle w:val="Compact"/>
+        <w:numPr>
+          <w:ilvl w:val="1"/>
+          <w:numId w:val="50"/>
+        </w:numPr>
+      </w:pPr>
+      <w:r>
+        <w:t>The frontend dependency tree went from 214 to 171 packages, with 9 npm audit findings removed.</w:t>
+      </w:r>
+    </w:p>
+    <w:p>
+      <w:pPr>
+        <w:pStyle w:val="Compact"/>
+        <w:numPr>
+          <w:ilvl w:val="1"/>
+          <w:numId w:val="50"/>
+        </w:numPr>
+      </w:pPr>
+      <w:r>
+        <w:lastRenderedPageBreak/>
+        <w:t>An obsolete 300-line Compose file and unused CI services were deleted.</w:t>
+      </w:r>
+    </w:p>
+    <w:p>
+      <w:pPr>
+        <w:pStyle w:val="Compact"/>
+        <w:numPr>
+          <w:ilvl w:val="1"/>
+          <w:numId w:val="50"/>
         </w:numPr>
       </w:pPr>
       <w:r>
@@ -29378,7 +28681,7 @@
         <w:pStyle w:val="Compact"/>
         <w:numPr>
           <w:ilvl w:val="0"/>
-          <w:numId w:val="46"/>
+          <w:numId w:val="48"/>
         </w:numPr>
       </w:pPr>
       <w:r>
@@ -29406,7 +28709,7 @@
         <w:pStyle w:val="Compact"/>
         <w:numPr>
           <w:ilvl w:val="0"/>
-          <w:numId w:val="46"/>
+          <w:numId w:val="48"/>
         </w:numPr>
       </w:pPr>
       <w:r>
@@ -29440,14 +28743,13 @@
         <w:pStyle w:val="Compact"/>
         <w:numPr>
           <w:ilvl w:val="0"/>
-          <w:numId w:val="49"/>
+          <w:numId w:val="51"/>
         </w:numPr>
       </w:pPr>
       <w:r>
         <w:rPr>
           <w:rStyle w:val="VerbatimChar"/>
         </w:rPr>
-        <w:lastRenderedPageBreak/>
         <w:t>contracts/</w:t>
       </w:r>
       <w:r>
@@ -29459,7 +28761,7 @@
         <w:pStyle w:val="Compact"/>
         <w:numPr>
           <w:ilvl w:val="0"/>
-          <w:numId w:val="49"/>
+          <w:numId w:val="51"/>
         </w:numPr>
       </w:pPr>
       <w:r>
@@ -29471,7 +28773,7 @@
         <w:pStyle w:val="Compact"/>
         <w:numPr>
           <w:ilvl w:val="0"/>
-          <w:numId w:val="49"/>
+          <w:numId w:val="51"/>
         </w:numPr>
       </w:pPr>
       <w:r>
@@ -29483,7 +28785,7 @@
         <w:pStyle w:val="Compact"/>
         <w:numPr>
           <w:ilvl w:val="0"/>
-          <w:numId w:val="49"/>
+          <w:numId w:val="51"/>
         </w:numPr>
       </w:pPr>
       <w:r>
@@ -29495,7 +28797,7 @@
         <w:pStyle w:val="Heading1"/>
       </w:pPr>
       <w:bookmarkStart w:id="48" w:name="devops-and-development-lifecycle"/>
-      <w:bookmarkStart w:id="49" w:name="_Toc243483104"/>
+      <w:bookmarkStart w:id="49" w:name="_Toc243489950"/>
       <w:bookmarkEnd w:id="38"/>
       <w:bookmarkEnd w:id="46"/>
       <w:r>
@@ -29508,7 +28810,7 @@
         <w:pStyle w:val="Heading2"/>
       </w:pPr>
       <w:bookmarkStart w:id="50" w:name="source-control-strategy"/>
-      <w:bookmarkStart w:id="51" w:name="_Toc243483105"/>
+      <w:bookmarkStart w:id="51" w:name="_Toc243489951"/>
       <w:r>
         <w:t>Source Control Strategy</w:t>
       </w:r>
@@ -30174,13 +29476,14 @@
         <w:pStyle w:val="Compact"/>
         <w:numPr>
           <w:ilvl w:val="0"/>
-          <w:numId w:val="50"/>
+          <w:numId w:val="52"/>
         </w:numPr>
       </w:pPr>
       <w:r>
         <w:rPr>
           <w:rStyle w:val="VerbatimChar"/>
         </w:rPr>
+        <w:lastRenderedPageBreak/>
         <w:t>Main</w:t>
       </w:r>
       <w:r>
@@ -30204,7 +29507,7 @@
         <w:pStyle w:val="Compact"/>
         <w:numPr>
           <w:ilvl w:val="0"/>
-          <w:numId w:val="50"/>
+          <w:numId w:val="52"/>
         </w:numPr>
       </w:pPr>
       <w:r>
@@ -30307,7 +29610,7 @@
         <w:pStyle w:val="Compact"/>
         <w:numPr>
           <w:ilvl w:val="0"/>
-          <w:numId w:val="50"/>
+          <w:numId w:val="52"/>
         </w:numPr>
       </w:pPr>
       <w:r>
@@ -30328,7 +29631,7 @@
         <w:pStyle w:val="Compact"/>
         <w:numPr>
           <w:ilvl w:val="0"/>
-          <w:numId w:val="50"/>
+          <w:numId w:val="52"/>
         </w:numPr>
       </w:pPr>
       <w:r>
@@ -30352,7 +29655,7 @@
         <w:pStyle w:val="Compact"/>
         <w:numPr>
           <w:ilvl w:val="0"/>
-          <w:numId w:val="50"/>
+          <w:numId w:val="52"/>
         </w:numPr>
       </w:pPr>
       <w:r>
@@ -30364,11 +29667,10 @@
         <w:pStyle w:val="Compact"/>
         <w:numPr>
           <w:ilvl w:val="0"/>
-          <w:numId w:val="50"/>
+          <w:numId w:val="52"/>
         </w:numPr>
       </w:pPr>
       <w:r>
-        <w:lastRenderedPageBreak/>
         <w:t xml:space="preserve">The only tag is </w:t>
       </w:r>
       <w:r>
@@ -30856,7 +30158,7 @@
         <w:pStyle w:val="Compact"/>
         <w:numPr>
           <w:ilvl w:val="0"/>
-          <w:numId w:val="51"/>
+          <w:numId w:val="53"/>
         </w:numPr>
       </w:pPr>
       <w:r>
@@ -30887,7 +30189,7 @@
         <w:pStyle w:val="Compact"/>
         <w:numPr>
           <w:ilvl w:val="0"/>
-          <w:numId w:val="51"/>
+          <w:numId w:val="53"/>
         </w:numPr>
       </w:pPr>
       <w:r>
@@ -30952,181 +30254,6 @@
           <w:bCs/>
         </w:rPr>
         <w:t>Authentication and access of developers.</w:t>
-      </w:r>
-    </w:p>
-    <w:p>
-      <w:pPr>
-        <w:pStyle w:val="Compact"/>
-        <w:numPr>
-          <w:ilvl w:val="0"/>
-          <w:numId w:val="52"/>
-        </w:numPr>
-      </w:pPr>
-      <w:r>
-        <w:t>The repository is owned by one personal GitHub account (</w:t>
-      </w:r>
-      <w:r>
-        <w:rPr>
-          <w:rStyle w:val="VerbatimChar"/>
-        </w:rPr>
-        <w:t>Collaboration95</w:t>
-      </w:r>
-      <w:r>
-        <w:t>), which is its only collaborator. All commits, PRs and issues were made through it, by the team and by the AI coding agents it ran.</w:t>
-      </w:r>
-    </w:p>
-    <w:p>
-      <w:pPr>
-        <w:pStyle w:val="Compact"/>
-        <w:numPr>
-          <w:ilvl w:val="0"/>
-          <w:numId w:val="52"/>
-        </w:numPr>
-      </w:pPr>
-      <w:r>
-        <w:rPr>
-          <w:b/>
-          <w:bCs/>
-        </w:rPr>
-        <w:t>Branch protection and rulesets are not configured.</w:t>
-      </w:r>
-      <w:r>
-        <w:t xml:space="preserve"> “Dev gate” and “Full verification” are </w:t>
-      </w:r>
-      <w:r>
-        <w:t>stable, enforceable check names, but nothing in the repository settings requires them, and no reviewer approval is required. Pull-request discipline was a team practice, not a setting.</w:t>
-      </w:r>
-    </w:p>
-    <w:p>
-      <w:pPr>
-        <w:pStyle w:val="Compact"/>
-        <w:numPr>
-          <w:ilvl w:val="0"/>
-          <w:numId w:val="52"/>
-        </w:numPr>
-      </w:pPr>
-      <w:r>
-        <w:t>Secret scanning with push protection is enabled, and gitleaks runs in CI.</w:t>
-      </w:r>
-    </w:p>
-    <w:p>
-      <w:pPr>
-        <w:pStyle w:val="Compact"/>
-        <w:numPr>
-          <w:ilvl w:val="0"/>
-          <w:numId w:val="52"/>
-        </w:numPr>
-      </w:pPr>
-      <w:r>
-        <w:t>Cloud access is separate from repository access:</w:t>
-      </w:r>
-    </w:p>
-    <w:p>
-      <w:pPr>
-        <w:pStyle w:val="Compact"/>
-        <w:numPr>
-          <w:ilvl w:val="1"/>
-          <w:numId w:val="53"/>
-        </w:numPr>
-      </w:pPr>
-      <w:r>
-        <w:t>Human operators use IAM users with an MFA session helper (</w:t>
-      </w:r>
-      <w:r>
-        <w:rPr>
-          <w:rStyle w:val="VerbatimChar"/>
-        </w:rPr>
-        <w:t>make aws-mfa-session</w:t>
-      </w:r>
-      <w:r>
-        <w:t>).</w:t>
-      </w:r>
-    </w:p>
-    <w:p>
-      <w:pPr>
-        <w:pStyle w:val="Compact"/>
-        <w:numPr>
-          <w:ilvl w:val="1"/>
-          <w:numId w:val="53"/>
-        </w:numPr>
-      </w:pPr>
-      <w:r>
-        <w:t>The automation agent uses a dedicated IAM user (</w:t>
-      </w:r>
-      <w:r>
-        <w:rPr>
-          <w:rStyle w:val="VerbatimChar"/>
-        </w:rPr>
-        <w:t>flickpond-agent</w:t>
-      </w:r>
-      <w:r>
-        <w:t xml:space="preserve">, profile </w:t>
-      </w:r>
-      <w:r>
-        <w:rPr>
-          <w:rStyle w:val="VerbatimChar"/>
-        </w:rPr>
-        <w:t>dc2-agent</w:t>
-      </w:r>
-      <w:r>
-        <w:t>).</w:t>
-      </w:r>
-    </w:p>
-    <w:p>
-      <w:pPr>
-        <w:pStyle w:val="Compact"/>
-        <w:numPr>
-          <w:ilvl w:val="1"/>
-          <w:numId w:val="53"/>
-        </w:numPr>
-      </w:pPr>
-      <w:r>
-        <w:t xml:space="preserve">GitHub Actions uses </w:t>
-      </w:r>
-      <w:r>
-        <w:rPr>
-          <w:b/>
-          <w:bCs/>
-        </w:rPr>
-        <w:t>OIDC only</w:t>
-      </w:r>
-      <w:r>
-        <w:t xml:space="preserve">. No AWS key is stored in GitHub. The deploy role trusts only the immutable subject of this repository’s </w:t>
-      </w:r>
-      <w:r>
-        <w:rPr>
-          <w:rStyle w:val="VerbatimChar"/>
-        </w:rPr>
-        <w:t>aws</w:t>
-      </w:r>
-      <w:r>
-        <w:t xml:space="preserve"> environment, and that environment admits only </w:t>
-      </w:r>
-      <w:r>
-        <w:rPr>
-          <w:rStyle w:val="VerbatimChar"/>
-        </w:rPr>
-        <w:t>Main</w:t>
-      </w:r>
-      <w:r>
-        <w:t xml:space="preserve"> and </w:t>
-      </w:r>
-      <w:r>
-        <w:rPr>
-          <w:rStyle w:val="VerbatimChar"/>
-        </w:rPr>
-        <w:t>dev/closeout</w:t>
-      </w:r>
-      <w:r>
-        <w:t>.</w:t>
-      </w:r>
-    </w:p>
-    <w:p>
-      <w:pPr>
-        <w:pStyle w:val="FirstParagraph"/>
-      </w:pPr>
-      <w:r>
-        <w:t>The missing protection is recorded as AISS-09. For a multi-account team, the next steps are:</w:t>
       </w:r>
     </w:p>
     <w:p>
@@ -31138,7 +30265,16 @@
         </w:numPr>
       </w:pPr>
       <w:r>
-        <w:t>add the members as collaborators;</w:t>
+        <w:t>The repository is owned by one personal GitHub account (</w:t>
+      </w:r>
+      <w:r>
+        <w:rPr>
+          <w:rStyle w:val="VerbatimChar"/>
+        </w:rPr>
+        <w:t>Collaboration95</w:t>
+      </w:r>
+      <w:r>
+        <w:t>), which is its only collaborator. All commits, PRs and issues were made through it, by the team and by the AI coding agents it ran.</w:t>
       </w:r>
     </w:p>
     <w:p>
@@ -31150,25 +30286,17 @@
         </w:numPr>
       </w:pPr>
       <w:r>
-        <w:t xml:space="preserve">require “Full verification” and one review on </w:t>
-      </w:r>
-      <w:r>
-        <w:rPr>
-          <w:rStyle w:val="VerbatimChar"/>
-        </w:rPr>
-        <w:t>Main</w:t>
-      </w:r>
-      <w:r>
-        <w:t xml:space="preserve"> and </w:t>
-      </w:r>
-      <w:r>
-        <w:rPr>
-          <w:rStyle w:val="VerbatimChar"/>
-        </w:rPr>
-        <w:t>dev/closeout</w:t>
-      </w:r>
-      <w:r>
-        <w:t xml:space="preserve"> through a ruleset;</w:t>
+        <w:rPr>
+          <w:b/>
+          <w:bCs/>
+        </w:rPr>
+        <w:t>Branch protection and rulesets are not configured.</w:t>
+      </w:r>
+      <w:r>
+        <w:t xml:space="preserve"> “Dev gate” and “Full verification” are </w:t>
+      </w:r>
+      <w:r>
+        <w:t>stable, enforceable check names, but nothing in the repository settings requires them, and no reviewer approval is required. Pull-request discipline was a team practice, not a setting.</w:t>
       </w:r>
     </w:p>
     <w:p>
@@ -31180,6 +30308,181 @@
         </w:numPr>
       </w:pPr>
       <w:r>
+        <w:t>Secret scanning with push protection is enabled, and gitleaks runs in CI.</w:t>
+      </w:r>
+    </w:p>
+    <w:p>
+      <w:pPr>
+        <w:pStyle w:val="Compact"/>
+        <w:numPr>
+          <w:ilvl w:val="0"/>
+          <w:numId w:val="54"/>
+        </w:numPr>
+      </w:pPr>
+      <w:r>
+        <w:t>Cloud access is separate from repository access:</w:t>
+      </w:r>
+    </w:p>
+    <w:p>
+      <w:pPr>
+        <w:pStyle w:val="Compact"/>
+        <w:numPr>
+          <w:ilvl w:val="1"/>
+          <w:numId w:val="55"/>
+        </w:numPr>
+      </w:pPr>
+      <w:r>
+        <w:t>Human operators use IAM users with an MFA session helper (</w:t>
+      </w:r>
+      <w:r>
+        <w:rPr>
+          <w:rStyle w:val="VerbatimChar"/>
+        </w:rPr>
+        <w:t>make aws-mfa-session</w:t>
+      </w:r>
+      <w:r>
+        <w:t>).</w:t>
+      </w:r>
+    </w:p>
+    <w:p>
+      <w:pPr>
+        <w:pStyle w:val="Compact"/>
+        <w:numPr>
+          <w:ilvl w:val="1"/>
+          <w:numId w:val="55"/>
+        </w:numPr>
+      </w:pPr>
+      <w:r>
+        <w:t>The automation agent uses a dedicated IAM user (</w:t>
+      </w:r>
+      <w:r>
+        <w:rPr>
+          <w:rStyle w:val="VerbatimChar"/>
+        </w:rPr>
+        <w:t>flickpond-agent</w:t>
+      </w:r>
+      <w:r>
+        <w:t xml:space="preserve">, profile </w:t>
+      </w:r>
+      <w:r>
+        <w:rPr>
+          <w:rStyle w:val="VerbatimChar"/>
+        </w:rPr>
+        <w:t>dc2-agent</w:t>
+      </w:r>
+      <w:r>
+        <w:t>).</w:t>
+      </w:r>
+    </w:p>
+    <w:p>
+      <w:pPr>
+        <w:pStyle w:val="Compact"/>
+        <w:numPr>
+          <w:ilvl w:val="1"/>
+          <w:numId w:val="55"/>
+        </w:numPr>
+      </w:pPr>
+      <w:r>
+        <w:lastRenderedPageBreak/>
+        <w:t xml:space="preserve">GitHub Actions uses </w:t>
+      </w:r>
+      <w:r>
+        <w:rPr>
+          <w:b/>
+          <w:bCs/>
+        </w:rPr>
+        <w:t>OIDC only</w:t>
+      </w:r>
+      <w:r>
+        <w:t xml:space="preserve">. No AWS key is stored in GitHub. The deploy role trusts only the immutable subject of this repository’s </w:t>
+      </w:r>
+      <w:r>
+        <w:rPr>
+          <w:rStyle w:val="VerbatimChar"/>
+        </w:rPr>
+        <w:t>aws</w:t>
+      </w:r>
+      <w:r>
+        <w:t xml:space="preserve"> environment, and that environment admits only </w:t>
+      </w:r>
+      <w:r>
+        <w:rPr>
+          <w:rStyle w:val="VerbatimChar"/>
+        </w:rPr>
+        <w:t>Main</w:t>
+      </w:r>
+      <w:r>
+        <w:t xml:space="preserve"> and </w:t>
+      </w:r>
+      <w:r>
+        <w:rPr>
+          <w:rStyle w:val="VerbatimChar"/>
+        </w:rPr>
+        <w:t>dev/closeout</w:t>
+      </w:r>
+      <w:r>
+        <w:t>.</w:t>
+      </w:r>
+    </w:p>
+    <w:p>
+      <w:pPr>
+        <w:pStyle w:val="FirstParagraph"/>
+      </w:pPr>
+      <w:r>
+        <w:t>The missing protection is recorded as AISS-05. For a multi-account team, the next steps are:</w:t>
+      </w:r>
+    </w:p>
+    <w:p>
+      <w:pPr>
+        <w:pStyle w:val="Compact"/>
+        <w:numPr>
+          <w:ilvl w:val="0"/>
+          <w:numId w:val="56"/>
+        </w:numPr>
+      </w:pPr>
+      <w:r>
+        <w:t>add the members as collaborators;</w:t>
+      </w:r>
+    </w:p>
+    <w:p>
+      <w:pPr>
+        <w:pStyle w:val="Compact"/>
+        <w:numPr>
+          <w:ilvl w:val="0"/>
+          <w:numId w:val="56"/>
+        </w:numPr>
+      </w:pPr>
+      <w:r>
+        <w:t xml:space="preserve">require “Full verification” and one review on </w:t>
+      </w:r>
+      <w:r>
+        <w:rPr>
+          <w:rStyle w:val="VerbatimChar"/>
+        </w:rPr>
+        <w:t>Main</w:t>
+      </w:r>
+      <w:r>
+        <w:t xml:space="preserve"> and </w:t>
+      </w:r>
+      <w:r>
+        <w:rPr>
+          <w:rStyle w:val="VerbatimChar"/>
+        </w:rPr>
+        <w:t>dev/closeout</w:t>
+      </w:r>
+      <w:r>
+        <w:t xml:space="preserve"> through a ruleset;</w:t>
+      </w:r>
+    </w:p>
+    <w:p>
+      <w:pPr>
+        <w:pStyle w:val="Compact"/>
+        <w:numPr>
+          <w:ilvl w:val="0"/>
+          <w:numId w:val="56"/>
+        </w:numPr>
+      </w:pPr>
+      <w:r>
         <w:t xml:space="preserve">require reviewers on the </w:t>
       </w:r>
       <w:r>
@@ -31197,7 +30500,7 @@
         <w:pStyle w:val="Heading2"/>
       </w:pPr>
       <w:bookmarkStart w:id="52" w:name="continuous-integration"/>
-      <w:bookmarkStart w:id="53" w:name="_Toc243483106"/>
+      <w:bookmarkStart w:id="53" w:name="_Toc243489952"/>
       <w:bookmarkEnd w:id="50"/>
       <w:r>
         <w:t>Continuous Integration</w:t>
@@ -31278,7 +30581,6 @@
               <w:keepNext/>
             </w:pPr>
             <w:r>
-              <w:lastRenderedPageBreak/>
               <w:t>Trigger</w:t>
             </w:r>
           </w:p>
@@ -31996,6 +31298,7 @@
               <w:pStyle w:val="TableText"/>
             </w:pPr>
             <w:r>
+              <w:lastRenderedPageBreak/>
               <w:t>V1 local verification (</w:t>
             </w:r>
             <w:r>
@@ -32267,47 +31570,47 @@
         <w:pStyle w:val="Heading2"/>
       </w:pPr>
       <w:bookmarkStart w:id="54" w:name="continuous-delivery"/>
-      <w:bookmarkStart w:id="55" w:name="_Toc243483107"/>
+      <w:bookmarkStart w:id="55" w:name="_Toc243489953"/>
       <w:bookmarkEnd w:id="52"/>
       <w:r>
+        <w:t>Continuous Delivery</w:t>
+      </w:r>
+      <w:bookmarkEnd w:id="55"/>
+    </w:p>
+    <w:p>
+      <w:pPr>
+        <w:pStyle w:val="FirstParagraph"/>
+      </w:pPr>
+      <w:r>
+        <w:rPr>
+          <w:rStyle w:val="VerbatimChar"/>
+        </w:rPr>
+        <w:t>.github/workflows/cd.yml</w:t>
+      </w:r>
+      <w:r>
+        <w:t xml:space="preserve"> and </w:t>
+      </w:r>
+      <w:r>
+        <w:rPr>
+          <w:rStyle w:val="VerbatimChar"/>
+        </w:rPr>
+        <w:t>scripts/ci/cd.sh</w:t>
+      </w:r>
+      <w:r>
+        <w:t xml:space="preserve"> automate delivery.</w:t>
+      </w:r>
+    </w:p>
+    <w:p>
+      <w:pPr>
+        <w:pStyle w:val="CaptionedFigure"/>
+      </w:pPr>
+      <w:r>
+        <w:rPr>
+          <w:noProof/>
+        </w:rPr>
         <w:lastRenderedPageBreak/>
-        <w:t>Continuous Delivery</w:t>
-      </w:r>
-      <w:bookmarkEnd w:id="55"/>
-    </w:p>
-    <w:p>
-      <w:pPr>
-        <w:pStyle w:val="FirstParagraph"/>
-      </w:pPr>
-      <w:r>
-        <w:rPr>
-          <w:rStyle w:val="VerbatimChar"/>
-        </w:rPr>
-        <w:t>.github/workflows/cd.yml</w:t>
-      </w:r>
-      <w:r>
-        <w:t xml:space="preserve"> and </w:t>
-      </w:r>
-      <w:r>
-        <w:rPr>
-          <w:rStyle w:val="VerbatimChar"/>
-        </w:rPr>
-        <w:t>scripts/ci/cd.sh</w:t>
-      </w:r>
-      <w:r>
-        <w:t xml:space="preserve"> automate delivery.</w:t>
-      </w:r>
-    </w:p>
-    <w:p>
-      <w:pPr>
-        <w:pStyle w:val="CaptionedFigure"/>
-      </w:pPr>
-      <w:r>
-        <w:rPr>
-          <w:noProof/>
-        </w:rPr>
         <w:drawing>
-          <wp:inline distT="0" distB="0" distL="0" distR="0" wp14:anchorId="00613725" wp14:editId="2C8D2922">
+          <wp:inline distT="0" distB="0" distL="0" distR="0" wp14:anchorId="17A58903" wp14:editId="4485F1C9">
             <wp:extent cx="4319999" cy="6330389"/>
             <wp:effectExtent l="0" t="0" r="0" b="0"/>
             <wp:docPr id="94" name="Picture" descr="Figure 14. CI/CD pipeline: pull-request lanes, full verification on Main, exact-source admission, in-place stack update, per-owner release with scan, smoke and restore, and the receipts it retains."/>
@@ -32396,7 +31699,6 @@
               <w:keepNext/>
             </w:pPr>
             <w:r>
-              <w:lastRenderedPageBreak/>
               <w:t>Environment</w:t>
             </w:r>
           </w:p>
@@ -32710,7 +32012,8 @@
         <w:pStyle w:val="BodyText1"/>
       </w:pPr>
       <w:r>
-        <w:t>There is no separate staging environment (AISS-09). Two things stand in for it: the local V1 stack and CI’s exact-image verification exercise the same images before promotion, and every release</w:t>
+        <w:lastRenderedPageBreak/>
+        <w:t>There is no separate staging environment (AISS-05). Two things stand in for it: the local V1 stack and CI’s exact-image verification exercise the same images before promotion, and every release</w:t>
       </w:r>
       <w:r>
         <w:t xml:space="preserve"> smoke-tests production with an automatic restore on failure.</w:t>
@@ -32726,248 +32029,6 @@
           <w:bCs/>
         </w:rPr>
         <w:t>Promotion and who approves it.</w:t>
-      </w:r>
-    </w:p>
-    <w:p>
-      <w:pPr>
-        <w:pStyle w:val="Compact"/>
-        <w:numPr>
-          <w:ilvl w:val="0"/>
-          <w:numId w:val="55"/>
-        </w:numPr>
-      </w:pPr>
-      <w:r>
-        <w:t xml:space="preserve">Promotion </w:t>
-      </w:r>
-      <w:r>
-        <w:rPr>
-          <w:b/>
-          <w:bCs/>
-        </w:rPr>
-        <w:t xml:space="preserve">into </w:t>
-      </w:r>
-      <w:r>
-        <w:rPr>
-          <w:rStyle w:val="VerbatimChar"/>
-          <w:b/>
-          <w:bCs/>
-        </w:rPr>
-        <w:t>Main</w:t>
-      </w:r>
-      <w:r>
-        <w:rPr>
-          <w:b/>
-          <w:bCs/>
-        </w:rPr>
-        <w:t xml:space="preserve"> is the approval</w:t>
-      </w:r>
-      <w:r>
-        <w:t>. The person merging the release PR is the approver; in this project that was the repository owner, Guruprasath Gopal, the cloud and delivery lead.</w:t>
-      </w:r>
-    </w:p>
-    <w:p>
-      <w:pPr>
-        <w:pStyle w:val="Compact"/>
-        <w:numPr>
-          <w:ilvl w:val="0"/>
-          <w:numId w:val="55"/>
-        </w:numPr>
-      </w:pPr>
-      <w:r>
-        <w:t xml:space="preserve">After that, promotion to </w:t>
-      </w:r>
-      <w:r>
-        <w:rPr>
-          <w:rStyle w:val="VerbatimChar"/>
-        </w:rPr>
-        <w:t>dc2-live</w:t>
-      </w:r>
-      <w:r>
-        <w:t xml:space="preserve"> is automatic, with no manual gate:</w:t>
-      </w:r>
-    </w:p>
-    <w:p>
-      <w:pPr>
-        <w:pStyle w:val="Compact"/>
-        <w:numPr>
-          <w:ilvl w:val="1"/>
-          <w:numId w:val="56"/>
-        </w:numPr>
-      </w:pPr>
-      <w:r>
-        <w:t xml:space="preserve">CI on </w:t>
-      </w:r>
-      <w:r>
-        <w:rPr>
-          <w:rStyle w:val="VerbatimChar"/>
-        </w:rPr>
-        <w:t>Main</w:t>
-      </w:r>
-      <w:r>
-        <w:t xml:space="preserve"> completes and triggers CD (</w:t>
-      </w:r>
-      <w:r>
-        <w:rPr>
-          <w:rStyle w:val="VerbatimChar"/>
-        </w:rPr>
-        <w:t>workflow_run</w:t>
-      </w:r>
-      <w:r>
-        <w:t>).</w:t>
-      </w:r>
-    </w:p>
-    <w:p>
-      <w:pPr>
-        <w:pStyle w:val="Compact"/>
-        <w:numPr>
-          <w:ilvl w:val="1"/>
-          <w:numId w:val="56"/>
-        </w:numPr>
-      </w:pPr>
-      <w:r>
-        <w:t xml:space="preserve">The </w:t>
-      </w:r>
-      <w:r>
-        <w:rPr>
-          <w:b/>
-          <w:bCs/>
-        </w:rPr>
-        <w:t>admission gate</w:t>
-      </w:r>
-      <w:r>
-        <w:t xml:space="preserve"> job refuses the commit unless that exact SHA had a successful push CI </w:t>
-      </w:r>
-      <w:r>
-        <w:t>run in this repository, then retains an admission record.</w:t>
-      </w:r>
-    </w:p>
-    <w:p>
-      <w:pPr>
-        <w:pStyle w:val="Compact"/>
-        <w:numPr>
-          <w:ilvl w:val="1"/>
-          <w:numId w:val="56"/>
-        </w:numPr>
-      </w:pPr>
-      <w:r>
-        <w:t xml:space="preserve">The </w:t>
-      </w:r>
-      <w:r>
-        <w:rPr>
-          <w:rStyle w:val="VerbatimChar"/>
-        </w:rPr>
-        <w:t>deploy</w:t>
-      </w:r>
-      <w:r>
-        <w:t xml:space="preserve"> job assumes the AWS role through OIDC, only from the </w:t>
-      </w:r>
-      <w:r>
-        <w:rPr>
-          <w:rStyle w:val="VerbatimChar"/>
-        </w:rPr>
-        <w:t>aws</w:t>
-      </w:r>
-      <w:r>
-        <w:t xml:space="preserve"> environment.</w:t>
-      </w:r>
-    </w:p>
-    <w:p>
-      <w:pPr>
-        <w:pStyle w:val="Compact"/>
-        <w:numPr>
-          <w:ilvl w:val="0"/>
-          <w:numId w:val="55"/>
-        </w:numPr>
-      </w:pPr>
-      <w:r>
-        <w:t xml:space="preserve">Manual dispatch remains available for </w:t>
-      </w:r>
-      <w:r>
-        <w:rPr>
-          <w:rStyle w:val="VerbatimChar"/>
-        </w:rPr>
-        <w:t>preflight</w:t>
-      </w:r>
-      <w:r>
-        <w:t xml:space="preserve">, </w:t>
-      </w:r>
-      <w:r>
-        <w:rPr>
-          <w:rStyle w:val="VerbatimChar"/>
-        </w:rPr>
-        <w:t>deploy</w:t>
-      </w:r>
-      <w:r>
-        <w:t xml:space="preserve">, </w:t>
-      </w:r>
-      <w:r>
-        <w:rPr>
-          <w:rStyle w:val="VerbatimChar"/>
-        </w:rPr>
-        <w:t>release</w:t>
-      </w:r>
-      <w:r>
-        <w:t xml:space="preserve"> (including a deliberate </w:t>
-      </w:r>
-      <w:r>
-        <w:rPr>
-          <w:rStyle w:val="VerbatimChar"/>
-        </w:rPr>
-        <w:t>bad_candidate</w:t>
-      </w:r>
-      <w:r>
-        <w:t xml:space="preserve">), and </w:t>
-      </w:r>
-      <w:r>
-        <w:rPr>
-          <w:rStyle w:val="VerbatimChar"/>
-        </w:rPr>
-        <w:t>teardown</w:t>
-      </w:r>
-      <w:r>
-        <w:t xml:space="preserve">. </w:t>
-      </w:r>
-      <w:r>
-        <w:rPr>
-          <w:rStyle w:val="VerbatimChar"/>
-        </w:rPr>
-        <w:t>teardown</w:t>
-      </w:r>
-      <w:r>
-        <w:t xml:space="preserve"> requires </w:t>
-      </w:r>
-      <w:r>
-        <w:rPr>
-          <w:rStyle w:val="VerbatimChar"/>
-        </w:rPr>
-        <w:t>confirm=live</w:t>
-      </w:r>
-      <w:r>
-        <w:t>.</w:t>
-      </w:r>
-    </w:p>
-    <w:p>
-      <w:pPr>
-        <w:pStyle w:val="Compact"/>
-        <w:numPr>
-          <w:ilvl w:val="0"/>
-          <w:numId w:val="55"/>
-        </w:numPr>
-      </w:pPr>
-      <w:r>
-        <w:t>A concurrency group prevents two deliveries running at once.</w:t>
-      </w:r>
-    </w:p>
-    <w:p>
-      <w:pPr>
-        <w:pStyle w:val="FirstParagraph"/>
-      </w:pPr>
-      <w:r>
-        <w:rPr>
-          <w:b/>
-          <w:bCs/>
-        </w:rPr>
-        <w:t>Deployment steps and verification.</w:t>
       </w:r>
     </w:p>
     <w:p>
@@ -32979,17 +32040,32 @@
         </w:numPr>
       </w:pPr>
       <w:r>
+        <w:t xml:space="preserve">Promotion </w:t>
+      </w:r>
+      <w:r>
         <w:rPr>
           <w:b/>
           <w:bCs/>
         </w:rPr>
-        <w:t>Preflight</w:t>
-      </w:r>
-      <w:r>
-        <w:t xml:space="preserve"> (reads only): account and region, stack state, a change set that must not </w:t>
-      </w:r>
-      <w:r>
-        <w:t>replace Aurora, a bucket or the distribution, and the release journal.</w:t>
+        <w:t xml:space="preserve">into </w:t>
+      </w:r>
+      <w:r>
+        <w:rPr>
+          <w:rStyle w:val="VerbatimChar"/>
+          <w:b/>
+          <w:bCs/>
+        </w:rPr>
+        <w:t>Main</w:t>
+      </w:r>
+      <w:r>
+        <w:rPr>
+          <w:b/>
+          <w:bCs/>
+        </w:rPr>
+        <w:t xml:space="preserve"> is the approval</w:t>
+      </w:r>
+      <w:r>
+        <w:t>. The person merging the release PR is the approver; in this project that was the repository owner, Guruprasath Gopal, the cloud and delivery lead.</w:t>
       </w:r>
     </w:p>
     <w:p>
@@ -33001,23 +32077,101 @@
         </w:numPr>
       </w:pPr>
       <w:r>
+        <w:t xml:space="preserve">After that, promotion to </w:t>
+      </w:r>
+      <w:r>
+        <w:rPr>
+          <w:rStyle w:val="VerbatimChar"/>
+        </w:rPr>
+        <w:t>dc2-live</w:t>
+      </w:r>
+      <w:r>
+        <w:t xml:space="preserve"> is automatic, with no manual gate:</w:t>
+      </w:r>
+    </w:p>
+    <w:p>
+      <w:pPr>
+        <w:pStyle w:val="Compact"/>
+        <w:numPr>
+          <w:ilvl w:val="1"/>
+          <w:numId w:val="58"/>
+        </w:numPr>
+      </w:pPr>
+      <w:r>
+        <w:t xml:space="preserve">CI on </w:t>
+      </w:r>
+      <w:r>
+        <w:rPr>
+          <w:rStyle w:val="VerbatimChar"/>
+        </w:rPr>
+        <w:t>Main</w:t>
+      </w:r>
+      <w:r>
+        <w:t xml:space="preserve"> completes and triggers CD (</w:t>
+      </w:r>
+      <w:r>
+        <w:rPr>
+          <w:rStyle w:val="VerbatimChar"/>
+        </w:rPr>
+        <w:t>workflow_run</w:t>
+      </w:r>
+      <w:r>
+        <w:t>).</w:t>
+      </w:r>
+    </w:p>
+    <w:p>
+      <w:pPr>
+        <w:pStyle w:val="Compact"/>
+        <w:numPr>
+          <w:ilvl w:val="1"/>
+          <w:numId w:val="58"/>
+        </w:numPr>
+      </w:pPr>
+      <w:r>
+        <w:t xml:space="preserve">The </w:t>
+      </w:r>
+      <w:r>
         <w:rPr>
           <w:b/>
           <w:bCs/>
         </w:rPr>
-        <w:t>Stack update</w:t>
-      </w:r>
-      <w:r>
-        <w:t xml:space="preserve">: a CloudFormation </w:t>
+        <w:t>admission gate</w:t>
+      </w:r>
+      <w:r>
+        <w:t xml:space="preserve"> job refuses the commit unless that exact SHA had a successful push CI </w:t>
+      </w:r>
+      <w:r>
+        <w:t>run in this repository, then retains an admission record.</w:t>
+      </w:r>
+    </w:p>
+    <w:p>
+      <w:pPr>
+        <w:pStyle w:val="Compact"/>
+        <w:numPr>
+          <w:ilvl w:val="1"/>
+          <w:numId w:val="58"/>
+        </w:numPr>
+      </w:pPr>
+      <w:r>
+        <w:t xml:space="preserve">The </w:t>
       </w:r>
       <w:r>
         <w:rPr>
           <w:rStyle w:val="VerbatimChar"/>
         </w:rPr>
-        <w:t>UPDATE</w:t>
-      </w:r>
-      <w:r>
-        <w:t xml:space="preserve"> change set from the checked-out template.</w:t>
+        <w:t>deploy</w:t>
+      </w:r>
+      <w:r>
+        <w:t xml:space="preserve"> job assumes the AWS role through OIDC, only from the </w:t>
+      </w:r>
+      <w:r>
+        <w:rPr>
+          <w:rStyle w:val="VerbatimChar"/>
+        </w:rPr>
+        <w:t>aws</w:t>
+      </w:r>
+      <w:r>
+        <w:t xml:space="preserve"> environment.</w:t>
       </w:r>
     </w:p>
     <w:p>
@@ -33029,126 +32183,70 @@
         </w:numPr>
       </w:pPr>
       <w:r>
-        <w:rPr>
-          <w:b/>
-          <w:bCs/>
-        </w:rPr>
-        <w:t>Per-owner release</w:t>
-      </w:r>
-      <w:r>
-        <w:t>, only for owners whose image build inputs changed:</w:t>
-      </w:r>
-    </w:p>
-    <w:p>
-      <w:pPr>
-        <w:pStyle w:val="Compact"/>
-        <w:numPr>
-          <w:ilvl w:val="1"/>
-          <w:numId w:val="58"/>
-        </w:numPr>
-      </w:pPr>
-      <w:r>
-        <w:t>build the image;</w:t>
-      </w:r>
-    </w:p>
-    <w:p>
-      <w:pPr>
-        <w:pStyle w:val="Compact"/>
-        <w:numPr>
-          <w:ilvl w:val="1"/>
-          <w:numId w:val="58"/>
-        </w:numPr>
-      </w:pPr>
-      <w:r>
-        <w:t>scan the candidate, and scan the retained rollback image (AD-28);</w:t>
-      </w:r>
-    </w:p>
-    <w:p>
-      <w:pPr>
-        <w:pStyle w:val="Compact"/>
-        <w:numPr>
-          <w:ilvl w:val="1"/>
-          <w:numId w:val="58"/>
-        </w:numPr>
-      </w:pPr>
-      <w:r>
-        <w:t>push it, and bind the registry manifest to the scanned config;</w:t>
-      </w:r>
-    </w:p>
-    <w:p>
-      <w:pPr>
-        <w:pStyle w:val="Compact"/>
-        <w:numPr>
-          <w:ilvl w:val="1"/>
-          <w:numId w:val="58"/>
-        </w:numPr>
-      </w:pPr>
-      <w:r>
-        <w:t>run the migration task if attested;</w:t>
-      </w:r>
-    </w:p>
-    <w:p>
-      <w:pPr>
-        <w:pStyle w:val="Compact"/>
-        <w:numPr>
-          <w:ilvl w:val="1"/>
-          <w:numId w:val="58"/>
-        </w:numPr>
-      </w:pPr>
-      <w:r>
-        <w:t xml:space="preserve">publish versions and move the </w:t>
+        <w:t xml:space="preserve">Manual dispatch remains available for </w:t>
       </w:r>
       <w:r>
         <w:rPr>
           <w:rStyle w:val="VerbatimChar"/>
         </w:rPr>
-        <w:t>live</w:t>
-      </w:r>
-      <w:r>
-        <w:t xml:space="preserve"> aliases;</w:t>
-      </w:r>
-    </w:p>
-    <w:p>
-      <w:pPr>
-        <w:pStyle w:val="Compact"/>
-        <w:numPr>
-          <w:ilvl w:val="1"/>
-          <w:numId w:val="58"/>
-        </w:numPr>
-      </w:pPr>
-      <w:r>
-        <w:t>run the owner’s health and authentication smoke;</w:t>
-      </w:r>
-    </w:p>
-    <w:p>
-      <w:pPr>
-        <w:pStyle w:val="Compact"/>
-        <w:numPr>
-          <w:ilvl w:val="1"/>
-          <w:numId w:val="58"/>
-        </w:numPr>
-      </w:pPr>
-      <w:r>
-        <w:rPr>
-          <w:b/>
-          <w:bCs/>
-        </w:rPr>
-        <w:t>restore the previous versions</w:t>
-      </w:r>
-      <w:r>
-        <w:t xml:space="preserve"> if anything fails;</w:t>
-      </w:r>
-    </w:p>
-    <w:p>
-      <w:pPr>
-        <w:pStyle w:val="Compact"/>
-        <w:numPr>
-          <w:ilvl w:val="1"/>
-          <w:numId w:val="58"/>
-        </w:numPr>
-      </w:pPr>
-      <w:r>
-        <w:t>adopt the images into the stack.</w:t>
+        <w:t>preflight</w:t>
+      </w:r>
+      <w:r>
+        <w:t xml:space="preserve">, </w:t>
+      </w:r>
+      <w:r>
+        <w:rPr>
+          <w:rStyle w:val="VerbatimChar"/>
+        </w:rPr>
+        <w:t>deploy</w:t>
+      </w:r>
+      <w:r>
+        <w:t xml:space="preserve">, </w:t>
+      </w:r>
+      <w:r>
+        <w:rPr>
+          <w:rStyle w:val="VerbatimChar"/>
+        </w:rPr>
+        <w:t>release</w:t>
+      </w:r>
+      <w:r>
+        <w:t xml:space="preserve"> (including a deliberate </w:t>
+      </w:r>
+      <w:r>
+        <w:rPr>
+          <w:rStyle w:val="VerbatimChar"/>
+        </w:rPr>
+        <w:t>bad_candidate</w:t>
+      </w:r>
+      <w:r>
+        <w:t xml:space="preserve">), and </w:t>
+      </w:r>
+      <w:r>
+        <w:rPr>
+          <w:rStyle w:val="VerbatimChar"/>
+        </w:rPr>
+        <w:t>teardown</w:t>
+      </w:r>
+      <w:r>
+        <w:t xml:space="preserve">. </w:t>
+      </w:r>
+      <w:r>
+        <w:rPr>
+          <w:rStyle w:val="VerbatimChar"/>
+        </w:rPr>
+        <w:t>teardown</w:t>
+      </w:r>
+      <w:r>
+        <w:t xml:space="preserve"> requires </w:t>
+      </w:r>
+      <w:r>
+        <w:rPr>
+          <w:rStyle w:val="VerbatimChar"/>
+        </w:rPr>
+        <w:t>confirm=live</w:t>
+      </w:r>
+      <w:r>
+        <w:t>.</w:t>
       </w:r>
     </w:p>
     <w:p>
@@ -33160,23 +32258,19 @@
         </w:numPr>
       </w:pPr>
       <w:r>
+        <w:t>A concurrency group prevents two deliveries running at once.</w:t>
+      </w:r>
+    </w:p>
+    <w:p>
+      <w:pPr>
+        <w:pStyle w:val="FirstParagraph"/>
+      </w:pPr>
+      <w:r>
         <w:rPr>
           <w:b/>
           <w:bCs/>
         </w:rPr>
-        <w:t>Upload-to-playback smoke</w:t>
-      </w:r>
-      <w:r>
-        <w:t xml:space="preserve">: a real clip is uploaded through the public API. The job must reach </w:t>
-      </w:r>
-      <w:r>
-        <w:rPr>
-          <w:rStyle w:val="VerbatimChar"/>
-        </w:rPr>
-        <w:t>done</w:t>
-      </w:r>
-      <w:r>
-        <w:t>, and the MP4, HLS playlist and segment must be playable.</w:t>
+        <w:t>Deployment steps and verification.</w:t>
       </w:r>
     </w:p>
     <w:p>
@@ -33184,7 +32278,7 @@
         <w:pStyle w:val="Compact"/>
         <w:numPr>
           <w:ilvl w:val="0"/>
-          <w:numId w:val="57"/>
+          <w:numId w:val="59"/>
         </w:numPr>
       </w:pPr>
       <w:r>
@@ -33192,31 +32286,239 @@
           <w:b/>
           <w:bCs/>
         </w:rPr>
-        <w:t>Receipts</w:t>
-      </w:r>
-      <w:r>
-        <w:t xml:space="preserve">: redacted results are uploaded as an artifact. Run state is saved to a private, versioned S3 bucket. Sanitized delivery receipts are then committed (for example </w:t>
-      </w:r>
-      <w:r>
-        <w:rPr>
-          <w:rStyle w:val="VerbatimChar"/>
-        </w:rPr>
-        <w:t>docs/results/engineering-20261020/delivery-629119c.json</w:t>
-      </w:r>
-      <w:r>
-        <w:t>).</w:t>
-      </w:r>
-    </w:p>
-    <w:p>
-      <w:pPr>
-        <w:pStyle w:val="FirstParagraph"/>
+        <w:t>Preflight</w:t>
+      </w:r>
+      <w:r>
+        <w:t xml:space="preserve"> (reads only): account and region, stack state, a change set that must not </w:t>
+      </w:r>
+      <w:r>
+        <w:t>replace Aurora, a bucket or the distribution, and the release journal.</w:t>
+      </w:r>
+    </w:p>
+    <w:p>
+      <w:pPr>
+        <w:pStyle w:val="Compact"/>
+        <w:numPr>
+          <w:ilvl w:val="0"/>
+          <w:numId w:val="59"/>
+        </w:numPr>
       </w:pPr>
       <w:r>
         <w:rPr>
           <w:b/>
           <w:bCs/>
         </w:rPr>
-        <w:lastRenderedPageBreak/>
+        <w:t>Stack update</w:t>
+      </w:r>
+      <w:r>
+        <w:t xml:space="preserve">: a CloudFormation </w:t>
+      </w:r>
+      <w:r>
+        <w:rPr>
+          <w:rStyle w:val="VerbatimChar"/>
+        </w:rPr>
+        <w:t>UPDATE</w:t>
+      </w:r>
+      <w:r>
+        <w:t xml:space="preserve"> change set from the checked-out template.</w:t>
+      </w:r>
+    </w:p>
+    <w:p>
+      <w:pPr>
+        <w:pStyle w:val="Compact"/>
+        <w:numPr>
+          <w:ilvl w:val="0"/>
+          <w:numId w:val="59"/>
+        </w:numPr>
+      </w:pPr>
+      <w:r>
+        <w:rPr>
+          <w:b/>
+          <w:bCs/>
+        </w:rPr>
+        <w:t>Per-owner release</w:t>
+      </w:r>
+      <w:r>
+        <w:t>, only for owners whose image build inputs changed:</w:t>
+      </w:r>
+    </w:p>
+    <w:p>
+      <w:pPr>
+        <w:pStyle w:val="Compact"/>
+        <w:numPr>
+          <w:ilvl w:val="1"/>
+          <w:numId w:val="60"/>
+        </w:numPr>
+      </w:pPr>
+      <w:r>
+        <w:t>build the image;</w:t>
+      </w:r>
+    </w:p>
+    <w:p>
+      <w:pPr>
+        <w:pStyle w:val="Compact"/>
+        <w:numPr>
+          <w:ilvl w:val="1"/>
+          <w:numId w:val="60"/>
+        </w:numPr>
+      </w:pPr>
+      <w:r>
+        <w:t>scan the candidate, and scan the retained rollback image (AD-28);</w:t>
+      </w:r>
+    </w:p>
+    <w:p>
+      <w:pPr>
+        <w:pStyle w:val="Compact"/>
+        <w:numPr>
+          <w:ilvl w:val="1"/>
+          <w:numId w:val="60"/>
+        </w:numPr>
+      </w:pPr>
+      <w:r>
+        <w:t>push it, and bind the registry manifest to the scanned config;</w:t>
+      </w:r>
+    </w:p>
+    <w:p>
+      <w:pPr>
+        <w:pStyle w:val="Compact"/>
+        <w:numPr>
+          <w:ilvl w:val="1"/>
+          <w:numId w:val="60"/>
+        </w:numPr>
+      </w:pPr>
+      <w:r>
+        <w:t>run the migration task if attested;</w:t>
+      </w:r>
+    </w:p>
+    <w:p>
+      <w:pPr>
+        <w:pStyle w:val="Compact"/>
+        <w:numPr>
+          <w:ilvl w:val="1"/>
+          <w:numId w:val="60"/>
+        </w:numPr>
+      </w:pPr>
+      <w:r>
+        <w:t xml:space="preserve">publish versions and move the </w:t>
+      </w:r>
+      <w:r>
+        <w:rPr>
+          <w:rStyle w:val="VerbatimChar"/>
+        </w:rPr>
+        <w:t>live</w:t>
+      </w:r>
+      <w:r>
+        <w:t xml:space="preserve"> aliases;</w:t>
+      </w:r>
+    </w:p>
+    <w:p>
+      <w:pPr>
+        <w:pStyle w:val="Compact"/>
+        <w:numPr>
+          <w:ilvl w:val="1"/>
+          <w:numId w:val="60"/>
+        </w:numPr>
+      </w:pPr>
+      <w:r>
+        <w:t>run the owner’s health and authentication smoke;</w:t>
+      </w:r>
+    </w:p>
+    <w:p>
+      <w:pPr>
+        <w:pStyle w:val="Compact"/>
+        <w:numPr>
+          <w:ilvl w:val="1"/>
+          <w:numId w:val="60"/>
+        </w:numPr>
+      </w:pPr>
+      <w:r>
+        <w:rPr>
+          <w:b/>
+          <w:bCs/>
+        </w:rPr>
+        <w:t>restore the previous versions</w:t>
+      </w:r>
+      <w:r>
+        <w:t xml:space="preserve"> if anything fails;</w:t>
+      </w:r>
+    </w:p>
+    <w:p>
+      <w:pPr>
+        <w:pStyle w:val="Compact"/>
+        <w:numPr>
+          <w:ilvl w:val="1"/>
+          <w:numId w:val="60"/>
+        </w:numPr>
+      </w:pPr>
+      <w:r>
+        <w:t>adopt the images into the stack.</w:t>
+      </w:r>
+    </w:p>
+    <w:p>
+      <w:pPr>
+        <w:pStyle w:val="Compact"/>
+        <w:numPr>
+          <w:ilvl w:val="0"/>
+          <w:numId w:val="59"/>
+        </w:numPr>
+      </w:pPr>
+      <w:r>
+        <w:rPr>
+          <w:b/>
+          <w:bCs/>
+        </w:rPr>
+        <w:t>Upload-to-playback smoke</w:t>
+      </w:r>
+      <w:r>
+        <w:t xml:space="preserve">: a real clip is uploaded through the public API. The job must reach </w:t>
+      </w:r>
+      <w:r>
+        <w:rPr>
+          <w:rStyle w:val="VerbatimChar"/>
+        </w:rPr>
+        <w:t>done</w:t>
+      </w:r>
+      <w:r>
+        <w:t>, and the MP4, HLS playlist and segment must be playable.</w:t>
+      </w:r>
+    </w:p>
+    <w:p>
+      <w:pPr>
+        <w:pStyle w:val="Compact"/>
+        <w:numPr>
+          <w:ilvl w:val="0"/>
+          <w:numId w:val="59"/>
+        </w:numPr>
+      </w:pPr>
+      <w:r>
+        <w:rPr>
+          <w:b/>
+          <w:bCs/>
+        </w:rPr>
+        <w:t>Receipts</w:t>
+      </w:r>
+      <w:r>
+        <w:t xml:space="preserve">: redacted results are uploaded as an artifact. Run state is saved to a private, versioned S3 bucket. Sanitized delivery receipts are then committed (for example </w:t>
+      </w:r>
+      <w:r>
+        <w:rPr>
+          <w:rStyle w:val="VerbatimChar"/>
+        </w:rPr>
+        <w:t>docs/results/engineering-20261020/delivery-629119c.json</w:t>
+      </w:r>
+      <w:r>
+        <w:t>).</w:t>
+      </w:r>
+    </w:p>
+    <w:p>
+      <w:pPr>
+        <w:pStyle w:val="FirstParagraph"/>
+      </w:pPr>
+      <w:r>
+        <w:rPr>
+          <w:b/>
+          <w:bCs/>
+        </w:rPr>
         <w:t>Recorded deliveries.</w:t>
       </w:r>
     </w:p>
@@ -33546,6 +32848,7 @@
               <w:pStyle w:val="TableText"/>
             </w:pPr>
             <w:r>
+              <w:lastRenderedPageBreak/>
               <w:t>39416747925</w:t>
             </w:r>
           </w:p>
@@ -33793,7 +33096,7 @@
         <w:pStyle w:val="Compact"/>
         <w:numPr>
           <w:ilvl w:val="0"/>
-          <w:numId w:val="59"/>
+          <w:numId w:val="61"/>
         </w:numPr>
       </w:pPr>
       <w:r>
@@ -33866,7 +33169,7 @@
         <w:pStyle w:val="Compact"/>
         <w:numPr>
           <w:ilvl w:val="0"/>
-          <w:numId w:val="59"/>
+          <w:numId w:val="61"/>
         </w:numPr>
       </w:pPr>
       <w:r>
@@ -33931,7 +33234,7 @@
         <w:pStyle w:val="Compact"/>
         <w:numPr>
           <w:ilvl w:val="0"/>
-          <w:numId w:val="59"/>
+          <w:numId w:val="61"/>
         </w:numPr>
       </w:pPr>
       <w:r>
@@ -33980,7 +33283,7 @@
         <w:pStyle w:val="Compact"/>
         <w:numPr>
           <w:ilvl w:val="1"/>
-          <w:numId w:val="60"/>
+          <w:numId w:val="62"/>
         </w:numPr>
       </w:pPr>
       <w:r>
@@ -33992,7 +33295,7 @@
         <w:pStyle w:val="Compact"/>
         <w:numPr>
           <w:ilvl w:val="1"/>
-          <w:numId w:val="60"/>
+          <w:numId w:val="62"/>
         </w:numPr>
       </w:pPr>
       <w:r>
@@ -34014,7 +33317,7 @@
         <w:pStyle w:val="Compact"/>
         <w:numPr>
           <w:ilvl w:val="1"/>
-          <w:numId w:val="60"/>
+          <w:numId w:val="62"/>
         </w:numPr>
       </w:pPr>
       <w:r>
@@ -34058,7 +33361,7 @@
         <w:pStyle w:val="Compact"/>
         <w:numPr>
           <w:ilvl w:val="1"/>
-          <w:numId w:val="60"/>
+          <w:numId w:val="62"/>
         </w:numPr>
       </w:pPr>
       <w:r>
@@ -34079,7 +33382,7 @@
         <w:pStyle w:val="Compact"/>
         <w:numPr>
           <w:ilvl w:val="1"/>
-          <w:numId w:val="60"/>
+          <w:numId w:val="62"/>
         </w:numPr>
       </w:pPr>
       <w:r>
@@ -34091,7 +33394,7 @@
         <w:pStyle w:val="Compact"/>
         <w:numPr>
           <w:ilvl w:val="1"/>
-          <w:numId w:val="60"/>
+          <w:numId w:val="62"/>
         </w:numPr>
       </w:pPr>
       <w:r>
@@ -34106,7 +33409,7 @@
         <w:pStyle w:val="Compact"/>
         <w:numPr>
           <w:ilvl w:val="0"/>
-          <w:numId w:val="59"/>
+          <w:numId w:val="61"/>
         </w:numPr>
       </w:pPr>
       <w:r>
@@ -34135,11 +33438,7 @@
         <w:t>login:503</w:t>
       </w:r>
       <w:r>
-        <w:t xml:space="preserve">. The update changed </w:t>
-      </w:r>
-      <w:r>
-        <w:lastRenderedPageBreak/>
-        <w:t xml:space="preserve">no migration, so nothing had touched the database before the smoke. Aurora had auto-paused at 0 ACU. The login is the smoke’s first database-backed call, and it met a cluster that was still resuming: MediaApi gave up after about 10.7 s and answered 503, and capacity read 1.0 ACU moments later. </w:t>
+        <w:t xml:space="preserve">. The update changed no migration, so nothing had touched the database before the smoke. Aurora had auto-paused at 0 ACU. The login is the smoke’s first database-backed call, and it met a cluster that was still resuming: MediaApi gave up after about 10.7 s and answered 503, and capacity read 1.0 ACU moments later. </w:t>
       </w:r>
       <w:r>
         <w:t xml:space="preserve">PRs #287 and #288 let the deploy’s smoke retry </w:t>
@@ -34160,7 +33459,7 @@
         <w:pStyle w:val="Compact"/>
         <w:numPr>
           <w:ilvl w:val="0"/>
-          <w:numId w:val="59"/>
+          <w:numId w:val="61"/>
         </w:numPr>
       </w:pPr>
       <w:r>
@@ -34168,6 +33467,7 @@
           <w:b/>
           <w:bCs/>
         </w:rPr>
+        <w:lastRenderedPageBreak/>
         <w:t>Redelivery.</w:t>
       </w:r>
       <w:r>
@@ -34197,7 +33497,7 @@
         <w:pStyle w:val="Compact"/>
         <w:numPr>
           <w:ilvl w:val="1"/>
-          <w:numId w:val="61"/>
+          <w:numId w:val="63"/>
         </w:numPr>
       </w:pPr>
       <w:r>
@@ -34209,7 +33509,7 @@
         <w:pStyle w:val="Compact"/>
         <w:numPr>
           <w:ilvl w:val="1"/>
-          <w:numId w:val="61"/>
+          <w:numId w:val="63"/>
         </w:numPr>
       </w:pPr>
       <w:r>
@@ -34230,7 +33530,7 @@
         <w:pStyle w:val="Compact"/>
         <w:numPr>
           <w:ilvl w:val="1"/>
-          <w:numId w:val="61"/>
+          <w:numId w:val="63"/>
         </w:numPr>
       </w:pPr>
       <w:r>
@@ -34252,7 +33552,7 @@
         <w:pStyle w:val="Compact"/>
         <w:numPr>
           <w:ilvl w:val="1"/>
-          <w:numId w:val="61"/>
+          <w:numId w:val="63"/>
         </w:numPr>
       </w:pPr>
       <w:r>
@@ -34330,7 +33630,7 @@
         <w:pStyle w:val="FirstParagraph"/>
       </w:pPr>
       <w:r>
-        <w:t>This incident motivates the scheduled weekly rescan of retained images (AISS-13).</w:t>
+        <w:t>A scheduled weekly rescan of retained images would surface such advisories before a release meets them.</w:t>
       </w:r>
     </w:p>
     <w:p>
@@ -34338,7 +33638,7 @@
         <w:pStyle w:val="Heading1"/>
       </w:pPr>
       <w:bookmarkStart w:id="56" w:name="other-things-to-be-highlighted"/>
-      <w:bookmarkStart w:id="57" w:name="_Toc243483108"/>
+      <w:bookmarkStart w:id="57" w:name="_Toc243489954"/>
       <w:bookmarkEnd w:id="48"/>
       <w:bookmarkEnd w:id="54"/>
       <w:r>
@@ -34351,7 +33651,7 @@
         <w:pStyle w:val="Heading2"/>
       </w:pPr>
       <w:bookmarkStart w:id="58" w:name="Xa31fc39bfeff3e93620a32860894314a2fd66a6"/>
-      <w:bookmarkStart w:id="59" w:name="_Toc243483109"/>
+      <w:bookmarkStart w:id="59" w:name="_Toc243489955"/>
       <w:r>
         <w:t>What Team 17 Contributed beyond the Inherited Baseline</w:t>
       </w:r>
@@ -34380,7 +33680,7 @@
         <w:pStyle w:val="Compact"/>
         <w:numPr>
           <w:ilvl w:val="0"/>
-          <w:numId w:val="62"/>
+          <w:numId w:val="64"/>
         </w:numPr>
       </w:pPr>
       <w:r>
@@ -34399,7 +33699,7 @@
         <w:pStyle w:val="Compact"/>
         <w:numPr>
           <w:ilvl w:val="0"/>
-          <w:numId w:val="62"/>
+          <w:numId w:val="64"/>
         </w:numPr>
       </w:pPr>
       <w:r>
@@ -34421,7 +33721,7 @@
         <w:pStyle w:val="Compact"/>
         <w:numPr>
           <w:ilvl w:val="0"/>
-          <w:numId w:val="62"/>
+          <w:numId w:val="64"/>
         </w:numPr>
       </w:pPr>
       <w:r>
@@ -34440,7 +33740,7 @@
         <w:pStyle w:val="Compact"/>
         <w:numPr>
           <w:ilvl w:val="0"/>
-          <w:numId w:val="62"/>
+          <w:numId w:val="64"/>
         </w:numPr>
       </w:pPr>
       <w:r>
@@ -34459,7 +33759,7 @@
         <w:pStyle w:val="Compact"/>
         <w:numPr>
           <w:ilvl w:val="0"/>
-          <w:numId w:val="62"/>
+          <w:numId w:val="64"/>
         </w:numPr>
       </w:pPr>
       <w:r>
@@ -34478,7 +33778,7 @@
         <w:pStyle w:val="Compact"/>
         <w:numPr>
           <w:ilvl w:val="0"/>
-          <w:numId w:val="62"/>
+          <w:numId w:val="64"/>
         </w:numPr>
       </w:pPr>
       <w:r>
@@ -34497,7 +33797,7 @@
         <w:pStyle w:val="Heading2"/>
       </w:pPr>
       <w:bookmarkStart w:id="60" w:name="lessons-learned"/>
-      <w:bookmarkStart w:id="61" w:name="_Toc243483110"/>
+      <w:bookmarkStart w:id="61" w:name="_Toc243489956"/>
       <w:bookmarkEnd w:id="58"/>
       <w:r>
         <w:t>Lessons Learned</w:t>
@@ -34509,7 +33809,7 @@
         <w:pStyle w:val="Compact"/>
         <w:numPr>
           <w:ilvl w:val="0"/>
-          <w:numId w:val="63"/>
+          <w:numId w:val="65"/>
         </w:numPr>
       </w:pPr>
       <w:r>
@@ -34520,11 +33820,7 @@
         <w:t>Design for the transport you actually have.</w:t>
       </w:r>
       <w:r>
-        <w:t xml:space="preserve"> The proposal assumed synchronous HTTP between the services. Once both ran as Lambdas with no private network, a </w:t>
-      </w:r>
-      <w:r>
-        <w:lastRenderedPageBreak/>
-        <w:t>transactional outbox and inbox became necessary, not optional. Adopting them early (AD-11) avoided a dual-write class of bugs.</w:t>
+        <w:t xml:space="preserve"> The proposal assumed synchronous HTTP between the services. Once both ran as Lambdas with no private network, a transactional outbox and inbox became necessary, not optional. Adopting them early (AD-11) avoided a dual-write class of bugs.</w:t>
       </w:r>
     </w:p>
     <w:p>
@@ -34532,7 +33828,7 @@
         <w:pStyle w:val="Compact"/>
         <w:numPr>
           <w:ilvl w:val="0"/>
-          <w:numId w:val="63"/>
+          <w:numId w:val="65"/>
         </w:numPr>
       </w:pPr>
       <w:r>
@@ -34558,7 +33854,7 @@
         <w:pStyle w:val="Compact"/>
         <w:numPr>
           <w:ilvl w:val="0"/>
-          <w:numId w:val="63"/>
+          <w:numId w:val="65"/>
         </w:numPr>
       </w:pPr>
       <w:r>
@@ -34566,6 +33862,7 @@
           <w:b/>
           <w:bCs/>
         </w:rPr>
+        <w:lastRenderedPageBreak/>
         <w:t>Idle is a behaviour that needs testing.</w:t>
       </w:r>
       <w:r>
@@ -34577,7 +33874,7 @@
         <w:pStyle w:val="Compact"/>
         <w:numPr>
           <w:ilvl w:val="0"/>
-          <w:numId w:val="63"/>
+          <w:numId w:val="65"/>
         </w:numPr>
       </w:pPr>
       <w:r>
@@ -34608,7 +33905,7 @@
         <w:pStyle w:val="Compact"/>
         <w:numPr>
           <w:ilvl w:val="0"/>
-          <w:numId w:val="63"/>
+          <w:numId w:val="65"/>
         </w:numPr>
       </w:pPr>
       <w:r>
@@ -34630,7 +33927,7 @@
         <w:pStyle w:val="Compact"/>
         <w:numPr>
           <w:ilvl w:val="0"/>
-          <w:numId w:val="63"/>
+          <w:numId w:val="65"/>
         </w:numPr>
       </w:pPr>
       <w:r>
@@ -34659,7 +33956,7 @@
         <w:pStyle w:val="Compact"/>
         <w:numPr>
           <w:ilvl w:val="0"/>
-          <w:numId w:val="63"/>
+          <w:numId w:val="65"/>
         </w:numPr>
       </w:pPr>
       <w:r>
@@ -34681,7 +33978,7 @@
         <w:pStyle w:val="Compact"/>
         <w:numPr>
           <w:ilvl w:val="0"/>
-          <w:numId w:val="63"/>
+          <w:numId w:val="65"/>
         </w:numPr>
       </w:pPr>
       <w:r>
@@ -34700,7 +33997,7 @@
         <w:pStyle w:val="Heading2"/>
       </w:pPr>
       <w:bookmarkStart w:id="62" w:name="X4057d895c355d517a29e39749d107e71ebf2160"/>
-      <w:bookmarkStart w:id="63" w:name="_Toc243483111"/>
+      <w:bookmarkStart w:id="63" w:name="_Toc243489957"/>
       <w:bookmarkEnd w:id="60"/>
       <w:r>
         <w:t>Responsibilities for Use Cases and Design Problems</w:t>
@@ -34981,7 +34278,7 @@
         <w:pStyle w:val="Heading2"/>
       </w:pPr>
       <w:bookmarkStart w:id="64" w:name="evidence-and-how-to-reproduce-it"/>
-      <w:bookmarkStart w:id="65" w:name="_Toc243483112"/>
+      <w:bookmarkStart w:id="65" w:name="_Toc243489958"/>
       <w:bookmarkEnd w:id="62"/>
       <w:r>
         <w:t>Evidence and How to Reproduce It</w:t>
@@ -35202,7 +34499,6 @@
               <w:pStyle w:val="TableText"/>
             </w:pPr>
             <w:r>
-              <w:lastRenderedPageBreak/>
               <w:t>Cloud receipts (sanitized)</w:t>
             </w:r>
           </w:p>
@@ -35391,6 +34687,7 @@
               <w:pStyle w:val="TableText"/>
             </w:pPr>
             <w:r>
+              <w:lastRenderedPageBreak/>
               <w:t>Run locally</w:t>
             </w:r>
           </w:p>
@@ -35603,7 +34900,7 @@
         <w:pStyle w:val="Heading2"/>
       </w:pPr>
       <w:bookmarkStart w:id="66" w:name="ai-tool-declaration"/>
-      <w:bookmarkStart w:id="67" w:name="_Toc243483113"/>
+      <w:bookmarkStart w:id="67" w:name="_Toc243489959"/>
       <w:bookmarkEnd w:id="64"/>
       <w:r>
         <w:t>AI Tool Declaration</w:t>
@@ -35616,255 +34913,6 @@
       </w:pPr>
       <w:r>
         <w:t>The team used AI coding and writing assistants (Anthropic Claude models through Claude Code, and OpenAI GPT models for independent review) during the project:</w:t>
-      </w:r>
-    </w:p>
-    <w:p>
-      <w:pPr>
-        <w:pStyle w:val="Compact"/>
-        <w:numPr>
-          <w:ilvl w:val="0"/>
-          <w:numId w:val="64"/>
-        </w:numPr>
-      </w:pPr>
-      <w:r>
-        <w:t>generating and refactoring code and tests under the team’s direction;</w:t>
-      </w:r>
-    </w:p>
-    <w:p>
-      <w:pPr>
-        <w:pStyle w:val="Compact"/>
-        <w:numPr>
-          <w:ilvl w:val="0"/>
-          <w:numId w:val="64"/>
-        </w:numPr>
-      </w:pPr>
-      <w:r>
-        <w:t>reviewing pull requests;</w:t>
-      </w:r>
-    </w:p>
-    <w:p>
-      <w:pPr>
-        <w:pStyle w:val="Compact"/>
-        <w:numPr>
-          <w:ilvl w:val="0"/>
-          <w:numId w:val="64"/>
-        </w:numPr>
-      </w:pPr>
-      <w:r>
-        <w:t>drafting and proof-reading documentation, including this report;</w:t>
-      </w:r>
-    </w:p>
-    <w:p>
-      <w:pPr>
-        <w:pStyle w:val="Compact"/>
-        <w:numPr>
-          <w:ilvl w:val="0"/>
-          <w:numId w:val="64"/>
-        </w:numPr>
-      </w:pPr>
-      <w:r>
-        <w:t>producing diagrams;</w:t>
-      </w:r>
-    </w:p>
-    <w:p>
-      <w:pPr>
-        <w:pStyle w:val="Compact"/>
-        <w:numPr>
-          <w:ilvl w:val="0"/>
-          <w:numId w:val="64"/>
-        </w:numPr>
-      </w:pPr>
-      <w:r>
-        <w:t>running and recording verification steps.</w:t>
-      </w:r>
-    </w:p>
-    <w:p>
-      <w:pPr>
-        <w:pStyle w:val="FirstParagraph"/>
-      </w:pPr>
-      <w:r>
-        <w:t>Every result in this report comes from a retained test, CI run or cloud receipt, not from an AI statement. The team is responsible for the content and the quality of the submitted work.</w:t>
-      </w:r>
-    </w:p>
-    <w:p>
-      <w:pPr>
-        <w:pStyle w:val="Heading1"/>
-      </w:pPr>
-      <w:bookmarkStart w:id="68" w:name="appendices"/>
-      <w:bookmarkStart w:id="69" w:name="_Toc243483114"/>
-      <w:bookmarkEnd w:id="56"/>
-      <w:bookmarkEnd w:id="66"/>
-      <w:r>
-        <w:t>Appendices</w:t>
-      </w:r>
-      <w:bookmarkEnd w:id="69"/>
-    </w:p>
-    <w:p>
-      <w:pPr>
-        <w:pStyle w:val="Heading2"/>
-      </w:pPr>
-      <w:bookmarkStart w:id="70" w:name="use-case-specifications-and-traceability"/>
-      <w:bookmarkStart w:id="71" w:name="_Toc243483115"/>
-      <w:r>
-        <w:t>Use-Case Specifications and Traceability</w:t>
-      </w:r>
-      <w:bookmarkEnd w:id="71"/>
-    </w:p>
-    <w:p>
-      <w:pPr>
-        <w:pStyle w:val="FirstParagraph"/>
-      </w:pPr>
-      <w:r>
-        <w:t>Each specification is condensed from the use-case catalogue (</w:t>
-      </w:r>
-      <w:r>
-        <w:rPr>
-          <w:rStyle w:val="VerbatimChar"/>
-        </w:rPr>
-        <w:t>docs/architecture/use-case-design.md</w:t>
-      </w:r>
-      <w:r>
-        <w:t>), which links every test named here to its exact assertion. The personas are fictional planning personas (section 1.3).</w:t>
-      </w:r>
-    </w:p>
-    <w:p>
-      <w:pPr>
-        <w:pStyle w:val="BodyText1"/>
-      </w:pPr>
-      <w:r>
-        <w:rPr>
-          <w:b/>
-          <w:bCs/>
-        </w:rPr>
-        <w:t>UC-1 Register, log in and upload an owned video</w:t>
-      </w:r>
-      <w:r>
-        <w:t xml:space="preserve"> </w:t>
-      </w:r>
-      <w:r>
-        <w:t>(Maya or Arun; web app or Publisher CLI)</w:t>
-      </w:r>
-    </w:p>
-    <w:p>
-      <w:pPr>
-        <w:pStyle w:val="Compact"/>
-        <w:numPr>
-          <w:ilvl w:val="0"/>
-          <w:numId w:val="65"/>
-        </w:numPr>
-      </w:pPr>
-      <w:r>
-        <w:rPr>
-          <w:i/>
-          <w:iCs/>
-        </w:rPr>
-        <w:t>Pre:</w:t>
-      </w:r>
-      <w:r>
-        <w:t xml:space="preserve"> the account exists or is created; the caller owns a supported video of at most 100 MiB.</w:t>
-      </w:r>
-    </w:p>
-    <w:p>
-      <w:pPr>
-        <w:pStyle w:val="Compact"/>
-        <w:numPr>
-          <w:ilvl w:val="0"/>
-          <w:numId w:val="65"/>
-        </w:numPr>
-      </w:pPr>
-      <w:r>
-        <w:rPr>
-          <w:i/>
-          <w:iCs/>
-        </w:rPr>
-        <w:t>Normal:</w:t>
-      </w:r>
-      <w:r>
-        <w:t xml:space="preserve"> authenticate; Media reserves an owner-scoped S3 grant; the client uploads directly to versioned S3; finalize verifies the bytes and pins the VersionId, then atomically adopts the Asset and stages </w:t>
-      </w:r>
-      <w:r>
-        <w:rPr>
-          <w:rStyle w:val="VerbatimChar"/>
-        </w:rPr>
-        <w:t>submit</w:t>
-      </w:r>
-      <w:r>
-        <w:t xml:space="preserve">; the API returns </w:t>
-      </w:r>
-      <w:r>
-        <w:rPr>
-          <w:rStyle w:val="VerbatimChar"/>
-        </w:rPr>
-        <w:t>202</w:t>
-      </w:r>
-      <w:r>
-        <w:t xml:space="preserve"> with the asset and job ID.</w:t>
-      </w:r>
-    </w:p>
-    <w:p>
-      <w:pPr>
-        <w:pStyle w:val="Compact"/>
-        <w:numPr>
-          <w:ilvl w:val="0"/>
-          <w:numId w:val="65"/>
-        </w:numPr>
-      </w:pPr>
-      <w:r>
-        <w:rPr>
-          <w:i/>
-          <w:iCs/>
-        </w:rPr>
-        <w:t>Exceptions:</w:t>
-      </w:r>
-      <w:r>
-        <w:t xml:space="preserve"> refused when the caller is anonymous, the type is unsupported, the declared size is </w:t>
-      </w:r>
-      <w:r>
-        <w:t xml:space="preserve">too large, the owner is wrong, the request changed or the reservation expired. Missing, truncated, changed or unversioned bytes are not adopted and enqueue no work; a missing object returns a recoverable </w:t>
-      </w:r>
-      <w:r>
-        <w:rPr>
-          <w:rStyle w:val="VerbatimChar"/>
-        </w:rPr>
-        <w:t>409</w:t>
-      </w:r>
-      <w:r>
-        <w:t>.</w:t>
-      </w:r>
-    </w:p>
-    <w:p>
-      <w:pPr>
-        <w:pStyle w:val="Compact"/>
-        <w:numPr>
-          <w:ilvl w:val="0"/>
-          <w:numId w:val="65"/>
-        </w:numPr>
-      </w:pPr>
-      <w:r>
-        <w:rPr>
-          <w:i/>
-          <w:iCs/>
-        </w:rPr>
-        <w:lastRenderedPageBreak/>
-        <w:t>Post:</w:t>
-      </w:r>
-      <w:r>
-        <w:t xml:space="preserve"> one owned Asset, an immutable verified source and one durable command. A replay returns the same Asset without a second command.</w:t>
-      </w:r>
-    </w:p>
-    <w:p>
-      <w:pPr>
-        <w:pStyle w:val="FirstParagraph"/>
-      </w:pPr>
-      <w:r>
-        <w:rPr>
-          <w:b/>
-          <w:bCs/>
-        </w:rPr>
-        <w:t>UC-2 Process the video into playable outputs</w:t>
-      </w:r>
-      <w:r>
-        <w:t xml:space="preserve"> (platform worker, asynchronous)</w:t>
       </w:r>
     </w:p>
     <w:p>
@@ -35876,14 +34924,7 @@
         </w:numPr>
       </w:pPr>
       <w:r>
-        <w:rPr>
-          <w:i/>
-          <w:iCs/>
-        </w:rPr>
-        <w:t>Pre:</w:t>
-      </w:r>
-      <w:r>
-        <w:t xml:space="preserve"> UC-1 committed a valid source and command.</w:t>
+        <w:t>generating and refactoring code and tests under the team’s direction;</w:t>
       </w:r>
     </w:p>
     <w:p>
@@ -35895,17 +34936,7 @@
         </w:numPr>
       </w:pPr>
       <w:r>
-        <w:rPr>
-          <w:i/>
-          <w:iCs/>
-        </w:rPr>
-        <w:t>Normal:</w:t>
-      </w:r>
-      <w:r>
-        <w:t xml:space="preserve"> </w:t>
-      </w:r>
-      <w:r>
-        <w:t>consume the command; create Job and Attempt; launch an encoder within the cap; claim under a DB-clock lease and task binding; verify the pinned source; encode the MP4 and the optional HLS ladder; commit the terminal state and result before acknowledging the work; update Media’s projection.</w:t>
+        <w:t>reviewing pull requests;</w:t>
       </w:r>
     </w:p>
     <w:p>
@@ -35917,26 +34948,7 @@
         </w:numPr>
       </w:pPr>
       <w:r>
-        <w:rPr>
-          <w:i/>
-          <w:iCs/>
-        </w:rPr>
-        <w:t>Exceptions:</w:t>
-      </w:r>
-      <w:r>
-        <w:t xml:space="preserve"> duplicates and reordering are fenced. A dependency, FFmpeg or deadline failure becomes a visible </w:t>
-      </w:r>
-      <w:r>
-        <w:rPr>
-          <w:rStyle w:val="VerbatimChar"/>
-        </w:rPr>
-        <w:t>failed</w:t>
-      </w:r>
-      <w:r>
-        <w:t xml:space="preserve">. An expired lease does not re-queue automatically. An HLS failure keeps </w:t>
-      </w:r>
-      <w:r>
-        <w:t>the MP4. Poison messages follow the DLQ policy.</w:t>
+        <w:t>drafting and proof-reading documentation, including this report;</w:t>
       </w:r>
     </w:p>
     <w:p>
@@ -35948,29 +34960,86 @@
         </w:numPr>
       </w:pPr>
       <w:r>
-        <w:rPr>
-          <w:i/>
-          <w:iCs/>
-        </w:rPr>
-        <w:t>Post:</w:t>
-      </w:r>
-      <w:r>
-        <w:t xml:space="preserve"> on success, exactly one primary output and optional HLS, scoped to the job and attempt. A failure is visible.</w:t>
+        <w:t>producing diagrams;</w:t>
+      </w:r>
+    </w:p>
+    <w:p>
+      <w:pPr>
+        <w:pStyle w:val="Compact"/>
+        <w:numPr>
+          <w:ilvl w:val="0"/>
+          <w:numId w:val="66"/>
+        </w:numPr>
+      </w:pPr>
+      <w:r>
+        <w:t>running and recording verification steps.</w:t>
       </w:r>
     </w:p>
     <w:p>
       <w:pPr>
         <w:pStyle w:val="FirstParagraph"/>
+      </w:pPr>
+      <w:r>
+        <w:t>Every result in this report comes from a retained test, CI run or cloud receipt, not from an AI statement. The team is responsible for the content and the quality of the submitted work.</w:t>
+      </w:r>
+    </w:p>
+    <w:p>
+      <w:pPr>
+        <w:pStyle w:val="Heading1"/>
+      </w:pPr>
+      <w:bookmarkStart w:id="68" w:name="appendices"/>
+      <w:bookmarkStart w:id="69" w:name="_Toc243489960"/>
+      <w:bookmarkEnd w:id="56"/>
+      <w:bookmarkEnd w:id="66"/>
+      <w:r>
+        <w:t>Appendices</w:t>
+      </w:r>
+      <w:bookmarkEnd w:id="69"/>
+    </w:p>
+    <w:p>
+      <w:pPr>
+        <w:pStyle w:val="Heading2"/>
+      </w:pPr>
+      <w:bookmarkStart w:id="70" w:name="use-case-specifications-and-traceability"/>
+      <w:bookmarkStart w:id="71" w:name="_Toc243489961"/>
+      <w:r>
+        <w:t>Use-Case Specifications and Traceability</w:t>
+      </w:r>
+      <w:bookmarkEnd w:id="71"/>
+    </w:p>
+    <w:p>
+      <w:pPr>
+        <w:pStyle w:val="FirstParagraph"/>
+      </w:pPr>
+      <w:r>
+        <w:t>Each specification is condensed from the use-case catalogue (</w:t>
+      </w:r>
+      <w:r>
+        <w:rPr>
+          <w:rStyle w:val="VerbatimChar"/>
+        </w:rPr>
+        <w:t>docs/architecture/use-case-design.md</w:t>
+      </w:r>
+      <w:r>
+        <w:t>), which links every test named here to its exact assertion. The personas are fictional planning personas (section 1.3).</w:t>
+      </w:r>
+    </w:p>
+    <w:p>
+      <w:pPr>
+        <w:pStyle w:val="BodyText1"/>
       </w:pPr>
       <w:r>
         <w:rPr>
           <w:b/>
           <w:bCs/>
         </w:rPr>
-        <w:t>UC-3 Track status and play the result</w:t>
-      </w:r>
-      <w:r>
-        <w:t xml:space="preserve"> (owner; browser or CLI)</w:t>
+        <w:t>UC-1 Register, log in and upload an owned video</w:t>
+      </w:r>
+      <w:r>
+        <w:t xml:space="preserve"> </w:t>
+      </w:r>
+      <w:r>
+        <w:t>(Maya or Arun; web app or Publisher CLI)</w:t>
       </w:r>
     </w:p>
     <w:p>
@@ -35989,7 +35058,7 @@
         <w:t>Pre:</w:t>
       </w:r>
       <w:r>
-        <w:t xml:space="preserve"> the caller is authenticated and owns the Asset.</w:t>
+        <w:t xml:space="preserve"> the account exists or is created; the caller owns a supported video of at most 100 MiB.</w:t>
       </w:r>
     </w:p>
     <w:p>
@@ -36008,10 +35077,25 @@
         <w:t>Normal:</w:t>
       </w:r>
       <w:r>
-        <w:t xml:space="preserve"> Media reads the owner-filtered Asset and its local projection, and returns the status. When the job is done, it also returns a short-lived signed MP4 capability. The HLS playlist is </w:t>
-      </w:r>
-      <w:r>
-        <w:t>served through Media, and segments redirect to signed S3 URLs.</w:t>
+        <w:t xml:space="preserve"> authenticate; Media reserves an owner-scoped S3 grant; the client uploads directly to versioned S3; finalize verifies the bytes and pins the VersionId, then atomically adopts the Asset and stages </w:t>
+      </w:r>
+      <w:r>
+        <w:rPr>
+          <w:rStyle w:val="VerbatimChar"/>
+        </w:rPr>
+        <w:t>submit</w:t>
+      </w:r>
+      <w:r>
+        <w:t xml:space="preserve">; the API returns </w:t>
+      </w:r>
+      <w:r>
+        <w:rPr>
+          <w:rStyle w:val="VerbatimChar"/>
+        </w:rPr>
+        <w:t>202</w:t>
+      </w:r>
+      <w:r>
+        <w:t xml:space="preserve"> with the asset and job ID.</w:t>
       </w:r>
     </w:p>
     <w:p>
@@ -36030,7 +35114,19 @@
         <w:t>Exceptions:</w:t>
       </w:r>
       <w:r>
-        <w:t xml:space="preserve"> foreign and unknown IDs return not found. Stale results cannot replace a newer projection. An expired URL needs a fresh authorized read.</w:t>
+        <w:t xml:space="preserve"> refused when the caller is anonymous, the type is unsupported, the declared size is </w:t>
+      </w:r>
+      <w:r>
+        <w:t xml:space="preserve">too large, the owner is wrong, the request changed or the reservation expired. Missing, truncated, changed or unversioned bytes are not adopted and enqueue no work; a missing object returns a recoverable </w:t>
+      </w:r>
+      <w:r>
+        <w:rPr>
+          <w:rStyle w:val="VerbatimChar"/>
+        </w:rPr>
+        <w:t>409</w:t>
+      </w:r>
+      <w:r>
+        <w:t>.</w:t>
       </w:r>
     </w:p>
     <w:p>
@@ -36049,7 +35145,7 @@
         <w:t>Post:</w:t>
       </w:r>
       <w:r>
-        <w:t xml:space="preserve"> owner-only status and expiring playback access; no domain mutation.</w:t>
+        <w:t xml:space="preserve"> one owned Asset, an immutable verified source and one durable command. A replay returns the same Asset without a second command.</w:t>
       </w:r>
     </w:p>
     <w:p>
@@ -36061,10 +35157,10 @@
           <w:b/>
           <w:bCs/>
         </w:rPr>
-        <w:t>UC-4 Retry from the stored source</w:t>
-      </w:r>
-      <w:r>
-        <w:t xml:space="preserve"> (owner; web or CLI)</w:t>
+        <w:t>UC-2 Process the video into playable outputs</w:t>
+      </w:r>
+      <w:r>
+        <w:t xml:space="preserve"> (platform worker, asynchronous)</w:t>
       </w:r>
     </w:p>
     <w:p>
@@ -36083,7 +35179,7 @@
         <w:t>Pre:</w:t>
       </w:r>
       <w:r>
-        <w:t xml:space="preserve"> the caller owns a failed job whose accepted source remains available.</w:t>
+        <w:t xml:space="preserve"> UC-1 committed a valid source and command.</w:t>
       </w:r>
     </w:p>
     <w:p>
@@ -36102,10 +35198,14 @@
         <w:t>Normal:</w:t>
       </w:r>
       <w:r>
-        <w:t xml:space="preserve"> a bodyless retry with an idempotency key. Media checks the owner, the failed projection </w:t>
-      </w:r>
-      <w:r>
-        <w:t>and the pinned source. Processing serializes on the SubmissionGuard and creates a new Attempt. A replay returns that attempt. No bytes are uploaded again.</w:t>
+        <w:t xml:space="preserve"> </w:t>
+      </w:r>
+      <w:r>
+        <w:t xml:space="preserve">consume the command; create Job and Attempt; launch an encoder within the cap; claim under a DB-clock lease and task binding; verify the pinned source; </w:t>
+      </w:r>
+      <w:r>
+        <w:lastRenderedPageBreak/>
+        <w:t>encode the MP4 and the optional HLS ladder; commit the terminal state and result before acknowledging the work; update Media’s projection.</w:t>
       </w:r>
     </w:p>
     <w:p>
@@ -36124,7 +35224,19 @@
         <w:t>Exceptions:</w:t>
       </w:r>
       <w:r>
-        <w:t xml:space="preserve"> a foreign or deleted job returns not found. A non-failed state or a changed request conflicts. A stale old-attempt worker or result cannot overwrite the current attempt.</w:t>
+        <w:t xml:space="preserve"> duplicates and reordering are fenced. A dependency, FFmpeg or deadline failure becomes a visible </w:t>
+      </w:r>
+      <w:r>
+        <w:rPr>
+          <w:rStyle w:val="VerbatimChar"/>
+        </w:rPr>
+        <w:t>failed</w:t>
+      </w:r>
+      <w:r>
+        <w:t xml:space="preserve">. An expired lease does not re-queue automatically. An HLS failure keeps </w:t>
+      </w:r>
+      <w:r>
+        <w:t>the MP4. Poison messages follow the DLQ policy.</w:t>
       </w:r>
     </w:p>
     <w:p>
@@ -36143,7 +35255,7 @@
         <w:t>Post:</w:t>
       </w:r>
       <w:r>
-        <w:t xml:space="preserve"> the source identity is unchanged and one new Attempt is queued.</w:t>
+        <w:t xml:space="preserve"> on success, exactly one primary output and optional HLS, scoped to the job and attempt. A failure is visible.</w:t>
       </w:r>
     </w:p>
     <w:p>
@@ -36155,10 +35267,10 @@
           <w:b/>
           <w:bCs/>
         </w:rPr>
-        <w:t>UC-5 Bulk-publish a folder and report results</w:t>
-      </w:r>
-      <w:r>
-        <w:t xml:space="preserve"> (Maya through Publisher; Jules as integrator)</w:t>
+        <w:t>UC-3 Track status and play the result</w:t>
+      </w:r>
+      <w:r>
+        <w:t xml:space="preserve"> (owner; browser or CLI)</w:t>
       </w:r>
     </w:p>
     <w:p>
@@ -36177,10 +35289,7 @@
         <w:t>Pre:</w:t>
       </w:r>
       <w:r>
-        <w:t xml:space="preserve"> </w:t>
-      </w:r>
-      <w:r>
-        <w:t>credentials and a folder of owner-held videos.</w:t>
+        <w:t xml:space="preserve"> the caller is authenticated and owns the Asset.</w:t>
       </w:r>
     </w:p>
     <w:p>
@@ -36199,34 +35308,10 @@
         <w:t>Normal:</w:t>
       </w:r>
       <w:r>
-        <w:t xml:space="preserve"> authenticate; submit each eligible file through the published API; continue through the batch; report one outcome and job reference per file. </w:t>
-      </w:r>
-      <w:r>
-        <w:rPr>
-          <w:rStyle w:val="VerbatimChar"/>
-        </w:rPr>
-        <w:t>status</w:t>
-      </w:r>
-      <w:r>
-        <w:t xml:space="preserve">, </w:t>
-      </w:r>
-      <w:r>
-        <w:rPr>
-          <w:rStyle w:val="VerbatimChar"/>
-        </w:rPr>
-        <w:t>output</w:t>
-      </w:r>
-      <w:r>
-        <w:t xml:space="preserve"> and </w:t>
-      </w:r>
-      <w:r>
-        <w:rPr>
-          <w:rStyle w:val="VerbatimChar"/>
-        </w:rPr>
-        <w:t>retry</w:t>
-      </w:r>
-      <w:r>
-        <w:t xml:space="preserve"> share the public contract.</w:t>
+        <w:t xml:space="preserve"> Media reads the owner-filtered Asset and its local projection, and returns the status. When the job is done, it also returns a short-lived signed MP4 capability. The HLS playlist is </w:t>
+      </w:r>
+      <w:r>
+        <w:t>served through Media, and segments redirect to signed S3 URLs.</w:t>
       </w:r>
     </w:p>
     <w:p>
@@ -36245,7 +35330,7 @@
         <w:t>Exceptions:</w:t>
       </w:r>
       <w:r>
-        <w:t xml:space="preserve"> one refused file does not hide later successes. Transport uncertainty preserves accepted IDs and request keys. Sensitive server error text is withheld.</w:t>
+        <w:t xml:space="preserve"> foreign and unknown IDs return not found. Stale results cannot replace a newer projection. An expired URL needs a fresh authorized read.</w:t>
       </w:r>
     </w:p>
     <w:p>
@@ -36264,10 +35349,7 @@
         <w:t>Post:</w:t>
       </w:r>
       <w:r>
-        <w:t xml:space="preserve"> per-file outcomes survive. Any failure makes the batch exit non-zero without losing </w:t>
-      </w:r>
-      <w:r>
-        <w:t>successful references.</w:t>
+        <w:t xml:space="preserve"> owner-only status and expiring playback access; no domain mutation.</w:t>
       </w:r>
     </w:p>
     <w:p>
@@ -36279,10 +35361,10 @@
           <w:b/>
           <w:bCs/>
         </w:rPr>
-        <w:t>UC-6 Scale processing capacity independently</w:t>
-      </w:r>
-      <w:r>
-        <w:t xml:space="preserve"> (Sam, operator)</w:t>
+        <w:t>UC-4 Retry from the stored source</w:t>
+      </w:r>
+      <w:r>
+        <w:t xml:space="preserve"> (owner; web or CLI)</w:t>
       </w:r>
     </w:p>
     <w:p>
@@ -36301,7 +35383,7 @@
         <w:t>Pre:</w:t>
       </w:r>
       <w:r>
-        <w:t xml:space="preserve"> a durable Processing backlog; Media is deployed independently.</w:t>
+        <w:t xml:space="preserve"> the caller owns a failed job whose accepted source remains available.</w:t>
       </w:r>
     </w:p>
     <w:p>
@@ -36317,11 +35399,13 @@
           <w:i/>
           <w:iCs/>
         </w:rPr>
-        <w:lastRenderedPageBreak/>
         <w:t>Normal:</w:t>
       </w:r>
       <w:r>
-        <w:t xml:space="preserve"> in V2-live, work sends wake the launcher, with a one-minute schedule as fallback. The launcher checks SQL and visible SQS demand, reserves slots and starts finite Fargate tasks, up to three. In V1, the operator started batches of 1 to 3.</w:t>
+        <w:t xml:space="preserve"> a bodyless retry with an idempotency key. Media checks the owner, the failed projection </w:t>
+      </w:r>
+      <w:r>
+        <w:t>and the pinned source. Processing serializes on the SubmissionGuard and creates a new Attempt. A replay returns that attempt. No bytes are uploaded again.</w:t>
       </w:r>
     </w:p>
     <w:p>
@@ -36340,10 +35424,7 @@
         <w:t>Exceptions:</w:t>
       </w:r>
       <w:r>
-        <w:t xml:space="preserve"> no visible work means no launch. An ambiguous RunTask reply keeps its reservation </w:t>
-      </w:r>
-      <w:r>
-        <w:t>until resolved. An uncertain inventory fails closed. Excess work stays queued.</w:t>
+        <w:t xml:space="preserve"> a foreign or deleted job returns not found. A non-failed state or a changed request conflicts. A stale old-attempt worker or result cannot overwrite the current attempt.</w:t>
       </w:r>
     </w:p>
     <w:p>
@@ -36362,7 +35443,7 @@
         <w:t>Post:</w:t>
       </w:r>
       <w:r>
-        <w:t xml:space="preserve"> Processing capacity varied without any change to Media; concurrent triggers stayed within three slots.</w:t>
+        <w:t xml:space="preserve"> the source identity is unchanged and one new Attempt is queued.</w:t>
       </w:r>
     </w:p>
     <w:p>
@@ -36374,10 +35455,10 @@
           <w:b/>
           <w:bCs/>
         </w:rPr>
-        <w:t>UC-7 Release Processing on its own and demonstrate rollback</w:t>
-      </w:r>
-      <w:r>
-        <w:t xml:space="preserve"> (Sam through CD)</w:t>
+        <w:t>UC-5 Bulk-publish a folder and report results</w:t>
+      </w:r>
+      <w:r>
+        <w:t xml:space="preserve"> (Maya through Publisher; Jules as integrator)</w:t>
       </w:r>
     </w:p>
     <w:p>
@@ -36396,7 +35477,10 @@
         <w:t>Pre:</w:t>
       </w:r>
       <w:r>
-        <w:t xml:space="preserve"> the candidate has green required CI, an immutable and scanned image, migration evidence and a retained previous image.</w:t>
+        <w:t xml:space="preserve"> </w:t>
+      </w:r>
+      <w:r>
+        <w:t>credentials and a folder of owner-held videos.</w:t>
       </w:r>
     </w:p>
     <w:p>
@@ -36415,10 +35499,34 @@
         <w:t>Normal:</w:t>
       </w:r>
       <w:r>
-        <w:t xml:space="preserve"> green Main CI updates the stack, and only changed owners release. The release validates </w:t>
-      </w:r>
-      <w:r>
-        <w:t>the candidate, moves that owner’s aliases and task definition, runs the smoke test and adopts the release. Media is unchanged.</w:t>
+        <w:t xml:space="preserve"> authenticate; submit each eligible file through the published API; continue through the batch; report one outcome and job reference per file. </w:t>
+      </w:r>
+      <w:r>
+        <w:rPr>
+          <w:rStyle w:val="VerbatimChar"/>
+        </w:rPr>
+        <w:t>status</w:t>
+      </w:r>
+      <w:r>
+        <w:t xml:space="preserve">, </w:t>
+      </w:r>
+      <w:r>
+        <w:rPr>
+          <w:rStyle w:val="VerbatimChar"/>
+        </w:rPr>
+        <w:t>output</w:t>
+      </w:r>
+      <w:r>
+        <w:t xml:space="preserve"> and </w:t>
+      </w:r>
+      <w:r>
+        <w:rPr>
+          <w:rStyle w:val="VerbatimChar"/>
+        </w:rPr>
+        <w:t>retry</w:t>
+      </w:r>
+      <w:r>
+        <w:t xml:space="preserve"> share the public contract.</w:t>
       </w:r>
     </w:p>
     <w:p>
@@ -36437,7 +35545,7 @@
         <w:t>Exceptions:</w:t>
       </w:r>
       <w:r>
-        <w:t xml:space="preserve"> a failed gate stops promotion. A failed smoke restores the previous image. A failed restore leaves a durable recovery intent. Migrations are never reversed automatically.</w:t>
+        <w:t xml:space="preserve"> one refused file does not hide later successes. Transport uncertainty preserves accepted IDs and request keys. Sensitive server error text is withheld.</w:t>
       </w:r>
     </w:p>
     <w:p>
@@ -36446,6 +35554,198 @@
         <w:numPr>
           <w:ilvl w:val="0"/>
           <w:numId w:val="71"/>
+        </w:numPr>
+      </w:pPr>
+      <w:r>
+        <w:rPr>
+          <w:i/>
+          <w:iCs/>
+        </w:rPr>
+        <w:t>Post:</w:t>
+      </w:r>
+      <w:r>
+        <w:t xml:space="preserve"> per-file outcomes survive. Any failure makes the batch exit non-zero without losing </w:t>
+      </w:r>
+      <w:r>
+        <w:t>successful references.</w:t>
+      </w:r>
+    </w:p>
+    <w:p>
+      <w:pPr>
+        <w:pStyle w:val="FirstParagraph"/>
+      </w:pPr>
+      <w:r>
+        <w:rPr>
+          <w:b/>
+          <w:bCs/>
+        </w:rPr>
+        <w:t>UC-6 Scale processing capacity independently</w:t>
+      </w:r>
+      <w:r>
+        <w:t xml:space="preserve"> (Sam, operator)</w:t>
+      </w:r>
+    </w:p>
+    <w:p>
+      <w:pPr>
+        <w:pStyle w:val="Compact"/>
+        <w:numPr>
+          <w:ilvl w:val="0"/>
+          <w:numId w:val="72"/>
+        </w:numPr>
+      </w:pPr>
+      <w:r>
+        <w:rPr>
+          <w:i/>
+          <w:iCs/>
+        </w:rPr>
+        <w:t>Pre:</w:t>
+      </w:r>
+      <w:r>
+        <w:t xml:space="preserve"> a durable Processing backlog; Media is deployed independently.</w:t>
+      </w:r>
+    </w:p>
+    <w:p>
+      <w:pPr>
+        <w:pStyle w:val="Compact"/>
+        <w:numPr>
+          <w:ilvl w:val="0"/>
+          <w:numId w:val="72"/>
+        </w:numPr>
+      </w:pPr>
+      <w:r>
+        <w:rPr>
+          <w:i/>
+          <w:iCs/>
+        </w:rPr>
+        <w:t>Normal:</w:t>
+      </w:r>
+      <w:r>
+        <w:t xml:space="preserve"> in V2-live, work sends wake the launcher, with a one-minute schedule as fallback. The launcher checks SQL and visible SQS demand, reserves slots and starts finite Fargate tasks, up to three. In V1, the operator started batches of 1 to 3.</w:t>
+      </w:r>
+    </w:p>
+    <w:p>
+      <w:pPr>
+        <w:pStyle w:val="Compact"/>
+        <w:numPr>
+          <w:ilvl w:val="0"/>
+          <w:numId w:val="72"/>
+        </w:numPr>
+      </w:pPr>
+      <w:r>
+        <w:rPr>
+          <w:i/>
+          <w:iCs/>
+        </w:rPr>
+        <w:t>Exceptions:</w:t>
+      </w:r>
+      <w:r>
+        <w:t xml:space="preserve"> no visible work means no launch. An ambiguous RunTask reply keeps its reservation </w:t>
+      </w:r>
+      <w:r>
+        <w:t>until resolved. An uncertain inventory fails closed. Excess work stays queued.</w:t>
+      </w:r>
+    </w:p>
+    <w:p>
+      <w:pPr>
+        <w:pStyle w:val="Compact"/>
+        <w:numPr>
+          <w:ilvl w:val="0"/>
+          <w:numId w:val="72"/>
+        </w:numPr>
+      </w:pPr>
+      <w:r>
+        <w:rPr>
+          <w:i/>
+          <w:iCs/>
+        </w:rPr>
+        <w:lastRenderedPageBreak/>
+        <w:t>Post:</w:t>
+      </w:r>
+      <w:r>
+        <w:t xml:space="preserve"> Processing capacity varied without any change to Media; concurrent triggers stayed within three slots.</w:t>
+      </w:r>
+    </w:p>
+    <w:p>
+      <w:pPr>
+        <w:pStyle w:val="FirstParagraph"/>
+      </w:pPr>
+      <w:r>
+        <w:rPr>
+          <w:b/>
+          <w:bCs/>
+        </w:rPr>
+        <w:t>UC-7 Release Processing on its own and demonstrate rollback</w:t>
+      </w:r>
+      <w:r>
+        <w:t xml:space="preserve"> (Sam through CD)</w:t>
+      </w:r>
+    </w:p>
+    <w:p>
+      <w:pPr>
+        <w:pStyle w:val="Compact"/>
+        <w:numPr>
+          <w:ilvl w:val="0"/>
+          <w:numId w:val="73"/>
+        </w:numPr>
+      </w:pPr>
+      <w:r>
+        <w:rPr>
+          <w:i/>
+          <w:iCs/>
+        </w:rPr>
+        <w:t>Pre:</w:t>
+      </w:r>
+      <w:r>
+        <w:t xml:space="preserve"> the candidate has green required CI, an immutable and scanned image, migration evidence and a retained previous image.</w:t>
+      </w:r>
+    </w:p>
+    <w:p>
+      <w:pPr>
+        <w:pStyle w:val="Compact"/>
+        <w:numPr>
+          <w:ilvl w:val="0"/>
+          <w:numId w:val="73"/>
+        </w:numPr>
+      </w:pPr>
+      <w:r>
+        <w:rPr>
+          <w:i/>
+          <w:iCs/>
+        </w:rPr>
+        <w:t>Normal:</w:t>
+      </w:r>
+      <w:r>
+        <w:t xml:space="preserve"> green Main CI updates the stack, and only changed owners release. The release validates </w:t>
+      </w:r>
+      <w:r>
+        <w:t>the candidate, moves that owner’s aliases and task definition, runs the smoke test and adopts the release. Media is unchanged.</w:t>
+      </w:r>
+    </w:p>
+    <w:p>
+      <w:pPr>
+        <w:pStyle w:val="Compact"/>
+        <w:numPr>
+          <w:ilvl w:val="0"/>
+          <w:numId w:val="73"/>
+        </w:numPr>
+      </w:pPr>
+      <w:r>
+        <w:rPr>
+          <w:i/>
+          <w:iCs/>
+        </w:rPr>
+        <w:t>Exceptions:</w:t>
+      </w:r>
+      <w:r>
+        <w:t xml:space="preserve"> a failed gate stops promotion. A failed smoke restores the previous image. A failed restore leaves a durable recovery intent. Migrations are never reversed automatically.</w:t>
+      </w:r>
+    </w:p>
+    <w:p>
+      <w:pPr>
+        <w:pStyle w:val="Compact"/>
+        <w:numPr>
+          <w:ilvl w:val="0"/>
+          <w:numId w:val="73"/>
         </w:numPr>
       </w:pPr>
       <w:r>
@@ -37342,7 +36642,6 @@
               <w:pStyle w:val="TableText"/>
             </w:pPr>
             <w:r>
-              <w:lastRenderedPageBreak/>
               <w:t>UC-5</w:t>
             </w:r>
           </w:p>
@@ -37494,6 +36793,7 @@
               <w:pStyle w:val="TableText"/>
             </w:pPr>
             <w:r>
+              <w:lastRenderedPageBreak/>
               <w:t>UC-6</w:t>
             </w:r>
           </w:p>
@@ -37816,7 +37116,7 @@
         <w:pStyle w:val="Heading2"/>
       </w:pPr>
       <w:bookmarkStart w:id="72" w:name="analysis-and-design-models"/>
-      <w:bookmarkStart w:id="73" w:name="_Toc243483116"/>
+      <w:bookmarkStart w:id="73" w:name="_Toc243489962"/>
       <w:bookmarkEnd w:id="70"/>
       <w:r>
         <w:t>Analysis and Design Models</w:t>
@@ -38552,7 +37852,7 @@
         </w:rPr>
         <w:lastRenderedPageBreak/>
         <w:drawing>
-          <wp:inline distT="0" distB="0" distL="0" distR="0" wp14:anchorId="3E6FDB04" wp14:editId="6431EC43">
+          <wp:inline distT="0" distB="0" distL="0" distR="0" wp14:anchorId="6199809D" wp14:editId="58E7E3A5">
             <wp:extent cx="4679999" cy="4810909"/>
             <wp:effectExtent l="0" t="0" r="0" b="0"/>
             <wp:docPr id="108" name="Picture" descr="Figure 15. Common implemented design class model for UC-1 to UC-7 (domain, contract and operator-tool types)."/>
@@ -38623,7 +37923,7 @@
         </w:rPr>
         <w:lastRenderedPageBreak/>
         <w:drawing>
-          <wp:inline distT="0" distB="0" distL="0" distR="0" wp14:anchorId="6A41AEF0" wp14:editId="74E11CE7">
+          <wp:inline distT="0" distB="0" distL="0" distR="0" wp14:anchorId="53151E43" wp14:editId="6C36CAB3">
             <wp:extent cx="5727700" cy="1717563"/>
             <wp:effectExtent l="0" t="0" r="0" b="0"/>
             <wp:docPr id="111" name="Picture" descr="Figure 16. Shared analysis class model (conceptual objects only)."/>
@@ -38682,7 +37982,7 @@
           <w:noProof/>
         </w:rPr>
         <w:drawing>
-          <wp:inline distT="0" distB="0" distL="0" distR="0" wp14:anchorId="7B1EC373" wp14:editId="663D0471">
+          <wp:inline distT="0" distB="0" distL="0" distR="0" wp14:anchorId="0D0B377B" wp14:editId="025C264E">
             <wp:extent cx="5727700" cy="3331455"/>
             <wp:effectExtent l="0" t="0" r="0" b="0"/>
             <wp:docPr id="114" name="Picture" descr="Figure 17. Analysis sequence, UC-1 to UC-3: the core workflow."/>
@@ -38742,7 +38042,7 @@
         </w:rPr>
         <w:lastRenderedPageBreak/>
         <w:drawing>
-          <wp:inline distT="0" distB="0" distL="0" distR="0" wp14:anchorId="4DE05205" wp14:editId="31B76408">
+          <wp:inline distT="0" distB="0" distL="0" distR="0" wp14:anchorId="24362FCA" wp14:editId="4DD42DBA">
             <wp:extent cx="5727700" cy="4256264"/>
             <wp:effectExtent l="0" t="0" r="0" b="0"/>
             <wp:docPr id="117" name="Picture" descr="Figure 18. Analysis sequence, UC-4 and UC-5: stored-source retry and Publisher integration."/>
@@ -38802,7 +38102,7 @@
         </w:rPr>
         <w:lastRenderedPageBreak/>
         <w:drawing>
-          <wp:inline distT="0" distB="0" distL="0" distR="0" wp14:anchorId="6385550E" wp14:editId="0D1CE53D">
+          <wp:inline distT="0" distB="0" distL="0" distR="0" wp14:anchorId="5FEB2524" wp14:editId="5AFCB77C">
             <wp:extent cx="5727700" cy="3638834"/>
             <wp:effectExtent l="0" t="0" r="0" b="0"/>
             <wp:docPr id="120" name="Picture" descr="Figure 19. Analysis sequence, UC-6 and UC-7: capacity and release."/>
@@ -38886,7 +38186,7 @@
         <w:pStyle w:val="Heading2"/>
       </w:pPr>
       <w:bookmarkStart w:id="74" w:name="design-problems"/>
-      <w:bookmarkStart w:id="75" w:name="_Toc243483117"/>
+      <w:bookmarkStart w:id="75" w:name="_Toc243489963"/>
       <w:bookmarkEnd w:id="72"/>
       <w:r>
         <w:t>Design Problems</w:t>
@@ -38915,7 +38215,7 @@
         <w:pStyle w:val="Compact"/>
         <w:numPr>
           <w:ilvl w:val="0"/>
-          <w:numId w:val="72"/>
+          <w:numId w:val="74"/>
         </w:numPr>
       </w:pPr>
       <w:r>
@@ -38934,7 +38234,7 @@
         <w:pStyle w:val="Compact"/>
         <w:numPr>
           <w:ilvl w:val="0"/>
-          <w:numId w:val="72"/>
+          <w:numId w:val="74"/>
         </w:numPr>
       </w:pPr>
       <w:r>
@@ -38950,7 +38250,7 @@
         <w:pStyle w:val="Compact"/>
         <w:numPr>
           <w:ilvl w:val="1"/>
-          <w:numId w:val="73"/>
+          <w:numId w:val="75"/>
         </w:numPr>
       </w:pPr>
       <w:r>
@@ -38962,7 +38262,7 @@
         <w:pStyle w:val="Compact"/>
         <w:numPr>
           <w:ilvl w:val="1"/>
-          <w:numId w:val="73"/>
+          <w:numId w:val="75"/>
         </w:numPr>
       </w:pPr>
       <w:r>
@@ -38974,7 +38274,7 @@
         <w:pStyle w:val="Compact"/>
         <w:numPr>
           <w:ilvl w:val="1"/>
-          <w:numId w:val="73"/>
+          <w:numId w:val="75"/>
         </w:numPr>
       </w:pPr>
       <w:r>
@@ -38986,7 +38286,7 @@
         <w:pStyle w:val="Compact"/>
         <w:numPr>
           <w:ilvl w:val="1"/>
-          <w:numId w:val="73"/>
+          <w:numId w:val="75"/>
         </w:numPr>
       </w:pPr>
       <w:r>
@@ -38998,7 +38298,7 @@
         <w:pStyle w:val="Compact"/>
         <w:numPr>
           <w:ilvl w:val="1"/>
-          <w:numId w:val="73"/>
+          <w:numId w:val="75"/>
         </w:numPr>
       </w:pPr>
       <w:r>
@@ -39010,7 +38310,7 @@
         <w:pStyle w:val="Compact"/>
         <w:numPr>
           <w:ilvl w:val="0"/>
-          <w:numId w:val="72"/>
+          <w:numId w:val="74"/>
         </w:numPr>
       </w:pPr>
       <w:r>
@@ -39032,7 +38332,7 @@
         <w:pStyle w:val="Compact"/>
         <w:numPr>
           <w:ilvl w:val="0"/>
-          <w:numId w:val="72"/>
+          <w:numId w:val="74"/>
         </w:numPr>
       </w:pPr>
       <w:r>
@@ -39060,7 +38360,7 @@
         <w:pStyle w:val="Compact"/>
         <w:numPr>
           <w:ilvl w:val="0"/>
-          <w:numId w:val="72"/>
+          <w:numId w:val="74"/>
         </w:numPr>
       </w:pPr>
       <w:r>
@@ -39094,7 +38394,7 @@
         </w:rPr>
         <w:lastRenderedPageBreak/>
         <w:drawing>
-          <wp:inline distT="0" distB="0" distL="0" distR="0" wp14:anchorId="2892FEE6" wp14:editId="2A4977B3">
+          <wp:inline distT="0" distB="0" distL="0" distR="0" wp14:anchorId="2C17EEFC" wp14:editId="2D37F258">
             <wp:extent cx="4679999" cy="4815849"/>
             <wp:effectExtent l="0" t="0" r="0" b="0"/>
             <wp:docPr id="124" name="Picture" descr="Figure 20. DP-1 before and after: booked per-run sessions (left) and the persistent, automatically updated environment with SQL-reserved finite encoders (right)."/>
@@ -39159,7 +38459,7 @@
         <w:pStyle w:val="Compact"/>
         <w:numPr>
           <w:ilvl w:val="0"/>
-          <w:numId w:val="74"/>
+          <w:numId w:val="76"/>
         </w:numPr>
       </w:pPr>
       <w:r>
@@ -39178,7 +38478,7 @@
         <w:pStyle w:val="Compact"/>
         <w:numPr>
           <w:ilvl w:val="0"/>
-          <w:numId w:val="74"/>
+          <w:numId w:val="76"/>
         </w:numPr>
       </w:pPr>
       <w:r>
@@ -39194,7 +38494,7 @@
         <w:pStyle w:val="Compact"/>
         <w:numPr>
           <w:ilvl w:val="1"/>
-          <w:numId w:val="75"/>
+          <w:numId w:val="77"/>
         </w:numPr>
       </w:pPr>
       <w:r>
@@ -39206,7 +38506,7 @@
         <w:pStyle w:val="Compact"/>
         <w:numPr>
           <w:ilvl w:val="1"/>
-          <w:numId w:val="75"/>
+          <w:numId w:val="77"/>
         </w:numPr>
       </w:pPr>
       <w:r>
@@ -39218,7 +38518,7 @@
         <w:pStyle w:val="Compact"/>
         <w:numPr>
           <w:ilvl w:val="1"/>
-          <w:numId w:val="75"/>
+          <w:numId w:val="77"/>
         </w:numPr>
       </w:pPr>
       <w:r>
@@ -39230,7 +38530,7 @@
         <w:pStyle w:val="Compact"/>
         <w:numPr>
           <w:ilvl w:val="0"/>
-          <w:numId w:val="74"/>
+          <w:numId w:val="76"/>
         </w:numPr>
       </w:pPr>
       <w:r>
@@ -39249,7 +38549,7 @@
         <w:pStyle w:val="Compact"/>
         <w:numPr>
           <w:ilvl w:val="0"/>
-          <w:numId w:val="74"/>
+          <w:numId w:val="76"/>
         </w:numPr>
       </w:pPr>
       <w:r>
@@ -39265,7 +38565,7 @@
         <w:pStyle w:val="Compact"/>
         <w:numPr>
           <w:ilvl w:val="1"/>
-          <w:numId w:val="76"/>
+          <w:numId w:val="78"/>
         </w:numPr>
       </w:pPr>
       <w:r>
@@ -39277,7 +38577,7 @@
         <w:pStyle w:val="Compact"/>
         <w:numPr>
           <w:ilvl w:val="1"/>
-          <w:numId w:val="76"/>
+          <w:numId w:val="78"/>
         </w:numPr>
       </w:pPr>
       <w:r>
@@ -39289,7 +38589,7 @@
         <w:pStyle w:val="Compact"/>
         <w:numPr>
           <w:ilvl w:val="1"/>
-          <w:numId w:val="76"/>
+          <w:numId w:val="78"/>
         </w:numPr>
       </w:pPr>
       <w:r>
@@ -39310,7 +38610,7 @@
         <w:pStyle w:val="Compact"/>
         <w:numPr>
           <w:ilvl w:val="1"/>
-          <w:numId w:val="76"/>
+          <w:numId w:val="78"/>
         </w:numPr>
       </w:pPr>
       <w:r>
@@ -39329,7 +38629,7 @@
         <w:pStyle w:val="Compact"/>
         <w:numPr>
           <w:ilvl w:val="0"/>
-          <w:numId w:val="74"/>
+          <w:numId w:val="76"/>
         </w:numPr>
       </w:pPr>
       <w:r>
@@ -39381,7 +38681,7 @@
           <w:noProof/>
         </w:rPr>
         <w:drawing>
-          <wp:inline distT="0" distB="0" distL="0" distR="0" wp14:anchorId="5F81E611" wp14:editId="1564046D">
+          <wp:inline distT="0" distB="0" distL="0" distR="0" wp14:anchorId="5658E7AB" wp14:editId="2BBC72D3">
             <wp:extent cx="3620610" cy="6119999"/>
             <wp:effectExtent l="0" t="0" r="0" b="0"/>
             <wp:docPr id="128" name="Picture" descr="Figure 21. DP-2 before and after: synchronous SubmitJob with Redis/RQ (left) and the outbox → SQS → inbox chain with Media’s projection (right)."/>
@@ -39452,7 +38752,7 @@
         <w:pStyle w:val="Compact"/>
         <w:numPr>
           <w:ilvl w:val="0"/>
-          <w:numId w:val="77"/>
+          <w:numId w:val="79"/>
         </w:numPr>
       </w:pPr>
       <w:r>
@@ -39471,7 +38771,7 @@
         <w:pStyle w:val="Compact"/>
         <w:numPr>
           <w:ilvl w:val="0"/>
-          <w:numId w:val="77"/>
+          <w:numId w:val="79"/>
         </w:numPr>
       </w:pPr>
       <w:r>
@@ -39487,7 +38787,7 @@
         <w:pStyle w:val="Compact"/>
         <w:numPr>
           <w:ilvl w:val="1"/>
-          <w:numId w:val="78"/>
+          <w:numId w:val="80"/>
         </w:numPr>
       </w:pPr>
       <w:r>
@@ -39517,7 +38817,7 @@
         <w:pStyle w:val="Compact"/>
         <w:numPr>
           <w:ilvl w:val="1"/>
-          <w:numId w:val="78"/>
+          <w:numId w:val="80"/>
         </w:numPr>
       </w:pPr>
       <w:r>
@@ -39529,7 +38829,7 @@
         <w:pStyle w:val="Compact"/>
         <w:numPr>
           <w:ilvl w:val="1"/>
-          <w:numId w:val="78"/>
+          <w:numId w:val="80"/>
         </w:numPr>
       </w:pPr>
       <w:r>
@@ -39542,7 +38842,7 @@
         <w:pStyle w:val="Compact"/>
         <w:numPr>
           <w:ilvl w:val="0"/>
-          <w:numId w:val="77"/>
+          <w:numId w:val="79"/>
         </w:numPr>
       </w:pPr>
       <w:r>
@@ -39582,7 +38882,7 @@
         <w:pStyle w:val="Compact"/>
         <w:numPr>
           <w:ilvl w:val="0"/>
-          <w:numId w:val="77"/>
+          <w:numId w:val="79"/>
         </w:numPr>
       </w:pPr>
       <w:r>
@@ -39601,7 +38901,7 @@
         <w:pStyle w:val="Compact"/>
         <w:numPr>
           <w:ilvl w:val="0"/>
-          <w:numId w:val="77"/>
+          <w:numId w:val="79"/>
         </w:numPr>
       </w:pPr>
       <w:r>
@@ -39689,7 +38989,7 @@
           <w:noProof/>
         </w:rPr>
         <w:drawing>
-          <wp:inline distT="0" distB="0" distL="0" distR="0" wp14:anchorId="390A92CE" wp14:editId="65AEAE11">
+          <wp:inline distT="0" distB="0" distL="0" distR="0" wp14:anchorId="778DCB1C" wp14:editId="15B5F5CC">
             <wp:extent cx="4679999" cy="5047325"/>
             <wp:effectExtent l="0" t="0" r="0" b="0"/>
             <wp:docPr id="132" name="Picture" descr="Figure 22. DP-3 before and after: service token with a forwarded owner header (left) and the Gateway-trusted actor from the Media authorizer (right)."/>
@@ -39744,7 +39044,7 @@
         <w:pStyle w:val="Heading2"/>
       </w:pPr>
       <w:bookmarkStart w:id="79" w:name="glossary"/>
-      <w:bookmarkStart w:id="80" w:name="_Toc243483118"/>
+      <w:bookmarkStart w:id="80" w:name="_Toc243489964"/>
       <w:bookmarkEnd w:id="74"/>
       <w:bookmarkEnd w:id="78"/>
       <w:r>
@@ -40456,7 +39756,7 @@
 <w:ftr xmlns:wpc="http://schemas.microsoft.com/office/word/2010/wordprocessingCanvas" xmlns:cx="http://schemas.microsoft.com/office/drawing/2014/chartex" xmlns:cx1="http://schemas.microsoft.com/office/drawing/2015/9/8/chartex" xmlns:cx2="http://schemas.microsoft.com/office/drawing/2015/10/21/chartex" xmlns:cx3="http://schemas.microsoft.com/office/drawing/2016/5/9/chartex" xmlns:cx4="http://schemas.microsoft.com/office/drawing/2016/5/10/chartex" xmlns:cx5="http://schemas.microsoft.com/office/drawing/2016/5/11/chartex" xmlns:cx6="http://schemas.microsoft.com/office/drawing/2016/5/12/chartex" xmlns:cx7="http://schemas.microsoft.com/office/drawing/2016/5/13/chartex" xmlns:cx8="http://schemas.microsoft.com/office/drawing/2016/5/14/chartex" xmlns:mc="http://schemas.openxmlformats.org/markup-compatibility/2006" xmlns:m="http://schemas.openxmlformats.org/officeDocument/2006/math" xmlns:aink="http://schemas.microsoft.com/office/drawing/2016/ink" xmlns:am3d="http://schemas.microsoft.com/office/drawing/2017/model3d" xmlns:oel="http://schemas.microsoft.com/office/2019/extlst" xmlns:r="http://schemas.openxmlformats.org/officeDocument/2006/relationships" xmlns:wp14="http://schemas.microsoft.com/office/word/2010/wordprocessingDrawing" xmlns:wp="http://schemas.openxmlformats.org/drawingml/2006/wordprocessingDrawing" xmlns:wpg="http://schemas.microsoft.com/office/word/2010/wordprocessingGroup" xmlns:wpi="http://schemas.microsoft.com/office/word/2010/wordprocessingInk" xmlns:wps="http://schemas.microsoft.com/office/word/2010/wordprocessingShape" xmlns:o="urn:schemas-microsoft-com:office:office" xmlns:v="urn:schemas-microsoft-com:vml" xmlns:w10="urn:schemas-microsoft-com:office:word" xmlns:w="http://schemas.openxmlformats.org/wordprocessingml/2006/main" xmlns:w14="http://schemas.microsoft.com/office/word/2010/wordml" xmlns:w15="http://schemas.microsoft.com/office/word/2012/wordml" xmlns:w16cex="http://schemas.microsoft.com/office/word/2018/wordml/cex" xmlns:w16cid="http://schemas.microsoft.com/office/word/2016/wordml/cid" xmlns:w16="http://schemas.microsoft.com/office/word/2018/wordml" xmlns:w16sdtdh="http://schemas.microsoft.com/office/word/2020/wordml/sdtdatahash" xmlns:w16sdtfl="http://schemas.microsoft.com/office/word/2024/wordml/sdtformatlock" xmlns:w16se="http://schemas.microsoft.com/office/word/2015/wordml/symex" xmlns:w16du="http://schemas.microsoft.com/office/word/2023/wordml/word16du" xmlns:wne="http://schemas.microsoft.com/office/word/2006/wordml" mc:Ignorable="w14 w15 w16se w16cid w16 w16cex w16sdtdh w16sdtfl w16du wp14">
   <w:sdt>
     <w:sdtPr>
-      <w:id w:val="1879976508"/>
+      <w:id w:val="1246608496"/>
       <w:docPartObj>
         <w:docPartGallery w:val="Page Numbers (Bottom of Page)"/>
         <w:docPartUnique/>
@@ -40466,7 +39766,7 @@
     <w:sdtContent>
       <w:sdt>
         <w:sdtPr>
-          <w:id w:val="1970629351"/>
+          <w:id w:val="-1831124700"/>
           <w:docPartObj>
             <w:docPartGallery w:val="Page Numbers (Top of Page)"/>
             <w:docPartUnique/>
@@ -40580,7 +39880,7 @@
 <w:ftr xmlns:wpc="http://schemas.microsoft.com/office/word/2010/wordprocessingCanvas" xmlns:cx="http://schemas.microsoft.com/office/drawing/2014/chartex" xmlns:cx1="http://schemas.microsoft.com/office/drawing/2015/9/8/chartex" xmlns:cx2="http://schemas.microsoft.com/office/drawing/2015/10/21/chartex" xmlns:cx3="http://schemas.microsoft.com/office/drawing/2016/5/9/chartex" xmlns:cx4="http://schemas.microsoft.com/office/drawing/2016/5/10/chartex" xmlns:cx5="http://schemas.microsoft.com/office/drawing/2016/5/11/chartex" xmlns:cx6="http://schemas.microsoft.com/office/drawing/2016/5/12/chartex" xmlns:cx7="http://schemas.microsoft.com/office/drawing/2016/5/13/chartex" xmlns:cx8="http://schemas.microsoft.com/office/drawing/2016/5/14/chartex" xmlns:mc="http://schemas.openxmlformats.org/markup-compatibility/2006" xmlns:m="http://schemas.openxmlformats.org/officeDocument/2006/math" xmlns:aink="http://schemas.microsoft.com/office/drawing/2016/ink" xmlns:am3d="http://schemas.microsoft.com/office/drawing/2017/model3d" xmlns:oel="http://schemas.microsoft.com/office/2019/extlst" xmlns:r="http://schemas.openxmlformats.org/officeDocument/2006/relationships" xmlns:wp14="http://schemas.microsoft.com/office/word/2010/wordprocessingDrawing" xmlns:wp="http://schemas.openxmlformats.org/drawingml/2006/wordprocessingDrawing" xmlns:wpg="http://schemas.microsoft.com/office/word/2010/wordprocessingGroup" xmlns:wpi="http://schemas.microsoft.com/office/word/2010/wordprocessingInk" xmlns:wps="http://schemas.microsoft.com/office/word/2010/wordprocessingShape" xmlns:o="urn:schemas-microsoft-com:office:office" xmlns:v="urn:schemas-microsoft-com:vml" xmlns:w10="urn:schemas-microsoft-com:office:word" xmlns:w="http://schemas.openxmlformats.org/wordprocessingml/2006/main" xmlns:w14="http://schemas.microsoft.com/office/word/2010/wordml" xmlns:w15="http://schemas.microsoft.com/office/word/2012/wordml" xmlns:w16cex="http://schemas.microsoft.com/office/word/2018/wordml/cex" xmlns:w16cid="http://schemas.microsoft.com/office/word/2016/wordml/cid" xmlns:w16="http://schemas.microsoft.com/office/word/2018/wordml" xmlns:w16sdtdh="http://schemas.microsoft.com/office/word/2020/wordml/sdtdatahash" xmlns:w16sdtfl="http://schemas.microsoft.com/office/word/2024/wordml/sdtformatlock" xmlns:w16se="http://schemas.microsoft.com/office/word/2015/wordml/symex" xmlns:w16du="http://schemas.microsoft.com/office/word/2023/wordml/word16du" xmlns:wne="http://schemas.microsoft.com/office/word/2006/wordml" mc:Ignorable="w14 w15 w16se w16cid w16 w16cex w16sdtdh w16sdtfl w16du wp14">
   <w:sdt>
     <w:sdtPr>
-      <w:id w:val="503326053"/>
+      <w:id w:val="1294784473"/>
       <w:docPartObj>
         <w:docPartGallery w:val="Page Numbers (Bottom of Page)"/>
         <w:docPartUnique/>
@@ -40590,7 +39890,7 @@
     <w:sdtContent>
       <w:sdt>
         <w:sdtPr>
-          <w:id w:val="-1814864206"/>
+          <w:id w:val="1993130779"/>
           <w:docPartObj>
             <w:docPartGallery w:val="Page Numbers (Top of Page)"/>
             <w:docPartUnique/>
@@ -40730,7 +40030,7 @@
   <w:abstractNum w:abstractNumId="0" w15:restartNumberingAfterBreak="0">
     <w:nsid w:val="0000A991"/>
     <w:multiLevelType w:val="multilevel"/>
-    <w:tmpl w:val="5BD0B8D2"/>
+    <w:tmpl w:val="FF1A0CBC"/>
     <w:lvl w:ilvl="0">
       <w:numFmt w:val="bullet"/>
       <w:lvlText w:val=""/>
@@ -40834,7 +40134,7 @@
   <w:abstractNum w:abstractNumId="1" w15:restartNumberingAfterBreak="0">
     <w:nsid w:val="00A99411"/>
     <w:multiLevelType w:val="multilevel"/>
-    <w:tmpl w:val="CBCA9CBE"/>
+    <w:tmpl w:val="E7EE2436"/>
     <w:lvl w:ilvl="0">
       <w:start w:val="1"/>
       <w:numFmt w:val="decimal"/>
@@ -41041,16 +40341,16 @@
       </w:rPr>
     </w:lvl>
   </w:abstractNum>
-  <w:num w:numId="1" w16cid:durableId="111362431">
+  <w:num w:numId="1" w16cid:durableId="591209386">
     <w:abstractNumId w:val="2"/>
   </w:num>
-  <w:num w:numId="2" w16cid:durableId="337317593">
+  <w:num w:numId="2" w16cid:durableId="15548572">
     <w:abstractNumId w:val="0"/>
   </w:num>
-  <w:num w:numId="3" w16cid:durableId="169762839">
+  <w:num w:numId="3" w16cid:durableId="1508133203">
     <w:abstractNumId w:val="0"/>
   </w:num>
-  <w:num w:numId="4" w16cid:durableId="188954233">
+  <w:num w:numId="4" w16cid:durableId="1513840109">
     <w:abstractNumId w:val="1"/>
     <w:lvlOverride w:ilvl="0">
       <w:startOverride w:val="1"/>
@@ -41080,100 +40380,100 @@
       <w:startOverride w:val="1"/>
     </w:lvlOverride>
   </w:num>
-  <w:num w:numId="5" w16cid:durableId="213154829">
+  <w:num w:numId="5" w16cid:durableId="1463158034">
     <w:abstractNumId w:val="0"/>
   </w:num>
-  <w:num w:numId="6" w16cid:durableId="669719618">
+  <w:num w:numId="6" w16cid:durableId="2136948559">
     <w:abstractNumId w:val="0"/>
   </w:num>
-  <w:num w:numId="7" w16cid:durableId="1837920357">
+  <w:num w:numId="7" w16cid:durableId="680670426">
     <w:abstractNumId w:val="0"/>
   </w:num>
-  <w:num w:numId="8" w16cid:durableId="1109475564">
+  <w:num w:numId="8" w16cid:durableId="408113014">
     <w:abstractNumId w:val="0"/>
   </w:num>
-  <w:num w:numId="9" w16cid:durableId="597560727">
+  <w:num w:numId="9" w16cid:durableId="1558277506">
     <w:abstractNumId w:val="0"/>
   </w:num>
-  <w:num w:numId="10" w16cid:durableId="2102872073">
+  <w:num w:numId="10" w16cid:durableId="81486844">
     <w:abstractNumId w:val="0"/>
   </w:num>
-  <w:num w:numId="11" w16cid:durableId="1480881288">
+  <w:num w:numId="11" w16cid:durableId="475025859">
     <w:abstractNumId w:val="0"/>
   </w:num>
-  <w:num w:numId="12" w16cid:durableId="1793864138">
+  <w:num w:numId="12" w16cid:durableId="536747122">
     <w:abstractNumId w:val="0"/>
   </w:num>
-  <w:num w:numId="13" w16cid:durableId="887103588">
+  <w:num w:numId="13" w16cid:durableId="1100831368">
     <w:abstractNumId w:val="0"/>
   </w:num>
-  <w:num w:numId="14" w16cid:durableId="1596593818">
+  <w:num w:numId="14" w16cid:durableId="1781219553">
     <w:abstractNumId w:val="0"/>
   </w:num>
-  <w:num w:numId="15" w16cid:durableId="105736738">
+  <w:num w:numId="15" w16cid:durableId="30107884">
     <w:abstractNumId w:val="0"/>
   </w:num>
-  <w:num w:numId="16" w16cid:durableId="921256891">
+  <w:num w:numId="16" w16cid:durableId="906843543">
     <w:abstractNumId w:val="0"/>
   </w:num>
-  <w:num w:numId="17" w16cid:durableId="2104453288">
+  <w:num w:numId="17" w16cid:durableId="1521120625">
     <w:abstractNumId w:val="0"/>
   </w:num>
-  <w:num w:numId="18" w16cid:durableId="1002204442">
+  <w:num w:numId="18" w16cid:durableId="1021394063">
     <w:abstractNumId w:val="0"/>
   </w:num>
-  <w:num w:numId="19" w16cid:durableId="1344823019">
+  <w:num w:numId="19" w16cid:durableId="1835946403">
     <w:abstractNumId w:val="0"/>
   </w:num>
-  <w:num w:numId="20" w16cid:durableId="1196692831">
+  <w:num w:numId="20" w16cid:durableId="1585842341">
     <w:abstractNumId w:val="0"/>
   </w:num>
-  <w:num w:numId="21" w16cid:durableId="1120606367">
+  <w:num w:numId="21" w16cid:durableId="1059016378">
     <w:abstractNumId w:val="0"/>
   </w:num>
-  <w:num w:numId="22" w16cid:durableId="1691223337">
+  <w:num w:numId="22" w16cid:durableId="2012639031">
     <w:abstractNumId w:val="0"/>
   </w:num>
-  <w:num w:numId="23" w16cid:durableId="1675958895">
+  <w:num w:numId="23" w16cid:durableId="1562642549">
     <w:abstractNumId w:val="0"/>
   </w:num>
-  <w:num w:numId="24" w16cid:durableId="1061294940">
+  <w:num w:numId="24" w16cid:durableId="752508360">
     <w:abstractNumId w:val="0"/>
   </w:num>
-  <w:num w:numId="25" w16cid:durableId="1168442050">
+  <w:num w:numId="25" w16cid:durableId="642076179">
     <w:abstractNumId w:val="0"/>
   </w:num>
-  <w:num w:numId="26" w16cid:durableId="1625694045">
+  <w:num w:numId="26" w16cid:durableId="213086227">
     <w:abstractNumId w:val="0"/>
   </w:num>
-  <w:num w:numId="27" w16cid:durableId="148718687">
+  <w:num w:numId="27" w16cid:durableId="1315141461">
     <w:abstractNumId w:val="0"/>
   </w:num>
-  <w:num w:numId="28" w16cid:durableId="1239709978">
+  <w:num w:numId="28" w16cid:durableId="1788966637">
     <w:abstractNumId w:val="0"/>
   </w:num>
-  <w:num w:numId="29" w16cid:durableId="585695466">
+  <w:num w:numId="29" w16cid:durableId="1164009728">
     <w:abstractNumId w:val="0"/>
   </w:num>
-  <w:num w:numId="30" w16cid:durableId="2052534413">
+  <w:num w:numId="30" w16cid:durableId="246889664">
     <w:abstractNumId w:val="0"/>
   </w:num>
-  <w:num w:numId="31" w16cid:durableId="1900820726">
+  <w:num w:numId="31" w16cid:durableId="1392078726">
     <w:abstractNumId w:val="0"/>
   </w:num>
-  <w:num w:numId="32" w16cid:durableId="2064208155">
+  <w:num w:numId="32" w16cid:durableId="1220703837">
     <w:abstractNumId w:val="0"/>
   </w:num>
-  <w:num w:numId="33" w16cid:durableId="1521970717">
+  <w:num w:numId="33" w16cid:durableId="1910336454">
     <w:abstractNumId w:val="0"/>
   </w:num>
-  <w:num w:numId="34" w16cid:durableId="1871259997">
+  <w:num w:numId="34" w16cid:durableId="1758360606">
     <w:abstractNumId w:val="0"/>
   </w:num>
-  <w:num w:numId="35" w16cid:durableId="2131312137">
+  <w:num w:numId="35" w16cid:durableId="910970546">
     <w:abstractNumId w:val="0"/>
   </w:num>
-  <w:num w:numId="36" w16cid:durableId="787773425">
+  <w:num w:numId="36" w16cid:durableId="1543441555">
     <w:abstractNumId w:val="1"/>
     <w:lvlOverride w:ilvl="0">
       <w:startOverride w:val="1"/>
@@ -41203,7 +40503,7 @@
       <w:startOverride w:val="1"/>
     </w:lvlOverride>
   </w:num>
-  <w:num w:numId="37" w16cid:durableId="2039112945">
+  <w:num w:numId="37" w16cid:durableId="1744985674">
     <w:abstractNumId w:val="1"/>
     <w:lvlOverride w:ilvl="0">
       <w:startOverride w:val="1"/>
@@ -41233,61 +40533,67 @@
       <w:startOverride w:val="1"/>
     </w:lvlOverride>
   </w:num>
-  <w:num w:numId="38" w16cid:durableId="1499536456">
+  <w:num w:numId="38" w16cid:durableId="2088335927">
     <w:abstractNumId w:val="0"/>
   </w:num>
-  <w:num w:numId="39" w16cid:durableId="874385267">
+  <w:num w:numId="39" w16cid:durableId="683676668">
     <w:abstractNumId w:val="0"/>
   </w:num>
-  <w:num w:numId="40" w16cid:durableId="161746095">
+  <w:num w:numId="40" w16cid:durableId="1025444493">
     <w:abstractNumId w:val="0"/>
   </w:num>
-  <w:num w:numId="41" w16cid:durableId="1731221564">
+  <w:num w:numId="41" w16cid:durableId="479277161">
     <w:abstractNumId w:val="0"/>
   </w:num>
-  <w:num w:numId="42" w16cid:durableId="744835264">
+  <w:num w:numId="42" w16cid:durableId="2116557297">
     <w:abstractNumId w:val="0"/>
   </w:num>
-  <w:num w:numId="43" w16cid:durableId="1248004308">
+  <w:num w:numId="43" w16cid:durableId="1371568787">
     <w:abstractNumId w:val="0"/>
   </w:num>
-  <w:num w:numId="44" w16cid:durableId="1801532450">
+  <w:num w:numId="44" w16cid:durableId="581179133">
     <w:abstractNumId w:val="0"/>
   </w:num>
-  <w:num w:numId="45" w16cid:durableId="1532495106">
+  <w:num w:numId="45" w16cid:durableId="856430965">
     <w:abstractNumId w:val="0"/>
   </w:num>
-  <w:num w:numId="46" w16cid:durableId="1896233785">
+  <w:num w:numId="46" w16cid:durableId="235016939">
     <w:abstractNumId w:val="0"/>
   </w:num>
-  <w:num w:numId="47" w16cid:durableId="1682076279">
+  <w:num w:numId="47" w16cid:durableId="1574966710">
     <w:abstractNumId w:val="0"/>
   </w:num>
-  <w:num w:numId="48" w16cid:durableId="642199618">
+  <w:num w:numId="48" w16cid:durableId="1404569640">
     <w:abstractNumId w:val="0"/>
   </w:num>
-  <w:num w:numId="49" w16cid:durableId="1593581926">
+  <w:num w:numId="49" w16cid:durableId="37976990">
     <w:abstractNumId w:val="0"/>
   </w:num>
-  <w:num w:numId="50" w16cid:durableId="1833522581">
+  <w:num w:numId="50" w16cid:durableId="527720555">
     <w:abstractNumId w:val="0"/>
   </w:num>
-  <w:num w:numId="51" w16cid:durableId="1384284119">
+  <w:num w:numId="51" w16cid:durableId="1100486364">
     <w:abstractNumId w:val="0"/>
   </w:num>
-  <w:num w:numId="52" w16cid:durableId="177813185">
+  <w:num w:numId="52" w16cid:durableId="1764688644">
     <w:abstractNumId w:val="0"/>
   </w:num>
-  <w:num w:numId="53" w16cid:durableId="2021732645">
+  <w:num w:numId="53" w16cid:durableId="762914061">
     <w:abstractNumId w:val="0"/>
   </w:num>
-  <w:num w:numId="54" w16cid:durableId="1289316894">
+  <w:num w:numId="54" w16cid:durableId="2110006704">
     <w:abstractNumId w:val="0"/>
   </w:num>
-  <w:num w:numId="55" w16cid:durableId="1049066178">
+  <w:num w:numId="55" w16cid:durableId="592007978">
     <w:abstractNumId w:val="0"/>
   </w:num>
-  <w:num w:numId="56" w16cid:durableId="193268746">
+  <w:num w:numId="56" w16cid:durableId="1890410449">
+    <w:abstractNumId w:val="0"/>
+  </w:num>
+  <w:num w:numId="57" w16cid:durableId="1406102710">
+    <w:abstractNumId w:val="0"/>
+  </w:num>
+  <w:num w:numId="58" w16cid:durableId="2067990950">
     <w:abstractNumId w:val="1"/>
     <w:lvlOverride w:ilvl="0">
       <w:startOverride w:val="1"/>
@@ -41317,7 +40623,7 @@
       <w:startOverride w:val="1"/>
     </w:lvlOverride>
   </w:num>
-  <w:num w:numId="57" w16cid:durableId="1420370426">
+  <w:num w:numId="59" w16cid:durableId="528179706">
     <w:abstractNumId w:val="1"/>
     <w:lvlOverride w:ilvl="0">
       <w:startOverride w:val="1"/>
@@ -41347,10 +40653,10 @@
       <w:startOverride w:val="1"/>
     </w:lvlOverride>
   </w:num>
-  <w:num w:numId="58" w16cid:durableId="1016538146">
+  <w:num w:numId="60" w16cid:durableId="347953445">
     <w:abstractNumId w:val="0"/>
   </w:num>
-  <w:num w:numId="59" w16cid:durableId="1539660117">
+  <w:num w:numId="61" w16cid:durableId="524750310">
     <w:abstractNumId w:val="1"/>
     <w:lvlOverride w:ilvl="0">
       <w:startOverride w:val="1"/>
@@ -41380,16 +40686,16 @@
       <w:startOverride w:val="1"/>
     </w:lvlOverride>
   </w:num>
-  <w:num w:numId="60" w16cid:durableId="192311579">
+  <w:num w:numId="62" w16cid:durableId="1000036646">
     <w:abstractNumId w:val="0"/>
   </w:num>
-  <w:num w:numId="61" w16cid:durableId="1715039616">
+  <w:num w:numId="63" w16cid:durableId="1529488181">
     <w:abstractNumId w:val="0"/>
   </w:num>
-  <w:num w:numId="62" w16cid:durableId="1800949782">
+  <w:num w:numId="64" w16cid:durableId="1951546495">
     <w:abstractNumId w:val="0"/>
   </w:num>
-  <w:num w:numId="63" w16cid:durableId="1901820495">
+  <w:num w:numId="65" w16cid:durableId="1167592330">
     <w:abstractNumId w:val="1"/>
     <w:lvlOverride w:ilvl="0">
       <w:startOverride w:val="1"/>
@@ -41419,55 +40725,55 @@
       <w:startOverride w:val="1"/>
     </w:lvlOverride>
   </w:num>
-  <w:num w:numId="64" w16cid:durableId="1332835470">
+  <w:num w:numId="66" w16cid:durableId="2013217851">
     <w:abstractNumId w:val="0"/>
   </w:num>
-  <w:num w:numId="65" w16cid:durableId="121458045">
+  <w:num w:numId="67" w16cid:durableId="1678655027">
     <w:abstractNumId w:val="0"/>
   </w:num>
-  <w:num w:numId="66" w16cid:durableId="1641033549">
+  <w:num w:numId="68" w16cid:durableId="1272057658">
     <w:abstractNumId w:val="0"/>
   </w:num>
-  <w:num w:numId="67" w16cid:durableId="129595698">
+  <w:num w:numId="69" w16cid:durableId="2085224547">
     <w:abstractNumId w:val="0"/>
   </w:num>
-  <w:num w:numId="68" w16cid:durableId="191918767">
+  <w:num w:numId="70" w16cid:durableId="1526871895">
     <w:abstractNumId w:val="0"/>
   </w:num>
-  <w:num w:numId="69" w16cid:durableId="1524318910">
+  <w:num w:numId="71" w16cid:durableId="45842349">
     <w:abstractNumId w:val="0"/>
   </w:num>
-  <w:num w:numId="70" w16cid:durableId="1506894233">
+  <w:num w:numId="72" w16cid:durableId="1199119895">
     <w:abstractNumId w:val="0"/>
   </w:num>
-  <w:num w:numId="71" w16cid:durableId="1577546163">
+  <w:num w:numId="73" w16cid:durableId="1138689511">
     <w:abstractNumId w:val="0"/>
   </w:num>
-  <w:num w:numId="72" w16cid:durableId="1376465211">
+  <w:num w:numId="74" w16cid:durableId="1728142033">
     <w:abstractNumId w:val="0"/>
   </w:num>
-  <w:num w:numId="73" w16cid:durableId="1260523387">
+  <w:num w:numId="75" w16cid:durableId="1725058344">
     <w:abstractNumId w:val="0"/>
   </w:num>
-  <w:num w:numId="74" w16cid:durableId="632250073">
+  <w:num w:numId="76" w16cid:durableId="1452825042">
     <w:abstractNumId w:val="0"/>
   </w:num>
-  <w:num w:numId="75" w16cid:durableId="671879131">
+  <w:num w:numId="77" w16cid:durableId="401568243">
     <w:abstractNumId w:val="0"/>
   </w:num>
-  <w:num w:numId="76" w16cid:durableId="2058431793">
+  <w:num w:numId="78" w16cid:durableId="603264847">
     <w:abstractNumId w:val="0"/>
   </w:num>
-  <w:num w:numId="77" w16cid:durableId="1213998529">
+  <w:num w:numId="79" w16cid:durableId="350886220">
     <w:abstractNumId w:val="0"/>
   </w:num>
-  <w:num w:numId="78" w16cid:durableId="1770806006">
+  <w:num w:numId="80" w16cid:durableId="472412096">
     <w:abstractNumId w:val="0"/>
   </w:num>
-  <w:num w:numId="79" w16cid:durableId="1954900025">
+  <w:num w:numId="81" w16cid:durableId="1954900025">
     <w:abstractNumId w:val="2"/>
   </w:num>
-  <w:numIdMacAtCleanup w:val="79"/>
+  <w:numIdMacAtCleanup w:val="81"/>
 </w:numbering>
 </file>
 
@@ -41887,7 +41193,7 @@
       <w:keepNext/>
       <w:keepLines/>
       <w:numPr>
-        <w:numId w:val="79"/>
+        <w:numId w:val="81"/>
       </w:numPr>
       <w:spacing w:before="240" w:after="0"/>
       <w:ind w:left="360"/>
@@ -41914,7 +41220,7 @@
       <w:keepLines/>
       <w:numPr>
         <w:ilvl w:val="1"/>
-        <w:numId w:val="79"/>
+        <w:numId w:val="81"/>
       </w:numPr>
       <w:spacing w:before="40" w:after="0"/>
       <w:ind w:left="720"/>
@@ -41940,7 +41246,7 @@
       <w:keepLines/>
       <w:numPr>
         <w:ilvl w:val="2"/>
-        <w:numId w:val="79"/>
+        <w:numId w:val="81"/>
       </w:numPr>
       <w:spacing w:before="40" w:after="0"/>
       <w:ind w:left="720"/>

--- a/project-documentation/final-report/Team17-Final-Report.docx
+++ b/project-documentation/final-report/Team17-Final-Report.docx
@@ -11,7 +11,7 @@
           <w:noProof/>
         </w:rPr>
         <w:drawing>
-          <wp:inline distT="0" distB="0" distL="0" distR="0" wp14:anchorId="622B322C" wp14:editId="2E309AA0">
+          <wp:inline distT="0" distB="0" distL="0" distR="0">
             <wp:extent cx="3239999" cy="1198799"/>
             <wp:effectExtent l="0" t="0" r="0" b="0"/>
             <wp:docPr id="21" name="Picture"/>
@@ -167,7 +167,7 @@
       <w:r>
         <w:fldChar w:fldCharType="separate"/>
       </w:r>
-      <w:hyperlink w:anchor="_Toc243489931" w:history="1">
+      <w:hyperlink w:anchor="_Toc243567706" w:history="1">
         <w:r>
           <w:rPr>
             <w:rStyle w:val="Hyperlink"/>
@@ -213,7 +213,7 @@
             <w:noProof/>
             <w:webHidden/>
           </w:rPr>
-          <w:instrText xml:space="preserve"> PAGEREF _Toc243489931 \h </w:instrText>
+          <w:instrText xml:space="preserve"> PAGEREF _Toc243567706 \h </w:instrText>
         </w:r>
         <w:r>
           <w:rPr>
@@ -256,7 +256,7 @@
           <w14:ligatures w14:val="standardContextual"/>
         </w:rPr>
       </w:pPr>
-      <w:hyperlink w:anchor="_Toc243489932" w:history="1">
+      <w:hyperlink w:anchor="_Toc243567707" w:history="1">
         <w:r>
           <w:rPr>
             <w:rStyle w:val="Hyperlink"/>
@@ -301,7 +301,7 @@
             <w:noProof/>
             <w:webHidden/>
           </w:rPr>
-          <w:instrText xml:space="preserve"> PAGEREF _Toc243489932 \h </w:instrText>
+          <w:instrText xml:space="preserve"> PAGEREF _Toc243567707 \h </w:instrText>
         </w:r>
         <w:r>
           <w:rPr>
@@ -344,7 +344,7 @@
           <w14:ligatures w14:val="standardContextual"/>
         </w:rPr>
       </w:pPr>
-      <w:hyperlink w:anchor="_Toc243489933" w:history="1">
+      <w:hyperlink w:anchor="_Toc243567708" w:history="1">
         <w:r>
           <w:rPr>
             <w:rStyle w:val="Hyperlink"/>
@@ -389,7 +389,7 @@
             <w:noProof/>
             <w:webHidden/>
           </w:rPr>
-          <w:instrText xml:space="preserve"> PAGEREF _Toc243489933 \h </w:instrText>
+          <w:instrText xml:space="preserve"> PAGEREF _Toc243567708 \h </w:instrText>
         </w:r>
         <w:r>
           <w:rPr>
@@ -432,7 +432,7 @@
           <w14:ligatures w14:val="standardContextual"/>
         </w:rPr>
       </w:pPr>
-      <w:hyperlink w:anchor="_Toc243489934" w:history="1">
+      <w:hyperlink w:anchor="_Toc243567709" w:history="1">
         <w:r>
           <w:rPr>
             <w:rStyle w:val="Hyperlink"/>
@@ -477,7 +477,7 @@
             <w:noProof/>
             <w:webHidden/>
           </w:rPr>
-          <w:instrText xml:space="preserve"> PAGEREF _Toc243489934 \h </w:instrText>
+          <w:instrText xml:space="preserve"> PAGEREF _Toc243567709 \h </w:instrText>
         </w:r>
         <w:r>
           <w:rPr>
@@ -520,7 +520,7 @@
           <w14:ligatures w14:val="standardContextual"/>
         </w:rPr>
       </w:pPr>
-      <w:hyperlink w:anchor="_Toc243489935" w:history="1">
+      <w:hyperlink w:anchor="_Toc243567710" w:history="1">
         <w:r>
           <w:rPr>
             <w:rStyle w:val="Hyperlink"/>
@@ -565,7 +565,7 @@
             <w:noProof/>
             <w:webHidden/>
           </w:rPr>
-          <w:instrText xml:space="preserve"> PAGEREF _Toc243489935 \h </w:instrText>
+          <w:instrText xml:space="preserve"> PAGEREF _Toc243567710 \h </w:instrText>
         </w:r>
         <w:r>
           <w:rPr>
@@ -609,7 +609,7 @@
           <w14:ligatures w14:val="standardContextual"/>
         </w:rPr>
       </w:pPr>
-      <w:hyperlink w:anchor="_Toc243489936" w:history="1">
+      <w:hyperlink w:anchor="_Toc243567711" w:history="1">
         <w:r>
           <w:rPr>
             <w:rStyle w:val="Hyperlink"/>
@@ -655,7 +655,7 @@
             <w:noProof/>
             <w:webHidden/>
           </w:rPr>
-          <w:instrText xml:space="preserve"> PAGEREF _Toc243489936 \h </w:instrText>
+          <w:instrText xml:space="preserve"> PAGEREF _Toc243567711 \h </w:instrText>
         </w:r>
         <w:r>
           <w:rPr>
@@ -698,7 +698,7 @@
           <w14:ligatures w14:val="standardContextual"/>
         </w:rPr>
       </w:pPr>
-      <w:hyperlink w:anchor="_Toc243489937" w:history="1">
+      <w:hyperlink w:anchor="_Toc243567712" w:history="1">
         <w:r>
           <w:rPr>
             <w:rStyle w:val="Hyperlink"/>
@@ -743,7 +743,7 @@
             <w:noProof/>
             <w:webHidden/>
           </w:rPr>
-          <w:instrText xml:space="preserve"> PAGEREF _Toc243489937 \h </w:instrText>
+          <w:instrText xml:space="preserve"> PAGEREF _Toc243567712 \h </w:instrText>
         </w:r>
         <w:r>
           <w:rPr>
@@ -786,7 +786,7 @@
           <w14:ligatures w14:val="standardContextual"/>
         </w:rPr>
       </w:pPr>
-      <w:hyperlink w:anchor="_Toc243489938" w:history="1">
+      <w:hyperlink w:anchor="_Toc243567713" w:history="1">
         <w:r>
           <w:rPr>
             <w:rStyle w:val="Hyperlink"/>
@@ -831,7 +831,7 @@
             <w:noProof/>
             <w:webHidden/>
           </w:rPr>
-          <w:instrText xml:space="preserve"> PAGEREF _Toc243489938 \h </w:instrText>
+          <w:instrText xml:space="preserve"> PAGEREF _Toc243567713 \h </w:instrText>
         </w:r>
         <w:r>
           <w:rPr>
@@ -874,7 +874,7 @@
           <w14:ligatures w14:val="standardContextual"/>
         </w:rPr>
       </w:pPr>
-      <w:hyperlink w:anchor="_Toc243489939" w:history="1">
+      <w:hyperlink w:anchor="_Toc243567714" w:history="1">
         <w:r>
           <w:rPr>
             <w:rStyle w:val="Hyperlink"/>
@@ -919,7 +919,7 @@
             <w:noProof/>
             <w:webHidden/>
           </w:rPr>
-          <w:instrText xml:space="preserve"> PAGEREF _Toc243489939 \h </w:instrText>
+          <w:instrText xml:space="preserve"> PAGEREF _Toc243567714 \h </w:instrText>
         </w:r>
         <w:r>
           <w:rPr>
@@ -963,7 +963,7 @@
           <w14:ligatures w14:val="standardContextual"/>
         </w:rPr>
       </w:pPr>
-      <w:hyperlink w:anchor="_Toc243489940" w:history="1">
+      <w:hyperlink w:anchor="_Toc243567715" w:history="1">
         <w:r>
           <w:rPr>
             <w:rStyle w:val="Hyperlink"/>
@@ -1009,7 +1009,7 @@
             <w:noProof/>
             <w:webHidden/>
           </w:rPr>
-          <w:instrText xml:space="preserve"> PAGEREF _Toc243489940 \h </w:instrText>
+          <w:instrText xml:space="preserve"> PAGEREF _Toc243567715 \h </w:instrText>
         </w:r>
         <w:r>
           <w:rPr>
@@ -1052,7 +1052,7 @@
           <w14:ligatures w14:val="standardContextual"/>
         </w:rPr>
       </w:pPr>
-      <w:hyperlink w:anchor="_Toc243489941" w:history="1">
+      <w:hyperlink w:anchor="_Toc243567716" w:history="1">
         <w:r>
           <w:rPr>
             <w:rStyle w:val="Hyperlink"/>
@@ -1097,7 +1097,7 @@
             <w:noProof/>
             <w:webHidden/>
           </w:rPr>
-          <w:instrText xml:space="preserve"> PAGEREF _Toc243489941 \h </w:instrText>
+          <w:instrText xml:space="preserve"> PAGEREF _Toc243567716 \h </w:instrText>
         </w:r>
         <w:r>
           <w:rPr>
@@ -1140,7 +1140,7 @@
           <w14:ligatures w14:val="standardContextual"/>
         </w:rPr>
       </w:pPr>
-      <w:hyperlink w:anchor="_Toc243489942" w:history="1">
+      <w:hyperlink w:anchor="_Toc243567717" w:history="1">
         <w:r>
           <w:rPr>
             <w:rStyle w:val="Hyperlink"/>
@@ -1185,7 +1185,7 @@
             <w:noProof/>
             <w:webHidden/>
           </w:rPr>
-          <w:instrText xml:space="preserve"> PAGEREF _Toc243489942 \h </w:instrText>
+          <w:instrText xml:space="preserve"> PAGEREF _Toc243567717 \h </w:instrText>
         </w:r>
         <w:r>
           <w:rPr>
@@ -1228,7 +1228,7 @@
           <w14:ligatures w14:val="standardContextual"/>
         </w:rPr>
       </w:pPr>
-      <w:hyperlink w:anchor="_Toc243489943" w:history="1">
+      <w:hyperlink w:anchor="_Toc243567718" w:history="1">
         <w:r>
           <w:rPr>
             <w:rStyle w:val="Hyperlink"/>
@@ -1273,7 +1273,7 @@
             <w:noProof/>
             <w:webHidden/>
           </w:rPr>
-          <w:instrText xml:space="preserve"> PAGEREF _Toc243489943 \h </w:instrText>
+          <w:instrText xml:space="preserve"> PAGEREF _Toc243567718 \h </w:instrText>
         </w:r>
         <w:r>
           <w:rPr>
@@ -1293,7 +1293,7 @@
             <w:noProof/>
             <w:webHidden/>
           </w:rPr>
-          <w:t>36</w:t>
+          <w:t>37</w:t>
         </w:r>
         <w:r>
           <w:rPr>
@@ -1316,7 +1316,7 @@
           <w14:ligatures w14:val="standardContextual"/>
         </w:rPr>
       </w:pPr>
-      <w:hyperlink w:anchor="_Toc243489944" w:history="1">
+      <w:hyperlink w:anchor="_Toc243567719" w:history="1">
         <w:r>
           <w:rPr>
             <w:rStyle w:val="Hyperlink"/>
@@ -1361,7 +1361,7 @@
             <w:noProof/>
             <w:webHidden/>
           </w:rPr>
-          <w:instrText xml:space="preserve"> PAGEREF _Toc243489944 \h </w:instrText>
+          <w:instrText xml:space="preserve"> PAGEREF _Toc243567719 \h </w:instrText>
         </w:r>
         <w:r>
           <w:rPr>
@@ -1381,7 +1381,7 @@
             <w:noProof/>
             <w:webHidden/>
           </w:rPr>
-          <w:t>37</w:t>
+          <w:t>38</w:t>
         </w:r>
         <w:r>
           <w:rPr>
@@ -1405,7 +1405,7 @@
           <w14:ligatures w14:val="standardContextual"/>
         </w:rPr>
       </w:pPr>
-      <w:hyperlink w:anchor="_Toc243489945" w:history="1">
+      <w:hyperlink w:anchor="_Toc243567720" w:history="1">
         <w:r>
           <w:rPr>
             <w:rStyle w:val="Hyperlink"/>
@@ -1451,7 +1451,7 @@
             <w:noProof/>
             <w:webHidden/>
           </w:rPr>
-          <w:instrText xml:space="preserve"> PAGEREF _Toc243489945 \h </w:instrText>
+          <w:instrText xml:space="preserve"> PAGEREF _Toc243567720 \h </w:instrText>
         </w:r>
         <w:r>
           <w:rPr>
@@ -1471,7 +1471,7 @@
             <w:noProof/>
             <w:webHidden/>
           </w:rPr>
-          <w:t>39</w:t>
+          <w:t>40</w:t>
         </w:r>
         <w:r>
           <w:rPr>
@@ -1494,7 +1494,7 @@
           <w14:ligatures w14:val="standardContextual"/>
         </w:rPr>
       </w:pPr>
-      <w:hyperlink w:anchor="_Toc243489946" w:history="1">
+      <w:hyperlink w:anchor="_Toc243567721" w:history="1">
         <w:r>
           <w:rPr>
             <w:rStyle w:val="Hyperlink"/>
@@ -1539,7 +1539,7 @@
             <w:noProof/>
             <w:webHidden/>
           </w:rPr>
-          <w:instrText xml:space="preserve"> PAGEREF _Toc243489946 \h </w:instrText>
+          <w:instrText xml:space="preserve"> PAGEREF _Toc243567721 \h </w:instrText>
         </w:r>
         <w:r>
           <w:rPr>
@@ -1559,7 +1559,7 @@
             <w:noProof/>
             <w:webHidden/>
           </w:rPr>
-          <w:t>40</w:t>
+          <w:t>41</w:t>
         </w:r>
         <w:r>
           <w:rPr>
@@ -1582,7 +1582,7 @@
           <w14:ligatures w14:val="standardContextual"/>
         </w:rPr>
       </w:pPr>
-      <w:hyperlink w:anchor="_Toc243489947" w:history="1">
+      <w:hyperlink w:anchor="_Toc243567722" w:history="1">
         <w:r>
           <w:rPr>
             <w:rStyle w:val="Hyperlink"/>
@@ -1627,7 +1627,7 @@
             <w:noProof/>
             <w:webHidden/>
           </w:rPr>
-          <w:instrText xml:space="preserve"> PAGEREF _Toc243489947 \h </w:instrText>
+          <w:instrText xml:space="preserve"> PAGEREF _Toc243567722 \h </w:instrText>
         </w:r>
         <w:r>
           <w:rPr>
@@ -1647,7 +1647,7 @@
             <w:noProof/>
             <w:webHidden/>
           </w:rPr>
-          <w:t>41</w:t>
+          <w:t>42</w:t>
         </w:r>
         <w:r>
           <w:rPr>
@@ -1670,7 +1670,7 @@
           <w14:ligatures w14:val="standardContextual"/>
         </w:rPr>
       </w:pPr>
-      <w:hyperlink w:anchor="_Toc243489948" w:history="1">
+      <w:hyperlink w:anchor="_Toc243567723" w:history="1">
         <w:r>
           <w:rPr>
             <w:rStyle w:val="Hyperlink"/>
@@ -1715,7 +1715,7 @@
             <w:noProof/>
             <w:webHidden/>
           </w:rPr>
-          <w:instrText xml:space="preserve"> PAGEREF _Toc243489948 \h </w:instrText>
+          <w:instrText xml:space="preserve"> PAGEREF _Toc243567723 \h </w:instrText>
         </w:r>
         <w:r>
           <w:rPr>
@@ -1735,7 +1735,7 @@
             <w:noProof/>
             <w:webHidden/>
           </w:rPr>
-          <w:t>41</w:t>
+          <w:t>43</w:t>
         </w:r>
         <w:r>
           <w:rPr>
@@ -1758,7 +1758,7 @@
           <w14:ligatures w14:val="standardContextual"/>
         </w:rPr>
       </w:pPr>
-      <w:hyperlink w:anchor="_Toc243489949" w:history="1">
+      <w:hyperlink w:anchor="_Toc243567724" w:history="1">
         <w:r>
           <w:rPr>
             <w:rStyle w:val="Hyperlink"/>
@@ -1803,7 +1803,7 @@
             <w:noProof/>
             <w:webHidden/>
           </w:rPr>
-          <w:instrText xml:space="preserve"> PAGEREF _Toc243489949 \h </w:instrText>
+          <w:instrText xml:space="preserve"> PAGEREF _Toc243567724 \h </w:instrText>
         </w:r>
         <w:r>
           <w:rPr>
@@ -1823,7 +1823,7 @@
             <w:noProof/>
             <w:webHidden/>
           </w:rPr>
-          <w:t>43</w:t>
+          <w:t>44</w:t>
         </w:r>
         <w:r>
           <w:rPr>
@@ -1847,7 +1847,7 @@
           <w14:ligatures w14:val="standardContextual"/>
         </w:rPr>
       </w:pPr>
-      <w:hyperlink w:anchor="_Toc243489950" w:history="1">
+      <w:hyperlink w:anchor="_Toc243567725" w:history="1">
         <w:r>
           <w:rPr>
             <w:rStyle w:val="Hyperlink"/>
@@ -1893,7 +1893,7 @@
             <w:noProof/>
             <w:webHidden/>
           </w:rPr>
-          <w:instrText xml:space="preserve"> PAGEREF _Toc243489950 \h </w:instrText>
+          <w:instrText xml:space="preserve"> PAGEREF _Toc243567725 \h </w:instrText>
         </w:r>
         <w:r>
           <w:rPr>
@@ -1913,7 +1913,7 @@
             <w:noProof/>
             <w:webHidden/>
           </w:rPr>
-          <w:t>44</w:t>
+          <w:t>45</w:t>
         </w:r>
         <w:r>
           <w:rPr>
@@ -1936,7 +1936,7 @@
           <w14:ligatures w14:val="standardContextual"/>
         </w:rPr>
       </w:pPr>
-      <w:hyperlink w:anchor="_Toc243489951" w:history="1">
+      <w:hyperlink w:anchor="_Toc243567726" w:history="1">
         <w:r>
           <w:rPr>
             <w:rStyle w:val="Hyperlink"/>
@@ -1981,7 +1981,7 @@
             <w:noProof/>
             <w:webHidden/>
           </w:rPr>
-          <w:instrText xml:space="preserve"> PAGEREF _Toc243489951 \h </w:instrText>
+          <w:instrText xml:space="preserve"> PAGEREF _Toc243567726 \h </w:instrText>
         </w:r>
         <w:r>
           <w:rPr>
@@ -2001,7 +2001,7 @@
             <w:noProof/>
             <w:webHidden/>
           </w:rPr>
-          <w:t>44</w:t>
+          <w:t>45</w:t>
         </w:r>
         <w:r>
           <w:rPr>
@@ -2024,7 +2024,7 @@
           <w14:ligatures w14:val="standardContextual"/>
         </w:rPr>
       </w:pPr>
-      <w:hyperlink w:anchor="_Toc243489952" w:history="1">
+      <w:hyperlink w:anchor="_Toc243567727" w:history="1">
         <w:r>
           <w:rPr>
             <w:rStyle w:val="Hyperlink"/>
@@ -2069,7 +2069,7 @@
             <w:noProof/>
             <w:webHidden/>
           </w:rPr>
-          <w:instrText xml:space="preserve"> PAGEREF _Toc243489952 \h </w:instrText>
+          <w:instrText xml:space="preserve"> PAGEREF _Toc243567727 \h </w:instrText>
         </w:r>
         <w:r>
           <w:rPr>
@@ -2089,7 +2089,7 @@
             <w:noProof/>
             <w:webHidden/>
           </w:rPr>
-          <w:t>46</w:t>
+          <w:t>47</w:t>
         </w:r>
         <w:r>
           <w:rPr>
@@ -2112,7 +2112,7 @@
           <w14:ligatures w14:val="standardContextual"/>
         </w:rPr>
       </w:pPr>
-      <w:hyperlink w:anchor="_Toc243489953" w:history="1">
+      <w:hyperlink w:anchor="_Toc243567728" w:history="1">
         <w:r>
           <w:rPr>
             <w:rStyle w:val="Hyperlink"/>
@@ -2157,7 +2157,7 @@
             <w:noProof/>
             <w:webHidden/>
           </w:rPr>
-          <w:instrText xml:space="preserve"> PAGEREF _Toc243489953 \h </w:instrText>
+          <w:instrText xml:space="preserve"> PAGEREF _Toc243567728 \h </w:instrText>
         </w:r>
         <w:r>
           <w:rPr>
@@ -2177,7 +2177,7 @@
             <w:noProof/>
             <w:webHidden/>
           </w:rPr>
-          <w:t>47</w:t>
+          <w:t>48</w:t>
         </w:r>
         <w:r>
           <w:rPr>
@@ -2201,7 +2201,7 @@
           <w14:ligatures w14:val="standardContextual"/>
         </w:rPr>
       </w:pPr>
-      <w:hyperlink w:anchor="_Toc243489954" w:history="1">
+      <w:hyperlink w:anchor="_Toc243567729" w:history="1">
         <w:r>
           <w:rPr>
             <w:rStyle w:val="Hyperlink"/>
@@ -2247,7 +2247,7 @@
             <w:noProof/>
             <w:webHidden/>
           </w:rPr>
-          <w:instrText xml:space="preserve"> PAGEREF _Toc243489954 \h </w:instrText>
+          <w:instrText xml:space="preserve"> PAGEREF _Toc243567729 \h </w:instrText>
         </w:r>
         <w:r>
           <w:rPr>
@@ -2267,7 +2267,7 @@
             <w:noProof/>
             <w:webHidden/>
           </w:rPr>
-          <w:t>51</w:t>
+          <w:t>52</w:t>
         </w:r>
         <w:r>
           <w:rPr>
@@ -2290,7 +2290,7 @@
           <w14:ligatures w14:val="standardContextual"/>
         </w:rPr>
       </w:pPr>
-      <w:hyperlink w:anchor="_Toc243489955" w:history="1">
+      <w:hyperlink w:anchor="_Toc243567730" w:history="1">
         <w:r>
           <w:rPr>
             <w:rStyle w:val="Hyperlink"/>
@@ -2335,7 +2335,7 @@
             <w:noProof/>
             <w:webHidden/>
           </w:rPr>
-          <w:instrText xml:space="preserve"> PAGEREF _Toc243489955 \h </w:instrText>
+          <w:instrText xml:space="preserve"> PAGEREF _Toc243567730 \h </w:instrText>
         </w:r>
         <w:r>
           <w:rPr>
@@ -2355,7 +2355,7 @@
             <w:noProof/>
             <w:webHidden/>
           </w:rPr>
-          <w:t>51</w:t>
+          <w:t>52</w:t>
         </w:r>
         <w:r>
           <w:rPr>
@@ -2378,7 +2378,7 @@
           <w14:ligatures w14:val="standardContextual"/>
         </w:rPr>
       </w:pPr>
-      <w:hyperlink w:anchor="_Toc243489956" w:history="1">
+      <w:hyperlink w:anchor="_Toc243567731" w:history="1">
         <w:r>
           <w:rPr>
             <w:rStyle w:val="Hyperlink"/>
@@ -2423,7 +2423,7 @@
             <w:noProof/>
             <w:webHidden/>
           </w:rPr>
-          <w:instrText xml:space="preserve"> PAGEREF _Toc243489956 \h </w:instrText>
+          <w:instrText xml:space="preserve"> PAGEREF _Toc243567731 \h </w:instrText>
         </w:r>
         <w:r>
           <w:rPr>
@@ -2443,7 +2443,7 @@
             <w:noProof/>
             <w:webHidden/>
           </w:rPr>
-          <w:t>51</w:t>
+          <w:t>52</w:t>
         </w:r>
         <w:r>
           <w:rPr>
@@ -2466,7 +2466,7 @@
           <w14:ligatures w14:val="standardContextual"/>
         </w:rPr>
       </w:pPr>
-      <w:hyperlink w:anchor="_Toc243489957" w:history="1">
+      <w:hyperlink w:anchor="_Toc243567732" w:history="1">
         <w:r>
           <w:rPr>
             <w:rStyle w:val="Hyperlink"/>
@@ -2511,7 +2511,7 @@
             <w:noProof/>
             <w:webHidden/>
           </w:rPr>
-          <w:instrText xml:space="preserve"> PAGEREF _Toc243489957 \h </w:instrText>
+          <w:instrText xml:space="preserve"> PAGEREF _Toc243567732 \h </w:instrText>
         </w:r>
         <w:r>
           <w:rPr>
@@ -2531,7 +2531,7 @@
             <w:noProof/>
             <w:webHidden/>
           </w:rPr>
-          <w:t>52</w:t>
+          <w:t>53</w:t>
         </w:r>
         <w:r>
           <w:rPr>
@@ -2554,7 +2554,7 @@
           <w14:ligatures w14:val="standardContextual"/>
         </w:rPr>
       </w:pPr>
-      <w:hyperlink w:anchor="_Toc243489958" w:history="1">
+      <w:hyperlink w:anchor="_Toc243567733" w:history="1">
         <w:r>
           <w:rPr>
             <w:rStyle w:val="Hyperlink"/>
@@ -2599,7 +2599,7 @@
             <w:noProof/>
             <w:webHidden/>
           </w:rPr>
-          <w:instrText xml:space="preserve"> PAGEREF _Toc243489958 \h </w:instrText>
+          <w:instrText xml:space="preserve"> PAGEREF _Toc243567733 \h </w:instrText>
         </w:r>
         <w:r>
           <w:rPr>
@@ -2619,7 +2619,7 @@
             <w:noProof/>
             <w:webHidden/>
           </w:rPr>
-          <w:t>52</w:t>
+          <w:t>53</w:t>
         </w:r>
         <w:r>
           <w:rPr>
@@ -2642,7 +2642,7 @@
           <w14:ligatures w14:val="standardContextual"/>
         </w:rPr>
       </w:pPr>
-      <w:hyperlink w:anchor="_Toc243489959" w:history="1">
+      <w:hyperlink w:anchor="_Toc243567734" w:history="1">
         <w:r>
           <w:rPr>
             <w:rStyle w:val="Hyperlink"/>
@@ -2687,7 +2687,7 @@
             <w:noProof/>
             <w:webHidden/>
           </w:rPr>
-          <w:instrText xml:space="preserve"> PAGEREF _Toc243489959 \h </w:instrText>
+          <w:instrText xml:space="preserve"> PAGEREF _Toc243567734 \h </w:instrText>
         </w:r>
         <w:r>
           <w:rPr>
@@ -2707,7 +2707,7 @@
             <w:noProof/>
             <w:webHidden/>
           </w:rPr>
-          <w:t>53</w:t>
+          <w:t>54</w:t>
         </w:r>
         <w:r>
           <w:rPr>
@@ -2731,7 +2731,7 @@
           <w14:ligatures w14:val="standardContextual"/>
         </w:rPr>
       </w:pPr>
-      <w:hyperlink w:anchor="_Toc243489960" w:history="1">
+      <w:hyperlink w:anchor="_Toc243567735" w:history="1">
         <w:r>
           <w:rPr>
             <w:rStyle w:val="Hyperlink"/>
@@ -2777,7 +2777,7 @@
             <w:noProof/>
             <w:webHidden/>
           </w:rPr>
-          <w:instrText xml:space="preserve"> PAGEREF _Toc243489960 \h </w:instrText>
+          <w:instrText xml:space="preserve"> PAGEREF _Toc243567735 \h </w:instrText>
         </w:r>
         <w:r>
           <w:rPr>
@@ -2797,7 +2797,7 @@
             <w:noProof/>
             <w:webHidden/>
           </w:rPr>
-          <w:t>53</w:t>
+          <w:t>54</w:t>
         </w:r>
         <w:r>
           <w:rPr>
@@ -2820,7 +2820,7 @@
           <w14:ligatures w14:val="standardContextual"/>
         </w:rPr>
       </w:pPr>
-      <w:hyperlink w:anchor="_Toc243489961" w:history="1">
+      <w:hyperlink w:anchor="_Toc243567736" w:history="1">
         <w:r>
           <w:rPr>
             <w:rStyle w:val="Hyperlink"/>
@@ -2865,7 +2865,7 @@
             <w:noProof/>
             <w:webHidden/>
           </w:rPr>
-          <w:instrText xml:space="preserve"> PAGEREF _Toc243489961 \h </w:instrText>
+          <w:instrText xml:space="preserve"> PAGEREF _Toc243567736 \h </w:instrText>
         </w:r>
         <w:r>
           <w:rPr>
@@ -2885,7 +2885,7 @@
             <w:noProof/>
             <w:webHidden/>
           </w:rPr>
-          <w:t>53</w:t>
+          <w:t>54</w:t>
         </w:r>
         <w:r>
           <w:rPr>
@@ -2908,7 +2908,7 @@
           <w14:ligatures w14:val="standardContextual"/>
         </w:rPr>
       </w:pPr>
-      <w:hyperlink w:anchor="_Toc243489962" w:history="1">
+      <w:hyperlink w:anchor="_Toc243567737" w:history="1">
         <w:r>
           <w:rPr>
             <w:rStyle w:val="Hyperlink"/>
@@ -2953,7 +2953,7 @@
             <w:noProof/>
             <w:webHidden/>
           </w:rPr>
-          <w:instrText xml:space="preserve"> PAGEREF _Toc243489962 \h </w:instrText>
+          <w:instrText xml:space="preserve"> PAGEREF _Toc243567737 \h </w:instrText>
         </w:r>
         <w:r>
           <w:rPr>
@@ -2973,7 +2973,7 @@
             <w:noProof/>
             <w:webHidden/>
           </w:rPr>
-          <w:t>56</w:t>
+          <w:t>57</w:t>
         </w:r>
         <w:r>
           <w:rPr>
@@ -2996,7 +2996,7 @@
           <w14:ligatures w14:val="standardContextual"/>
         </w:rPr>
       </w:pPr>
-      <w:hyperlink w:anchor="_Toc243489963" w:history="1">
+      <w:hyperlink w:anchor="_Toc243567738" w:history="1">
         <w:r>
           <w:rPr>
             <w:rStyle w:val="Hyperlink"/>
@@ -3041,7 +3041,7 @@
             <w:noProof/>
             <w:webHidden/>
           </w:rPr>
-          <w:instrText xml:space="preserve"> PAGEREF _Toc243489963 \h </w:instrText>
+          <w:instrText xml:space="preserve"> PAGEREF _Toc243567738 \h </w:instrText>
         </w:r>
         <w:r>
           <w:rPr>
@@ -3061,7 +3061,7 @@
             <w:noProof/>
             <w:webHidden/>
           </w:rPr>
-          <w:t>61</w:t>
+          <w:t>62</w:t>
         </w:r>
         <w:r>
           <w:rPr>
@@ -3084,7 +3084,7 @@
           <w14:ligatures w14:val="standardContextual"/>
         </w:rPr>
       </w:pPr>
-      <w:hyperlink w:anchor="_Toc243489964" w:history="1">
+      <w:hyperlink w:anchor="_Toc243567739" w:history="1">
         <w:r>
           <w:rPr>
             <w:rStyle w:val="Hyperlink"/>
@@ -3129,7 +3129,7 @@
             <w:noProof/>
             <w:webHidden/>
           </w:rPr>
-          <w:instrText xml:space="preserve"> PAGEREF _Toc243489964 \h </w:instrText>
+          <w:instrText xml:space="preserve"> PAGEREF _Toc243567739 \h </w:instrText>
         </w:r>
         <w:r>
           <w:rPr>
@@ -3149,7 +3149,7 @@
             <w:noProof/>
             <w:webHidden/>
           </w:rPr>
-          <w:t>65</w:t>
+          <w:t>66</w:t>
         </w:r>
         <w:r>
           <w:rPr>
@@ -3181,9 +3181,8 @@
         <w:pStyle w:val="Heading1"/>
       </w:pPr>
       <w:bookmarkStart w:id="0" w:name="introduction"/>
-      <w:bookmarkStart w:id="1" w:name="_Toc243489931"/>
-      <w:r>
-        <w:lastRenderedPageBreak/>
+      <w:bookmarkStart w:id="1" w:name="_Toc243567706"/>
+      <w:r>
         <w:t>Introduction</w:t>
       </w:r>
       <w:bookmarkEnd w:id="1"/>
@@ -3193,7 +3192,7 @@
         <w:pStyle w:val="Heading2"/>
       </w:pPr>
       <w:bookmarkStart w:id="2" w:name="background"/>
-      <w:bookmarkStart w:id="3" w:name="_Toc243489932"/>
+      <w:bookmarkStart w:id="3" w:name="_Toc243567707"/>
       <w:r>
         <w:t>Background</w:t>
       </w:r>
@@ -3498,7 +3497,6 @@
               <w:keepNext/>
             </w:pPr>
             <w:r>
-              <w:lastRenderedPageBreak/>
               <w:t>Area</w:t>
             </w:r>
           </w:p>
@@ -3640,10 +3638,7 @@
               <w:t>processing_db</w:t>
             </w:r>
             <w:r>
-              <w:t xml:space="preserve"> </w:t>
-            </w:r>
-            <w:r>
-              <w:t>with separate migration histories and least-privilege roles; no cross-database keys</w:t>
+              <w:t>, each on its own Aurora cluster, with separate migration histories and least-privilege roles; no cross-database keys</w:t>
             </w:r>
           </w:p>
         </w:tc>
@@ -3731,7 +3726,7 @@
               <w:pStyle w:val="TableText"/>
             </w:pPr>
             <w:r>
-              <w:t>Serverless AWS: CloudFront, API Gateway, Lambda container images, SQS, Aurora Serverless v2, S3 and finite ECS Fargate encoders that scale 0 → 3 → 0</w:t>
+              <w:t>Serverless AWS: CloudFront, API Gateway, Lambda container images, SQS, Aurora Serverless v2, S3 and finite ECS Fargate encoders that scale 0 → 3 → 0, and a Lambda lane for short clips</w:t>
             </w:r>
           </w:p>
         </w:tc>
@@ -3882,7 +3877,7 @@
         <w:pStyle w:val="Heading2"/>
       </w:pPr>
       <w:bookmarkStart w:id="4" w:name="business-needs"/>
-      <w:bookmarkStart w:id="5" w:name="_Toc243489933"/>
+      <w:bookmarkStart w:id="5" w:name="_Toc243567708"/>
       <w:bookmarkEnd w:id="2"/>
       <w:r>
         <w:t>Business Needs</w:t>
@@ -4045,7 +4040,6 @@
         <w:pStyle w:val="FirstParagraph"/>
       </w:pPr>
       <w:r>
-        <w:lastRenderedPageBreak/>
         <w:t xml:space="preserve">In platform terms (section 3.1.4), the </w:t>
       </w:r>
       <w:r>
@@ -4107,7 +4101,7 @@
         <w:pStyle w:val="Heading2"/>
       </w:pPr>
       <w:bookmarkStart w:id="6" w:name="stakeholders"/>
-      <w:bookmarkStart w:id="7" w:name="_Toc243489934"/>
+      <w:bookmarkStart w:id="7" w:name="_Toc243567709"/>
       <w:bookmarkEnd w:id="4"/>
       <w:r>
         <w:t>Stakeholders</w:t>
@@ -4747,7 +4741,7 @@
         <w:pStyle w:val="Heading2"/>
       </w:pPr>
       <w:bookmarkStart w:id="8" w:name="project-scope"/>
-      <w:bookmarkStart w:id="9" w:name="_Toc243489935"/>
+      <w:bookmarkStart w:id="9" w:name="_Toc243567710"/>
       <w:bookmarkEnd w:id="6"/>
       <w:r>
         <w:t>Project Scope</w:t>
@@ -4797,7 +4791,10 @@
         <w:t>Implemented.</w:t>
       </w:r>
       <w:r>
-        <w:t xml:space="preserve"> Everything architected, plus three opt-in experiments kept off by default (AD-22): an unattended encoder launcher (later adopted as the V2-live default), short encodes on Lambda, and one database cluster per service.</w:t>
+        <w:t xml:space="preserve"> Everything architected, plus three experiments built behind flags (AD-22): an unattended encoder launcher, a Lambda short-encode lane (#93) and one database </w:t>
+      </w:r>
+      <w:r>
+        <w:t>cluster per service (#94, AD-29). All three run on the persistent V2-live environment; the last two were enabled and delivered by CD on 21 October.</w:t>
       </w:r>
     </w:p>
     <w:p>
@@ -4816,10 +4813,7 @@
         <w:t>Experimentally verified.</w:t>
       </w:r>
       <w:r>
-        <w:t xml:space="preserve"> </w:t>
-      </w:r>
-      <w:r>
-        <w:t>The results in section 4. Each result is labelled with the environment that produced it: local, AWS V1 per-run stack, or the persistent V2-live environment.</w:t>
+        <w:t xml:space="preserve"> The results in section 4. Each result is labelled with the environment that produced it: local, AWS V1 per-run stack, or the persistent V2-live environment.</w:t>
       </w:r>
     </w:p>
     <w:p>
@@ -4857,7 +4851,6 @@
               <w:keepNext/>
             </w:pPr>
             <w:r>
-              <w:lastRenderedPageBreak/>
               <w:t>Phase</w:t>
             </w:r>
           </w:p>
@@ -5076,7 +5069,10 @@
               <w:t>dc2-live</w:t>
             </w:r>
             <w:r>
-              <w:t xml:space="preserve"> deployed (18 Oct), automatic in-place CD, unattended 0 → 3 → 0 encoders, security negatives, rollback proof, freeze (20 Oct), engineering hardening, presentation (26 Oct), final report (16 Nov)</w:t>
+              <w:t xml:space="preserve"> </w:t>
+            </w:r>
+            <w:r>
+              <w:t>deployed (18 Oct), automatic in-place CD, unattended 0 → 3 → 0 encoders, security negatives, rollback proof, freeze (20 Oct), engineering hardening, presentation (26 Oct), final report (16 Nov)</w:t>
             </w:r>
           </w:p>
         </w:tc>
@@ -5616,9 +5612,8 @@
         <w:rPr>
           <w:noProof/>
         </w:rPr>
-        <w:lastRenderedPageBreak/>
         <w:drawing>
-          <wp:inline distT="0" distB="0" distL="0" distR="0" wp14:anchorId="19A8C165" wp14:editId="7A100E4A">
+          <wp:inline distT="0" distB="0" distL="0" distR="0">
             <wp:extent cx="5579999" cy="2940513"/>
             <wp:effectExtent l="0" t="0" r="0" b="0"/>
             <wp:docPr id="27" name="Picture" descr="Figure 1. Use-case diagram: actors, the seven in-scope use cases with the added edit and delete capability, and the main out-of-scope cases."/>
@@ -5876,12 +5871,11 @@
         <w:pStyle w:val="Heading1"/>
       </w:pPr>
       <w:bookmarkStart w:id="12" w:name="project-conduct"/>
-      <w:bookmarkStart w:id="13" w:name="_Toc243489936"/>
+      <w:bookmarkStart w:id="13" w:name="_Toc243567711"/>
       <w:bookmarkEnd w:id="0"/>
       <w:bookmarkEnd w:id="8"/>
       <w:bookmarkEnd w:id="11"/>
       <w:r>
-        <w:lastRenderedPageBreak/>
         <w:t>Project Conduct</w:t>
       </w:r>
       <w:bookmarkEnd w:id="13"/>
@@ -5891,7 +5885,7 @@
         <w:pStyle w:val="Heading2"/>
       </w:pPr>
       <w:bookmarkStart w:id="14" w:name="project-plan"/>
-      <w:bookmarkStart w:id="15" w:name="_Toc243489937"/>
+      <w:bookmarkStart w:id="15" w:name="_Toc243567712"/>
       <w:r>
         <w:t>Project Plan</w:t>
       </w:r>
@@ -6831,7 +6825,6 @@
           <w:b/>
           <w:bCs/>
         </w:rPr>
-        <w:lastRenderedPageBreak/>
         <w:t>Delivery waves, not timeboxed sprints.</w:t>
       </w:r>
       <w:r>
@@ -6965,7 +6958,7 @@
         <w:pStyle w:val="Heading2"/>
       </w:pPr>
       <w:bookmarkStart w:id="16" w:name="project-status"/>
-      <w:bookmarkStart w:id="17" w:name="_Toc243489938"/>
+      <w:bookmarkStart w:id="17" w:name="_Toc243567713"/>
       <w:bookmarkEnd w:id="14"/>
       <w:r>
         <w:t>Project Status</w:t>
@@ -7297,7 +7290,7 @@
               <w:pStyle w:val="TableText"/>
             </w:pPr>
             <w:r>
-              <w:t xml:space="preserve">Two runs failed on 21 October, at the scan of the retained rollback image (39532075705) and at a cold-database login in the deploy smoke (39542434067). Both were fixed without weakening a gate (AD-28; PRs #285–#288) and redelivered by run 39545554380 (section 5.3). </w:t>
+              <w:t xml:space="preserve">Two runs failed on 21 October, at the scan of the retained rollback image (39532075705) and at a cold-database login in the deploy smoke (39542434067). Both were fixed without weakening a gate (AD-28; PRs #285–#288) and redelivered by run 39545554380 (section 5.3). CD run 39644028238 (green) then delivered the Lambda short-encode lane and the per-service database split. </w:t>
             </w:r>
             <w:r>
               <w:rPr>
@@ -7418,8 +7411,8 @@
         <w:tblLook w:val="0020" w:firstRow="1" w:lastRow="0" w:firstColumn="0" w:lastColumn="0" w:noHBand="0" w:noVBand="0"/>
       </w:tblPr>
       <w:tblGrid>
-        <w:gridCol w:w="3621"/>
-        <w:gridCol w:w="5395"/>
+        <w:gridCol w:w="4139"/>
+        <w:gridCol w:w="4877"/>
       </w:tblGrid>
       <w:tr>
         <w:trPr>
@@ -7428,7 +7421,7 @@
         </w:trPr>
         <w:tc>
           <w:tcPr>
-            <w:tcW w:w="3180" w:type="dxa"/>
+            <w:tcW w:w="3635" w:type="dxa"/>
           </w:tcPr>
           <w:p>
             <w:pPr>
@@ -7442,7 +7435,7 @@
         </w:tc>
         <w:tc>
           <w:tcPr>
-            <w:tcW w:w="4739" w:type="dxa"/>
+            <w:tcW w:w="4284" w:type="dxa"/>
           </w:tcPr>
           <w:p>
             <w:pPr>
@@ -7461,7 +7454,7 @@
         </w:trPr>
         <w:tc>
           <w:tcPr>
-            <w:tcW w:w="3180" w:type="dxa"/>
+            <w:tcW w:w="3635" w:type="dxa"/>
           </w:tcPr>
           <w:p>
             <w:pPr>
@@ -7469,13 +7462,13 @@
               <w:keepNext/>
             </w:pPr>
             <w:r>
-              <w:t>Three measured misses: two-worker scaling 1.449× (target 1.6×); Processing release 10.1–10.3 min (target 10 min); queue wait about 37 s (target 20 s)</w:t>
-            </w:r>
-          </w:p>
-        </w:tc>
-        <w:tc>
-          <w:tcPr>
-            <w:tcW w:w="4739" w:type="dxa"/>
+              <w:t>Three measured misses: two-worker scaling 1.449× (target 1.6×); Processing release 10.1–10.3 min (target 10 min); queue wait about 37 s on the standard lane (target 20 s; met on the Lambda short lane at 0.26 s) and end-to-end latency still above 20 s</w:t>
+            </w:r>
+          </w:p>
+        </w:tc>
+        <w:tc>
+          <w:tcPr>
+            <w:tcW w:w="4284" w:type="dxa"/>
           </w:tcPr>
           <w:p>
             <w:pPr>
@@ -7483,7 +7476,7 @@
               <w:keepNext/>
             </w:pPr>
             <w:r>
-              <w:t>Reported against the unchanged targets. Improvement options are in AISS-02 (section 3.4).</w:t>
+              <w:t>Reported against the unchanged targets. Improvement options are in AISS-01 (section 3.4).</w:t>
             </w:r>
           </w:p>
         </w:tc>
@@ -7494,7 +7487,7 @@
         </w:trPr>
         <w:tc>
           <w:tcPr>
-            <w:tcW w:w="3180" w:type="dxa"/>
+            <w:tcW w:w="3635" w:type="dxa"/>
           </w:tcPr>
           <w:p>
             <w:pPr>
@@ -7508,7 +7501,7 @@
         </w:tc>
         <w:tc>
           <w:tcPr>
-            <w:tcW w:w="4739" w:type="dxa"/>
+            <w:tcW w:w="4284" w:type="dxa"/>
           </w:tcPr>
           <w:p>
             <w:pPr>
@@ -7516,7 +7509,7 @@
               <w:keepNext/>
             </w:pPr>
             <w:r>
-              <w:t>AISS-06. The final October bill is read before 16 November.</w:t>
+              <w:t>AISS-05. The final October bill is read before 16 November.</w:t>
             </w:r>
           </w:p>
         </w:tc>
@@ -7527,7 +7520,7 @@
         </w:trPr>
         <w:tc>
           <w:tcPr>
-            <w:tcW w:w="3180" w:type="dxa"/>
+            <w:tcW w:w="3635" w:type="dxa"/>
           </w:tcPr>
           <w:p>
             <w:pPr>
@@ -7540,7 +7533,7 @@
         </w:tc>
         <w:tc>
           <w:tcPr>
-            <w:tcW w:w="4739" w:type="dxa"/>
+            <w:tcW w:w="4284" w:type="dxa"/>
           </w:tcPr>
           <w:p>
             <w:pPr>
@@ -7558,21 +7551,20 @@
         </w:trPr>
         <w:tc>
           <w:tcPr>
-            <w:tcW w:w="3180" w:type="dxa"/>
-          </w:tcPr>
-          <w:p>
-            <w:pPr>
-              <w:pStyle w:val="TableText"/>
-            </w:pPr>
-            <w:r>
-              <w:lastRenderedPageBreak/>
+            <w:tcW w:w="3635" w:type="dxa"/>
+          </w:tcPr>
+          <w:p>
+            <w:pPr>
+              <w:pStyle w:val="TableText"/>
+            </w:pPr>
+            <w:r>
               <w:t>Presentation deck and rehearsal (#192), recordings (#254)</w:t>
             </w:r>
           </w:p>
         </w:tc>
         <w:tc>
           <w:tcPr>
-            <w:tcW w:w="4739" w:type="dxa"/>
+            <w:tcW w:w="4284" w:type="dxa"/>
           </w:tcPr>
           <w:p>
             <w:pPr>
@@ -7590,7 +7582,7 @@
         </w:trPr>
         <w:tc>
           <w:tcPr>
-            <w:tcW w:w="3180" w:type="dxa"/>
+            <w:tcW w:w="3635" w:type="dxa"/>
           </w:tcPr>
           <w:p>
             <w:pPr>
@@ -7603,7 +7595,7 @@
         </w:tc>
         <w:tc>
           <w:tcPr>
-            <w:tcW w:w="4739" w:type="dxa"/>
+            <w:tcW w:w="4284" w:type="dxa"/>
           </w:tcPr>
           <w:p>
             <w:pPr>
@@ -7621,7 +7613,7 @@
         </w:trPr>
         <w:tc>
           <w:tcPr>
-            <w:tcW w:w="3180" w:type="dxa"/>
+            <w:tcW w:w="3635" w:type="dxa"/>
           </w:tcPr>
           <w:p>
             <w:pPr>
@@ -7634,7 +7626,7 @@
         </w:tc>
         <w:tc>
           <w:tcPr>
-            <w:tcW w:w="4739" w:type="dxa"/>
+            <w:tcW w:w="4284" w:type="dxa"/>
           </w:tcPr>
           <w:p>
             <w:pPr>
@@ -7652,7 +7644,7 @@
         <w:pStyle w:val="Heading2"/>
       </w:pPr>
       <w:bookmarkStart w:id="18" w:name="project-metrics"/>
-      <w:bookmarkStart w:id="19" w:name="_Toc243489939"/>
+      <w:bookmarkStart w:id="19" w:name="_Toc243567714"/>
       <w:bookmarkEnd w:id="16"/>
       <w:r>
         <w:t>Project Metrics</w:t>
@@ -7680,7 +7672,7 @@
           <w:noProof/>
         </w:rPr>
         <w:drawing>
-          <wp:inline distT="0" distB="0" distL="0" distR="0" wp14:anchorId="55011B7A" wp14:editId="2687F50F">
+          <wp:inline distT="0" distB="0" distL="0" distR="0">
             <wp:extent cx="5579999" cy="3615612"/>
             <wp:effectExtent l="0" t="0" r="0" b="0"/>
             <wp:docPr id="36" name="Picture" descr="Figure 2. Planned (proposal §4.2) and actual milestones."/>
@@ -8238,7 +8230,6 @@
               <w:pStyle w:val="TableText"/>
             </w:pPr>
             <w:r>
-              <w:lastRenderedPageBreak/>
               <w:t>26 Oct</w:t>
             </w:r>
           </w:p>
@@ -9946,7 +9937,6 @@
           <w:b/>
           <w:bCs/>
         </w:rPr>
-        <w:lastRenderedPageBreak/>
         <w:t>Forecast at submission:</w:t>
       </w:r>
       <w:r>
@@ -10404,7 +10394,7 @@
           <w:noProof/>
         </w:rPr>
         <w:drawing>
-          <wp:inline distT="0" distB="0" distL="0" distR="0" wp14:anchorId="48D0FCD7" wp14:editId="1480AD62">
+          <wp:inline distT="0" distB="0" distL="0" distR="0">
             <wp:extent cx="5579999" cy="2603999"/>
             <wp:effectExtent l="0" t="0" r="0" b="0"/>
             <wp:docPr id="39" name="Picture" descr="Figure 3. Issue burn-up derived from GitHub issue timestamps: scope (opened) grew in steps as the AWS readiness and close-out backlogs were added, and closure tracked it within one to two days."/>
@@ -10467,11 +10457,10 @@
         <w:pStyle w:val="Heading1"/>
       </w:pPr>
       <w:bookmarkStart w:id="20" w:name="solution-overview"/>
-      <w:bookmarkStart w:id="21" w:name="_Toc243489940"/>
+      <w:bookmarkStart w:id="21" w:name="_Toc243567715"/>
       <w:bookmarkEnd w:id="12"/>
       <w:bookmarkEnd w:id="18"/>
       <w:r>
-        <w:lastRenderedPageBreak/>
         <w:t>Solution Overview</w:t>
       </w:r>
       <w:bookmarkEnd w:id="21"/>
@@ -10512,7 +10501,7 @@
         <w:t>docs/architecture/decisions.md</w:t>
       </w:r>
       <w:r>
-        <w:t>) and summarised here. Decision identifiers AD-01 to AD-28 are the register’s own. They are kept unchanged across sections 3.1.1, 3.2.1 and 3.3, rather than renumbered, so every reference in the repository still resolves.</w:t>
+        <w:t>) and summarised here. Decision identifiers AD-01 to AD-29 are the register’s own. They are kept unchanged across sections 3.1.1, 3.2.1 and 3.3, rather than renumbered, so every reference in the repository still resolves.</w:t>
       </w:r>
     </w:p>
     <w:p>
@@ -10604,7 +10593,7 @@
         <w:pStyle w:val="Heading2"/>
       </w:pPr>
       <w:bookmarkStart w:id="22" w:name="logical-architecture-design"/>
-      <w:bookmarkStart w:id="23" w:name="_Toc243489941"/>
+      <w:bookmarkStart w:id="23" w:name="_Toc243567716"/>
       <w:r>
         <w:t>Logical Architecture &amp; Design</w:t>
       </w:r>
@@ -10634,10 +10623,10 @@
         <w:tblLook w:val="0020" w:firstRow="1" w:lastRow="0" w:firstColumn="0" w:lastColumn="0" w:noHBand="0" w:noVBand="0"/>
       </w:tblPr>
       <w:tblGrid>
-        <w:gridCol w:w="2326"/>
+        <w:gridCol w:w="2255"/>
         <w:gridCol w:w="1890"/>
         <w:gridCol w:w="2036"/>
-        <w:gridCol w:w="2764"/>
+        <w:gridCol w:w="2835"/>
       </w:tblGrid>
       <w:tr>
         <w:trPr>
@@ -10646,7 +10635,7 @@
         </w:trPr>
         <w:tc>
           <w:tcPr>
-            <w:tcW w:w="2043" w:type="dxa"/>
+            <w:tcW w:w="1980" w:type="dxa"/>
           </w:tcPr>
           <w:p>
             <w:pPr>
@@ -10688,7 +10677,7 @@
         </w:tc>
         <w:tc>
           <w:tcPr>
-            <w:tcW w:w="2427" w:type="dxa"/>
+            <w:tcW w:w="2490" w:type="dxa"/>
           </w:tcPr>
           <w:p>
             <w:pPr>
@@ -10707,7 +10696,7 @@
         </w:trPr>
         <w:tc>
           <w:tcPr>
-            <w:tcW w:w="2043" w:type="dxa"/>
+            <w:tcW w:w="1980" w:type="dxa"/>
           </w:tcPr>
           <w:p>
             <w:pPr>
@@ -10760,7 +10749,7 @@
         </w:tc>
         <w:tc>
           <w:tcPr>
-            <w:tcW w:w="2427" w:type="dxa"/>
+            <w:tcW w:w="2490" w:type="dxa"/>
           </w:tcPr>
           <w:p>
             <w:pPr>
@@ -10779,7 +10768,7 @@
         </w:trPr>
         <w:tc>
           <w:tcPr>
-            <w:tcW w:w="2043" w:type="dxa"/>
+            <w:tcW w:w="1980" w:type="dxa"/>
           </w:tcPr>
           <w:p>
             <w:pPr>
@@ -10843,7 +10832,7 @@
         </w:tc>
         <w:tc>
           <w:tcPr>
-            <w:tcW w:w="2427" w:type="dxa"/>
+            <w:tcW w:w="2490" w:type="dxa"/>
           </w:tcPr>
           <w:p>
             <w:pPr>
@@ -10862,7 +10851,7 @@
         </w:trPr>
         <w:tc>
           <w:tcPr>
-            <w:tcW w:w="2043" w:type="dxa"/>
+            <w:tcW w:w="1980" w:type="dxa"/>
           </w:tcPr>
           <w:p>
             <w:pPr>
@@ -10912,7 +10901,7 @@
         </w:tc>
         <w:tc>
           <w:tcPr>
-            <w:tcW w:w="2427" w:type="dxa"/>
+            <w:tcW w:w="2490" w:type="dxa"/>
           </w:tcPr>
           <w:p>
             <w:pPr>
@@ -10930,7 +10919,7 @@
         </w:trPr>
         <w:tc>
           <w:tcPr>
-            <w:tcW w:w="2043" w:type="dxa"/>
+            <w:tcW w:w="1980" w:type="dxa"/>
           </w:tcPr>
           <w:p>
             <w:pPr>
@@ -10980,7 +10969,7 @@
         </w:tc>
         <w:tc>
           <w:tcPr>
-            <w:tcW w:w="2427" w:type="dxa"/>
+            <w:tcW w:w="2490" w:type="dxa"/>
           </w:tcPr>
           <w:p>
             <w:pPr>
@@ -10998,7 +10987,7 @@
         </w:trPr>
         <w:tc>
           <w:tcPr>
-            <w:tcW w:w="2043" w:type="dxa"/>
+            <w:tcW w:w="1980" w:type="dxa"/>
           </w:tcPr>
           <w:p>
             <w:pPr>
@@ -11048,7 +11037,7 @@
         </w:tc>
         <w:tc>
           <w:tcPr>
-            <w:tcW w:w="2427" w:type="dxa"/>
+            <w:tcW w:w="2490" w:type="dxa"/>
           </w:tcPr>
           <w:p>
             <w:pPr>
@@ -11066,7 +11055,7 @@
         </w:trPr>
         <w:tc>
           <w:tcPr>
-            <w:tcW w:w="2043" w:type="dxa"/>
+            <w:tcW w:w="1980" w:type="dxa"/>
           </w:tcPr>
           <w:p>
             <w:pPr>
@@ -11127,7 +11116,7 @@
         </w:tc>
         <w:tc>
           <w:tcPr>
-            <w:tcW w:w="2427" w:type="dxa"/>
+            <w:tcW w:w="2490" w:type="dxa"/>
           </w:tcPr>
           <w:p>
             <w:pPr>
@@ -11145,7 +11134,7 @@
         </w:trPr>
         <w:tc>
           <w:tcPr>
-            <w:tcW w:w="2043" w:type="dxa"/>
+            <w:tcW w:w="1980" w:type="dxa"/>
           </w:tcPr>
           <w:p>
             <w:pPr>
@@ -11217,7 +11206,7 @@
         </w:tc>
         <w:tc>
           <w:tcPr>
-            <w:tcW w:w="2427" w:type="dxa"/>
+            <w:tcW w:w="2490" w:type="dxa"/>
           </w:tcPr>
           <w:p>
             <w:pPr>
@@ -11235,7 +11224,7 @@
         </w:trPr>
         <w:tc>
           <w:tcPr>
-            <w:tcW w:w="2043" w:type="dxa"/>
+            <w:tcW w:w="1980" w:type="dxa"/>
           </w:tcPr>
           <w:p>
             <w:pPr>
@@ -11296,7 +11285,7 @@
         </w:tc>
         <w:tc>
           <w:tcPr>
-            <w:tcW w:w="2427" w:type="dxa"/>
+            <w:tcW w:w="2490" w:type="dxa"/>
           </w:tcPr>
           <w:p>
             <w:pPr>
@@ -11314,14 +11303,13 @@
         </w:trPr>
         <w:tc>
           <w:tcPr>
-            <w:tcW w:w="2043" w:type="dxa"/>
-          </w:tcPr>
-          <w:p>
-            <w:pPr>
-              <w:pStyle w:val="TableText"/>
-            </w:pPr>
-            <w:r>
-              <w:lastRenderedPageBreak/>
+            <w:tcW w:w="1980" w:type="dxa"/>
+          </w:tcPr>
+          <w:p>
+            <w:pPr>
+              <w:pStyle w:val="TableText"/>
+            </w:pPr>
+            <w:r>
               <w:t>FFmpeg and ffprobe</w:t>
             </w:r>
           </w:p>
@@ -11354,7 +11342,7 @@
         </w:tc>
         <w:tc>
           <w:tcPr>
-            <w:tcW w:w="2427" w:type="dxa"/>
+            <w:tcW w:w="2490" w:type="dxa"/>
           </w:tcPr>
           <w:p>
             <w:pPr>
@@ -11372,7 +11360,7 @@
         </w:trPr>
         <w:tc>
           <w:tcPr>
-            <w:tcW w:w="2043" w:type="dxa"/>
+            <w:tcW w:w="1980" w:type="dxa"/>
           </w:tcPr>
           <w:p>
             <w:pPr>
@@ -11411,7 +11399,7 @@
         </w:tc>
         <w:tc>
           <w:tcPr>
-            <w:tcW w:w="2427" w:type="dxa"/>
+            <w:tcW w:w="2490" w:type="dxa"/>
           </w:tcPr>
           <w:p>
             <w:pPr>
@@ -11429,7 +11417,7 @@
         </w:trPr>
         <w:tc>
           <w:tcPr>
-            <w:tcW w:w="2043" w:type="dxa"/>
+            <w:tcW w:w="1980" w:type="dxa"/>
           </w:tcPr>
           <w:p>
             <w:pPr>
@@ -11468,7 +11456,7 @@
         </w:tc>
         <w:tc>
           <w:tcPr>
-            <w:tcW w:w="2427" w:type="dxa"/>
+            <w:tcW w:w="2490" w:type="dxa"/>
           </w:tcPr>
           <w:p>
             <w:pPr>
@@ -11492,6 +11480,9 @@
                 <w:szCs w:val="15"/>
               </w:rPr>
               <w:t>processing_db</w:t>
+            </w:r>
+            <w:r>
+              <w:t>, one cluster each (AD-29)</w:t>
             </w:r>
           </w:p>
         </w:tc>
@@ -11502,7 +11493,7 @@
         </w:trPr>
         <w:tc>
           <w:tcPr>
-            <w:tcW w:w="2043" w:type="dxa"/>
+            <w:tcW w:w="1980" w:type="dxa"/>
           </w:tcPr>
           <w:p>
             <w:pPr>
@@ -11541,7 +11532,7 @@
         </w:tc>
         <w:tc>
           <w:tcPr>
-            <w:tcW w:w="2427" w:type="dxa"/>
+            <w:tcW w:w="2490" w:type="dxa"/>
           </w:tcPr>
           <w:p>
             <w:pPr>
@@ -11559,7 +11550,7 @@
         </w:trPr>
         <w:tc>
           <w:tcPr>
-            <w:tcW w:w="2043" w:type="dxa"/>
+            <w:tcW w:w="1980" w:type="dxa"/>
           </w:tcPr>
           <w:p>
             <w:pPr>
@@ -11598,7 +11589,7 @@
         </w:tc>
         <w:tc>
           <w:tcPr>
-            <w:tcW w:w="2427" w:type="dxa"/>
+            <w:tcW w:w="2490" w:type="dxa"/>
           </w:tcPr>
           <w:p>
             <w:pPr>
@@ -11616,7 +11607,7 @@
         </w:trPr>
         <w:tc>
           <w:tcPr>
-            <w:tcW w:w="2043" w:type="dxa"/>
+            <w:tcW w:w="1980" w:type="dxa"/>
           </w:tcPr>
           <w:p>
             <w:pPr>
@@ -11655,7 +11646,7 @@
         </w:tc>
         <w:tc>
           <w:tcPr>
-            <w:tcW w:w="2427" w:type="dxa"/>
+            <w:tcW w:w="2490" w:type="dxa"/>
           </w:tcPr>
           <w:p>
             <w:pPr>
@@ -11673,7 +11664,7 @@
         </w:trPr>
         <w:tc>
           <w:tcPr>
-            <w:tcW w:w="2043" w:type="dxa"/>
+            <w:tcW w:w="1980" w:type="dxa"/>
           </w:tcPr>
           <w:p>
             <w:pPr>
@@ -11712,7 +11703,7 @@
         </w:tc>
         <w:tc>
           <w:tcPr>
-            <w:tcW w:w="2427" w:type="dxa"/>
+            <w:tcW w:w="2490" w:type="dxa"/>
           </w:tcPr>
           <w:p>
             <w:pPr>
@@ -11733,9 +11724,8 @@
         <w:rPr>
           <w:noProof/>
         </w:rPr>
-        <w:lastRenderedPageBreak/>
         <w:drawing>
-          <wp:inline distT="0" distB="0" distL="0" distR="0" wp14:anchorId="278843F2" wp14:editId="31A36F5C">
+          <wp:inline distT="0" distB="0" distL="0" distR="0">
             <wp:extent cx="3779999" cy="8252670"/>
             <wp:effectExtent l="0" t="0" r="0" b="0"/>
             <wp:docPr id="44" name="Picture" descr="Figure 4. Logical view: client and edge tiers, the two domain services with their API, domain and persistence layers, the shared kernel, and the data tier."/>
@@ -11790,7 +11780,6 @@
         <w:pStyle w:val="BodyText1"/>
       </w:pPr>
       <w:r>
-        <w:lastRenderedPageBreak/>
         <w:t xml:space="preserve">The relationships that matter most are the ones that </w:t>
       </w:r>
       <w:r>
@@ -11801,10 +11790,7 @@
         <w:t>do not</w:t>
       </w:r>
       <w:r>
-        <w:t xml:space="preserve"> </w:t>
-      </w:r>
-      <w:r>
-        <w:t>exist:</w:t>
+        <w:t xml:space="preserve"> exist:</w:t>
       </w:r>
     </w:p>
     <w:p>
@@ -11848,10 +11834,7 @@
         <w:pStyle w:val="FirstParagraph"/>
       </w:pPr>
       <w:r>
-        <w:t xml:space="preserve">Figures 5, 6 and 7 show the dynamic relationships for </w:t>
-      </w:r>
-      <w:r>
-        <w:t>the core workflow (UC-1 to UC-3), split into its three phases. Section 3.2.4 explains each step.</w:t>
+        <w:t>Figures 5, 6 and 7 show the dynamic relationships for the core workflow (UC-1 to UC-3), split into its three phases. Section 3.2.4 explains each step.</w:t>
       </w:r>
     </w:p>
     <w:p>
@@ -11863,7 +11846,7 @@
           <w:noProof/>
         </w:rPr>
         <w:drawing>
-          <wp:inline distT="0" distB="0" distL="0" distR="0" wp14:anchorId="65F3EB18" wp14:editId="598EED48">
+          <wp:inline distT="0" distB="0" distL="0" distR="0">
             <wp:extent cx="4679999" cy="4294175"/>
             <wp:effectExtent l="0" t="0" r="0" b="0"/>
             <wp:docPr id="47" name="Picture" descr="Figure 5. Dynamic view, phase 1, intake: reserve, direct upload to S3, verify and adopt."/>
@@ -11921,10 +11904,9 @@
         <w:rPr>
           <w:noProof/>
         </w:rPr>
-        <w:lastRenderedPageBreak/>
         <w:drawing>
-          <wp:inline distT="0" distB="0" distL="0" distR="0" wp14:anchorId="5B31BCC5" wp14:editId="1E23B4B3">
-            <wp:extent cx="5579999" cy="4771052"/>
+          <wp:inline distT="0" distB="0" distL="0" distR="0">
+            <wp:extent cx="5579999" cy="4070715"/>
             <wp:effectExtent l="0" t="0" r="0" b="0"/>
             <wp:docPr id="50" name="Picture" descr="Figure 6. Dynamic view, phase 2, handoff and encoding: outbox → SQS → Processing inbox, launch, lease, encode, finish."/>
             <wp:cNvGraphicFramePr/>
@@ -11946,7 +11928,7 @@
                   <pic:spPr bwMode="auto">
                     <a:xfrm>
                       <a:off x="0" y="0"/>
-                      <a:ext cx="5579999" cy="4771052"/>
+                      <a:ext cx="5579999" cy="4070715"/>
                     </a:xfrm>
                     <a:prstGeom prst="rect">
                       <a:avLst/>
@@ -11981,9 +11963,8 @@
         <w:rPr>
           <w:noProof/>
         </w:rPr>
-        <w:lastRenderedPageBreak/>
         <w:drawing>
-          <wp:inline distT="0" distB="0" distL="0" distR="0" wp14:anchorId="5AD7F66A" wp14:editId="2A1533F9">
+          <wp:inline distT="0" distB="0" distL="0" distR="0">
             <wp:extent cx="5579999" cy="4106703"/>
             <wp:effectExtent l="0" t="0" r="0" b="0"/>
             <wp:docPr id="53" name="Picture" descr="Figure 7. Dynamic view, phase 3, results and playback: Processing outbox → Media projection; owner-checked, signed playback."/>
@@ -12300,7 +12281,7 @@
               <w:keepNext/>
             </w:pPr>
             <w:r>
-              <w:t>A real ownership boundary at low cost. Trade-off: both databases share one Aurora cluster, so logical ownership is real but failure isolation is not (AISS-01).</w:t>
+              <w:t>A real ownership boundary at low cost. Trade-off: V1 put both databases on one Aurora cluster, so logical ownership was real but failure isolation was not; since 21 October each service has its own cluster (AD-29).</w:t>
             </w:r>
           </w:p>
         </w:tc>
@@ -12314,7 +12295,7 @@
               <w:keepNext/>
             </w:pPr>
             <w:r>
-              <w:t>Kept (hosting refined by AD-12)</w:t>
+              <w:t>Kept (hosting refined by AD-12 and AD-29)</w:t>
             </w:r>
           </w:p>
         </w:tc>
@@ -12396,7 +12377,6 @@
               <w:pStyle w:val="TableText"/>
             </w:pPr>
             <w:r>
-              <w:lastRenderedPageBreak/>
               <w:t>AD-11</w:t>
             </w:r>
           </w:p>
@@ -13235,7 +13215,7 @@
               <w:pStyle w:val="TableText"/>
             </w:pPr>
             <w:r>
-              <w:t>Queue consumers, one-minute repair ticks, ECS and S3 event handlers, the launcher, and the encoder (</w:t>
+              <w:t>Queue consumers, one-minute repair ticks, ECS and S3 event handlers, the launcher, the encoder and the short-encode Lambda (</w:t>
             </w:r>
             <w:r>
               <w:rPr>
@@ -13392,7 +13372,6 @@
       <w:bookmarkStart w:id="26" w:name="nodes-and-subsystems"/>
       <w:bookmarkEnd w:id="25"/>
       <w:r>
-        <w:lastRenderedPageBreak/>
         <w:t>Nodes and Subsystems</w:t>
       </w:r>
     </w:p>
@@ -13404,9 +13383,9 @@
         <w:tblLook w:val="0020" w:firstRow="1" w:lastRow="0" w:firstColumn="0" w:lastColumn="0" w:noHBand="0" w:noVBand="0"/>
       </w:tblPr>
       <w:tblGrid>
-        <w:gridCol w:w="2199"/>
-        <w:gridCol w:w="2712"/>
-        <w:gridCol w:w="2346"/>
+        <w:gridCol w:w="2125"/>
+        <w:gridCol w:w="2859"/>
+        <w:gridCol w:w="2273"/>
         <w:gridCol w:w="1759"/>
       </w:tblGrid>
       <w:tr>
@@ -13416,7 +13395,7 @@
         </w:trPr>
         <w:tc>
           <w:tcPr>
-            <w:tcW w:w="1931" w:type="dxa"/>
+            <w:tcW w:w="1867" w:type="dxa"/>
           </w:tcPr>
           <w:p>
             <w:pPr>
@@ -13430,7 +13409,7 @@
         </w:tc>
         <w:tc>
           <w:tcPr>
-            <w:tcW w:w="2382" w:type="dxa"/>
+            <w:tcW w:w="2511" w:type="dxa"/>
           </w:tcPr>
           <w:p>
             <w:pPr>
@@ -13444,7 +13423,7 @@
         </w:tc>
         <w:tc>
           <w:tcPr>
-            <w:tcW w:w="2060" w:type="dxa"/>
+            <w:tcW w:w="1996" w:type="dxa"/>
           </w:tcPr>
           <w:p>
             <w:pPr>
@@ -13477,7 +13456,7 @@
         </w:trPr>
         <w:tc>
           <w:tcPr>
-            <w:tcW w:w="1931" w:type="dxa"/>
+            <w:tcW w:w="1867" w:type="dxa"/>
           </w:tcPr>
           <w:p>
             <w:pPr>
@@ -13491,7 +13470,7 @@
         </w:tc>
         <w:tc>
           <w:tcPr>
-            <w:tcW w:w="2382" w:type="dxa"/>
+            <w:tcW w:w="2511" w:type="dxa"/>
           </w:tcPr>
           <w:p>
             <w:pPr>
@@ -13505,7 +13484,7 @@
         </w:tc>
         <w:tc>
           <w:tcPr>
-            <w:tcW w:w="2060" w:type="dxa"/>
+            <w:tcW w:w="1996" w:type="dxa"/>
           </w:tcPr>
           <w:p>
             <w:pPr>
@@ -13557,7 +13536,7 @@
         </w:trPr>
         <w:tc>
           <w:tcPr>
-            <w:tcW w:w="1931" w:type="dxa"/>
+            <w:tcW w:w="1867" w:type="dxa"/>
           </w:tcPr>
           <w:p>
             <w:pPr>
@@ -13571,7 +13550,7 @@
         </w:tc>
         <w:tc>
           <w:tcPr>
-            <w:tcW w:w="2382" w:type="dxa"/>
+            <w:tcW w:w="2511" w:type="dxa"/>
           </w:tcPr>
           <w:p>
             <w:pPr>
@@ -13585,7 +13564,7 @@
         </w:tc>
         <w:tc>
           <w:tcPr>
-            <w:tcW w:w="2060" w:type="dxa"/>
+            <w:tcW w:w="1996" w:type="dxa"/>
           </w:tcPr>
           <w:p>
             <w:pPr>
@@ -13623,7 +13602,7 @@
         </w:trPr>
         <w:tc>
           <w:tcPr>
-            <w:tcW w:w="1931" w:type="dxa"/>
+            <w:tcW w:w="1867" w:type="dxa"/>
           </w:tcPr>
           <w:p>
             <w:pPr>
@@ -13636,7 +13615,7 @@
         </w:tc>
         <w:tc>
           <w:tcPr>
-            <w:tcW w:w="2382" w:type="dxa"/>
+            <w:tcW w:w="2511" w:type="dxa"/>
           </w:tcPr>
           <w:p>
             <w:pPr>
@@ -13649,7 +13628,7 @@
         </w:tc>
         <w:tc>
           <w:tcPr>
-            <w:tcW w:w="2060" w:type="dxa"/>
+            <w:tcW w:w="1996" w:type="dxa"/>
           </w:tcPr>
           <w:p>
             <w:pPr>
@@ -13688,7 +13667,7 @@
         </w:trPr>
         <w:tc>
           <w:tcPr>
-            <w:tcW w:w="1931" w:type="dxa"/>
+            <w:tcW w:w="1867" w:type="dxa"/>
           </w:tcPr>
           <w:p>
             <w:pPr>
@@ -13701,7 +13680,7 @@
         </w:tc>
         <w:tc>
           <w:tcPr>
-            <w:tcW w:w="2382" w:type="dxa"/>
+            <w:tcW w:w="2511" w:type="dxa"/>
           </w:tcPr>
           <w:p>
             <w:pPr>
@@ -13714,7 +13693,7 @@
         </w:tc>
         <w:tc>
           <w:tcPr>
-            <w:tcW w:w="2060" w:type="dxa"/>
+            <w:tcW w:w="1996" w:type="dxa"/>
           </w:tcPr>
           <w:p>
             <w:pPr>
@@ -13753,7 +13732,7 @@
         </w:trPr>
         <w:tc>
           <w:tcPr>
-            <w:tcW w:w="1931" w:type="dxa"/>
+            <w:tcW w:w="1867" w:type="dxa"/>
           </w:tcPr>
           <w:p>
             <w:pPr>
@@ -13766,7 +13745,7 @@
         </w:tc>
         <w:tc>
           <w:tcPr>
-            <w:tcW w:w="2382" w:type="dxa"/>
+            <w:tcW w:w="2511" w:type="dxa"/>
           </w:tcPr>
           <w:p>
             <w:pPr>
@@ -13779,7 +13758,7 @@
         </w:tc>
         <w:tc>
           <w:tcPr>
-            <w:tcW w:w="2060" w:type="dxa"/>
+            <w:tcW w:w="1996" w:type="dxa"/>
           </w:tcPr>
           <w:p>
             <w:pPr>
@@ -13829,7 +13808,7 @@
         </w:trPr>
         <w:tc>
           <w:tcPr>
-            <w:tcW w:w="1931" w:type="dxa"/>
+            <w:tcW w:w="1867" w:type="dxa"/>
           </w:tcPr>
           <w:p>
             <w:pPr>
@@ -13842,7 +13821,7 @@
         </w:tc>
         <w:tc>
           <w:tcPr>
-            <w:tcW w:w="2382" w:type="dxa"/>
+            <w:tcW w:w="2511" w:type="dxa"/>
           </w:tcPr>
           <w:p>
             <w:pPr>
@@ -13855,7 +13834,7 @@
         </w:tc>
         <w:tc>
           <w:tcPr>
-            <w:tcW w:w="2060" w:type="dxa"/>
+            <w:tcW w:w="1996" w:type="dxa"/>
           </w:tcPr>
           <w:p>
             <w:pPr>
@@ -13916,7 +13895,7 @@
         </w:trPr>
         <w:tc>
           <w:tcPr>
-            <w:tcW w:w="1931" w:type="dxa"/>
+            <w:tcW w:w="1867" w:type="dxa"/>
           </w:tcPr>
           <w:p>
             <w:pPr>
@@ -13929,20 +13908,20 @@
         </w:tc>
         <w:tc>
           <w:tcPr>
-            <w:tcW w:w="2382" w:type="dxa"/>
-          </w:tcPr>
-          <w:p>
-            <w:pPr>
-              <w:pStyle w:val="TableText"/>
-            </w:pPr>
-            <w:r>
-              <w:t>Start finite encoders from the SQL backlog, at most three</w:t>
-            </w:r>
-          </w:p>
-        </w:tc>
-        <w:tc>
-          <w:tcPr>
-            <w:tcW w:w="2060" w:type="dxa"/>
+            <w:tcW w:w="2511" w:type="dxa"/>
+          </w:tcPr>
+          <w:p>
+            <w:pPr>
+              <w:pStyle w:val="TableText"/>
+            </w:pPr>
+            <w:r>
+              <w:t>Start finite encoders from the SQL backlog, at most three; clips of 60 s or less go to the short-encode Lambda instead</w:t>
+            </w:r>
+          </w:p>
+        </w:tc>
+        <w:tc>
+          <w:tcPr>
+            <w:tcW w:w="1996" w:type="dxa"/>
           </w:tcPr>
           <w:p>
             <w:pPr>
@@ -13981,7 +13960,7 @@
         </w:trPr>
         <w:tc>
           <w:tcPr>
-            <w:tcW w:w="1931" w:type="dxa"/>
+            <w:tcW w:w="1867" w:type="dxa"/>
           </w:tcPr>
           <w:p>
             <w:pPr>
@@ -13994,7 +13973,7 @@
         </w:tc>
         <w:tc>
           <w:tcPr>
-            <w:tcW w:w="2382" w:type="dxa"/>
+            <w:tcW w:w="2511" w:type="dxa"/>
           </w:tcPr>
           <w:p>
             <w:pPr>
@@ -14007,7 +13986,7 @@
         </w:tc>
         <w:tc>
           <w:tcPr>
-            <w:tcW w:w="2060" w:type="dxa"/>
+            <w:tcW w:w="1996" w:type="dxa"/>
           </w:tcPr>
           <w:p>
             <w:pPr>
@@ -14038,7 +14017,7 @@
         </w:trPr>
         <w:tc>
           <w:tcPr>
-            <w:tcW w:w="1931" w:type="dxa"/>
+            <w:tcW w:w="1867" w:type="dxa"/>
           </w:tcPr>
           <w:p>
             <w:pPr>
@@ -14051,7 +14030,7 @@
         </w:tc>
         <w:tc>
           <w:tcPr>
-            <w:tcW w:w="2382" w:type="dxa"/>
+            <w:tcW w:w="2511" w:type="dxa"/>
           </w:tcPr>
           <w:p>
             <w:pPr>
@@ -14064,7 +14043,7 @@
         </w:tc>
         <w:tc>
           <w:tcPr>
-            <w:tcW w:w="2060" w:type="dxa"/>
+            <w:tcW w:w="1996" w:type="dxa"/>
           </w:tcPr>
           <w:p>
             <w:pPr>
@@ -14095,7 +14074,7 @@
         </w:trPr>
         <w:tc>
           <w:tcPr>
-            <w:tcW w:w="1931" w:type="dxa"/>
+            <w:tcW w:w="1867" w:type="dxa"/>
           </w:tcPr>
           <w:p>
             <w:pPr>
@@ -14108,7 +14087,7 @@
         </w:tc>
         <w:tc>
           <w:tcPr>
-            <w:tcW w:w="2382" w:type="dxa"/>
+            <w:tcW w:w="2511" w:type="dxa"/>
           </w:tcPr>
           <w:p>
             <w:pPr>
@@ -14121,7 +14100,7 @@
         </w:tc>
         <w:tc>
           <w:tcPr>
-            <w:tcW w:w="2060" w:type="dxa"/>
+            <w:tcW w:w="1996" w:type="dxa"/>
           </w:tcPr>
           <w:p>
             <w:pPr>
@@ -14162,7 +14141,10 @@
         <w:t>execution roles</w:t>
       </w:r>
       <w:r>
-        <w:t xml:space="preserve"> of one context. Each runs that context’s code under that context’s image, database role and IAM role. They are not extra services, because none has its own data, rules or release unit.</w:t>
+        <w:t xml:space="preserve"> </w:t>
+      </w:r>
+      <w:r>
+        <w:t>of one context. Each runs that context’s code under that context’s image, database role and IAM role. They are not extra services, because none has its own data, rules or release unit.</w:t>
       </w:r>
     </w:p>
     <w:p>
@@ -14199,7 +14181,10 @@
         <w:t>upload, submit, claim, encode, complete, play</w:t>
       </w:r>
       <w:r>
-        <w:t>). The detailed analysis requested in lecturer feedback F-01 then checked that boundary against the code’s real invariants and transaction boundaries.</w:t>
+        <w:t xml:space="preserve">). The detailed analysis requested in lecturer feedback F-01 then checked that boundary </w:t>
+      </w:r>
+      <w:r>
+        <w:t>against the code’s real invariants and transaction boundaries.</w:t>
       </w:r>
     </w:p>
     <w:p>
@@ -14210,9 +14195,8 @@
         <w:rPr>
           <w:noProof/>
         </w:rPr>
-        <w:lastRenderedPageBreak/>
         <w:drawing>
-          <wp:inline distT="0" distB="0" distL="0" distR="0" wp14:anchorId="0A77ADC7" wp14:editId="2C52685C">
+          <wp:inline distT="0" distB="0" distL="0" distR="0">
             <wp:extent cx="3347999" cy="7906547"/>
             <wp:effectExtent l="0" t="0" r="0" b="0"/>
             <wp:docPr id="59" name="Picture" descr="Figure 8. Context map: the Media Management and Processing contexts, their aggregates, the translation layer and the published language."/>
@@ -14301,7 +14285,6 @@
               <w:keepNext/>
             </w:pPr>
             <w:r>
-              <w:lastRenderedPageBreak/>
               <w:t>Context</w:t>
             </w:r>
           </w:p>
@@ -15018,7 +15001,6 @@
           <w:b/>
           <w:bCs/>
         </w:rPr>
-        <w:lastRenderedPageBreak/>
         <w:t>Commands, results and domain events.</w:t>
       </w:r>
       <w:r>
@@ -15669,7 +15651,10 @@
         <w:t>state_version</w:t>
       </w:r>
       <w:r>
-        <w:t xml:space="preserve"> (event-carried state transfer). Producer authority is not part of the schema. Queue resource policies and per-handler IAM roles enforce it: a direct </w:t>
+        <w:t xml:space="preserve"> (event-carried state transfer). Producer authority is not </w:t>
+      </w:r>
+      <w:r>
+        <w:t xml:space="preserve">part of the schema. Queue resource policies and per-handler IAM roles enforce it: a direct </w:t>
       </w:r>
       <w:r>
         <w:rPr>
@@ -15719,10 +15704,7 @@
         <w:t>Customer/supplier.</w:t>
       </w:r>
       <w:r>
-        <w:t xml:space="preserve"> </w:t>
-      </w:r>
-      <w:r>
-        <w:t>Media is the customer: it states what to process. Processing is the supplier and owns the answer.</w:t>
+        <w:t xml:space="preserve"> Media is the customer: it states what to process. Processing is the supplier and owns the answer.</w:t>
       </w:r>
     </w:p>
     <w:p>
@@ -16168,11 +16150,10 @@
         <w:pStyle w:val="Heading2"/>
       </w:pPr>
       <w:bookmarkStart w:id="28" w:name="physical-architecture-design"/>
-      <w:bookmarkStart w:id="29" w:name="_Toc243489942"/>
+      <w:bookmarkStart w:id="29" w:name="_Toc243567717"/>
       <w:bookmarkEnd w:id="22"/>
       <w:bookmarkEnd w:id="27"/>
       <w:r>
-        <w:lastRenderedPageBreak/>
         <w:t>Physical Architecture &amp; Design</w:t>
       </w:r>
       <w:bookmarkEnd w:id="29"/>
@@ -16210,7 +16191,10 @@
         <w:t>deploy/aws/v1/template.json</w:t>
       </w:r>
       <w:r>
-        <w:t>, defines all of it. The checked-in template is tested to be identical to the rendered output.</w:t>
+        <w:t xml:space="preserve">, </w:t>
+      </w:r>
+      <w:r>
+        <w:t>defines all of it. The checked-in template is tested to be identical to the rendered output.</w:t>
       </w:r>
     </w:p>
     <w:p>
@@ -16336,10 +16320,10 @@
           <w:noProof/>
         </w:rPr>
         <w:drawing>
-          <wp:inline distT="0" distB="0" distL="0" distR="0" wp14:anchorId="707A6CAF" wp14:editId="23A8588E">
+          <wp:inline distT="0" distB="0" distL="0" distR="0">
             <wp:extent cx="5579999" cy="4742999"/>
             <wp:effectExtent l="0" t="0" r="0" b="0"/>
-            <wp:docPr id="64" name="Picture" descr="Figure 9. Persistent V2-live AWS topology (ap-southeast-1): public edge, VPC-attached Lambdas, finite Fargate encoders, Aurora, S3 and SQS."/>
+            <wp:docPr id="64" name="Picture" descr="Figure 9. Persistent V2-live AWS topology (ap-southeast-1): public edge, VPC-attached Lambdas, finite Fargate encoders, the short-encode Lambda lane, two Aurora clusters, S3 and SQS."/>
             <wp:cNvGraphicFramePr/>
             <a:graphic xmlns:a="http://schemas.openxmlformats.org/drawingml/2006/main">
               <a:graphicData uri="http://schemas.openxmlformats.org/drawingml/2006/picture">
@@ -16383,7 +16367,7 @@
         <w:pStyle w:val="ImageCaption"/>
       </w:pPr>
       <w:r>
-        <w:t>Figure 9. Persistent V2-live AWS topology (ap-southeast-1): public edge, VPC-attached Lambdas, finite Fargate encoders, Aurora, S3 and SQS.</w:t>
+        <w:t>Figure 9. Persistent V2-live AWS topology (ap-southeast-1): public edge, VPC-attached Lambdas, finite Fargate encoders, the short-encode Lambda lane, two Aurora clusters, S3 and SQS.</w:t>
       </w:r>
     </w:p>
     <w:tbl>
@@ -16394,9 +16378,9 @@
         <w:tblLook w:val="0020" w:firstRow="1" w:lastRow="0" w:firstColumn="0" w:lastColumn="0" w:noHBand="0" w:noVBand="0"/>
       </w:tblPr>
       <w:tblGrid>
-        <w:gridCol w:w="2346"/>
+        <w:gridCol w:w="2199"/>
         <w:gridCol w:w="4178"/>
-        <w:gridCol w:w="2492"/>
+        <w:gridCol w:w="2639"/>
       </w:tblGrid>
       <w:tr>
         <w:trPr>
@@ -16405,7 +16389,7 @@
         </w:trPr>
         <w:tc>
           <w:tcPr>
-            <w:tcW w:w="2060" w:type="dxa"/>
+            <w:tcW w:w="1931" w:type="dxa"/>
           </w:tcPr>
           <w:p>
             <w:pPr>
@@ -16413,7 +16397,6 @@
               <w:keepNext/>
             </w:pPr>
             <w:r>
-              <w:lastRenderedPageBreak/>
               <w:t>Component</w:t>
             </w:r>
           </w:p>
@@ -16434,7 +16417,7 @@
         </w:tc>
         <w:tc>
           <w:tcPr>
-            <w:tcW w:w="2189" w:type="dxa"/>
+            <w:tcW w:w="2318" w:type="dxa"/>
           </w:tcPr>
           <w:p>
             <w:pPr>
@@ -16453,7 +16436,7 @@
         </w:trPr>
         <w:tc>
           <w:tcPr>
-            <w:tcW w:w="2060" w:type="dxa"/>
+            <w:tcW w:w="1931" w:type="dxa"/>
           </w:tcPr>
           <w:p>
             <w:pPr>
@@ -16481,7 +16464,7 @@
         </w:tc>
         <w:tc>
           <w:tcPr>
-            <w:tcW w:w="2189" w:type="dxa"/>
+            <w:tcW w:w="2318" w:type="dxa"/>
           </w:tcPr>
           <w:p>
             <w:pPr>
@@ -16500,7 +16483,7 @@
         </w:trPr>
         <w:tc>
           <w:tcPr>
-            <w:tcW w:w="2060" w:type="dxa"/>
+            <w:tcW w:w="1931" w:type="dxa"/>
           </w:tcPr>
           <w:p>
             <w:pPr>
@@ -16550,7 +16533,7 @@
         </w:tc>
         <w:tc>
           <w:tcPr>
-            <w:tcW w:w="2189" w:type="dxa"/>
+            <w:tcW w:w="2318" w:type="dxa"/>
           </w:tcPr>
           <w:p>
             <w:pPr>
@@ -16569,7 +16552,7 @@
         </w:trPr>
         <w:tc>
           <w:tcPr>
-            <w:tcW w:w="2060" w:type="dxa"/>
+            <w:tcW w:w="1931" w:type="dxa"/>
           </w:tcPr>
           <w:p>
             <w:pPr>
@@ -16650,7 +16633,7 @@
         </w:tc>
         <w:tc>
           <w:tcPr>
-            <w:tcW w:w="2189" w:type="dxa"/>
+            <w:tcW w:w="2318" w:type="dxa"/>
           </w:tcPr>
           <w:p>
             <w:pPr>
@@ -16668,7 +16651,7 @@
         </w:trPr>
         <w:tc>
           <w:tcPr>
-            <w:tcW w:w="2060" w:type="dxa"/>
+            <w:tcW w:w="1931" w:type="dxa"/>
           </w:tcPr>
           <w:p>
             <w:pPr>
@@ -16688,7 +16671,7 @@
               <w:pStyle w:val="TableText"/>
             </w:pPr>
             <w:r>
-              <w:t>One container image → 6 Lambda functions in V2-live (</w:t>
+              <w:t>One container image → 7 Lambda functions in V2-live (</w:t>
             </w:r>
             <w:r>
               <w:rPr>
@@ -16754,13 +16737,24 @@
               <w:t>ProcessingLauncher</w:t>
             </w:r>
             <w:r>
+              <w:t xml:space="preserve">, </w:t>
+            </w:r>
+            <w:r>
+              <w:rPr>
+                <w:rStyle w:val="VerbatimChar"/>
+                <w:sz w:val="15"/>
+                <w:szCs w:val="15"/>
+              </w:rPr>
+              <w:t>ProcessingShortEncoder</w:t>
+            </w:r>
+            <w:r>
               <w:t>)</w:t>
             </w:r>
           </w:p>
         </w:tc>
         <w:tc>
           <w:tcPr>
-            <w:tcW w:w="2189" w:type="dxa"/>
+            <w:tcW w:w="2318" w:type="dxa"/>
           </w:tcPr>
           <w:p>
             <w:pPr>
@@ -16778,7 +16772,7 @@
         </w:trPr>
         <w:tc>
           <w:tcPr>
-            <w:tcW w:w="2060" w:type="dxa"/>
+            <w:tcW w:w="1931" w:type="dxa"/>
           </w:tcPr>
           <w:p>
             <w:pPr>
@@ -16804,7 +16798,7 @@
         </w:tc>
         <w:tc>
           <w:tcPr>
-            <w:tcW w:w="2189" w:type="dxa"/>
+            <w:tcW w:w="2318" w:type="dxa"/>
           </w:tcPr>
           <w:p>
             <w:pPr>
@@ -16822,14 +16816,14 @@
         </w:trPr>
         <w:tc>
           <w:tcPr>
-            <w:tcW w:w="2060" w:type="dxa"/>
-          </w:tcPr>
-          <w:p>
-            <w:pPr>
-              <w:pStyle w:val="TableText"/>
-            </w:pPr>
-            <w:r>
-              <w:t>Databases</w:t>
+            <w:tcW w:w="1931" w:type="dxa"/>
+          </w:tcPr>
+          <w:p>
+            <w:pPr>
+              <w:pStyle w:val="TableText"/>
+            </w:pPr>
+            <w:r>
+              <w:t>Short encoder</w:t>
             </w:r>
           </w:p>
         </w:tc>
@@ -16841,19 +16835,16 @@
             <w:pPr>
               <w:pStyle w:val="TableText"/>
             </w:pPr>
-            <w:r>
-              <w:t xml:space="preserve">Aurora PostgreSQL 16 Serverless v2: one cluster, one instance, </w:t>
-            </w:r>
             <w:r>
               <w:rPr>
                 <w:rStyle w:val="VerbatimChar"/>
                 <w:sz w:val="15"/>
                 <w:szCs w:val="15"/>
               </w:rPr>
-              <w:t>media_db</w:t>
-            </w:r>
-            <w:r>
-              <w:t xml:space="preserve"> and </w:t>
+              <w:t>ProcessingShortEncoder</w:t>
+            </w:r>
+            <w:r>
+              <w:t xml:space="preserve">: the Processing image as a Lambda container; SQS event source mapping on </w:t>
             </w:r>
             <w:r>
               <w:rPr>
@@ -16861,20 +16852,20 @@
                 <w:sz w:val="15"/>
                 <w:szCs w:val="15"/>
               </w:rPr>
-              <w:t>processing_db</w:t>
-            </w:r>
-          </w:p>
-        </w:tc>
-        <w:tc>
-          <w:tcPr>
-            <w:tcW w:w="2189" w:type="dxa"/>
-          </w:tcPr>
-          <w:p>
-            <w:pPr>
-              <w:pStyle w:val="TableText"/>
-            </w:pPr>
-            <w:r>
-              <w:t xml:space="preserve">Private subnets; 0–2 ACU, auto-pause when idle; encrypted; </w:t>
+              <w:t>ProcessingShortWork</w:t>
+            </w:r>
+          </w:p>
+        </w:tc>
+        <w:tc>
+          <w:tcPr>
+            <w:tcW w:w="2318" w:type="dxa"/>
+          </w:tcPr>
+          <w:p>
+            <w:pPr>
+              <w:pStyle w:val="TableText"/>
+            </w:pPr>
+            <w:r>
+              <w:t xml:space="preserve">3008 MB, 900 s timeout, 2 GB </w:t>
             </w:r>
             <w:r>
               <w:rPr>
@@ -16882,7 +16873,24 @@
                 <w:sz w:val="15"/>
                 <w:szCs w:val="15"/>
               </w:rPr>
-              <w:t>rds.force_ssl=1</w:t>
+              <w:t>/tmp</w:t>
+            </w:r>
+            <w:r>
+              <w:t xml:space="preserve">, </w:t>
+            </w:r>
+            <w:r>
+              <w:rPr>
+                <w:rStyle w:val="VerbatimChar"/>
+                <w:sz w:val="15"/>
+                <w:szCs w:val="15"/>
+              </w:rPr>
+              <w:t>MaximumConcurrency</w:t>
+            </w:r>
+            <w:r>
+              <w:t xml:space="preserve"> </w:t>
+            </w:r>
+            <w:r>
+              <w:t>2; private subnets. Takes clips of at most 60 s, 64 MiB and 1080p; longer clips use the Fargate encoder</w:t>
             </w:r>
           </w:p>
         </w:tc>
@@ -16893,14 +16901,14 @@
         </w:trPr>
         <w:tc>
           <w:tcPr>
-            <w:tcW w:w="2060" w:type="dxa"/>
-          </w:tcPr>
-          <w:p>
-            <w:pPr>
-              <w:pStyle w:val="TableText"/>
-            </w:pPr>
-            <w:r>
-              <w:t>Object storage</w:t>
+            <w:tcW w:w="1931" w:type="dxa"/>
+          </w:tcPr>
+          <w:p>
+            <w:pPr>
+              <w:pStyle w:val="TableText"/>
+            </w:pPr>
+            <w:r>
+              <w:t>Databases</w:t>
             </w:r>
           </w:p>
         </w:tc>
@@ -16913,20 +16921,50 @@
               <w:pStyle w:val="TableText"/>
             </w:pPr>
             <w:r>
-              <w:t>Three S3 buckets: source, output, frontend</w:t>
-            </w:r>
-          </w:p>
-        </w:tc>
-        <w:tc>
-          <w:tcPr>
-            <w:tcW w:w="2189" w:type="dxa"/>
-          </w:tcPr>
-          <w:p>
-            <w:pPr>
-              <w:pStyle w:val="TableText"/>
-            </w:pPr>
-            <w:r>
-              <w:t>Versioned, SSE-S3, public access blocked, TLS-only policies</w:t>
+              <w:t xml:space="preserve">Aurora PostgreSQL 16 Serverless v2: two clusters, one instance each: </w:t>
+            </w:r>
+            <w:r>
+              <w:rPr>
+                <w:rStyle w:val="VerbatimChar"/>
+                <w:sz w:val="15"/>
+                <w:szCs w:val="15"/>
+              </w:rPr>
+              <w:t>media_db</w:t>
+            </w:r>
+            <w:r>
+              <w:t xml:space="preserve"> (the original cluster) and </w:t>
+            </w:r>
+            <w:r>
+              <w:rPr>
+                <w:rStyle w:val="VerbatimChar"/>
+                <w:sz w:val="15"/>
+                <w:szCs w:val="15"/>
+              </w:rPr>
+              <w:t>processing_db</w:t>
+            </w:r>
+            <w:r>
+              <w:t xml:space="preserve"> (its copy-on-write clone)</w:t>
+            </w:r>
+          </w:p>
+        </w:tc>
+        <w:tc>
+          <w:tcPr>
+            <w:tcW w:w="2318" w:type="dxa"/>
+          </w:tcPr>
+          <w:p>
+            <w:pPr>
+              <w:pStyle w:val="TableText"/>
+            </w:pPr>
+            <w:r>
+              <w:t xml:space="preserve">Private subnets; 0–2 ACU each, auto-pause at 0 ACU; encrypted; </w:t>
+            </w:r>
+            <w:r>
+              <w:rPr>
+                <w:rStyle w:val="VerbatimChar"/>
+                <w:sz w:val="15"/>
+                <w:szCs w:val="15"/>
+              </w:rPr>
+              <w:t>rds.force_ssl=1</w:t>
             </w:r>
           </w:p>
         </w:tc>
@@ -16937,14 +16975,14 @@
         </w:trPr>
         <w:tc>
           <w:tcPr>
-            <w:tcW w:w="2060" w:type="dxa"/>
-          </w:tcPr>
-          <w:p>
-            <w:pPr>
-              <w:pStyle w:val="TableText"/>
-            </w:pPr>
-            <w:r>
-              <w:t>Messaging</w:t>
+            <w:tcW w:w="1931" w:type="dxa"/>
+          </w:tcPr>
+          <w:p>
+            <w:pPr>
+              <w:pStyle w:val="TableText"/>
+            </w:pPr>
+            <w:r>
+              <w:t>Object storage</w:t>
             </w:r>
           </w:p>
         </w:tc>
@@ -16957,20 +16995,20 @@
               <w:pStyle w:val="TableText"/>
             </w:pPr>
             <w:r>
-              <w:t>Three Standard SQS queues and three DLQs</w:t>
-            </w:r>
-          </w:p>
-        </w:tc>
-        <w:tc>
-          <w:tcPr>
-            <w:tcW w:w="2189" w:type="dxa"/>
-          </w:tcPr>
-          <w:p>
-            <w:pPr>
-              <w:pStyle w:val="TableText"/>
-            </w:pPr>
-            <w:r>
-              <w:t>SQS-managed encryption, TLS-only, role-scoped resource policies</w:t>
+              <w:t>Three S3 buckets: source, output, frontend</w:t>
+            </w:r>
+          </w:p>
+        </w:tc>
+        <w:tc>
+          <w:tcPr>
+            <w:tcW w:w="2318" w:type="dxa"/>
+          </w:tcPr>
+          <w:p>
+            <w:pPr>
+              <w:pStyle w:val="TableText"/>
+            </w:pPr>
+            <w:r>
+              <w:t>Versioned, SSE-S3, public access blocked, TLS-only policies</w:t>
             </w:r>
           </w:p>
         </w:tc>
@@ -16981,14 +17019,14 @@
         </w:trPr>
         <w:tc>
           <w:tcPr>
-            <w:tcW w:w="2060" w:type="dxa"/>
-          </w:tcPr>
-          <w:p>
-            <w:pPr>
-              <w:pStyle w:val="TableText"/>
-            </w:pPr>
-            <w:r>
-              <w:t>Scheduling</w:t>
+            <w:tcW w:w="1931" w:type="dxa"/>
+          </w:tcPr>
+          <w:p>
+            <w:pPr>
+              <w:pStyle w:val="TableText"/>
+            </w:pPr>
+            <w:r>
+              <w:t>Messaging</w:t>
             </w:r>
           </w:p>
         </w:tc>
@@ -17001,39 +17039,20 @@
               <w:pStyle w:val="TableText"/>
             </w:pPr>
             <w:r>
-              <w:t xml:space="preserve">EventBridge: one-minute Media and Processing repair ticks, ECS task </w:t>
-            </w:r>
-            <w:r>
-              <w:rPr>
-                <w:rStyle w:val="VerbatimChar"/>
-                <w:sz w:val="15"/>
-                <w:szCs w:val="15"/>
-              </w:rPr>
-              <w:t>STOPPED</w:t>
-            </w:r>
-            <w:r>
-              <w:t xml:space="preserve">, S3 </w:t>
-            </w:r>
-            <w:r>
-              <w:rPr>
-                <w:rStyle w:val="VerbatimChar"/>
-                <w:sz w:val="15"/>
-                <w:szCs w:val="15"/>
-              </w:rPr>
-              <w:t>Object Created</w:t>
-            </w:r>
-          </w:p>
-        </w:tc>
-        <w:tc>
-          <w:tcPr>
-            <w:tcW w:w="2189" w:type="dxa"/>
-          </w:tcPr>
-          <w:p>
-            <w:pPr>
-              <w:pStyle w:val="TableText"/>
-            </w:pPr>
-            <w:r>
-              <w:t>Regional</w:t>
+              <w:t>Three Standard SQS queues and three DLQs</w:t>
+            </w:r>
+          </w:p>
+        </w:tc>
+        <w:tc>
+          <w:tcPr>
+            <w:tcW w:w="2318" w:type="dxa"/>
+          </w:tcPr>
+          <w:p>
+            <w:pPr>
+              <w:pStyle w:val="TableText"/>
+            </w:pPr>
+            <w:r>
+              <w:t>SQS-managed encryption, TLS-only, role-scoped resource policies</w:t>
             </w:r>
           </w:p>
         </w:tc>
@@ -17044,14 +17063,14 @@
         </w:trPr>
         <w:tc>
           <w:tcPr>
-            <w:tcW w:w="2060" w:type="dxa"/>
-          </w:tcPr>
-          <w:p>
-            <w:pPr>
-              <w:pStyle w:val="TableText"/>
-            </w:pPr>
-            <w:r>
-              <w:t>Configuration</w:t>
+            <w:tcW w:w="1931" w:type="dxa"/>
+          </w:tcPr>
+          <w:p>
+            <w:pPr>
+              <w:pStyle w:val="TableText"/>
+            </w:pPr>
+            <w:r>
+              <w:t>Scheduling</w:t>
             </w:r>
           </w:p>
         </w:tc>
@@ -17064,20 +17083,39 @@
               <w:pStyle w:val="TableText"/>
             </w:pPr>
             <w:r>
-              <w:t>SSM Parameter Store SecureStrings (four role DSNs, JWT secret); RDS-managed master secret</w:t>
-            </w:r>
-          </w:p>
-        </w:tc>
-        <w:tc>
-          <w:tcPr>
-            <w:tcW w:w="2189" w:type="dxa"/>
-          </w:tcPr>
-          <w:p>
-            <w:pPr>
-              <w:pStyle w:val="TableText"/>
-            </w:pPr>
-            <w:r>
-              <w:t>Each handler role reads only its own domain’s parameters</w:t>
+              <w:t xml:space="preserve">EventBridge: one-minute Media and Processing repair ticks, ECS task </w:t>
+            </w:r>
+            <w:r>
+              <w:rPr>
+                <w:rStyle w:val="VerbatimChar"/>
+                <w:sz w:val="15"/>
+                <w:szCs w:val="15"/>
+              </w:rPr>
+              <w:t>STOPPED</w:t>
+            </w:r>
+            <w:r>
+              <w:t xml:space="preserve">, S3 </w:t>
+            </w:r>
+            <w:r>
+              <w:rPr>
+                <w:rStyle w:val="VerbatimChar"/>
+                <w:sz w:val="15"/>
+                <w:szCs w:val="15"/>
+              </w:rPr>
+              <w:t>Object Created</w:t>
+            </w:r>
+          </w:p>
+        </w:tc>
+        <w:tc>
+          <w:tcPr>
+            <w:tcW w:w="2318" w:type="dxa"/>
+          </w:tcPr>
+          <w:p>
+            <w:pPr>
+              <w:pStyle w:val="TableText"/>
+            </w:pPr>
+            <w:r>
+              <w:t>Regional</w:t>
             </w:r>
           </w:p>
         </w:tc>
@@ -17088,14 +17126,14 @@
         </w:trPr>
         <w:tc>
           <w:tcPr>
-            <w:tcW w:w="2060" w:type="dxa"/>
-          </w:tcPr>
-          <w:p>
-            <w:pPr>
-              <w:pStyle w:val="TableText"/>
-            </w:pPr>
-            <w:r>
-              <w:t>Images</w:t>
+            <w:tcW w:w="1931" w:type="dxa"/>
+          </w:tcPr>
+          <w:p>
+            <w:pPr>
+              <w:pStyle w:val="TableText"/>
+            </w:pPr>
+            <w:r>
+              <w:t>Configuration</w:t>
             </w:r>
           </w:p>
         </w:tc>
@@ -17108,20 +17146,20 @@
               <w:pStyle w:val="TableText"/>
             </w:pPr>
             <w:r>
-              <w:t>Three ECR repositories (media, processing, worker)</w:t>
-            </w:r>
-          </w:p>
-        </w:tc>
-        <w:tc>
-          <w:tcPr>
-            <w:tcW w:w="2189" w:type="dxa"/>
-          </w:tcPr>
-          <w:p>
-            <w:pPr>
-              <w:pStyle w:val="TableText"/>
-            </w:pPr>
-            <w:r>
-              <w:t>Immutable tags, scan on push; releases address images by digest</w:t>
+              <w:t>SSM Parameter Store SecureStrings (four role DSNs, JWT secret); RDS-managed master secret</w:t>
+            </w:r>
+          </w:p>
+        </w:tc>
+        <w:tc>
+          <w:tcPr>
+            <w:tcW w:w="2318" w:type="dxa"/>
+          </w:tcPr>
+          <w:p>
+            <w:pPr>
+              <w:pStyle w:val="TableText"/>
+            </w:pPr>
+            <w:r>
+              <w:t>Each handler role reads only its own domain’s parameters</w:t>
             </w:r>
           </w:p>
         </w:tc>
@@ -17132,7 +17170,51 @@
         </w:trPr>
         <w:tc>
           <w:tcPr>
-            <w:tcW w:w="2060" w:type="dxa"/>
+            <w:tcW w:w="1931" w:type="dxa"/>
+          </w:tcPr>
+          <w:p>
+            <w:pPr>
+              <w:pStyle w:val="TableText"/>
+            </w:pPr>
+            <w:r>
+              <w:t>Images</w:t>
+            </w:r>
+          </w:p>
+        </w:tc>
+        <w:tc>
+          <w:tcPr>
+            <w:tcW w:w="3670" w:type="dxa"/>
+          </w:tcPr>
+          <w:p>
+            <w:pPr>
+              <w:pStyle w:val="TableText"/>
+            </w:pPr>
+            <w:r>
+              <w:t>Three ECR repositories (media, processing, worker)</w:t>
+            </w:r>
+          </w:p>
+        </w:tc>
+        <w:tc>
+          <w:tcPr>
+            <w:tcW w:w="2318" w:type="dxa"/>
+          </w:tcPr>
+          <w:p>
+            <w:pPr>
+              <w:pStyle w:val="TableText"/>
+            </w:pPr>
+            <w:r>
+              <w:t>Immutable tags, scan on push; releases address images by digest</w:t>
+            </w:r>
+          </w:p>
+        </w:tc>
+      </w:tr>
+      <w:tr>
+        <w:trPr>
+          <w:cantSplit/>
+        </w:trPr>
+        <w:tc>
+          <w:tcPr>
+            <w:tcW w:w="1931" w:type="dxa"/>
           </w:tcPr>
           <w:p>
             <w:pPr>
@@ -17169,7 +17251,7 @@
         </w:tc>
         <w:tc>
           <w:tcPr>
-            <w:tcW w:w="2189" w:type="dxa"/>
+            <w:tcW w:w="2318" w:type="dxa"/>
           </w:tcPr>
           <w:p>
             <w:pPr>
@@ -17212,10 +17294,7 @@
         <w:t>10.62.0.0/16</w:t>
       </w:r>
       <w:r>
-        <w:t xml:space="preserve"> </w:t>
-      </w:r>
-      <w:r>
-        <w:t>plus an Amazon IPv6 block) spans two Availability Zones, with one private and one public subnet in each.</w:t>
+        <w:t xml:space="preserve"> plus an Amazon IPv6 block) spans two Availability Zones, with one private and one public subnet in each.</w:t>
       </w:r>
     </w:p>
     <w:p>
@@ -17261,10 +17340,7 @@
         </w:numPr>
       </w:pPr>
       <w:r>
-        <w:t xml:space="preserve">No security group has an inbound rule except the database’s, which admits only the Lambda, </w:t>
-      </w:r>
-      <w:r>
-        <w:t>worker and migration groups on port 5432.</w:t>
+        <w:t>No security group has an inbound rule except the database’s, which admits only the Lambda, worker and migration groups on port 5432.</w:t>
       </w:r>
     </w:p>
     <w:p>
@@ -17314,10 +17390,10 @@
         <w:tblLook w:val="0020" w:firstRow="1" w:lastRow="0" w:firstColumn="0" w:lastColumn="0" w:noHBand="0" w:noVBand="0"/>
       </w:tblPr>
       <w:tblGrid>
-        <w:gridCol w:w="1381"/>
-        <w:gridCol w:w="2835"/>
-        <w:gridCol w:w="3273"/>
-        <w:gridCol w:w="1527"/>
+        <w:gridCol w:w="1308"/>
+        <w:gridCol w:w="3127"/>
+        <w:gridCol w:w="3127"/>
+        <w:gridCol w:w="1454"/>
       </w:tblGrid>
       <w:tr>
         <w:trPr>
@@ -17326,7 +17402,7 @@
         </w:trPr>
         <w:tc>
           <w:tcPr>
-            <w:tcW w:w="1213" w:type="dxa"/>
+            <w:tcW w:w="1149" w:type="dxa"/>
           </w:tcPr>
           <w:p>
             <w:pPr>
@@ -17334,14 +17410,13 @@
               <w:keepNext/>
             </w:pPr>
             <w:r>
-              <w:lastRenderedPageBreak/>
               <w:t>Identifier</w:t>
             </w:r>
           </w:p>
         </w:tc>
         <w:tc>
           <w:tcPr>
-            <w:tcW w:w="2490" w:type="dxa"/>
+            <w:tcW w:w="2746" w:type="dxa"/>
           </w:tcPr>
           <w:p>
             <w:pPr>
@@ -17355,7 +17430,7 @@
         </w:tc>
         <w:tc>
           <w:tcPr>
-            <w:tcW w:w="2874" w:type="dxa"/>
+            <w:tcW w:w="2746" w:type="dxa"/>
           </w:tcPr>
           <w:p>
             <w:pPr>
@@ -17369,7 +17444,7 @@
         </w:tc>
         <w:tc>
           <w:tcPr>
-            <w:tcW w:w="1341" w:type="dxa"/>
+            <w:tcW w:w="1277" w:type="dxa"/>
           </w:tcPr>
           <w:p>
             <w:pPr>
@@ -17388,7 +17463,7 @@
         </w:trPr>
         <w:tc>
           <w:tcPr>
-            <w:tcW w:w="1213" w:type="dxa"/>
+            <w:tcW w:w="1149" w:type="dxa"/>
           </w:tcPr>
           <w:p>
             <w:pPr>
@@ -17402,7 +17477,7 @@
         </w:tc>
         <w:tc>
           <w:tcPr>
-            <w:tcW w:w="2490" w:type="dxa"/>
+            <w:tcW w:w="2746" w:type="dxa"/>
           </w:tcPr>
           <w:p>
             <w:pPr>
@@ -17445,7 +17520,7 @@
         </w:tc>
         <w:tc>
           <w:tcPr>
-            <w:tcW w:w="2874" w:type="dxa"/>
+            <w:tcW w:w="2746" w:type="dxa"/>
           </w:tcPr>
           <w:p>
             <w:pPr>
@@ -17470,7 +17545,7 @@
         </w:tc>
         <w:tc>
           <w:tcPr>
-            <w:tcW w:w="1341" w:type="dxa"/>
+            <w:tcW w:w="1277" w:type="dxa"/>
           </w:tcPr>
           <w:p>
             <w:pPr>
@@ -17489,7 +17564,7 @@
         </w:trPr>
         <w:tc>
           <w:tcPr>
-            <w:tcW w:w="1213" w:type="dxa"/>
+            <w:tcW w:w="1149" w:type="dxa"/>
           </w:tcPr>
           <w:p>
             <w:pPr>
@@ -17503,7 +17578,7 @@
         </w:tc>
         <w:tc>
           <w:tcPr>
-            <w:tcW w:w="2490" w:type="dxa"/>
+            <w:tcW w:w="2746" w:type="dxa"/>
           </w:tcPr>
           <w:p>
             <w:pPr>
@@ -17518,13 +17593,13 @@
               <w:t>Aurora Serverless v2</w:t>
             </w:r>
             <w:r>
-              <w:t>: one cluster, one instance, two logical databases, separate roles; 0–2 ACU with auto-pause</w:t>
-            </w:r>
-          </w:p>
-        </w:tc>
-        <w:tc>
-          <w:tcPr>
-            <w:tcW w:w="2874" w:type="dxa"/>
+              <w:t>: one instance per cluster, separate roles; 0–2 ACU with auto-pause</w:t>
+            </w:r>
+          </w:p>
+        </w:tc>
+        <w:tc>
+          <w:tcPr>
+            <w:tcW w:w="2746" w:type="dxa"/>
           </w:tcPr>
           <w:p>
             <w:pPr>
@@ -17532,7 +17607,7 @@
               <w:keepNext/>
             </w:pPr>
             <w:r>
-              <w:t xml:space="preserve">Near-zero idle cost and real role separation. Trade-off: one shared capacity and failure boundary; no replica failover; a request to either domain resumes the cluster (first read after a pause: 4.7 s </w:t>
+              <w:t xml:space="preserve">Near-zero idle cost and real role separation. Trade-off: no replica failover; a request to a paused cluster resumes it (first read after a pause: 4.7 s </w:t>
             </w:r>
             <w:r>
               <w:rPr>
@@ -17542,13 +17617,13 @@
               <w:t>[AWS]</w:t>
             </w:r>
             <w:r>
-              <w:t>).</w:t>
-            </w:r>
-          </w:p>
-        </w:tc>
-        <w:tc>
-          <w:tcPr>
-            <w:tcW w:w="1341" w:type="dxa"/>
+              <w:t>). V1 ran both databases on one cluster; AD-29 split them.</w:t>
+            </w:r>
+          </w:p>
+        </w:tc>
+        <w:tc>
+          <w:tcPr>
+            <w:tcW w:w="1277" w:type="dxa"/>
           </w:tcPr>
           <w:p>
             <w:pPr>
@@ -17567,20 +17642,20 @@
         </w:trPr>
         <w:tc>
           <w:tcPr>
-            <w:tcW w:w="1213" w:type="dxa"/>
-          </w:tcPr>
-          <w:p>
-            <w:pPr>
-              <w:pStyle w:val="TableText"/>
-            </w:pPr>
-            <w:r>
-              <w:t>AD-13</w:t>
-            </w:r>
-          </w:p>
-        </w:tc>
-        <w:tc>
-          <w:tcPr>
-            <w:tcW w:w="2490" w:type="dxa"/>
+            <w:tcW w:w="1149" w:type="dxa"/>
+          </w:tcPr>
+          <w:p>
+            <w:pPr>
+              <w:pStyle w:val="TableText"/>
+            </w:pPr>
+            <w:r>
+              <w:t>AD-29</w:t>
+            </w:r>
+          </w:p>
+        </w:tc>
+        <w:tc>
+          <w:tcPr>
+            <w:tcW w:w="2746" w:type="dxa"/>
           </w:tcPr>
           <w:p>
             <w:pPr>
@@ -17591,36 +17666,50 @@
                 <w:b/>
                 <w:bCs/>
               </w:rPr>
-              <w:t>Finite Fargate encoders</w:t>
-            </w:r>
-            <w:r>
-              <w:t>: one task per attempt, a hard cap of 3, zero when idle</w:t>
-            </w:r>
-          </w:p>
-        </w:tc>
-        <w:tc>
-          <w:tcPr>
-            <w:tcW w:w="2874" w:type="dxa"/>
-          </w:tcPr>
-          <w:p>
-            <w:pPr>
-              <w:pStyle w:val="TableText"/>
-            </w:pPr>
-            <w:r>
-              <w:t>FFmpeg needs minutes of CPU, and nothing should run idle. Each task claims at most one attempt and exits after two empty polls. Alternatives rejected: an always-on ECS service with autoscaling (idle cost) and AWS Batch (another dependency). Trade-off: at most three concurrent encodes; Fargate start time adds to queue wait.</w:t>
-            </w:r>
-          </w:p>
-        </w:tc>
-        <w:tc>
-          <w:tcPr>
-            <w:tcW w:w="1341" w:type="dxa"/>
-          </w:tcPr>
-          <w:p>
-            <w:pPr>
-              <w:pStyle w:val="TableText"/>
-            </w:pPr>
-            <w:r>
-              <w:t>New</w:t>
+              <w:t>One Aurora cluster per service.</w:t>
+            </w:r>
+            <w:r>
+              <w:t xml:space="preserve"> </w:t>
+            </w:r>
+            <w:r>
+              <w:t>Media keeps the original cluster; Processing gets a copy-on-write clone, and cleanup then drops the peer’s database from each. Both keep auto-pause at 0 ACU</w:t>
+            </w:r>
+          </w:p>
+        </w:tc>
+        <w:tc>
+          <w:tcPr>
+            <w:tcW w:w="2746" w:type="dxa"/>
+          </w:tcPr>
+          <w:p>
+            <w:pPr>
+              <w:pStyle w:val="TableText"/>
+            </w:pPr>
+            <w:r>
+              <w:t xml:space="preserve">Removes the shared capacity and failure boundary that role separation did not. The split was rehearsed on a throwaway stack first (receipt </w:t>
+            </w:r>
+            <w:r>
+              <w:rPr>
+                <w:rStyle w:val="VerbatimChar"/>
+                <w:sz w:val="15"/>
+                <w:szCs w:val="15"/>
+              </w:rPr>
+              <w:t>docs/results/engineering-20261021/database-split-rehearsal.json</w:t>
+            </w:r>
+            <w:r>
+              <w:t>), a pre-split snapshot is kept, and CD applied it to the live stack on 21 October. Trade-off: a second cluster’s storage and wake cost; Processing must be idle during the split.</w:t>
+            </w:r>
+          </w:p>
+        </w:tc>
+        <w:tc>
+          <w:tcPr>
+            <w:tcW w:w="1277" w:type="dxa"/>
+          </w:tcPr>
+          <w:p>
+            <w:pPr>
+              <w:pStyle w:val="TableText"/>
+            </w:pPr>
+            <w:r>
+              <w:t>New (refines AD-02, AD-12)</w:t>
             </w:r>
           </w:p>
         </w:tc>
@@ -17631,20 +17720,20 @@
         </w:trPr>
         <w:tc>
           <w:tcPr>
-            <w:tcW w:w="1213" w:type="dxa"/>
-          </w:tcPr>
-          <w:p>
-            <w:pPr>
-              <w:pStyle w:val="TableText"/>
-            </w:pPr>
-            <w:r>
-              <w:t>AD-15</w:t>
-            </w:r>
-          </w:p>
-        </w:tc>
-        <w:tc>
-          <w:tcPr>
-            <w:tcW w:w="2490" w:type="dxa"/>
+            <w:tcW w:w="1149" w:type="dxa"/>
+          </w:tcPr>
+          <w:p>
+            <w:pPr>
+              <w:pStyle w:val="TableText"/>
+            </w:pPr>
+            <w:r>
+              <w:t>AD-13</w:t>
+            </w:r>
+          </w:p>
+        </w:tc>
+        <w:tc>
+          <w:tcPr>
+            <w:tcW w:w="2746" w:type="dxa"/>
           </w:tcPr>
           <w:p>
             <w:pPr>
@@ -17655,48 +17744,29 @@
                 <w:b/>
                 <w:bCs/>
               </w:rPr>
-              <w:t>CloudFront as the single public entry</w:t>
-            </w:r>
-            <w:r>
-              <w:t xml:space="preserve"> for frontend and </w:t>
-            </w:r>
-            <w:r>
-              <w:rPr>
-                <w:rStyle w:val="VerbatimChar"/>
-                <w:sz w:val="15"/>
-                <w:szCs w:val="15"/>
-              </w:rPr>
-              <w:t>/api/*</w:t>
-            </w:r>
-          </w:p>
-        </w:tc>
-        <w:tc>
-          <w:tcPr>
-            <w:tcW w:w="2874" w:type="dxa"/>
-          </w:tcPr>
-          <w:p>
-            <w:pPr>
-              <w:pStyle w:val="TableText"/>
-            </w:pPr>
-            <w:r>
-              <w:t xml:space="preserve">Managed HTTPS without buying a domain; one origin for cookies. Trade-off: AWS-generated hostnames; the </w:t>
-            </w:r>
-            <w:r>
-              <w:rPr>
-                <w:rStyle w:val="VerbatimChar"/>
-                <w:sz w:val="15"/>
-                <w:szCs w:val="15"/>
-              </w:rPr>
-              <w:t>execute-api</w:t>
-            </w:r>
-            <w:r>
-              <w:t xml:space="preserve"> endpoint is also reachable directly (AISS-03).</w:t>
-            </w:r>
-          </w:p>
-        </w:tc>
-        <w:tc>
-          <w:tcPr>
-            <w:tcW w:w="1341" w:type="dxa"/>
+              <w:t>Finite Fargate encoders</w:t>
+            </w:r>
+            <w:r>
+              <w:t>: one task per attempt, a hard cap of 3, zero when idle; clips of at most 60 s, 64 MiB and 1080p run on a Lambda instead (#93, AD-22)</w:t>
+            </w:r>
+          </w:p>
+        </w:tc>
+        <w:tc>
+          <w:tcPr>
+            <w:tcW w:w="2746" w:type="dxa"/>
+          </w:tcPr>
+          <w:p>
+            <w:pPr>
+              <w:pStyle w:val="TableText"/>
+            </w:pPr>
+            <w:r>
+              <w:t>FFmpeg needs minutes of CPU, and nothing should run idle. Each task claims at most one attempt and exits after two empty polls. Alternatives rejected: an always-on ECS service with autoscaling (idle cost) and AWS Batch (another dependency). Trade-off: at most three concurrent encodes; Fargate start time adds to queue wait, which the Lambda lane avoids for short clips.</w:t>
+            </w:r>
+          </w:p>
+        </w:tc>
+        <w:tc>
+          <w:tcPr>
+            <w:tcW w:w="1277" w:type="dxa"/>
           </w:tcPr>
           <w:p>
             <w:pPr>
@@ -17714,20 +17784,20 @@
         </w:trPr>
         <w:tc>
           <w:tcPr>
-            <w:tcW w:w="1213" w:type="dxa"/>
-          </w:tcPr>
-          <w:p>
-            <w:pPr>
-              <w:pStyle w:val="TableText"/>
-            </w:pPr>
-            <w:r>
-              <w:t>AD-16</w:t>
-            </w:r>
-          </w:p>
-        </w:tc>
-        <w:tc>
-          <w:tcPr>
-            <w:tcW w:w="2490" w:type="dxa"/>
+            <w:tcW w:w="1149" w:type="dxa"/>
+          </w:tcPr>
+          <w:p>
+            <w:pPr>
+              <w:pStyle w:val="TableText"/>
+            </w:pPr>
+            <w:r>
+              <w:t>AD-15</w:t>
+            </w:r>
+          </w:p>
+        </w:tc>
+        <w:tc>
+          <w:tcPr>
+            <w:tcW w:w="2746" w:type="dxa"/>
           </w:tcPr>
           <w:p>
             <w:pPr>
@@ -17738,20 +17808,10 @@
                 <w:b/>
                 <w:bCs/>
               </w:rPr>
-              <w:t>Per-owner release and rollback by image digest and Lambda alias</w:t>
-            </w:r>
-          </w:p>
-        </w:tc>
-        <w:tc>
-          <w:tcPr>
-            <w:tcW w:w="2874" w:type="dxa"/>
-          </w:tcPr>
-          <w:p>
-            <w:pPr>
-              <w:pStyle w:val="TableText"/>
-            </w:pPr>
-            <w:r>
-              <w:t xml:space="preserve">Releases Processing without touching Media (UC-7). Each release builds and scans the owner’s image, publishes versions, moves </w:t>
+              <w:t>CloudFront as the single public entry</w:t>
+            </w:r>
+            <w:r>
+              <w:t xml:space="preserve"> for frontend and </w:t>
             </w:r>
             <w:r>
               <w:rPr>
@@ -17759,16 +17819,37 @@
                 <w:sz w:val="15"/>
                 <w:szCs w:val="15"/>
               </w:rPr>
-              <w:t>live</w:t>
-            </w:r>
-            <w:r>
-              <w:t xml:space="preserve"> aliases, runs a smoke test, and restores the previous versions on failure. Trade-off: rollback is image-only, and schema changes must be additive.</w:t>
-            </w:r>
-          </w:p>
-        </w:tc>
-        <w:tc>
-          <w:tcPr>
-            <w:tcW w:w="1341" w:type="dxa"/>
+              <w:t>/api/*</w:t>
+            </w:r>
+          </w:p>
+        </w:tc>
+        <w:tc>
+          <w:tcPr>
+            <w:tcW w:w="2746" w:type="dxa"/>
+          </w:tcPr>
+          <w:p>
+            <w:pPr>
+              <w:pStyle w:val="TableText"/>
+            </w:pPr>
+            <w:r>
+              <w:t xml:space="preserve">Managed HTTPS without buying a domain; one origin for cookies. Trade-off: AWS-generated hostnames; the </w:t>
+            </w:r>
+            <w:r>
+              <w:rPr>
+                <w:rStyle w:val="VerbatimChar"/>
+                <w:sz w:val="15"/>
+                <w:szCs w:val="15"/>
+              </w:rPr>
+              <w:t>execute-api</w:t>
+            </w:r>
+            <w:r>
+              <w:t xml:space="preserve"> endpoint is also reachable directly (AISS-01).</w:t>
+            </w:r>
+          </w:p>
+        </w:tc>
+        <w:tc>
+          <w:tcPr>
+            <w:tcW w:w="1277" w:type="dxa"/>
           </w:tcPr>
           <w:p>
             <w:pPr>
@@ -17786,20 +17867,20 @@
         </w:trPr>
         <w:tc>
           <w:tcPr>
-            <w:tcW w:w="1213" w:type="dxa"/>
-          </w:tcPr>
-          <w:p>
-            <w:pPr>
-              <w:pStyle w:val="TableText"/>
-            </w:pPr>
-            <w:r>
-              <w:t>AD-17</w:t>
-            </w:r>
-          </w:p>
-        </w:tc>
-        <w:tc>
-          <w:tcPr>
-            <w:tcW w:w="2490" w:type="dxa"/>
+            <w:tcW w:w="1149" w:type="dxa"/>
+          </w:tcPr>
+          <w:p>
+            <w:pPr>
+              <w:pStyle w:val="TableText"/>
+            </w:pPr>
+            <w:r>
+              <w:t>AD-16</w:t>
+            </w:r>
+          </w:p>
+        </w:tc>
+        <w:tc>
+          <w:tcPr>
+            <w:tcW w:w="2746" w:type="dxa"/>
           </w:tcPr>
           <w:p>
             <w:pPr>
@@ -17810,10 +17891,20 @@
                 <w:b/>
                 <w:bCs/>
               </w:rPr>
-              <w:t>GitHub Actions CD over OIDC</w:t>
-            </w:r>
-            <w:r>
-              <w:t xml:space="preserve">: role </w:t>
+              <w:t>Per-owner release and rollback by image digest and Lambda alias</w:t>
+            </w:r>
+          </w:p>
+        </w:tc>
+        <w:tc>
+          <w:tcPr>
+            <w:tcW w:w="2746" w:type="dxa"/>
+          </w:tcPr>
+          <w:p>
+            <w:pPr>
+              <w:pStyle w:val="TableText"/>
+            </w:pPr>
+            <w:r>
+              <w:t xml:space="preserve">Releases Processing without touching Media (UC-7). Each release builds and scans the owner’s image, publishes versions, moves </w:t>
             </w:r>
             <w:r>
               <w:rPr>
@@ -17821,54 +17912,19 @@
                 <w:sz w:val="15"/>
                 <w:szCs w:val="15"/>
               </w:rPr>
-              <w:t>dc2-github-deploy</w:t>
-            </w:r>
-            <w:r>
-              <w:t xml:space="preserve">, assumed only from the </w:t>
-            </w:r>
-            <w:r>
-              <w:rPr>
-                <w:rStyle w:val="VerbatimChar"/>
-                <w:sz w:val="15"/>
-                <w:szCs w:val="15"/>
-              </w:rPr>
-              <w:t>aws</w:t>
+              <w:t>live</w:t>
             </w:r>
             <w:r>
               <w:t xml:space="preserve"> </w:t>
             </w:r>
             <w:r>
-              <w:t>environment, with no stored AWS key</w:t>
-            </w:r>
-          </w:p>
-        </w:tc>
-        <w:tc>
-          <w:tcPr>
-            <w:tcW w:w="2874" w:type="dxa"/>
-          </w:tcPr>
-          <w:p>
-            <w:pPr>
-              <w:pStyle w:val="TableText"/>
-            </w:pPr>
-            <w:r>
-              <w:t>Recorded, repeatable delivery. Trade-off: the role is broad (</w:t>
-            </w:r>
-            <w:r>
-              <w:rPr>
-                <w:rStyle w:val="VerbatimChar"/>
-                <w:sz w:val="15"/>
-                <w:szCs w:val="15"/>
-              </w:rPr>
-              <w:t>AdministratorAccess</w:t>
-            </w:r>
-            <w:r>
-              <w:t xml:space="preserve"> with a region lock), protected by the environment’s branch policy (AISS-05).</w:t>
-            </w:r>
-          </w:p>
-        </w:tc>
-        <w:tc>
-          <w:tcPr>
-            <w:tcW w:w="1341" w:type="dxa"/>
+              <w:t>aliases, runs a smoke test, and restores the previous versions on failure. Trade-off: rollback is image-only, and schema changes must be additive.</w:t>
+            </w:r>
+          </w:p>
+        </w:tc>
+        <w:tc>
+          <w:tcPr>
+            <w:tcW w:w="1277" w:type="dxa"/>
           </w:tcPr>
           <w:p>
             <w:pPr>
@@ -17886,20 +17942,20 @@
         </w:trPr>
         <w:tc>
           <w:tcPr>
-            <w:tcW w:w="1213" w:type="dxa"/>
-          </w:tcPr>
-          <w:p>
-            <w:pPr>
-              <w:pStyle w:val="TableText"/>
-            </w:pPr>
-            <w:r>
-              <w:t>AD-18</w:t>
-            </w:r>
-          </w:p>
-        </w:tc>
-        <w:tc>
-          <w:tcPr>
-            <w:tcW w:w="2490" w:type="dxa"/>
+            <w:tcW w:w="1149" w:type="dxa"/>
+          </w:tcPr>
+          <w:p>
+            <w:pPr>
+              <w:pStyle w:val="TableText"/>
+            </w:pPr>
+            <w:r>
+              <w:t>AD-17</w:t>
+            </w:r>
+          </w:p>
+        </w:tc>
+        <w:tc>
+          <w:tcPr>
+            <w:tcW w:w="2746" w:type="dxa"/>
           </w:tcPr>
           <w:p>
             <w:pPr>
@@ -17910,26 +17966,62 @@
                 <w:b/>
                 <w:bCs/>
               </w:rPr>
-              <w:t>Private Lambda subnets with IPv6 egress only, an S3 gateway endpoint and no NAT</w:t>
-            </w:r>
-          </w:p>
-        </w:tc>
-        <w:tc>
-          <w:tcPr>
-            <w:tcW w:w="2874" w:type="dxa"/>
-          </w:tcPr>
-          <w:p>
-            <w:pPr>
-              <w:pStyle w:val="TableText"/>
-            </w:pPr>
-            <w:r>
-              <w:t>Avoids NAT and interface-endpoint hourly charges, the largest idle cost in a typical VPC design. Trade-off: every AWS dependency must be reachable over IPv6 or the gateway endpoint; Fargate tasks run in public subnets to pull images.</w:t>
-            </w:r>
-          </w:p>
-        </w:tc>
-        <w:tc>
-          <w:tcPr>
-            <w:tcW w:w="1341" w:type="dxa"/>
+              <w:t>GitHub Actions CD over OIDC</w:t>
+            </w:r>
+            <w:r>
+              <w:t xml:space="preserve">: role </w:t>
+            </w:r>
+            <w:r>
+              <w:rPr>
+                <w:rStyle w:val="VerbatimChar"/>
+                <w:sz w:val="15"/>
+                <w:szCs w:val="15"/>
+              </w:rPr>
+              <w:t>dc2-github-deploy</w:t>
+            </w:r>
+            <w:r>
+              <w:t xml:space="preserve">, assumed only from the </w:t>
+            </w:r>
+            <w:r>
+              <w:rPr>
+                <w:rStyle w:val="VerbatimChar"/>
+                <w:sz w:val="15"/>
+                <w:szCs w:val="15"/>
+              </w:rPr>
+              <w:t>aws</w:t>
+            </w:r>
+            <w:r>
+              <w:t xml:space="preserve"> environment, with no stored AWS key</w:t>
+            </w:r>
+          </w:p>
+        </w:tc>
+        <w:tc>
+          <w:tcPr>
+            <w:tcW w:w="2746" w:type="dxa"/>
+          </w:tcPr>
+          <w:p>
+            <w:pPr>
+              <w:pStyle w:val="TableText"/>
+            </w:pPr>
+            <w:r>
+              <w:t>Recorded, repeatable delivery. Trade-off: the role is broad (</w:t>
+            </w:r>
+            <w:r>
+              <w:rPr>
+                <w:rStyle w:val="VerbatimChar"/>
+                <w:sz w:val="15"/>
+                <w:szCs w:val="15"/>
+              </w:rPr>
+              <w:t>AdministratorAccess</w:t>
+            </w:r>
+            <w:r>
+              <w:t xml:space="preserve"> with a region lock), protected by the environment’s branch policy (AISS-04).</w:t>
+            </w:r>
+          </w:p>
+        </w:tc>
+        <w:tc>
+          <w:tcPr>
+            <w:tcW w:w="1277" w:type="dxa"/>
           </w:tcPr>
           <w:p>
             <w:pPr>
@@ -17947,20 +18039,20 @@
         </w:trPr>
         <w:tc>
           <w:tcPr>
-            <w:tcW w:w="1213" w:type="dxa"/>
-          </w:tcPr>
-          <w:p>
-            <w:pPr>
-              <w:pStyle w:val="TableText"/>
-            </w:pPr>
-            <w:r>
-              <w:t>AD-20</w:t>
-            </w:r>
-          </w:p>
-        </w:tc>
-        <w:tc>
-          <w:tcPr>
-            <w:tcW w:w="2490" w:type="dxa"/>
+            <w:tcW w:w="1149" w:type="dxa"/>
+          </w:tcPr>
+          <w:p>
+            <w:pPr>
+              <w:pStyle w:val="TableText"/>
+            </w:pPr>
+            <w:r>
+              <w:t>AD-18</w:t>
+            </w:r>
+          </w:p>
+        </w:tc>
+        <w:tc>
+          <w:tcPr>
+            <w:tcW w:w="2746" w:type="dxa"/>
           </w:tcPr>
           <w:p>
             <w:pPr>
@@ -17971,61 +18063,33 @@
                 <w:b/>
                 <w:bCs/>
               </w:rPr>
-              <w:t>Least-privilege IAM per handler</w:t>
-            </w:r>
-            <w:r>
-              <w:t>, native role credentials, queue resource policies</w:t>
-            </w:r>
-          </w:p>
-        </w:tc>
-        <w:tc>
-          <w:tcPr>
-            <w:tcW w:w="2874" w:type="dxa"/>
-          </w:tcPr>
-          <w:p>
-            <w:pPr>
-              <w:pStyle w:val="TableText"/>
-            </w:pPr>
-            <w:r>
-              <w:t xml:space="preserve">Producer and consumer authority is enforced by AWS, not by the message schema. </w:t>
-            </w:r>
-            <w:r>
-              <w:rPr>
-                <w:rStyle w:val="VerbatimChar"/>
-                <w:sz w:val="15"/>
-                <w:szCs w:val="15"/>
-              </w:rPr>
-              <w:t>ProcessingApi</w:t>
-            </w:r>
-            <w:r>
-              <w:t xml:space="preserve"> has no S3 or SQS access; </w:t>
-            </w:r>
-            <w:r>
-              <w:rPr>
-                <w:rStyle w:val="VerbatimChar"/>
-                <w:sz w:val="15"/>
-                <w:szCs w:val="15"/>
-              </w:rPr>
-              <w:t>MediaApi</w:t>
-            </w:r>
-            <w:r>
-              <w:t xml:space="preserve"> </w:t>
-            </w:r>
-            <w:r>
-              <w:t>has no SQS access; the worker can read sources, write outputs and receive work, nothing else. Trade-off: the worker’s source read is bucket-wide, so owner binding is checked in code before any read.</w:t>
-            </w:r>
-          </w:p>
-        </w:tc>
-        <w:tc>
-          <w:tcPr>
-            <w:tcW w:w="1341" w:type="dxa"/>
-          </w:tcPr>
-          <w:p>
-            <w:pPr>
-              <w:pStyle w:val="TableText"/>
-            </w:pPr>
-            <w:r>
-              <w:t>New (supersedes AD-06)</w:t>
+              <w:t>Private Lambda subnets with IPv6 egress only, an S3 gateway endpoint and no NAT</w:t>
+            </w:r>
+          </w:p>
+        </w:tc>
+        <w:tc>
+          <w:tcPr>
+            <w:tcW w:w="2746" w:type="dxa"/>
+          </w:tcPr>
+          <w:p>
+            <w:pPr>
+              <w:pStyle w:val="TableText"/>
+            </w:pPr>
+            <w:r>
+              <w:t>Avoids NAT and interface-endpoint hourly charges, the largest idle cost in a typical VPC design. Trade-off: every AWS dependency must be reachable over IPv6 or the gateway endpoint; Fargate tasks run in public subnets to pull images.</w:t>
+            </w:r>
+          </w:p>
+        </w:tc>
+        <w:tc>
+          <w:tcPr>
+            <w:tcW w:w="1277" w:type="dxa"/>
+          </w:tcPr>
+          <w:p>
+            <w:pPr>
+              <w:pStyle w:val="TableText"/>
+            </w:pPr>
+            <w:r>
+              <w:t>New</w:t>
             </w:r>
           </w:p>
         </w:tc>
@@ -18036,20 +18100,20 @@
         </w:trPr>
         <w:tc>
           <w:tcPr>
-            <w:tcW w:w="1213" w:type="dxa"/>
-          </w:tcPr>
-          <w:p>
-            <w:pPr>
-              <w:pStyle w:val="TableText"/>
-            </w:pPr>
-            <w:r>
-              <w:t>AD-23</w:t>
-            </w:r>
-          </w:p>
-        </w:tc>
-        <w:tc>
-          <w:tcPr>
-            <w:tcW w:w="2490" w:type="dxa"/>
+            <w:tcW w:w="1149" w:type="dxa"/>
+          </w:tcPr>
+          <w:p>
+            <w:pPr>
+              <w:pStyle w:val="TableText"/>
+            </w:pPr>
+            <w:r>
+              <w:t>AD-20</w:t>
+            </w:r>
+          </w:p>
+        </w:tc>
+        <w:tc>
+          <w:tcPr>
+            <w:tcW w:w="2746" w:type="dxa"/>
           </w:tcPr>
           <w:p>
             <w:pPr>
@@ -18060,36 +18124,61 @@
                 <w:b/>
                 <w:bCs/>
               </w:rPr>
-              <w:t>One CloudFormation stack, applied in two phases</w:t>
-            </w:r>
-            <w:r>
-              <w:t xml:space="preserve"> (infrastructure, then applications pinned by digest)</w:t>
-            </w:r>
-          </w:p>
-        </w:tc>
-        <w:tc>
-          <w:tcPr>
-            <w:tcW w:w="2874" w:type="dxa"/>
-          </w:tcPr>
-          <w:p>
-            <w:pPr>
-              <w:pStyle w:val="TableText"/>
-            </w:pPr>
-            <w:r>
-              <w:t>The smallest operational surface for three people. Trade-off: infrastructure for both domains changes together; only code releases are independent.</w:t>
-            </w:r>
-          </w:p>
-        </w:tc>
-        <w:tc>
-          <w:tcPr>
-            <w:tcW w:w="1341" w:type="dxa"/>
-          </w:tcPr>
-          <w:p>
-            <w:pPr>
-              <w:pStyle w:val="TableText"/>
-            </w:pPr>
-            <w:r>
-              <w:t>New</w:t>
+              <w:t>Least-privilege IAM per handler</w:t>
+            </w:r>
+            <w:r>
+              <w:t>, native role credentials, queue resource policies</w:t>
+            </w:r>
+          </w:p>
+        </w:tc>
+        <w:tc>
+          <w:tcPr>
+            <w:tcW w:w="2746" w:type="dxa"/>
+          </w:tcPr>
+          <w:p>
+            <w:pPr>
+              <w:pStyle w:val="TableText"/>
+            </w:pPr>
+            <w:r>
+              <w:t xml:space="preserve">Producer and consumer authority is enforced by AWS, not by the message schema. </w:t>
+            </w:r>
+            <w:r>
+              <w:rPr>
+                <w:rStyle w:val="VerbatimChar"/>
+                <w:sz w:val="15"/>
+                <w:szCs w:val="15"/>
+              </w:rPr>
+              <w:t>ProcessingApi</w:t>
+            </w:r>
+            <w:r>
+              <w:t xml:space="preserve"> </w:t>
+            </w:r>
+            <w:r>
+              <w:t xml:space="preserve">has no S3 or SQS access; </w:t>
+            </w:r>
+            <w:r>
+              <w:rPr>
+                <w:rStyle w:val="VerbatimChar"/>
+                <w:sz w:val="15"/>
+                <w:szCs w:val="15"/>
+              </w:rPr>
+              <w:t>MediaApi</w:t>
+            </w:r>
+            <w:r>
+              <w:t xml:space="preserve"> has no SQS access; the worker can read sources, write outputs and receive work, nothing else. Trade-off: the worker’s source read is bucket-wide, so owner binding is checked in code before any read.</w:t>
+            </w:r>
+          </w:p>
+        </w:tc>
+        <w:tc>
+          <w:tcPr>
+            <w:tcW w:w="1277" w:type="dxa"/>
+          </w:tcPr>
+          <w:p>
+            <w:pPr>
+              <w:pStyle w:val="TableText"/>
+            </w:pPr>
+            <w:r>
+              <w:t>New (supersedes AD-06)</w:t>
             </w:r>
           </w:p>
         </w:tc>
@@ -18100,21 +18189,20 @@
         </w:trPr>
         <w:tc>
           <w:tcPr>
-            <w:tcW w:w="1213" w:type="dxa"/>
-          </w:tcPr>
-          <w:p>
-            <w:pPr>
-              <w:pStyle w:val="TableText"/>
-            </w:pPr>
-            <w:r>
-              <w:lastRenderedPageBreak/>
-              <w:t>AD-25</w:t>
-            </w:r>
-          </w:p>
-        </w:tc>
-        <w:tc>
-          <w:tcPr>
-            <w:tcW w:w="2490" w:type="dxa"/>
+            <w:tcW w:w="1149" w:type="dxa"/>
+          </w:tcPr>
+          <w:p>
+            <w:pPr>
+              <w:pStyle w:val="TableText"/>
+            </w:pPr>
+            <w:r>
+              <w:t>AD-23</w:t>
+            </w:r>
+          </w:p>
+        </w:tc>
+        <w:tc>
+          <w:tcPr>
+            <w:tcW w:w="2746" w:type="dxa"/>
           </w:tcPr>
           <w:p>
             <w:pPr>
@@ -18125,26 +18213,29 @@
                 <w:b/>
                 <w:bCs/>
               </w:rPr>
-              <w:t>Per-service alarms and one services dashboard</w:t>
-            </w:r>
-          </w:p>
-        </w:tc>
-        <w:tc>
-          <w:tcPr>
-            <w:tcW w:w="2874" w:type="dxa"/>
-          </w:tcPr>
-          <w:p>
-            <w:pPr>
-              <w:pStyle w:val="TableText"/>
-            </w:pPr>
-            <w:r>
-              <w:t>Failures are attributable to one service: one DLQ alarm per queue and one error alarm per function, tagged by owner. Trade-off: alarms are state to read, with no paging target.</w:t>
-            </w:r>
-          </w:p>
-        </w:tc>
-        <w:tc>
-          <w:tcPr>
-            <w:tcW w:w="1341" w:type="dxa"/>
+              <w:t>One CloudFormation stack, applied in two phases</w:t>
+            </w:r>
+            <w:r>
+              <w:t xml:space="preserve"> (infrastructure, then applications pinned by digest)</w:t>
+            </w:r>
+          </w:p>
+        </w:tc>
+        <w:tc>
+          <w:tcPr>
+            <w:tcW w:w="2746" w:type="dxa"/>
+          </w:tcPr>
+          <w:p>
+            <w:pPr>
+              <w:pStyle w:val="TableText"/>
+            </w:pPr>
+            <w:r>
+              <w:t>The smallest operational surface for three people. Trade-off: infrastructure for both domains changes together; only code releases are independent.</w:t>
+            </w:r>
+          </w:p>
+        </w:tc>
+        <w:tc>
+          <w:tcPr>
+            <w:tcW w:w="1277" w:type="dxa"/>
           </w:tcPr>
           <w:p>
             <w:pPr>
@@ -18162,20 +18253,20 @@
         </w:trPr>
         <w:tc>
           <w:tcPr>
-            <w:tcW w:w="1213" w:type="dxa"/>
-          </w:tcPr>
-          <w:p>
-            <w:pPr>
-              <w:pStyle w:val="TableText"/>
-            </w:pPr>
-            <w:r>
-              <w:t>AD-27</w:t>
-            </w:r>
-          </w:p>
-        </w:tc>
-        <w:tc>
-          <w:tcPr>
-            <w:tcW w:w="2490" w:type="dxa"/>
+            <w:tcW w:w="1149" w:type="dxa"/>
+          </w:tcPr>
+          <w:p>
+            <w:pPr>
+              <w:pStyle w:val="TableText"/>
+            </w:pPr>
+            <w:r>
+              <w:t>AD-25</w:t>
+            </w:r>
+          </w:p>
+        </w:tc>
+        <w:tc>
+          <w:tcPr>
+            <w:tcW w:w="2746" w:type="dxa"/>
           </w:tcPr>
           <w:p>
             <w:pPr>
@@ -18186,13 +18277,74 @@
                 <w:b/>
                 <w:bCs/>
               </w:rPr>
+              <w:t>Per-service alarms and one services dashboard</w:t>
+            </w:r>
+          </w:p>
+        </w:tc>
+        <w:tc>
+          <w:tcPr>
+            <w:tcW w:w="2746" w:type="dxa"/>
+          </w:tcPr>
+          <w:p>
+            <w:pPr>
+              <w:pStyle w:val="TableText"/>
+            </w:pPr>
+            <w:r>
+              <w:t>Failures are attributable to one service: one DLQ alarm per queue and one error alarm per function, tagged by owner. Trade-off: alarms are state to read, with no paging target.</w:t>
+            </w:r>
+          </w:p>
+        </w:tc>
+        <w:tc>
+          <w:tcPr>
+            <w:tcW w:w="1277" w:type="dxa"/>
+          </w:tcPr>
+          <w:p>
+            <w:pPr>
+              <w:pStyle w:val="TableText"/>
+            </w:pPr>
+            <w:r>
+              <w:t>New</w:t>
+            </w:r>
+          </w:p>
+        </w:tc>
+      </w:tr>
+      <w:tr>
+        <w:trPr>
+          <w:cantSplit/>
+        </w:trPr>
+        <w:tc>
+          <w:tcPr>
+            <w:tcW w:w="1149" w:type="dxa"/>
+          </w:tcPr>
+          <w:p>
+            <w:pPr>
+              <w:pStyle w:val="TableText"/>
+            </w:pPr>
+            <w:r>
+              <w:t>AD-27</w:t>
+            </w:r>
+          </w:p>
+        </w:tc>
+        <w:tc>
+          <w:tcPr>
+            <w:tcW w:w="2746" w:type="dxa"/>
+          </w:tcPr>
+          <w:p>
+            <w:pPr>
+              <w:pStyle w:val="TableText"/>
+            </w:pPr>
+            <w:r>
+              <w:rPr>
+                <w:b/>
+                <w:bCs/>
+              </w:rPr>
               <w:t>One persistent, always-on environment, updated in place, scaling to zero</w:t>
             </w:r>
           </w:p>
         </w:tc>
         <w:tc>
           <w:tcPr>
-            <w:tcW w:w="2874" w:type="dxa"/>
+            <w:tcW w:w="2746" w:type="dxa"/>
           </w:tcPr>
           <w:p>
             <w:pPr>
@@ -18205,7 +18357,7 @@
         </w:tc>
         <w:tc>
           <w:tcPr>
-            <w:tcW w:w="1341" w:type="dxa"/>
+            <w:tcW w:w="1277" w:type="dxa"/>
           </w:tcPr>
           <w:p>
             <w:pPr>
@@ -18236,10 +18388,10 @@
         <w:tblLook w:val="0020" w:firstRow="1" w:lastRow="0" w:firstColumn="0" w:lastColumn="0" w:noHBand="0" w:noVBand="0"/>
       </w:tblPr>
       <w:tblGrid>
-        <w:gridCol w:w="1876"/>
-        <w:gridCol w:w="2163"/>
-        <w:gridCol w:w="2741"/>
-        <w:gridCol w:w="2236"/>
+        <w:gridCol w:w="1890"/>
+        <w:gridCol w:w="2109"/>
+        <w:gridCol w:w="2763"/>
+        <w:gridCol w:w="2254"/>
       </w:tblGrid>
       <w:tr>
         <w:trPr>
@@ -18248,7 +18400,7 @@
         </w:trPr>
         <w:tc>
           <w:tcPr>
-            <w:tcW w:w="1647" w:type="dxa"/>
+            <w:tcW w:w="1660" w:type="dxa"/>
           </w:tcPr>
           <w:p>
             <w:pPr>
@@ -18262,7 +18414,7 @@
         </w:tc>
         <w:tc>
           <w:tcPr>
-            <w:tcW w:w="1900" w:type="dxa"/>
+            <w:tcW w:w="1852" w:type="dxa"/>
           </w:tcPr>
           <w:p>
             <w:pPr>
@@ -18276,7 +18428,7 @@
         </w:tc>
         <w:tc>
           <w:tcPr>
-            <w:tcW w:w="2407" w:type="dxa"/>
+            <w:tcW w:w="2427" w:type="dxa"/>
           </w:tcPr>
           <w:p>
             <w:pPr>
@@ -18290,7 +18442,7 @@
         </w:tc>
         <w:tc>
           <w:tcPr>
-            <w:tcW w:w="1964" w:type="dxa"/>
+            <w:tcW w:w="1980" w:type="dxa"/>
           </w:tcPr>
           <w:p>
             <w:pPr>
@@ -18309,7 +18461,7 @@
         </w:trPr>
         <w:tc>
           <w:tcPr>
-            <w:tcW w:w="1647" w:type="dxa"/>
+            <w:tcW w:w="1660" w:type="dxa"/>
           </w:tcPr>
           <w:p>
             <w:pPr>
@@ -18323,7 +18475,7 @@
         </w:tc>
         <w:tc>
           <w:tcPr>
-            <w:tcW w:w="1900" w:type="dxa"/>
+            <w:tcW w:w="1852" w:type="dxa"/>
           </w:tcPr>
           <w:p>
             <w:pPr>
@@ -18337,7 +18489,7 @@
         </w:tc>
         <w:tc>
           <w:tcPr>
-            <w:tcW w:w="2407" w:type="dxa"/>
+            <w:tcW w:w="2427" w:type="dxa"/>
           </w:tcPr>
           <w:p>
             <w:pPr>
@@ -18351,7 +18503,7 @@
         </w:tc>
         <w:tc>
           <w:tcPr>
-            <w:tcW w:w="1964" w:type="dxa"/>
+            <w:tcW w:w="1980" w:type="dxa"/>
           </w:tcPr>
           <w:p>
             <w:pPr>
@@ -18370,7 +18522,7 @@
         </w:trPr>
         <w:tc>
           <w:tcPr>
-            <w:tcW w:w="1647" w:type="dxa"/>
+            <w:tcW w:w="1660" w:type="dxa"/>
           </w:tcPr>
           <w:p>
             <w:pPr>
@@ -18384,7 +18536,7 @@
         </w:tc>
         <w:tc>
           <w:tcPr>
-            <w:tcW w:w="1900" w:type="dxa"/>
+            <w:tcW w:w="1852" w:type="dxa"/>
           </w:tcPr>
           <w:p>
             <w:pPr>
@@ -18398,7 +18550,7 @@
         </w:tc>
         <w:tc>
           <w:tcPr>
-            <w:tcW w:w="2407" w:type="dxa"/>
+            <w:tcW w:w="2427" w:type="dxa"/>
           </w:tcPr>
           <w:p>
             <w:pPr>
@@ -18412,7 +18564,7 @@
         </w:tc>
         <w:tc>
           <w:tcPr>
-            <w:tcW w:w="1964" w:type="dxa"/>
+            <w:tcW w:w="1980" w:type="dxa"/>
           </w:tcPr>
           <w:p>
             <w:pPr>
@@ -18431,7 +18583,7 @@
         </w:trPr>
         <w:tc>
           <w:tcPr>
-            <w:tcW w:w="1647" w:type="dxa"/>
+            <w:tcW w:w="1660" w:type="dxa"/>
           </w:tcPr>
           <w:p>
             <w:pPr>
@@ -18444,7 +18596,7 @@
         </w:tc>
         <w:tc>
           <w:tcPr>
-            <w:tcW w:w="1900" w:type="dxa"/>
+            <w:tcW w:w="1852" w:type="dxa"/>
           </w:tcPr>
           <w:p>
             <w:pPr>
@@ -18457,7 +18609,7 @@
         </w:tc>
         <w:tc>
           <w:tcPr>
-            <w:tcW w:w="2407" w:type="dxa"/>
+            <w:tcW w:w="2427" w:type="dxa"/>
           </w:tcPr>
           <w:p>
             <w:pPr>
@@ -18481,7 +18633,7 @@
         </w:tc>
         <w:tc>
           <w:tcPr>
-            <w:tcW w:w="1964" w:type="dxa"/>
+            <w:tcW w:w="1980" w:type="dxa"/>
           </w:tcPr>
           <w:p>
             <w:pPr>
@@ -18499,7 +18651,7 @@
         </w:trPr>
         <w:tc>
           <w:tcPr>
-            <w:tcW w:w="1647" w:type="dxa"/>
+            <w:tcW w:w="1660" w:type="dxa"/>
           </w:tcPr>
           <w:p>
             <w:pPr>
@@ -18520,7 +18672,7 @@
         </w:tc>
         <w:tc>
           <w:tcPr>
-            <w:tcW w:w="1900" w:type="dxa"/>
+            <w:tcW w:w="1852" w:type="dxa"/>
           </w:tcPr>
           <w:p>
             <w:pPr>
@@ -18533,7 +18685,7 @@
         </w:tc>
         <w:tc>
           <w:tcPr>
-            <w:tcW w:w="2407" w:type="dxa"/>
+            <w:tcW w:w="2427" w:type="dxa"/>
           </w:tcPr>
           <w:p>
             <w:pPr>
@@ -18546,7 +18698,7 @@
         </w:tc>
         <w:tc>
           <w:tcPr>
-            <w:tcW w:w="1964" w:type="dxa"/>
+            <w:tcW w:w="1980" w:type="dxa"/>
           </w:tcPr>
           <w:p>
             <w:pPr>
@@ -18564,7 +18716,7 @@
         </w:trPr>
         <w:tc>
           <w:tcPr>
-            <w:tcW w:w="1647" w:type="dxa"/>
+            <w:tcW w:w="1660" w:type="dxa"/>
           </w:tcPr>
           <w:p>
             <w:pPr>
@@ -18577,7 +18729,7 @@
         </w:tc>
         <w:tc>
           <w:tcPr>
-            <w:tcW w:w="1900" w:type="dxa"/>
+            <w:tcW w:w="1852" w:type="dxa"/>
           </w:tcPr>
           <w:p>
             <w:pPr>
@@ -18590,20 +18742,20 @@
         </w:tc>
         <w:tc>
           <w:tcPr>
-            <w:tcW w:w="2407" w:type="dxa"/>
-          </w:tcPr>
-          <w:p>
-            <w:pPr>
-              <w:pStyle w:val="TableText"/>
-            </w:pPr>
-            <w:r>
-              <w:t>Pay per request, scale to zero, per-domain image release</w:t>
-            </w:r>
-          </w:p>
-        </w:tc>
-        <w:tc>
-          <w:tcPr>
-            <w:tcW w:w="1964" w:type="dxa"/>
+            <w:tcW w:w="2427" w:type="dxa"/>
+          </w:tcPr>
+          <w:p>
+            <w:pPr>
+              <w:pStyle w:val="TableText"/>
+            </w:pPr>
+            <w:r>
+              <w:t>Pay per request, scale to zero, per-domain image release; also the short-encode lane</w:t>
+            </w:r>
+          </w:p>
+        </w:tc>
+        <w:tc>
+          <w:tcPr>
+            <w:tcW w:w="1980" w:type="dxa"/>
           </w:tcPr>
           <w:p>
             <w:pPr>
@@ -18621,7 +18773,7 @@
         </w:trPr>
         <w:tc>
           <w:tcPr>
-            <w:tcW w:w="1647" w:type="dxa"/>
+            <w:tcW w:w="1660" w:type="dxa"/>
           </w:tcPr>
           <w:p>
             <w:pPr>
@@ -18634,7 +18786,7 @@
         </w:tc>
         <w:tc>
           <w:tcPr>
-            <w:tcW w:w="1900" w:type="dxa"/>
+            <w:tcW w:w="1852" w:type="dxa"/>
           </w:tcPr>
           <w:p>
             <w:pPr>
@@ -18647,7 +18799,7 @@
         </w:tc>
         <w:tc>
           <w:tcPr>
-            <w:tcW w:w="2407" w:type="dxa"/>
+            <w:tcW w:w="2427" w:type="dxa"/>
           </w:tcPr>
           <w:p>
             <w:pPr>
@@ -18660,7 +18812,7 @@
         </w:tc>
         <w:tc>
           <w:tcPr>
-            <w:tcW w:w="1964" w:type="dxa"/>
+            <w:tcW w:w="1980" w:type="dxa"/>
           </w:tcPr>
           <w:p>
             <w:pPr>
@@ -18678,7 +18830,7 @@
         </w:trPr>
         <w:tc>
           <w:tcPr>
-            <w:tcW w:w="1647" w:type="dxa"/>
+            <w:tcW w:w="1660" w:type="dxa"/>
           </w:tcPr>
           <w:p>
             <w:pPr>
@@ -18691,7 +18843,7 @@
         </w:tc>
         <w:tc>
           <w:tcPr>
-            <w:tcW w:w="1900" w:type="dxa"/>
+            <w:tcW w:w="1852" w:type="dxa"/>
           </w:tcPr>
           <w:p>
             <w:pPr>
@@ -18715,7 +18867,7 @@
         </w:tc>
         <w:tc>
           <w:tcPr>
-            <w:tcW w:w="2407" w:type="dxa"/>
+            <w:tcW w:w="2427" w:type="dxa"/>
           </w:tcPr>
           <w:p>
             <w:pPr>
@@ -18728,7 +18880,7 @@
         </w:tc>
         <w:tc>
           <w:tcPr>
-            <w:tcW w:w="1964" w:type="dxa"/>
+            <w:tcW w:w="1980" w:type="dxa"/>
           </w:tcPr>
           <w:p>
             <w:pPr>
@@ -18746,7 +18898,7 @@
         </w:trPr>
         <w:tc>
           <w:tcPr>
-            <w:tcW w:w="1647" w:type="dxa"/>
+            <w:tcW w:w="1660" w:type="dxa"/>
           </w:tcPr>
           <w:p>
             <w:pPr>
@@ -18759,7 +18911,7 @@
         </w:tc>
         <w:tc>
           <w:tcPr>
-            <w:tcW w:w="1900" w:type="dxa"/>
+            <w:tcW w:w="1852" w:type="dxa"/>
           </w:tcPr>
           <w:p>
             <w:pPr>
@@ -18772,7 +18924,7 @@
         </w:tc>
         <w:tc>
           <w:tcPr>
-            <w:tcW w:w="2407" w:type="dxa"/>
+            <w:tcW w:w="2427" w:type="dxa"/>
           </w:tcPr>
           <w:p>
             <w:pPr>
@@ -18785,7 +18937,7 @@
         </w:tc>
         <w:tc>
           <w:tcPr>
-            <w:tcW w:w="1964" w:type="dxa"/>
+            <w:tcW w:w="1980" w:type="dxa"/>
           </w:tcPr>
           <w:p>
             <w:pPr>
@@ -18803,7 +18955,7 @@
         </w:trPr>
         <w:tc>
           <w:tcPr>
-            <w:tcW w:w="1647" w:type="dxa"/>
+            <w:tcW w:w="1660" w:type="dxa"/>
           </w:tcPr>
           <w:p>
             <w:pPr>
@@ -18816,20 +18968,20 @@
         </w:tc>
         <w:tc>
           <w:tcPr>
-            <w:tcW w:w="1900" w:type="dxa"/>
-          </w:tcPr>
-          <w:p>
-            <w:pPr>
-              <w:pStyle w:val="TableText"/>
-            </w:pPr>
-            <w:r>
-              <w:t>Two owned relational databases</w:t>
-            </w:r>
-          </w:p>
-        </w:tc>
-        <w:tc>
-          <w:tcPr>
-            <w:tcW w:w="2407" w:type="dxa"/>
+            <w:tcW w:w="1852" w:type="dxa"/>
+          </w:tcPr>
+          <w:p>
+            <w:pPr>
+              <w:pStyle w:val="TableText"/>
+            </w:pPr>
+            <w:r>
+              <w:t>Two owned relational databases, one cluster each</w:t>
+            </w:r>
+          </w:p>
+        </w:tc>
+        <w:tc>
+          <w:tcPr>
+            <w:tcW w:w="2427" w:type="dxa"/>
           </w:tcPr>
           <w:p>
             <w:pPr>
@@ -18853,14 +19005,14 @@
         </w:tc>
         <w:tc>
           <w:tcPr>
-            <w:tcW w:w="1964" w:type="dxa"/>
-          </w:tcPr>
-          <w:p>
-            <w:pPr>
-              <w:pStyle w:val="TableText"/>
-            </w:pPr>
-            <w:r>
-              <w:t>Single instance; cold resume of several seconds</w:t>
+            <w:tcW w:w="1980" w:type="dxa"/>
+          </w:tcPr>
+          <w:p>
+            <w:pPr>
+              <w:pStyle w:val="TableText"/>
+            </w:pPr>
+            <w:r>
+              <w:t>One instance per cluster; cold resume of several seconds</w:t>
             </w:r>
           </w:p>
         </w:tc>
@@ -18871,7 +19023,7 @@
         </w:trPr>
         <w:tc>
           <w:tcPr>
-            <w:tcW w:w="1647" w:type="dxa"/>
+            <w:tcW w:w="1660" w:type="dxa"/>
           </w:tcPr>
           <w:p>
             <w:pPr>
@@ -18884,7 +19036,7 @@
         </w:tc>
         <w:tc>
           <w:tcPr>
-            <w:tcW w:w="1900" w:type="dxa"/>
+            <w:tcW w:w="1852" w:type="dxa"/>
           </w:tcPr>
           <w:p>
             <w:pPr>
@@ -18897,7 +19049,7 @@
         </w:tc>
         <w:tc>
           <w:tcPr>
-            <w:tcW w:w="2407" w:type="dxa"/>
+            <w:tcW w:w="2427" w:type="dxa"/>
           </w:tcPr>
           <w:p>
             <w:pPr>
@@ -18910,7 +19062,7 @@
         </w:tc>
         <w:tc>
           <w:tcPr>
-            <w:tcW w:w="1964" w:type="dxa"/>
+            <w:tcW w:w="1980" w:type="dxa"/>
           </w:tcPr>
           <w:p>
             <w:pPr>
@@ -18928,7 +19080,7 @@
         </w:trPr>
         <w:tc>
           <w:tcPr>
-            <w:tcW w:w="1647" w:type="dxa"/>
+            <w:tcW w:w="1660" w:type="dxa"/>
           </w:tcPr>
           <w:p>
             <w:pPr>
@@ -18941,7 +19093,7 @@
         </w:tc>
         <w:tc>
           <w:tcPr>
-            <w:tcW w:w="1900" w:type="dxa"/>
+            <w:tcW w:w="1852" w:type="dxa"/>
           </w:tcPr>
           <w:p>
             <w:pPr>
@@ -18954,7 +19106,7 @@
         </w:tc>
         <w:tc>
           <w:tcPr>
-            <w:tcW w:w="2407" w:type="dxa"/>
+            <w:tcW w:w="2427" w:type="dxa"/>
           </w:tcPr>
           <w:p>
             <w:pPr>
@@ -18967,7 +19119,7 @@
         </w:tc>
         <w:tc>
           <w:tcPr>
-            <w:tcW w:w="1964" w:type="dxa"/>
+            <w:tcW w:w="1980" w:type="dxa"/>
           </w:tcPr>
           <w:p>
             <w:pPr>
@@ -18995,7 +19147,7 @@
         </w:trPr>
         <w:tc>
           <w:tcPr>
-            <w:tcW w:w="1647" w:type="dxa"/>
+            <w:tcW w:w="1660" w:type="dxa"/>
           </w:tcPr>
           <w:p>
             <w:pPr>
@@ -19008,7 +19160,7 @@
         </w:tc>
         <w:tc>
           <w:tcPr>
-            <w:tcW w:w="1900" w:type="dxa"/>
+            <w:tcW w:w="1852" w:type="dxa"/>
           </w:tcPr>
           <w:p>
             <w:pPr>
@@ -19021,7 +19173,7 @@
         </w:tc>
         <w:tc>
           <w:tcPr>
-            <w:tcW w:w="2407" w:type="dxa"/>
+            <w:tcW w:w="2427" w:type="dxa"/>
           </w:tcPr>
           <w:p>
             <w:pPr>
@@ -19034,7 +19186,7 @@
         </w:tc>
         <w:tc>
           <w:tcPr>
-            <w:tcW w:w="1964" w:type="dxa"/>
+            <w:tcW w:w="1980" w:type="dxa"/>
           </w:tcPr>
           <w:p>
             <w:pPr>
@@ -19052,7 +19204,7 @@
         </w:trPr>
         <w:tc>
           <w:tcPr>
-            <w:tcW w:w="1647" w:type="dxa"/>
+            <w:tcW w:w="1660" w:type="dxa"/>
           </w:tcPr>
           <w:p>
             <w:pPr>
@@ -19065,7 +19217,7 @@
         </w:tc>
         <w:tc>
           <w:tcPr>
-            <w:tcW w:w="1900" w:type="dxa"/>
+            <w:tcW w:w="1852" w:type="dxa"/>
           </w:tcPr>
           <w:p>
             <w:pPr>
@@ -19078,7 +19230,7 @@
         </w:tc>
         <w:tc>
           <w:tcPr>
-            <w:tcW w:w="2407" w:type="dxa"/>
+            <w:tcW w:w="2427" w:type="dxa"/>
           </w:tcPr>
           <w:p>
             <w:pPr>
@@ -19091,7 +19243,7 @@
         </w:tc>
         <w:tc>
           <w:tcPr>
-            <w:tcW w:w="1964" w:type="dxa"/>
+            <w:tcW w:w="1980" w:type="dxa"/>
           </w:tcPr>
           <w:p>
             <w:pPr>
@@ -19109,21 +19261,20 @@
         </w:trPr>
         <w:tc>
           <w:tcPr>
-            <w:tcW w:w="1647" w:type="dxa"/>
-          </w:tcPr>
-          <w:p>
-            <w:pPr>
-              <w:pStyle w:val="TableText"/>
-            </w:pPr>
-            <w:r>
-              <w:lastRenderedPageBreak/>
+            <w:tcW w:w="1660" w:type="dxa"/>
+          </w:tcPr>
+          <w:p>
+            <w:pPr>
+              <w:pStyle w:val="TableText"/>
+            </w:pPr>
+            <w:r>
               <w:t>Amazon ECR</w:t>
             </w:r>
           </w:p>
         </w:tc>
         <w:tc>
           <w:tcPr>
-            <w:tcW w:w="1900" w:type="dxa"/>
+            <w:tcW w:w="1852" w:type="dxa"/>
           </w:tcPr>
           <w:p>
             <w:pPr>
@@ -19136,7 +19287,7 @@
         </w:tc>
         <w:tc>
           <w:tcPr>
-            <w:tcW w:w="2407" w:type="dxa"/>
+            <w:tcW w:w="2427" w:type="dxa"/>
           </w:tcPr>
           <w:p>
             <w:pPr>
@@ -19149,7 +19300,7 @@
         </w:tc>
         <w:tc>
           <w:tcPr>
-            <w:tcW w:w="1964" w:type="dxa"/>
+            <w:tcW w:w="1980" w:type="dxa"/>
           </w:tcPr>
           <w:p>
             <w:pPr>
@@ -19167,7 +19318,7 @@
         </w:trPr>
         <w:tc>
           <w:tcPr>
-            <w:tcW w:w="1647" w:type="dxa"/>
+            <w:tcW w:w="1660" w:type="dxa"/>
           </w:tcPr>
           <w:p>
             <w:pPr>
@@ -19180,7 +19331,7 @@
         </w:tc>
         <w:tc>
           <w:tcPr>
-            <w:tcW w:w="1900" w:type="dxa"/>
+            <w:tcW w:w="1852" w:type="dxa"/>
           </w:tcPr>
           <w:p>
             <w:pPr>
@@ -19193,7 +19344,7 @@
         </w:tc>
         <w:tc>
           <w:tcPr>
-            <w:tcW w:w="2407" w:type="dxa"/>
+            <w:tcW w:w="2427" w:type="dxa"/>
           </w:tcPr>
           <w:p>
             <w:pPr>
@@ -19206,7 +19357,7 @@
         </w:tc>
         <w:tc>
           <w:tcPr>
-            <w:tcW w:w="1964" w:type="dxa"/>
+            <w:tcW w:w="1980" w:type="dxa"/>
           </w:tcPr>
           <w:p>
             <w:pPr>
@@ -19224,7 +19375,7 @@
         </w:trPr>
         <w:tc>
           <w:tcPr>
-            <w:tcW w:w="1647" w:type="dxa"/>
+            <w:tcW w:w="1660" w:type="dxa"/>
           </w:tcPr>
           <w:p>
             <w:pPr>
@@ -19237,7 +19388,7 @@
         </w:tc>
         <w:tc>
           <w:tcPr>
-            <w:tcW w:w="1900" w:type="dxa"/>
+            <w:tcW w:w="1852" w:type="dxa"/>
           </w:tcPr>
           <w:p>
             <w:pPr>
@@ -19250,7 +19401,7 @@
         </w:tc>
         <w:tc>
           <w:tcPr>
-            <w:tcW w:w="2407" w:type="dxa"/>
+            <w:tcW w:w="2427" w:type="dxa"/>
           </w:tcPr>
           <w:p>
             <w:pPr>
@@ -19263,7 +19414,7 @@
         </w:tc>
         <w:tc>
           <w:tcPr>
-            <w:tcW w:w="1964" w:type="dxa"/>
+            <w:tcW w:w="1980" w:type="dxa"/>
           </w:tcPr>
           <w:p>
             <w:pPr>
@@ -19318,7 +19469,7 @@
         </w:numPr>
       </w:pPr>
       <w:r>
-        <w:t>Development tools run only in CI and on developer machines: pytest, Ruff, Vitest, Playwright, Moto, cfn-lint, actionlint, Trivy, gitleaks and ZAP.</w:t>
+        <w:t>Development tools run only in CI and on developer machines: pytest, Ruff, Vitest, Playwright, Moto, cfn-lint, actionlint, CodeQL, Trivy, gitleaks and ZAP.</w:t>
       </w:r>
     </w:p>
     <w:p>
@@ -19343,12 +19494,12 @@
         <w:t>Relational data.</w:t>
       </w:r>
       <w:r>
-        <w:t xml:space="preserve"> Each service owns one PostgreSQL 16 database on the shared Aurora cluster, with its own Alembic migration history (Media</w:t>
-      </w:r>
-      <w:r>
         <w:t xml:space="preserve"> </w:t>
       </w:r>
       <w:r>
+        <w:t xml:space="preserve">Each service owns one PostgreSQL 16 database on its own Aurora Serverless v2 cluster (AD-29), with its own Alembic migration history (Media </w:t>
+      </w:r>
+      <w:r>
         <w:rPr>
           <w:rStyle w:val="VerbatimChar"/>
         </w:rPr>
@@ -19394,7 +19545,7 @@
           <w:noProof/>
         </w:rPr>
         <w:drawing>
-          <wp:inline distT="0" distB="0" distL="0" distR="0" wp14:anchorId="0C5A177B" wp14:editId="77437FA1">
+          <wp:inline distT="0" distB="0" distL="0" distR="0">
             <wp:extent cx="4499999" cy="1921721"/>
             <wp:effectExtent l="0" t="0" r="0" b="0"/>
             <wp:docPr id="69" name="Picture" descr="Figure 10. Media Management logical data model (media_db)."/>
@@ -19462,7 +19613,7 @@
           <w:noProof/>
         </w:rPr>
         <w:drawing>
-          <wp:inline distT="0" distB="0" distL="0" distR="0" wp14:anchorId="73843B4C" wp14:editId="32E3BD88">
+          <wp:inline distT="0" distB="0" distL="0" distR="0">
             <wp:extent cx="4499999" cy="1762622"/>
             <wp:effectExtent l="0" t="0" r="0" b="0"/>
             <wp:docPr id="72" name="Picture" descr="Figure 11. Processing logical data model (processing_db)."/>
@@ -19562,10 +19713,7 @@
         <w:t>*_migrator</w:t>
       </w:r>
       <w:r>
-        <w:t xml:space="preserve"> </w:t>
-      </w:r>
-      <w:r>
-        <w:t>inherits the owner and runs Alembic.</w:t>
+        <w:t xml:space="preserve"> inherits the owner and runs Alembic.</w:t>
       </w:r>
     </w:p>
     <w:p>
@@ -19580,7 +19728,6 @@
         <w:rPr>
           <w:rStyle w:val="VerbatimChar"/>
         </w:rPr>
-        <w:lastRenderedPageBreak/>
         <w:t>*_runtime</w:t>
       </w:r>
       <w:r>
@@ -19678,10 +19825,7 @@
         <w:t>State and message commit together (outbox).</w:t>
       </w:r>
       <w:r>
-        <w:t xml:space="preserve"> </w:t>
-      </w:r>
-      <w:r>
-        <w:t xml:space="preserve">Each state change stages its outgoing messages in </w:t>
+        <w:t xml:space="preserve"> Each state change stages its outgoing messages in </w:t>
       </w:r>
       <w:r>
         <w:rPr>
@@ -19754,10 +19898,7 @@
         <w:t>message_inbox</w:t>
       </w:r>
       <w:r>
-        <w:t xml:space="preserve"> </w:t>
-      </w:r>
-      <w:r>
-        <w:t>inside the domain transaction. The same ID with the same body is a no-op. The same ID with a different body is a conflict. Lambda acknowledges only after commit.</w:t>
+        <w:t xml:space="preserve"> inside the domain transaction. The same ID with the same body is a no-op. The same ID with a different body is a conflict. Lambda acknowledges only after commit.</w:t>
       </w:r>
     </w:p>
     <w:p>
@@ -19812,7 +19953,10 @@
         <w:t>jobs.current_attempt_id</w:t>
       </w:r>
       <w:r>
-        <w:t xml:space="preserve"> is a deferrable foreign key, so a job and its first attempt can be inserted in one transaction.</w:t>
+        <w:t xml:space="preserve"> is a </w:t>
+      </w:r>
+      <w:r>
+        <w:t>deferrable foreign key, so a job and its first attempt can be inserted in one transaction.</w:t>
       </w:r>
     </w:p>
     <w:p>
@@ -19919,7 +20063,10 @@
         <w:t>Object storage.</w:t>
       </w:r>
       <w:r>
-        <w:t xml:space="preserve"> S3 keys are an implicit contract enforced in code on both sides. Sources sit at </w:t>
+        <w:t xml:space="preserve"> </w:t>
+      </w:r>
+      <w:r>
+        <w:t xml:space="preserve">S3 keys are an implicit contract enforced in code on both sides. Sources sit at </w:t>
       </w:r>
       <w:r>
         <w:rPr>
@@ -19937,10 +20084,7 @@
         <w:t>sources/{owner}/{asset}/source</w:t>
       </w:r>
       <w:r>
-        <w:t xml:space="preserve"> for edit-derived </w:t>
-      </w:r>
-      <w:r>
-        <w:t xml:space="preserve">assets, and are pinned by VersionId. Outputs sit at </w:t>
+        <w:t xml:space="preserve"> for edit-derived assets, and are pinned by VersionId. Outputs sit at </w:t>
       </w:r>
       <w:r>
         <w:rPr>
@@ -19973,10 +20117,10 @@
         <w:t>What persists, and for how long.</w:t>
       </w:r>
       <w:r>
-        <w:t xml:space="preserve"> These are the values configured in the template and code. The lifecycle of this deployment as a whole is set by AD-08 (fresh demonstration data only) and AD-27 </w:t>
-      </w:r>
-      <w:r>
-        <w:t>(the persistent environment is torn down once, after 16 November 2026).</w:t>
+        <w:t xml:space="preserve"> </w:t>
+      </w:r>
+      <w:r>
+        <w:t>These are the values configured in the template and code. The lifecycle of this deployment as a whole is set by AD-08 (fresh demonstration data only) and AD-27 (the persistent environment is torn down once, after 16 November 2026).</w:t>
       </w:r>
     </w:p>
     <w:tbl>
@@ -19987,9 +20131,9 @@
         <w:tblLook w:val="0020" w:firstRow="1" w:lastRow="0" w:firstColumn="0" w:lastColumn="0" w:noHBand="0" w:noVBand="0"/>
       </w:tblPr>
       <w:tblGrid>
-        <w:gridCol w:w="2199"/>
-        <w:gridCol w:w="2565"/>
-        <w:gridCol w:w="4252"/>
+        <w:gridCol w:w="2108"/>
+        <w:gridCol w:w="2472"/>
+        <w:gridCol w:w="4436"/>
       </w:tblGrid>
       <w:tr>
         <w:trPr>
@@ -19998,7 +20142,7 @@
         </w:trPr>
         <w:tc>
           <w:tcPr>
-            <w:tcW w:w="1931" w:type="dxa"/>
+            <w:tcW w:w="1852" w:type="dxa"/>
           </w:tcPr>
           <w:p>
             <w:pPr>
@@ -20012,7 +20156,7 @@
         </w:tc>
         <w:tc>
           <w:tcPr>
-            <w:tcW w:w="2253" w:type="dxa"/>
+            <w:tcW w:w="2171" w:type="dxa"/>
           </w:tcPr>
           <w:p>
             <w:pPr>
@@ -20026,7 +20170,7 @@
         </w:tc>
         <w:tc>
           <w:tcPr>
-            <w:tcW w:w="3734" w:type="dxa"/>
+            <w:tcW w:w="3896" w:type="dxa"/>
           </w:tcPr>
           <w:p>
             <w:pPr>
@@ -20045,7 +20189,7 @@
         </w:trPr>
         <w:tc>
           <w:tcPr>
-            <w:tcW w:w="1931" w:type="dxa"/>
+            <w:tcW w:w="1852" w:type="dxa"/>
           </w:tcPr>
           <w:p>
             <w:pPr>
@@ -20059,7 +20203,7 @@
         </w:tc>
         <w:tc>
           <w:tcPr>
-            <w:tcW w:w="2253" w:type="dxa"/>
+            <w:tcW w:w="2171" w:type="dxa"/>
           </w:tcPr>
           <w:p>
             <w:pPr>
@@ -20073,7 +20217,7 @@
         </w:tc>
         <w:tc>
           <w:tcPr>
-            <w:tcW w:w="3734" w:type="dxa"/>
+            <w:tcW w:w="3896" w:type="dxa"/>
           </w:tcPr>
           <w:p>
             <w:pPr>
@@ -20103,7 +20247,7 @@
         </w:trPr>
         <w:tc>
           <w:tcPr>
-            <w:tcW w:w="1931" w:type="dxa"/>
+            <w:tcW w:w="1852" w:type="dxa"/>
           </w:tcPr>
           <w:p>
             <w:pPr>
@@ -20117,7 +20261,7 @@
         </w:tc>
         <w:tc>
           <w:tcPr>
-            <w:tcW w:w="2253" w:type="dxa"/>
+            <w:tcW w:w="2171" w:type="dxa"/>
           </w:tcPr>
           <w:p>
             <w:pPr>
@@ -20131,7 +20275,7 @@
         </w:tc>
         <w:tc>
           <w:tcPr>
-            <w:tcW w:w="3734" w:type="dxa"/>
+            <w:tcW w:w="3896" w:type="dxa"/>
           </w:tcPr>
           <w:p>
             <w:pPr>
@@ -20150,7 +20294,7 @@
         </w:trPr>
         <w:tc>
           <w:tcPr>
-            <w:tcW w:w="1931" w:type="dxa"/>
+            <w:tcW w:w="1852" w:type="dxa"/>
           </w:tcPr>
           <w:p>
             <w:pPr>
@@ -20163,7 +20307,7 @@
         </w:tc>
         <w:tc>
           <w:tcPr>
-            <w:tcW w:w="2253" w:type="dxa"/>
+            <w:tcW w:w="2171" w:type="dxa"/>
           </w:tcPr>
           <w:p>
             <w:pPr>
@@ -20176,7 +20320,7 @@
         </w:tc>
         <w:tc>
           <w:tcPr>
-            <w:tcW w:w="3734" w:type="dxa"/>
+            <w:tcW w:w="3896" w:type="dxa"/>
           </w:tcPr>
           <w:p>
             <w:pPr>
@@ -20205,7 +20349,7 @@
         </w:trPr>
         <w:tc>
           <w:tcPr>
-            <w:tcW w:w="1931" w:type="dxa"/>
+            <w:tcW w:w="1852" w:type="dxa"/>
           </w:tcPr>
           <w:p>
             <w:pPr>
@@ -20218,7 +20362,7 @@
         </w:tc>
         <w:tc>
           <w:tcPr>
-            <w:tcW w:w="2253" w:type="dxa"/>
+            <w:tcW w:w="2171" w:type="dxa"/>
           </w:tcPr>
           <w:p>
             <w:pPr>
@@ -20231,7 +20375,7 @@
         </w:tc>
         <w:tc>
           <w:tcPr>
-            <w:tcW w:w="3734" w:type="dxa"/>
+            <w:tcW w:w="3896" w:type="dxa"/>
           </w:tcPr>
           <w:p>
             <w:pPr>
@@ -20249,21 +20393,20 @@
         </w:trPr>
         <w:tc>
           <w:tcPr>
-            <w:tcW w:w="1931" w:type="dxa"/>
-          </w:tcPr>
-          <w:p>
-            <w:pPr>
-              <w:pStyle w:val="TableText"/>
-            </w:pPr>
-            <w:r>
-              <w:lastRenderedPageBreak/>
+            <w:tcW w:w="1852" w:type="dxa"/>
+          </w:tcPr>
+          <w:p>
+            <w:pPr>
+              <w:pStyle w:val="TableText"/>
+            </w:pPr>
+            <w:r>
               <w:t>Assets, sources and outputs</w:t>
             </w:r>
           </w:p>
         </w:tc>
         <w:tc>
           <w:tcPr>
-            <w:tcW w:w="2253" w:type="dxa"/>
+            <w:tcW w:w="2171" w:type="dxa"/>
           </w:tcPr>
           <w:p>
             <w:pPr>
@@ -20276,7 +20419,7 @@
         </w:tc>
         <w:tc>
           <w:tcPr>
-            <w:tcW w:w="3734" w:type="dxa"/>
+            <w:tcW w:w="3896" w:type="dxa"/>
           </w:tcPr>
           <w:p>
             <w:pPr>
@@ -20294,7 +20437,7 @@
         </w:trPr>
         <w:tc>
           <w:tcPr>
-            <w:tcW w:w="1931" w:type="dxa"/>
+            <w:tcW w:w="1852" w:type="dxa"/>
           </w:tcPr>
           <w:p>
             <w:pPr>
@@ -20307,7 +20450,7 @@
         </w:tc>
         <w:tc>
           <w:tcPr>
-            <w:tcW w:w="2253" w:type="dxa"/>
+            <w:tcW w:w="2171" w:type="dxa"/>
           </w:tcPr>
           <w:p>
             <w:pPr>
@@ -20320,7 +20463,7 @@
         </w:tc>
         <w:tc>
           <w:tcPr>
-            <w:tcW w:w="3734" w:type="dxa"/>
+            <w:tcW w:w="3896" w:type="dxa"/>
           </w:tcPr>
           <w:p>
             <w:pPr>
@@ -20338,7 +20481,7 @@
         </w:trPr>
         <w:tc>
           <w:tcPr>
-            <w:tcW w:w="1931" w:type="dxa"/>
+            <w:tcW w:w="1852" w:type="dxa"/>
           </w:tcPr>
           <w:p>
             <w:pPr>
@@ -20351,7 +20494,7 @@
         </w:tc>
         <w:tc>
           <w:tcPr>
-            <w:tcW w:w="2253" w:type="dxa"/>
+            <w:tcW w:w="2171" w:type="dxa"/>
           </w:tcPr>
           <w:p>
             <w:pPr>
@@ -20364,7 +20507,7 @@
         </w:tc>
         <w:tc>
           <w:tcPr>
-            <w:tcW w:w="3734" w:type="dxa"/>
+            <w:tcW w:w="3896" w:type="dxa"/>
           </w:tcPr>
           <w:p>
             <w:pPr>
@@ -20382,7 +20525,7 @@
         </w:trPr>
         <w:tc>
           <w:tcPr>
-            <w:tcW w:w="1931" w:type="dxa"/>
+            <w:tcW w:w="1852" w:type="dxa"/>
           </w:tcPr>
           <w:p>
             <w:pPr>
@@ -20395,7 +20538,7 @@
         </w:tc>
         <w:tc>
           <w:tcPr>
-            <w:tcW w:w="2253" w:type="dxa"/>
+            <w:tcW w:w="2171" w:type="dxa"/>
           </w:tcPr>
           <w:p>
             <w:pPr>
@@ -20408,7 +20551,7 @@
         </w:tc>
         <w:tc>
           <w:tcPr>
-            <w:tcW w:w="3734" w:type="dxa"/>
+            <w:tcW w:w="3896" w:type="dxa"/>
           </w:tcPr>
           <w:p>
             <w:pPr>
@@ -20426,7 +20569,7 @@
         </w:trPr>
         <w:tc>
           <w:tcPr>
-            <w:tcW w:w="1931" w:type="dxa"/>
+            <w:tcW w:w="1852" w:type="dxa"/>
           </w:tcPr>
           <w:p>
             <w:pPr>
@@ -20439,7 +20582,7 @@
         </w:tc>
         <w:tc>
           <w:tcPr>
-            <w:tcW w:w="2253" w:type="dxa"/>
+            <w:tcW w:w="2171" w:type="dxa"/>
           </w:tcPr>
           <w:p>
             <w:pPr>
@@ -20452,7 +20595,7 @@
         </w:tc>
         <w:tc>
           <w:tcPr>
-            <w:tcW w:w="3734" w:type="dxa"/>
+            <w:tcW w:w="3896" w:type="dxa"/>
           </w:tcPr>
           <w:p>
             <w:pPr>
@@ -20470,7 +20613,7 @@
         </w:trPr>
         <w:tc>
           <w:tcPr>
-            <w:tcW w:w="1931" w:type="dxa"/>
+            <w:tcW w:w="1852" w:type="dxa"/>
           </w:tcPr>
           <w:p>
             <w:pPr>
@@ -20483,7 +20626,7 @@
         </w:tc>
         <w:tc>
           <w:tcPr>
-            <w:tcW w:w="2253" w:type="dxa"/>
+            <w:tcW w:w="2171" w:type="dxa"/>
           </w:tcPr>
           <w:p>
             <w:pPr>
@@ -20496,14 +20639,14 @@
         </w:tc>
         <w:tc>
           <w:tcPr>
-            <w:tcW w:w="3734" w:type="dxa"/>
-          </w:tcPr>
-          <w:p>
-            <w:pPr>
-              <w:pStyle w:val="TableText"/>
-            </w:pPr>
-            <w:r>
-              <w:t>1-day automated backup retention; one final snapshot is kept at teardown</w:t>
+            <w:tcW w:w="3896" w:type="dxa"/>
+          </w:tcPr>
+          <w:p>
+            <w:pPr>
+              <w:pStyle w:val="TableText"/>
+            </w:pPr>
+            <w:r>
+              <w:t>1-day automated backup retention on each cluster; the pre-split snapshot of the original cluster is kept, and one final snapshot is kept at teardown</w:t>
             </w:r>
           </w:p>
         </w:tc>
@@ -20514,7 +20657,7 @@
         </w:trPr>
         <w:tc>
           <w:tcPr>
-            <w:tcW w:w="1931" w:type="dxa"/>
+            <w:tcW w:w="1852" w:type="dxa"/>
           </w:tcPr>
           <w:p>
             <w:pPr>
@@ -20527,7 +20670,7 @@
         </w:tc>
         <w:tc>
           <w:tcPr>
-            <w:tcW w:w="2253" w:type="dxa"/>
+            <w:tcW w:w="2171" w:type="dxa"/>
           </w:tcPr>
           <w:p>
             <w:pPr>
@@ -20540,7 +20683,7 @@
         </w:tc>
         <w:tc>
           <w:tcPr>
-            <w:tcW w:w="3734" w:type="dxa"/>
+            <w:tcW w:w="3896" w:type="dxa"/>
           </w:tcPr>
           <w:p>
             <w:pPr>
@@ -20757,10 +20900,7 @@
         <w:t>media_db</w:t>
       </w:r>
       <w:r>
-        <w:t xml:space="preserve">, chosen for unique constraints and transactional </w:t>
-      </w:r>
-      <w:r>
-        <w:t>joins with asset ownership.</w:t>
+        <w:t>, chosen for unique constraints and transactional joins with asset ownership.</w:t>
       </w:r>
     </w:p>
     <w:p>
@@ -20852,10 +20992,7 @@
         <w:t>Trade-off considered:</w:t>
       </w:r>
       <w:r>
-        <w:t xml:space="preserve"> A managed identity provider (Cognito) would add MFA and recovery flows, </w:t>
-      </w:r>
-      <w:r>
-        <w:t>but brings a new dependency and token format. The team kept the inherited account model and moved verification to the edge (AD-09). There is no password reset, and no key rotation.</w:t>
+        <w:t xml:space="preserve"> A managed identity provider (Cognito) would add MFA and recovery flows, but brings a new dependency and token format. The team kept the inherited account model and moved verification to the edge (AD-09). There is no password reset, and no key rotation.</w:t>
       </w:r>
     </w:p>
     <w:p>
@@ -20926,10 +21063,7 @@
         <w:t>Storage technology:</w:t>
       </w:r>
       <w:r>
-        <w:t xml:space="preserve"> versioned S3 buckets for sources and outputs. Object storage is the only </w:t>
-      </w:r>
-      <w:r>
-        <w:t>sensible store at this size. Versioning gives each source an immutable identity (VersionId), which the pinned-source rule depends on.</w:t>
+        <w:t xml:space="preserve"> versioned S3 buckets for sources and outputs. Object storage is the only sensible store at this size. Versioning gives each source an immutable identity (VersionId), which the pinned-source rule depends on.</w:t>
       </w:r>
     </w:p>
     <w:p>
@@ -20969,7 +21103,6 @@
         </w:numPr>
       </w:pPr>
       <w:r>
-        <w:lastRenderedPageBreak/>
         <w:t>Uploads use a presigned POST whose policy fixes the key, the content type and a length range.</w:t>
       </w:r>
     </w:p>
@@ -21059,7 +21192,10 @@
         <w:t>Trade-off considered:</w:t>
       </w:r>
       <w:r>
-        <w:t xml:space="preserve"> Proxying bytes through the API would centralise control, but it breaks Gateway and Lambda payload limits and costs compute. Presigned URLs are bearer capabilities for their lifetime, so the lifetime is kept short.</w:t>
+        <w:t xml:space="preserve"> Proxying bytes through the API would centralise control, but it breaks </w:t>
+      </w:r>
+      <w:r>
+        <w:t>Gateway and Lambda payload limits and costs compute. Presigned URLs are bearer capabilities for their lifetime, so the lifetime is kept short.</w:t>
       </w:r>
     </w:p>
     <w:p>
@@ -21074,10 +21210,7 @@
         <w:t>Asset and upload metadata</w:t>
       </w:r>
       <w:r>
-        <w:t xml:space="preserve"> </w:t>
-      </w:r>
-      <w:r>
-        <w:t>(Internal; original filenames are Confidential)</w:t>
+        <w:t xml:space="preserve"> (Internal; original filenames are Confidential)</w:t>
       </w:r>
     </w:p>
     <w:p>
@@ -21215,10 +21348,7 @@
         <w:t>Security requirements and controls:</w:t>
       </w:r>
       <w:r>
-        <w:t xml:space="preserve"> Every query is filtered by owner, and a foreign ID returns </w:t>
-      </w:r>
-      <w:r>
-        <w:t>HTTP 404. The runtime role cannot run DDL. Idempotency keys make retries of finalize, edit and retry safe.</w:t>
+        <w:t xml:space="preserve"> Every query is filtered by owner, and a foreign ID returns HTTP 404. The runtime role cannot run DDL. Idempotency keys make retries of finalize, edit and retry safe.</w:t>
       </w:r>
     </w:p>
     <w:p>
@@ -21427,10 +21557,7 @@
         <w:t>Trade-off considered:</w:t>
       </w:r>
       <w:r>
-        <w:t xml:space="preserve"> DynamoDB or the RDS Data API would remove VPC attachment and connection </w:t>
-      </w:r>
-      <w:r>
-        <w:t>handling. They were left to the V2 backlog because the lease and outbox logic depends on SQL transactions.</w:t>
+        <w:t xml:space="preserve"> DynamoDB or the RDS Data API would remove VPC attachment and connection handling. They were left to the V2 backlog because the lease and outbox logic depends on SQL transactions.</w:t>
       </w:r>
     </w:p>
     <w:p>
@@ -21529,7 +21656,10 @@
         <w:t>Security requirements and controls:</w:t>
       </w:r>
       <w:r>
-        <w:t xml:space="preserve"> SQS-managed encryption and TLS-only policies. Resource policies deny </w:t>
+        <w:t xml:space="preserve"> </w:t>
+      </w:r>
+      <w:r>
+        <w:t xml:space="preserve">SQS-managed encryption and TLS-only policies. Resource policies deny </w:t>
       </w:r>
       <w:r>
         <w:rPr>
@@ -21538,10 +21668,7 @@
         <w:t>SendMessage</w:t>
       </w:r>
       <w:r>
-        <w:t xml:space="preserve"> </w:t>
-      </w:r>
-      <w:r>
-        <w:t xml:space="preserve">to every principal except the listed producer roles, and receive/delete to every principal except the listed consumer roles. A direct send was refused </w:t>
+        <w:t xml:space="preserve"> to every principal except the listed producer roles, and receive/delete to every principal except the listed consumer roles. A direct send was refused </w:t>
       </w:r>
       <w:r>
         <w:rPr>
@@ -21567,11 +21694,13 @@
           <w:i/>
           <w:iCs/>
         </w:rPr>
-        <w:lastRenderedPageBreak/>
         <w:t>Trade-off considered:</w:t>
       </w:r>
       <w:r>
-        <w:t xml:space="preserve"> FIFO queues would give ordering and deduplication, but at lower throughput and with message-group design work. The inbox and version fences already tolerate duplicates and reordering, so Standard queues are enough. The repository does not record a formal FIFO evaluation.</w:t>
+        <w:t xml:space="preserve"> FIFO queues would give ordering and deduplication, but at lower throughput and with message-group design work. The inbox and version fences already tolerate duplicates and reordering, so Standard queues are enough. The repository does not record a </w:t>
+      </w:r>
+      <w:r>
+        <w:t>formal FIFO evaluation.</w:t>
       </w:r>
     </w:p>
     <w:p>
@@ -21605,10 +21734,7 @@
         <w:t>Data format:</w:t>
       </w:r>
       <w:r>
-        <w:t xml:space="preserve"> </w:t>
-      </w:r>
-      <w:r>
-        <w:t>four role DSNs and the JWT secret as SSM SecureStrings. The Aurora master password is managed by RDS in Secrets Manager.</w:t>
+        <w:t xml:space="preserve"> four role DSNs and the JWT secret as SSM SecureStrings. The Aurora master password is managed by RDS in Secrets Manager.</w:t>
       </w:r>
     </w:p>
     <w:p>
@@ -21646,7 +21772,10 @@
         <w:t>Security requirements and controls:</w:t>
       </w:r>
       <w:r>
-        <w:t xml:space="preserve"> Each handler role can read only its own domain’s parameters. The master secret is reachable only by the bootstrap operator. No AWS key is stored in GitHub; CD uses OIDC. gitleaks runs in CI.</w:t>
+        <w:t xml:space="preserve"> Each handler role can read only its own domain’s parameters. The master secret is reachable only by the bootstrap operator. No AWS key is stored in </w:t>
+      </w:r>
+      <w:r>
+        <w:t>GitHub; CD uses OIDC. gitleaks runs in CI.</w:t>
       </w:r>
     </w:p>
     <w:p>
@@ -21665,10 +21794,7 @@
         <w:t>Trade-off considered:</w:t>
       </w:r>
       <w:r>
-        <w:t xml:space="preserve"> </w:t>
-      </w:r>
-      <w:r>
-        <w:t>SSM has no automatic rotation, and rotation is out of scope. Cold starts read the parameters once.</w:t>
+        <w:t xml:space="preserve"> SSM has no automatic rotation, and rotation is out of scope. Cold starts read the parameters once.</w:t>
       </w:r>
     </w:p>
     <w:p>
@@ -21921,10 +22047,10 @@
         <w:tblLook w:val="0020" w:firstRow="1" w:lastRow="0" w:firstColumn="0" w:lastColumn="0" w:noHBand="0" w:noVBand="0"/>
       </w:tblPr>
       <w:tblGrid>
-        <w:gridCol w:w="1226"/>
-        <w:gridCol w:w="1947"/>
-        <w:gridCol w:w="3463"/>
-        <w:gridCol w:w="2380"/>
+        <w:gridCol w:w="1235"/>
+        <w:gridCol w:w="2036"/>
+        <w:gridCol w:w="3418"/>
+        <w:gridCol w:w="2327"/>
       </w:tblGrid>
       <w:tr>
         <w:trPr>
@@ -21933,7 +22059,7 @@
         </w:trPr>
         <w:tc>
           <w:tcPr>
-            <w:tcW w:w="1077" w:type="dxa"/>
+            <w:tcW w:w="1085" w:type="dxa"/>
           </w:tcPr>
           <w:p>
             <w:pPr>
@@ -21941,14 +22067,13 @@
               <w:keepNext/>
             </w:pPr>
             <w:r>
-              <w:lastRenderedPageBreak/>
               <w:t>Step</w:t>
             </w:r>
           </w:p>
         </w:tc>
         <w:tc>
           <w:tcPr>
-            <w:tcW w:w="1710" w:type="dxa"/>
+            <w:tcW w:w="1788" w:type="dxa"/>
           </w:tcPr>
           <w:p>
             <w:pPr>
@@ -21962,7 +22087,7 @@
         </w:tc>
         <w:tc>
           <w:tcPr>
-            <w:tcW w:w="3041" w:type="dxa"/>
+            <w:tcW w:w="3001" w:type="dxa"/>
           </w:tcPr>
           <w:p>
             <w:pPr>
@@ -21976,7 +22101,7 @@
         </w:tc>
         <w:tc>
           <w:tcPr>
-            <w:tcW w:w="2090" w:type="dxa"/>
+            <w:tcW w:w="2043" w:type="dxa"/>
           </w:tcPr>
           <w:p>
             <w:pPr>
@@ -21995,7 +22120,7 @@
         </w:trPr>
         <w:tc>
           <w:tcPr>
-            <w:tcW w:w="1077" w:type="dxa"/>
+            <w:tcW w:w="1085" w:type="dxa"/>
           </w:tcPr>
           <w:p>
             <w:pPr>
@@ -22009,7 +22134,7 @@
         </w:tc>
         <w:tc>
           <w:tcPr>
-            <w:tcW w:w="1710" w:type="dxa"/>
+            <w:tcW w:w="1788" w:type="dxa"/>
           </w:tcPr>
           <w:p>
             <w:pPr>
@@ -22039,7 +22164,7 @@
         </w:tc>
         <w:tc>
           <w:tcPr>
-            <w:tcW w:w="3041" w:type="dxa"/>
+            <w:tcW w:w="3001" w:type="dxa"/>
           </w:tcPr>
           <w:p>
             <w:pPr>
@@ -22067,7 +22192,7 @@
         </w:tc>
         <w:tc>
           <w:tcPr>
-            <w:tcW w:w="2090" w:type="dxa"/>
+            <w:tcW w:w="2043" w:type="dxa"/>
           </w:tcPr>
           <w:p>
             <w:pPr>
@@ -22097,7 +22222,7 @@
         </w:trPr>
         <w:tc>
           <w:tcPr>
-            <w:tcW w:w="1077" w:type="dxa"/>
+            <w:tcW w:w="1085" w:type="dxa"/>
           </w:tcPr>
           <w:p>
             <w:pPr>
@@ -22111,7 +22236,7 @@
         </w:tc>
         <w:tc>
           <w:tcPr>
-            <w:tcW w:w="1710" w:type="dxa"/>
+            <w:tcW w:w="1788" w:type="dxa"/>
           </w:tcPr>
           <w:p>
             <w:pPr>
@@ -22125,7 +22250,7 @@
         </w:tc>
         <w:tc>
           <w:tcPr>
-            <w:tcW w:w="3041" w:type="dxa"/>
+            <w:tcW w:w="3001" w:type="dxa"/>
           </w:tcPr>
           <w:p>
             <w:pPr>
@@ -22139,7 +22264,7 @@
         </w:tc>
         <w:tc>
           <w:tcPr>
-            <w:tcW w:w="2090" w:type="dxa"/>
+            <w:tcW w:w="2043" w:type="dxa"/>
           </w:tcPr>
           <w:p>
             <w:pPr>
@@ -22158,7 +22283,7 @@
         </w:trPr>
         <w:tc>
           <w:tcPr>
-            <w:tcW w:w="1077" w:type="dxa"/>
+            <w:tcW w:w="1085" w:type="dxa"/>
           </w:tcPr>
           <w:p>
             <w:pPr>
@@ -22171,7 +22296,7 @@
         </w:tc>
         <w:tc>
           <w:tcPr>
-            <w:tcW w:w="1710" w:type="dxa"/>
+            <w:tcW w:w="1788" w:type="dxa"/>
           </w:tcPr>
           <w:p>
             <w:pPr>
@@ -22211,7 +22336,7 @@
         </w:tc>
         <w:tc>
           <w:tcPr>
-            <w:tcW w:w="3041" w:type="dxa"/>
+            <w:tcW w:w="3001" w:type="dxa"/>
           </w:tcPr>
           <w:p>
             <w:pPr>
@@ -22243,7 +22368,7 @@
         </w:tc>
         <w:tc>
           <w:tcPr>
-            <w:tcW w:w="2090" w:type="dxa"/>
+            <w:tcW w:w="2043" w:type="dxa"/>
           </w:tcPr>
           <w:p>
             <w:pPr>
@@ -22261,7 +22386,7 @@
         </w:trPr>
         <w:tc>
           <w:tcPr>
-            <w:tcW w:w="1077" w:type="dxa"/>
+            <w:tcW w:w="1085" w:type="dxa"/>
           </w:tcPr>
           <w:p>
             <w:pPr>
@@ -22274,7 +22399,7 @@
         </w:tc>
         <w:tc>
           <w:tcPr>
-            <w:tcW w:w="1710" w:type="dxa"/>
+            <w:tcW w:w="1788" w:type="dxa"/>
           </w:tcPr>
           <w:p>
             <w:pPr>
@@ -22303,7 +22428,7 @@
         </w:tc>
         <w:tc>
           <w:tcPr>
-            <w:tcW w:w="3041" w:type="dxa"/>
+            <w:tcW w:w="3001" w:type="dxa"/>
           </w:tcPr>
           <w:p>
             <w:pPr>
@@ -22338,7 +22463,7 @@
         </w:tc>
         <w:tc>
           <w:tcPr>
-            <w:tcW w:w="2090" w:type="dxa"/>
+            <w:tcW w:w="2043" w:type="dxa"/>
           </w:tcPr>
           <w:p>
             <w:pPr>
@@ -22356,7 +22481,7 @@
         </w:trPr>
         <w:tc>
           <w:tcPr>
-            <w:tcW w:w="1077" w:type="dxa"/>
+            <w:tcW w:w="1085" w:type="dxa"/>
           </w:tcPr>
           <w:p>
             <w:pPr>
@@ -22369,7 +22494,7 @@
         </w:tc>
         <w:tc>
           <w:tcPr>
-            <w:tcW w:w="1710" w:type="dxa"/>
+            <w:tcW w:w="1788" w:type="dxa"/>
           </w:tcPr>
           <w:p>
             <w:pPr>
@@ -22398,7 +22523,7 @@
         </w:tc>
         <w:tc>
           <w:tcPr>
-            <w:tcW w:w="3041" w:type="dxa"/>
+            <w:tcW w:w="3001" w:type="dxa"/>
           </w:tcPr>
           <w:p>
             <w:pPr>
@@ -22477,7 +22602,7 @@
         </w:tc>
         <w:tc>
           <w:tcPr>
-            <w:tcW w:w="2090" w:type="dxa"/>
+            <w:tcW w:w="2043" w:type="dxa"/>
           </w:tcPr>
           <w:p>
             <w:pPr>
@@ -22495,7 +22620,7 @@
         </w:trPr>
         <w:tc>
           <w:tcPr>
-            <w:tcW w:w="1077" w:type="dxa"/>
+            <w:tcW w:w="1085" w:type="dxa"/>
           </w:tcPr>
           <w:p>
             <w:pPr>
@@ -22508,7 +22633,7 @@
         </w:tc>
         <w:tc>
           <w:tcPr>
-            <w:tcW w:w="1710" w:type="dxa"/>
+            <w:tcW w:w="1788" w:type="dxa"/>
           </w:tcPr>
           <w:p>
             <w:pPr>
@@ -22529,20 +22654,45 @@
         </w:tc>
         <w:tc>
           <w:tcPr>
-            <w:tcW w:w="3041" w:type="dxa"/>
-          </w:tcPr>
-          <w:p>
-            <w:pPr>
-              <w:pStyle w:val="TableText"/>
-            </w:pPr>
-            <w:r>
-              <w:t>Reserves a slot in SQL and starts a Fargate task with a stable RunTask token; at most 3</w:t>
-            </w:r>
-          </w:p>
-        </w:tc>
-        <w:tc>
-          <w:tcPr>
-            <w:tcW w:w="2090" w:type="dxa"/>
+            <w:tcW w:w="3001" w:type="dxa"/>
+          </w:tcPr>
+          <w:p>
+            <w:pPr>
+              <w:pStyle w:val="TableText"/>
+            </w:pPr>
+            <w:r>
+              <w:t xml:space="preserve">Reserves a slot in SQL and starts a Fargate task with a stable RunTask token; at most 3. A clip of at most 60 s, 64 MiB and 1080p is instead staged on </w:t>
+            </w:r>
+            <w:r>
+              <w:rPr>
+                <w:rStyle w:val="VerbatimChar"/>
+                <w:sz w:val="15"/>
+                <w:szCs w:val="15"/>
+              </w:rPr>
+              <w:t>ProcessingShortWork</w:t>
+            </w:r>
+            <w:r>
+              <w:t xml:space="preserve"> and read by the </w:t>
+            </w:r>
+            <w:r>
+              <w:rPr>
+                <w:rStyle w:val="VerbatimChar"/>
+                <w:sz w:val="15"/>
+                <w:szCs w:val="15"/>
+              </w:rPr>
+              <w:t>ProcessingShortEncoder</w:t>
+            </w:r>
+            <w:r>
+              <w:t xml:space="preserve"> </w:t>
+            </w:r>
+            <w:r>
+              <w:t>Lambda (cap 2); an executor probe that finds a longer clip returns the job to the standard lane</w:t>
+            </w:r>
+          </w:p>
+        </w:tc>
+        <w:tc>
+          <w:tcPr>
+            <w:tcW w:w="2043" w:type="dxa"/>
           </w:tcPr>
           <w:p>
             <w:pPr>
@@ -22560,7 +22710,7 @@
         </w:trPr>
         <w:tc>
           <w:tcPr>
-            <w:tcW w:w="1077" w:type="dxa"/>
+            <w:tcW w:w="1085" w:type="dxa"/>
           </w:tcPr>
           <w:p>
             <w:pPr>
@@ -22573,7 +22723,7 @@
         </w:tc>
         <w:tc>
           <w:tcPr>
-            <w:tcW w:w="1710" w:type="dxa"/>
+            <w:tcW w:w="1788" w:type="dxa"/>
           </w:tcPr>
           <w:p>
             <w:pPr>
@@ -22613,7 +22763,7 @@
         </w:tc>
         <w:tc>
           <w:tcPr>
-            <w:tcW w:w="3041" w:type="dxa"/>
+            <w:tcW w:w="3001" w:type="dxa"/>
           </w:tcPr>
           <w:p>
             <w:pPr>
@@ -22659,7 +22809,7 @@
         </w:tc>
         <w:tc>
           <w:tcPr>
-            <w:tcW w:w="2090" w:type="dxa"/>
+            <w:tcW w:w="2043" w:type="dxa"/>
           </w:tcPr>
           <w:p>
             <w:pPr>
@@ -22677,7 +22827,7 @@
         </w:trPr>
         <w:tc>
           <w:tcPr>
-            <w:tcW w:w="1077" w:type="dxa"/>
+            <w:tcW w:w="1085" w:type="dxa"/>
           </w:tcPr>
           <w:p>
             <w:pPr>
@@ -22690,7 +22840,7 @@
         </w:tc>
         <w:tc>
           <w:tcPr>
-            <w:tcW w:w="1710" w:type="dxa"/>
+            <w:tcW w:w="1788" w:type="dxa"/>
           </w:tcPr>
           <w:p>
             <w:pPr>
@@ -22715,11 +22865,17 @@
               </w:rPr>
               <w:t>media_engine</w:t>
             </w:r>
-          </w:p>
-        </w:tc>
-        <w:tc>
-          <w:tcPr>
-            <w:tcW w:w="3041" w:type="dxa"/>
+            <w:r>
+              <w:t xml:space="preserve"> </w:t>
+            </w:r>
+            <w:r>
+              <w:t>(same pipeline in the Fargate task and in the short-encode Lambda)</w:t>
+            </w:r>
+          </w:p>
+        </w:tc>
+        <w:tc>
+          <w:tcPr>
+            <w:tcW w:w="3001" w:type="dxa"/>
           </w:tcPr>
           <w:p>
             <w:pPr>
@@ -22743,7 +22899,7 @@
         </w:tc>
         <w:tc>
           <w:tcPr>
-            <w:tcW w:w="2090" w:type="dxa"/>
+            <w:tcW w:w="2043" w:type="dxa"/>
           </w:tcPr>
           <w:p>
             <w:pPr>
@@ -22769,7 +22925,7 @@
         </w:trPr>
         <w:tc>
           <w:tcPr>
-            <w:tcW w:w="1077" w:type="dxa"/>
+            <w:tcW w:w="1085" w:type="dxa"/>
           </w:tcPr>
           <w:p>
             <w:pPr>
@@ -22782,7 +22938,7 @@
         </w:tc>
         <w:tc>
           <w:tcPr>
-            <w:tcW w:w="1710" w:type="dxa"/>
+            <w:tcW w:w="1788" w:type="dxa"/>
           </w:tcPr>
           <w:p>
             <w:pPr>
@@ -22800,7 +22956,7 @@
         </w:tc>
         <w:tc>
           <w:tcPr>
-            <w:tcW w:w="3041" w:type="dxa"/>
+            <w:tcW w:w="3001" w:type="dxa"/>
           </w:tcPr>
           <w:p>
             <w:pPr>
@@ -22835,7 +22991,7 @@
         </w:tc>
         <w:tc>
           <w:tcPr>
-            <w:tcW w:w="2090" w:type="dxa"/>
+            <w:tcW w:w="2043" w:type="dxa"/>
           </w:tcPr>
           <w:p>
             <w:pPr>
@@ -22853,7 +23009,7 @@
         </w:trPr>
         <w:tc>
           <w:tcPr>
-            <w:tcW w:w="1077" w:type="dxa"/>
+            <w:tcW w:w="1085" w:type="dxa"/>
           </w:tcPr>
           <w:p>
             <w:pPr>
@@ -22866,7 +23022,7 @@
         </w:tc>
         <w:tc>
           <w:tcPr>
-            <w:tcW w:w="1710" w:type="dxa"/>
+            <w:tcW w:w="1788" w:type="dxa"/>
           </w:tcPr>
           <w:p>
             <w:pPr>
@@ -22895,7 +23051,7 @@
         </w:tc>
         <w:tc>
           <w:tcPr>
-            <w:tcW w:w="3041" w:type="dxa"/>
+            <w:tcW w:w="3001" w:type="dxa"/>
           </w:tcPr>
           <w:p>
             <w:pPr>
@@ -22919,7 +23075,7 @@
         </w:tc>
         <w:tc>
           <w:tcPr>
-            <w:tcW w:w="2090" w:type="dxa"/>
+            <w:tcW w:w="2043" w:type="dxa"/>
           </w:tcPr>
           <w:p>
             <w:pPr>
@@ -22937,7 +23093,7 @@
         </w:trPr>
         <w:tc>
           <w:tcPr>
-            <w:tcW w:w="1077" w:type="dxa"/>
+            <w:tcW w:w="1085" w:type="dxa"/>
           </w:tcPr>
           <w:p>
             <w:pPr>
@@ -22950,7 +23106,7 @@
         </w:tc>
         <w:tc>
           <w:tcPr>
-            <w:tcW w:w="1710" w:type="dxa"/>
+            <w:tcW w:w="1788" w:type="dxa"/>
           </w:tcPr>
           <w:p>
             <w:pPr>
@@ -22990,7 +23146,7 @@
         </w:tc>
         <w:tc>
           <w:tcPr>
-            <w:tcW w:w="3041" w:type="dxa"/>
+            <w:tcW w:w="3001" w:type="dxa"/>
           </w:tcPr>
           <w:p>
             <w:pPr>
@@ -23003,7 +23159,7 @@
         </w:tc>
         <w:tc>
           <w:tcPr>
-            <w:tcW w:w="2090" w:type="dxa"/>
+            <w:tcW w:w="2043" w:type="dxa"/>
           </w:tcPr>
           <w:p>
             <w:pPr>
@@ -23122,10 +23278,7 @@
         <w:t>Attempt</w:t>
       </w:r>
       <w:r>
-        <w:t xml:space="preserve"> </w:t>
-      </w:r>
-      <w:r>
-        <w:t xml:space="preserve">with the next number and a </w:t>
+        <w:t xml:space="preserve"> with the next number and a </w:t>
       </w:r>
       <w:r>
         <w:rPr>
@@ -23155,7 +23308,10 @@
         </w:numPr>
       </w:pPr>
       <w:r>
-        <w:t>If a retry arrives before its submit (SQS reordering), it is rolled back, including its inbox row, so redelivery can succeed later.</w:t>
+        <w:t xml:space="preserve">If a retry arrives before its submit (SQS reordering), it is rolled back, including its inbox </w:t>
+      </w:r>
+      <w:r>
+        <w:t>row, so redelivery can succeed later.</w:t>
       </w:r>
     </w:p>
     <w:p>
@@ -23193,7 +23349,6 @@
         <w:pStyle w:val="FirstParagraph"/>
       </w:pPr>
       <w:r>
-        <w:lastRenderedPageBreak/>
         <w:t xml:space="preserve">No bytes are uploaded again. An expired lease marks the attempt </w:t>
       </w:r>
       <w:r>
@@ -23212,10 +23367,7 @@
         <w:t>failed</w:t>
       </w:r>
       <w:r>
-        <w:t xml:space="preserve">. </w:t>
-      </w:r>
-      <w:r>
-        <w:t xml:space="preserve">The job is never re-queued automatically. A retry is always an explicit owner command, which keeps duplicate outputs and hidden loops out of the design. Tests: </w:t>
+        <w:t xml:space="preserve">. The job is never re-queued automatically. A retry is always an explicit owner command, which keeps duplicate outputs and hidden loops out of the design. Tests: </w:t>
       </w:r>
       <w:r>
         <w:rPr>
@@ -23245,7 +23397,7 @@
           <w:noProof/>
         </w:rPr>
         <w:drawing>
-          <wp:inline distT="0" distB="0" distL="0" distR="0" wp14:anchorId="65EAEC09" wp14:editId="006E091D">
+          <wp:inline distT="0" distB="0" distL="0" distR="0">
             <wp:extent cx="4319999" cy="4460869"/>
             <wp:effectExtent l="0" t="0" r="0" b="0"/>
             <wp:docPr id="76" name="Picture" descr="Figure 12. Job and attempt state machine: one-way transitions per attempt; a retry creates a new attempt."/>
@@ -23331,10 +23483,7 @@
         <w:t>release_owner</w:t>
       </w:r>
       <w:r>
-        <w:t xml:space="preserve"> </w:t>
-      </w:r>
-      <w:r>
-        <w:t>for each owner whose image build inputs changed. Media is untouched by a Processing-only change.</w:t>
+        <w:t xml:space="preserve"> for each owner whose image build inputs changed. Media is untouched by a Processing-only change.</w:t>
       </w:r>
     </w:p>
     <w:p>
@@ -23404,10 +23553,7 @@
         <w:t>live</w:t>
       </w:r>
       <w:r>
-        <w:t xml:space="preserve"> </w:t>
-      </w:r>
-      <w:r>
-        <w:t>alias, and runs the owner’s smoke test.</w:t>
+        <w:t xml:space="preserve"> alias, and runs the owner’s smoke test.</w:t>
       </w:r>
     </w:p>
     <w:p>
@@ -23469,7 +23615,6 @@
         <w:rPr>
           <w:rStyle w:val="VerbatimChar"/>
         </w:rPr>
-        <w:lastRenderedPageBreak/>
         <w:t>test_pending_intent_before_mutation_and_real_bad_candidate_restore</w:t>
       </w:r>
       <w:r>
@@ -23492,7 +23637,10 @@
         <w:t>[AWS]</w:t>
       </w:r>
       <w:r>
-        <w:t>: CD run 39271754470 shipped a deliberately failing Processing candidate, and it restored automatically.</w:t>
+        <w:t xml:space="preserve">: CD run </w:t>
+      </w:r>
+      <w:r>
+        <w:t>39271754470 shipped a deliberately failing Processing candidate, and it restored automatically.</w:t>
       </w:r>
     </w:p>
     <w:p>
@@ -23500,7 +23648,7 @@
         <w:pStyle w:val="Heading2"/>
       </w:pPr>
       <w:bookmarkStart w:id="34" w:name="other-architectural-decisions"/>
-      <w:bookmarkStart w:id="35" w:name="_Toc243489943"/>
+      <w:bookmarkStart w:id="35" w:name="_Toc243567718"/>
       <w:bookmarkEnd w:id="28"/>
       <w:bookmarkEnd w:id="33"/>
       <w:r>
@@ -24092,7 +24240,21 @@
               <w:pStyle w:val="TableText"/>
             </w:pPr>
             <w:r>
-              <w:t>Keeps experiments revertible: with default flags the template is byte-identical to V1, which a test checks. #68 ran on AWS and became the V2-live default (AD-27); #93 and #94 are [NOT_RUN].</w:t>
+              <w:t xml:space="preserve">Keeps experiments revertible: with default flags the template is byte-identical to V1, which a test checks. #68 ran on AWS and became the V2-live default (AD-27). #93 and #94 were enabled on </w:t>
+            </w:r>
+            <w:r>
+              <w:rPr>
+                <w:rStyle w:val="VerbatimChar"/>
+                <w:sz w:val="15"/>
+                <w:szCs w:val="15"/>
+              </w:rPr>
+              <w:t>dc2-live</w:t>
+            </w:r>
+            <w:r>
+              <w:t xml:space="preserve"> </w:t>
+            </w:r>
+            <w:r>
+              <w:t>on 21 October and measured there (section 4.1, AD-29); per-run stacks keep the defaults.</w:t>
             </w:r>
           </w:p>
         </w:tc>
@@ -24106,6 +24268,63 @@
             </w:pPr>
             <w:r>
               <w:t>New</w:t>
+            </w:r>
+          </w:p>
+        </w:tc>
+      </w:tr>
+      <w:tr>
+        <w:trPr>
+          <w:cantSplit/>
+        </w:trPr>
+        <w:tc>
+          <w:tcPr>
+            <w:tcW w:w="1213" w:type="dxa"/>
+          </w:tcPr>
+          <w:p>
+            <w:pPr>
+              <w:pStyle w:val="TableText"/>
+            </w:pPr>
+            <w:r>
+              <w:t>AD-29</w:t>
+            </w:r>
+          </w:p>
+        </w:tc>
+        <w:tc>
+          <w:tcPr>
+            <w:tcW w:w="2618" w:type="dxa"/>
+          </w:tcPr>
+          <w:p>
+            <w:pPr>
+              <w:pStyle w:val="TableText"/>
+            </w:pPr>
+            <w:r>
+              <w:t>One Aurora cluster per service, split in place from the shared one (section 3.2)</w:t>
+            </w:r>
+          </w:p>
+        </w:tc>
+        <w:tc>
+          <w:tcPr>
+            <w:tcW w:w="2874" w:type="dxa"/>
+          </w:tcPr>
+          <w:p>
+            <w:pPr>
+              <w:pStyle w:val="TableText"/>
+            </w:pPr>
+            <w:r>
+              <w:t>The shared cluster was a shared capacity and failure boundary. Rehearsed on a throwaway stack, delivered by CD, pre-split snapshot kept</w:t>
+            </w:r>
+          </w:p>
+        </w:tc>
+        <w:tc>
+          <w:tcPr>
+            <w:tcW w:w="1213" w:type="dxa"/>
+          </w:tcPr>
+          <w:p>
+            <w:pPr>
+              <w:pStyle w:val="TableText"/>
+            </w:pPr>
+            <w:r>
+              <w:t>New (21 October)</w:t>
             </w:r>
           </w:p>
         </w:tc>
@@ -24235,7 +24454,6 @@
               <w:keepNext/>
             </w:pPr>
             <w:r>
-              <w:lastRenderedPageBreak/>
               <w:t>ID</w:t>
             </w:r>
           </w:p>
@@ -24512,10 +24730,7 @@
               <w:t>c7c489c</w:t>
             </w:r>
             <w:r>
-              <w:t xml:space="preserve"> </w:t>
-            </w:r>
-            <w:r>
-              <w:t>on 21 October) are recorded as post-freeze addenda with their own receipts and blocker justification</w:t>
+              <w:t xml:space="preserve"> on 21 October) are recorded as post-freeze addenda with their own receipts and blocker justification</w:t>
             </w:r>
           </w:p>
         </w:tc>
@@ -24626,7 +24841,7 @@
         <w:pStyle w:val="Heading2"/>
       </w:pPr>
       <w:bookmarkStart w:id="36" w:name="architectural-limitation"/>
-      <w:bookmarkStart w:id="37" w:name="_Toc243489944"/>
+      <w:bookmarkStart w:id="37" w:name="_Toc243567719"/>
       <w:bookmarkEnd w:id="34"/>
       <w:r>
         <w:t>Architectural Limitation</w:t>
@@ -24638,10 +24853,7 @@
         <w:pStyle w:val="FirstParagraph"/>
       </w:pPr>
       <w:r>
-        <w:t xml:space="preserve">The key outstanding architectural issues are listed below. Owners follow the agreed specialisms (cloud and delivery: Guruprasath Gopal; backend services: Ibrahim Mammadov; domain, contracts and </w:t>
-      </w:r>
-      <w:r>
-        <w:t>verification: Nguy</w:t>
+        <w:t>The key outstanding architectural issues are listed below. Owners follow the agreed specialisms (cloud and delivery: Guruprasath Gopal; backend services: Ibrahim Mammadov; domain, contracts and verification: Nguy</w:t>
       </w:r>
       <w:r>
         <w:t>ễ</w:t>
@@ -24774,7 +24986,6 @@
               <w:keepNext/>
             </w:pPr>
             <w:r>
-              <w:lastRenderedPageBreak/>
               <w:t>Identifier</w:t>
             </w:r>
           </w:p>
@@ -24878,7 +25089,7 @@
               <w:keepNext/>
             </w:pPr>
             <w:r>
-              <w:t>Shared database failure and capacity boundary</w:t>
+              <w:t>Measured performance misses</w:t>
             </w:r>
           </w:p>
         </w:tc>
@@ -24892,7 +25103,28 @@
               <w:keepNext/>
             </w:pPr>
             <w:r>
-              <w:t>One Aurora cluster with one instance (0–2 ACU) holds both logical databases. An outage, a failed resume or the capacity ceiling affects both services. Backups are kept 1 day, and no restore drill was run.</w:t>
+              <w:t xml:space="preserve">Queue wait on the short lane is met: median 0.26 s against 32.6 s on Fargate (5 jobs per arm, 24 s clip, run </w:t>
+            </w:r>
+            <w:r>
+              <w:rPr>
+                <w:rStyle w:val="VerbatimChar"/>
+                <w:sz w:val="15"/>
+                <w:szCs w:val="15"/>
+              </w:rPr>
+              <w:t>sl1021</w:t>
+            </w:r>
+            <w:r>
+              <w:t xml:space="preserve">) </w:t>
+            </w:r>
+            <w:r>
+              <w:rPr>
+                <w:b/>
+                <w:bCs/>
+              </w:rPr>
+              <w:t>[AWS]</w:t>
+            </w:r>
+            <w:r>
+              <w:t>. Longer clips still use Fargate, with a wait of about 37 s against 20 s; task start (median 25.6 s, n = 12) dominates it. End-to-end submit-to-done still misses 20 s on both lanes (warm Lambda median 45.2 s, Fargate 87.7 s), and 35–80 s per job outside queue wait and encode is unexplained. Two-worker speedup was 1.449× against 1.6× (three workers: 2.347× against 2.1×, passed), from a 6-clip backlog with one run per cap; the proposal’s 30-clip AWS comparison was not run.</w:t>
             </w:r>
           </w:p>
         </w:tc>
@@ -24906,7 +25138,7 @@
               <w:keepNext/>
             </w:pPr>
             <w:r>
-              <w:t>R2: deploy the already-rendered one-cluster-per-domain option (#94) after an AWS run; add a reader in the second AZ; run a quarterly restore drill</w:t>
+              <w:t>R1: trace the unexplained 35–80 s per job with per-stage timestamps; rerun 30 clips × 3 repeats per cap with per-task CPU profiling, reported against the unchanged targets; measure a slimmer worker image. R2: raise the short-lane bounds only if measured</w:t>
             </w:r>
           </w:p>
         </w:tc>
@@ -24920,7 +25152,7 @@
               <w:keepNext/>
             </w:pPr>
             <w:r>
-              <w:t>Guruprasath</w:t>
+              <w:t>Long (verify), Guruprasath</w:t>
             </w:r>
           </w:p>
         </w:tc>
@@ -24934,7 +25166,7 @@
               <w:keepNext/>
             </w:pPr>
             <w:r>
-              <w:t>Accepted for course scope</w:t>
+              <w:t>Open, measured misses (section 4)</w:t>
             </w:r>
           </w:p>
         </w:tc>
@@ -24967,7 +25199,7 @@
               <w:keepNext/>
             </w:pPr>
             <w:r>
-              <w:t>Two measured performance misses</w:t>
+              <w:t>Public API endpoint beyond CloudFront, no WAF</w:t>
             </w:r>
           </w:p>
         </w:tc>
@@ -24981,17 +25213,18 @@
               <w:keepNext/>
             </w:pPr>
             <w:r>
-              <w:t xml:space="preserve">Queue wait is about 37 s against 20 s; Fargate task start (median 25.6 s, n = 12) dominates it </w:t>
-            </w:r>
-            <w:r>
-              <w:rPr>
-                <w:b/>
-                <w:bCs/>
-              </w:rPr>
-              <w:t>[AWS]</w:t>
-            </w:r>
-            <w:r>
-              <w:t>. Two-worker speedup was 1.449× against 1.6× (three workers: 2.347× against 2.1×, passed), from a 6-clip backlog with one run per cap; the proposal’s 30-clip AWS comparison was not run.</w:t>
+              <w:t xml:space="preserve">The </w:t>
+            </w:r>
+            <w:r>
+              <w:rPr>
+                <w:rStyle w:val="VerbatimChar"/>
+                <w:sz w:val="15"/>
+                <w:szCs w:val="15"/>
+              </w:rPr>
+              <w:t>execute-api</w:t>
+            </w:r>
+            <w:r>
+              <w:t xml:space="preserve"> URL is reachable directly. Only the authorizer and a single stage throttle protect it.</w:t>
             </w:r>
           </w:p>
         </w:tc>
@@ -25005,7 +25238,7 @@
               <w:keepNext/>
             </w:pPr>
             <w:r>
-              <w:t>R1: rerun 30 clips × 3 repeats per cap with per-task CPU profiling, reported against the unchanged targets; measure a slimmer worker image. R2: the opt-in Lambda short-encode lane (#93) for short clips</w:t>
+              <w:t>R1: CloudFront-only origin (secret origin header checked by the authorizer) plus AWS WAF managed rules</w:t>
             </w:r>
           </w:p>
         </w:tc>
@@ -25019,7 +25252,7 @@
               <w:keepNext/>
             </w:pPr>
             <w:r>
-              <w:t>Long (verify), Guruprasath</w:t>
+              <w:t>Guruprasath</w:t>
             </w:r>
           </w:p>
         </w:tc>
@@ -25033,7 +25266,7 @@
               <w:keepNext/>
             </w:pPr>
             <w:r>
-              <w:t>Open, measured misses (section 4)</w:t>
+              <w:t>Open</w:t>
             </w:r>
           </w:p>
         </w:tc>
@@ -25064,7 +25297,7 @@
               <w:pStyle w:val="TableText"/>
             </w:pPr>
             <w:r>
-              <w:t>Public API endpoint beyond CloudFront, no WAF</w:t>
+              <w:t>Image-only rollback</w:t>
             </w:r>
           </w:p>
         </w:tc>
@@ -25077,18 +25310,7 @@
               <w:pStyle w:val="TableText"/>
             </w:pPr>
             <w:r>
-              <w:t xml:space="preserve">The </w:t>
-            </w:r>
-            <w:r>
-              <w:rPr>
-                <w:rStyle w:val="VerbatimChar"/>
-                <w:sz w:val="15"/>
-                <w:szCs w:val="15"/>
-              </w:rPr>
-              <w:t>execute-api</w:t>
-            </w:r>
-            <w:r>
-              <w:t xml:space="preserve"> URL is reachable directly. Only the authorizer and a single stage throttle protect it.</w:t>
+              <w:t>Release restores images and aliases, never schema. Pair compatibility is an operator attestation backed by N/N-1 contract tests.</w:t>
             </w:r>
           </w:p>
         </w:tc>
@@ -25101,7 +25323,7 @@
               <w:pStyle w:val="TableText"/>
             </w:pPr>
             <w:r>
-              <w:t>R1: CloudFront-only origin (secret origin header checked by the authorizer) plus AWS WAF managed rules</w:t>
+              <w:t>R2: enforce expand-and-contract migrations with an automated old-image-on-new-schema test in CI</w:t>
             </w:r>
           </w:p>
         </w:tc>
@@ -25114,7 +25336,7 @@
               <w:pStyle w:val="TableText"/>
             </w:pPr>
             <w:r>
-              <w:t>Guruprasath</w:t>
+              <w:t>Ibrahim</w:t>
             </w:r>
           </w:p>
         </w:tc>
@@ -25127,7 +25349,7 @@
               <w:pStyle w:val="TableText"/>
             </w:pPr>
             <w:r>
-              <w:t>Open</w:t>
+              <w:t>Accepted, mitigated by policy</w:t>
             </w:r>
           </w:p>
         </w:tc>
@@ -25158,7 +25380,7 @@
               <w:pStyle w:val="TableText"/>
             </w:pPr>
             <w:r>
-              <w:t>Image-only rollback</w:t>
+              <w:t>Operations hardening</w:t>
             </w:r>
           </w:p>
         </w:tc>
@@ -25171,7 +25393,54 @@
               <w:pStyle w:val="TableText"/>
             </w:pPr>
             <w:r>
-              <w:t>Release restores images and aliases, never schema. Pair compatibility is an operator attestation backed by N/N-1 contract tests.</w:t>
+              <w:t xml:space="preserve">The CD role has </w:t>
+            </w:r>
+            <w:r>
+              <w:rPr>
+                <w:rStyle w:val="VerbatimChar"/>
+                <w:sz w:val="15"/>
+                <w:szCs w:val="15"/>
+              </w:rPr>
+              <w:t>AdministratorAccess</w:t>
+            </w:r>
+            <w:r>
+              <w:t xml:space="preserve"> </w:t>
+            </w:r>
+            <w:r>
+              <w:t xml:space="preserve">with a region lock. Promotion to the single environment is automatic after green </w:t>
+            </w:r>
+            <w:r>
+              <w:rPr>
+                <w:rStyle w:val="VerbatimChar"/>
+                <w:sz w:val="15"/>
+                <w:szCs w:val="15"/>
+              </w:rPr>
+              <w:t>Main</w:t>
+            </w:r>
+            <w:r>
+              <w:t xml:space="preserve"> CI, with no staging, no reviewer gate on the </w:t>
+            </w:r>
+            <w:r>
+              <w:rPr>
+                <w:rStyle w:val="VerbatimChar"/>
+                <w:sz w:val="15"/>
+                <w:szCs w:val="15"/>
+              </w:rPr>
+              <w:t>aws</w:t>
+            </w:r>
+            <w:r>
+              <w:t xml:space="preserve"> environment and no branch protection on </w:t>
+            </w:r>
+            <w:r>
+              <w:rPr>
+                <w:rStyle w:val="VerbatimChar"/>
+                <w:sz w:val="15"/>
+                <w:szCs w:val="15"/>
+              </w:rPr>
+              <w:t>Main</w:t>
+            </w:r>
+            <w:r>
+              <w:t>. 13 alarms and a dashboard exist, but nobody is notified, there is no tracing, and logs last 7 days.</w:t>
             </w:r>
           </w:p>
         </w:tc>
@@ -25184,7 +25453,29 @@
               <w:pStyle w:val="TableText"/>
             </w:pPr>
             <w:r>
-              <w:t>R2: enforce expand-and-contract migrations with an automated old-image-on-new-schema test in CI</w:t>
+              <w:t xml:space="preserve">R1: a ruleset requiring Full verification on </w:t>
+            </w:r>
+            <w:r>
+              <w:rPr>
+                <w:rStyle w:val="VerbatimChar"/>
+                <w:sz w:val="15"/>
+                <w:szCs w:val="15"/>
+              </w:rPr>
+              <w:t>Main</w:t>
+            </w:r>
+            <w:r>
+              <w:t xml:space="preserve"> and </w:t>
+            </w:r>
+            <w:r>
+              <w:rPr>
+                <w:rStyle w:val="VerbatimChar"/>
+                <w:sz w:val="15"/>
+                <w:szCs w:val="15"/>
+              </w:rPr>
+              <w:t>dev/closeout</w:t>
+            </w:r>
+            <w:r>
+              <w:t>; a least-privilege deploy policy; an SNS notification target and an alarm drill. R2: a staging stack from the same template</w:t>
             </w:r>
           </w:p>
         </w:tc>
@@ -25197,7 +25488,7 @@
               <w:pStyle w:val="TableText"/>
             </w:pPr>
             <w:r>
-              <w:t>Ibrahim</w:t>
+              <w:t>Guruprasath</w:t>
             </w:r>
           </w:p>
         </w:tc>
@@ -25210,7 +25501,7 @@
               <w:pStyle w:val="TableText"/>
             </w:pPr>
             <w:r>
-              <w:t>Accepted, mitigated by policy</w:t>
+              <w:t>Open</w:t>
             </w:r>
           </w:p>
         </w:tc>
@@ -25241,155 +25532,6 @@
               <w:pStyle w:val="TableText"/>
             </w:pPr>
             <w:r>
-              <w:t>Operations hardening</w:t>
-            </w:r>
-          </w:p>
-        </w:tc>
-        <w:tc>
-          <w:tcPr>
-            <w:tcW w:w="2120" w:type="dxa"/>
-          </w:tcPr>
-          <w:p>
-            <w:pPr>
-              <w:pStyle w:val="TableText"/>
-            </w:pPr>
-            <w:r>
-              <w:t xml:space="preserve">The CD role has </w:t>
-            </w:r>
-            <w:r>
-              <w:rPr>
-                <w:rStyle w:val="VerbatimChar"/>
-                <w:sz w:val="15"/>
-                <w:szCs w:val="15"/>
-              </w:rPr>
-              <w:t>AdministratorAccess</w:t>
-            </w:r>
-            <w:r>
-              <w:t xml:space="preserve"> with a region lock. Promotion to the single environment is automatic after green </w:t>
-            </w:r>
-            <w:r>
-              <w:rPr>
-                <w:rStyle w:val="VerbatimChar"/>
-                <w:sz w:val="15"/>
-                <w:szCs w:val="15"/>
-              </w:rPr>
-              <w:t>Main</w:t>
-            </w:r>
-            <w:r>
-              <w:t xml:space="preserve"> CI, with no staging, no reviewer gate on the </w:t>
-            </w:r>
-            <w:r>
-              <w:rPr>
-                <w:rStyle w:val="VerbatimChar"/>
-                <w:sz w:val="15"/>
-                <w:szCs w:val="15"/>
-              </w:rPr>
-              <w:t>aws</w:t>
-            </w:r>
-            <w:r>
-              <w:t xml:space="preserve"> environment and no branch protection on </w:t>
-            </w:r>
-            <w:r>
-              <w:rPr>
-                <w:rStyle w:val="VerbatimChar"/>
-                <w:sz w:val="15"/>
-                <w:szCs w:val="15"/>
-              </w:rPr>
-              <w:t>Main</w:t>
-            </w:r>
-            <w:r>
-              <w:t>. 13 alarms and a dashboard exist, but nobody is notified, there is no tracing, and logs last 7 days.</w:t>
-            </w:r>
-          </w:p>
-        </w:tc>
-        <w:tc>
-          <w:tcPr>
-            <w:tcW w:w="2120" w:type="dxa"/>
-          </w:tcPr>
-          <w:p>
-            <w:pPr>
-              <w:pStyle w:val="TableText"/>
-            </w:pPr>
-            <w:r>
-              <w:t xml:space="preserve">R1: a ruleset requiring Full verification on </w:t>
-            </w:r>
-            <w:r>
-              <w:rPr>
-                <w:rStyle w:val="VerbatimChar"/>
-                <w:sz w:val="15"/>
-                <w:szCs w:val="15"/>
-              </w:rPr>
-              <w:t>Main</w:t>
-            </w:r>
-            <w:r>
-              <w:t xml:space="preserve"> and </w:t>
-            </w:r>
-            <w:r>
-              <w:rPr>
-                <w:rStyle w:val="VerbatimChar"/>
-                <w:sz w:val="15"/>
-                <w:szCs w:val="15"/>
-              </w:rPr>
-              <w:t>dev/closeout</w:t>
-            </w:r>
-            <w:r>
-              <w:t>; a least-privilege deploy policy; an SNS notification target and an alarm drill. R2: a staging stack from the same template</w:t>
-            </w:r>
-          </w:p>
-        </w:tc>
-        <w:tc>
-          <w:tcPr>
-            <w:tcW w:w="997" w:type="dxa"/>
-          </w:tcPr>
-          <w:p>
-            <w:pPr>
-              <w:pStyle w:val="TableText"/>
-            </w:pPr>
-            <w:r>
-              <w:t>Guruprasath</w:t>
-            </w:r>
-          </w:p>
-        </w:tc>
-        <w:tc>
-          <w:tcPr>
-            <w:tcW w:w="810" w:type="dxa"/>
-          </w:tcPr>
-          <w:p>
-            <w:pPr>
-              <w:pStyle w:val="TableText"/>
-            </w:pPr>
-            <w:r>
-              <w:t>Open</w:t>
-            </w:r>
-          </w:p>
-        </w:tc>
-      </w:tr>
-      <w:tr>
-        <w:trPr>
-          <w:cantSplit/>
-        </w:trPr>
-        <w:tc>
-          <w:tcPr>
-            <w:tcW w:w="873" w:type="dxa"/>
-          </w:tcPr>
-          <w:p>
-            <w:pPr>
-              <w:pStyle w:val="TableText"/>
-            </w:pPr>
-            <w:r>
-              <w:t>AISS-06</w:t>
-            </w:r>
-          </w:p>
-        </w:tc>
-        <w:tc>
-          <w:tcPr>
-            <w:tcW w:w="997" w:type="dxa"/>
-          </w:tcPr>
-          <w:p>
-            <w:pPr>
-              <w:pStyle w:val="TableText"/>
-            </w:pPr>
-            <w:r>
               <w:t>Evidence not established</w:t>
             </w:r>
           </w:p>
@@ -25551,7 +25693,6 @@
         </w:numPr>
       </w:pPr>
       <w:r>
-        <w:lastRenderedPageBreak/>
         <w:t>data retention for the demonstration environment (section 3.2.3).</w:t>
       </w:r>
     </w:p>
@@ -25560,7 +25701,7 @@
         <w:pStyle w:val="Heading1"/>
       </w:pPr>
       <w:bookmarkStart w:id="38" w:name="quality-attributes"/>
-      <w:bookmarkStart w:id="39" w:name="_Toc243489945"/>
+      <w:bookmarkStart w:id="39" w:name="_Toc243567720"/>
       <w:bookmarkEnd w:id="20"/>
       <w:bookmarkEnd w:id="36"/>
       <w:r>
@@ -25603,7 +25744,7 @@
           <w:noProof/>
         </w:rPr>
         <w:drawing>
-          <wp:inline distT="0" distB="0" distL="0" distR="0" wp14:anchorId="186049F8" wp14:editId="41027DEB">
+          <wp:inline distT="0" distB="0" distL="0" distR="0">
             <wp:extent cx="5579999" cy="2399399"/>
             <wp:effectExtent l="0" t="0" r="0" b="0"/>
             <wp:docPr id="84" name="Picture" descr="Figure 13. Speedup and Processing release time against target (AWS V1 and V2-live; misses shown as misses)."/>
@@ -25661,10 +25802,10 @@
         <w:tblLook w:val="0020" w:firstRow="1" w:lastRow="0" w:firstColumn="0" w:lastColumn="0" w:noHBand="0" w:noVBand="0"/>
       </w:tblPr>
       <w:tblGrid>
-        <w:gridCol w:w="2036"/>
-        <w:gridCol w:w="2182"/>
-        <w:gridCol w:w="2908"/>
         <w:gridCol w:w="1890"/>
+        <w:gridCol w:w="2255"/>
+        <w:gridCol w:w="3054"/>
+        <w:gridCol w:w="1817"/>
       </w:tblGrid>
       <w:tr>
         <w:trPr>
@@ -25673,7 +25814,7 @@
         </w:trPr>
         <w:tc>
           <w:tcPr>
-            <w:tcW w:w="1788" w:type="dxa"/>
+            <w:tcW w:w="1660" w:type="dxa"/>
           </w:tcPr>
           <w:p>
             <w:pPr>
@@ -25687,7 +25828,7 @@
         </w:tc>
         <w:tc>
           <w:tcPr>
-            <w:tcW w:w="1916" w:type="dxa"/>
+            <w:tcW w:w="1980" w:type="dxa"/>
           </w:tcPr>
           <w:p>
             <w:pPr>
@@ -25701,7 +25842,7 @@
         </w:tc>
         <w:tc>
           <w:tcPr>
-            <w:tcW w:w="2554" w:type="dxa"/>
+            <w:tcW w:w="2682" w:type="dxa"/>
           </w:tcPr>
           <w:p>
             <w:pPr>
@@ -25715,7 +25856,7 @@
         </w:tc>
         <w:tc>
           <w:tcPr>
-            <w:tcW w:w="1660" w:type="dxa"/>
+            <w:tcW w:w="1596" w:type="dxa"/>
           </w:tcPr>
           <w:p>
             <w:pPr>
@@ -25734,7 +25875,7 @@
         </w:trPr>
         <w:tc>
           <w:tcPr>
-            <w:tcW w:w="1788" w:type="dxa"/>
+            <w:tcW w:w="1660" w:type="dxa"/>
           </w:tcPr>
           <w:p>
             <w:pPr>
@@ -25748,7 +25889,7 @@
         </w:tc>
         <w:tc>
           <w:tcPr>
-            <w:tcW w:w="1916" w:type="dxa"/>
+            <w:tcW w:w="1980" w:type="dxa"/>
           </w:tcPr>
           <w:p>
             <w:pPr>
@@ -25762,7 +25903,7 @@
         </w:tc>
         <w:tc>
           <w:tcPr>
-            <w:tcW w:w="2554" w:type="dxa"/>
+            <w:tcW w:w="2682" w:type="dxa"/>
           </w:tcPr>
           <w:p>
             <w:pPr>
@@ -25793,7 +25934,7 @@
         </w:tc>
         <w:tc>
           <w:tcPr>
-            <w:tcW w:w="1660" w:type="dxa"/>
+            <w:tcW w:w="1596" w:type="dxa"/>
           </w:tcPr>
           <w:p>
             <w:pPr>
@@ -25819,7 +25960,7 @@
         </w:trPr>
         <w:tc>
           <w:tcPr>
-            <w:tcW w:w="1788" w:type="dxa"/>
+            <w:tcW w:w="1660" w:type="dxa"/>
           </w:tcPr>
           <w:p>
             <w:pPr>
@@ -25833,7 +25974,7 @@
         </w:tc>
         <w:tc>
           <w:tcPr>
-            <w:tcW w:w="1916" w:type="dxa"/>
+            <w:tcW w:w="1980" w:type="dxa"/>
           </w:tcPr>
           <w:p>
             <w:pPr>
@@ -25847,7 +25988,7 @@
         </w:tc>
         <w:tc>
           <w:tcPr>
-            <w:tcW w:w="2554" w:type="dxa"/>
+            <w:tcW w:w="2682" w:type="dxa"/>
           </w:tcPr>
           <w:p>
             <w:pPr>
@@ -25861,7 +26002,7 @@
         </w:tc>
         <w:tc>
           <w:tcPr>
-            <w:tcW w:w="1660" w:type="dxa"/>
+            <w:tcW w:w="1596" w:type="dxa"/>
           </w:tcPr>
           <w:p>
             <w:pPr>
@@ -25880,7 +26021,7 @@
         </w:trPr>
         <w:tc>
           <w:tcPr>
-            <w:tcW w:w="1788" w:type="dxa"/>
+            <w:tcW w:w="1660" w:type="dxa"/>
           </w:tcPr>
           <w:p>
             <w:pPr>
@@ -25893,7 +26034,7 @@
         </w:tc>
         <w:tc>
           <w:tcPr>
-            <w:tcW w:w="1916" w:type="dxa"/>
+            <w:tcW w:w="1980" w:type="dxa"/>
           </w:tcPr>
           <w:p>
             <w:pPr>
@@ -25906,7 +26047,7 @@
         </w:tc>
         <w:tc>
           <w:tcPr>
-            <w:tcW w:w="2554" w:type="dxa"/>
+            <w:tcW w:w="2682" w:type="dxa"/>
           </w:tcPr>
           <w:p>
             <w:pPr>
@@ -25919,7 +26060,7 @@
         </w:tc>
         <w:tc>
           <w:tcPr>
-            <w:tcW w:w="1660" w:type="dxa"/>
+            <w:tcW w:w="1596" w:type="dxa"/>
           </w:tcPr>
           <w:p>
             <w:pPr>
@@ -25937,7 +26078,7 @@
         </w:trPr>
         <w:tc>
           <w:tcPr>
-            <w:tcW w:w="1788" w:type="dxa"/>
+            <w:tcW w:w="1660" w:type="dxa"/>
           </w:tcPr>
           <w:p>
             <w:pPr>
@@ -25950,7 +26091,7 @@
         </w:tc>
         <w:tc>
           <w:tcPr>
-            <w:tcW w:w="1916" w:type="dxa"/>
+            <w:tcW w:w="1980" w:type="dxa"/>
           </w:tcPr>
           <w:p>
             <w:pPr>
@@ -25963,7 +26104,7 @@
         </w:tc>
         <w:tc>
           <w:tcPr>
-            <w:tcW w:w="2554" w:type="dxa"/>
+            <w:tcW w:w="2682" w:type="dxa"/>
           </w:tcPr>
           <w:p>
             <w:pPr>
@@ -25976,7 +26117,7 @@
         </w:tc>
         <w:tc>
           <w:tcPr>
-            <w:tcW w:w="1660" w:type="dxa"/>
+            <w:tcW w:w="1596" w:type="dxa"/>
           </w:tcPr>
           <w:p>
             <w:pPr>
@@ -25994,7 +26135,7 @@
         </w:trPr>
         <w:tc>
           <w:tcPr>
-            <w:tcW w:w="1788" w:type="dxa"/>
+            <w:tcW w:w="1660" w:type="dxa"/>
           </w:tcPr>
           <w:p>
             <w:pPr>
@@ -26007,7 +26148,7 @@
         </w:tc>
         <w:tc>
           <w:tcPr>
-            <w:tcW w:w="1916" w:type="dxa"/>
+            <w:tcW w:w="1980" w:type="dxa"/>
           </w:tcPr>
           <w:p>
             <w:pPr>
@@ -26020,7 +26161,7 @@
         </w:tc>
         <w:tc>
           <w:tcPr>
-            <w:tcW w:w="2554" w:type="dxa"/>
+            <w:tcW w:w="2682" w:type="dxa"/>
           </w:tcPr>
           <w:p>
             <w:pPr>
@@ -26043,7 +26184,7 @@
         </w:tc>
         <w:tc>
           <w:tcPr>
-            <w:tcW w:w="1660" w:type="dxa"/>
+            <w:tcW w:w="1596" w:type="dxa"/>
           </w:tcPr>
           <w:p>
             <w:pPr>
@@ -26061,7 +26202,7 @@
         </w:trPr>
         <w:tc>
           <w:tcPr>
-            <w:tcW w:w="1788" w:type="dxa"/>
+            <w:tcW w:w="1660" w:type="dxa"/>
           </w:tcPr>
           <w:p>
             <w:pPr>
@@ -26074,7 +26215,7 @@
         </w:tc>
         <w:tc>
           <w:tcPr>
-            <w:tcW w:w="1916" w:type="dxa"/>
+            <w:tcW w:w="1980" w:type="dxa"/>
           </w:tcPr>
           <w:p>
             <w:pPr>
@@ -26087,7 +26228,7 @@
         </w:tc>
         <w:tc>
           <w:tcPr>
-            <w:tcW w:w="2554" w:type="dxa"/>
+            <w:tcW w:w="2682" w:type="dxa"/>
           </w:tcPr>
           <w:p>
             <w:pPr>
@@ -26110,7 +26251,7 @@
         </w:tc>
         <w:tc>
           <w:tcPr>
-            <w:tcW w:w="1660" w:type="dxa"/>
+            <w:tcW w:w="1596" w:type="dxa"/>
           </w:tcPr>
           <w:p>
             <w:pPr>
@@ -26128,7 +26269,7 @@
         </w:trPr>
         <w:tc>
           <w:tcPr>
-            <w:tcW w:w="1788" w:type="dxa"/>
+            <w:tcW w:w="1660" w:type="dxa"/>
           </w:tcPr>
           <w:p>
             <w:pPr>
@@ -26141,20 +26282,20 @@
         </w:tc>
         <w:tc>
           <w:tcPr>
-            <w:tcW w:w="1916" w:type="dxa"/>
-          </w:tcPr>
-          <w:p>
-            <w:pPr>
-              <w:pStyle w:val="TableText"/>
-            </w:pPr>
-            <w:r>
-              <w:t>Warm-job queue wait ≤ 20 s (V2-live)</w:t>
-            </w:r>
-          </w:p>
-        </w:tc>
-        <w:tc>
-          <w:tcPr>
-            <w:tcW w:w="2554" w:type="dxa"/>
+            <w:tcW w:w="1980" w:type="dxa"/>
+          </w:tcPr>
+          <w:p>
+            <w:pPr>
+              <w:pStyle w:val="TableText"/>
+            </w:pPr>
+            <w:r>
+              <w:t>Warm-job queue wait ≤ 20 s (V2-live), standard Fargate lane</w:t>
+            </w:r>
+          </w:p>
+        </w:tc>
+        <w:tc>
+          <w:tcPr>
+            <w:tcW w:w="2682" w:type="dxa"/>
           </w:tcPr>
           <w:p>
             <w:pPr>
@@ -26171,13 +26312,27 @@
               <w:t>37 s</w:t>
             </w:r>
             <w:r>
-              <w:t>; Fargate start median 25.6 s</w:t>
-            </w:r>
-          </w:p>
-        </w:tc>
-        <w:tc>
-          <w:tcPr>
-            <w:tcW w:w="1660" w:type="dxa"/>
+              <w:t xml:space="preserve">; Fargate start median 25.6 s (5-job </w:t>
+            </w:r>
+            <w:r>
+              <w:rPr>
+                <w:rStyle w:val="VerbatimChar"/>
+                <w:sz w:val="15"/>
+                <w:szCs w:val="15"/>
+              </w:rPr>
+              <w:t>sl1021</w:t>
+            </w:r>
+            <w:r>
+              <w:t xml:space="preserve"> </w:t>
+            </w:r>
+            <w:r>
+              <w:t>Fargate arm: 32.6 s median)</w:t>
+            </w:r>
+          </w:p>
+        </w:tc>
+        <w:tc>
+          <w:tcPr>
+            <w:tcW w:w="1596" w:type="dxa"/>
           </w:tcPr>
           <w:p>
             <w:pPr>
@@ -26199,50 +26354,27 @@
         </w:trPr>
         <w:tc>
           <w:tcPr>
-            <w:tcW w:w="1788" w:type="dxa"/>
-          </w:tcPr>
-          <w:p>
-            <w:pPr>
-              <w:pStyle w:val="TableText"/>
-            </w:pPr>
-            <w:r>
-              <w:t>Availability</w:t>
-            </w:r>
-          </w:p>
-        </w:tc>
-        <w:tc>
-          <w:tcPr>
-            <w:tcW w:w="1916" w:type="dxa"/>
-          </w:tcPr>
-          <w:p>
-            <w:pPr>
-              <w:pStyle w:val="TableText"/>
-            </w:pPr>
-            <w:r>
-              <w:t>Worker killed mid-encode: re-queued or failed within 5 min</w:t>
-            </w:r>
-          </w:p>
-        </w:tc>
-        <w:tc>
-          <w:tcPr>
-            <w:tcW w:w="2554" w:type="dxa"/>
-          </w:tcPr>
-          <w:p>
-            <w:pPr>
-              <w:pStyle w:val="TableText"/>
-            </w:pPr>
-            <w:r>
-              <w:t xml:space="preserve">Stop detected in </w:t>
-            </w:r>
-            <w:r>
-              <w:rPr>
-                <w:b/>
-                <w:bCs/>
-              </w:rPr>
-              <w:t>5.8 s</w:t>
-            </w:r>
-            <w:r>
-              <w:t xml:space="preserve">; lease expiry marks the job </w:t>
+            <w:tcW w:w="1660" w:type="dxa"/>
+          </w:tcPr>
+          <w:p>
+            <w:pPr>
+              <w:pStyle w:val="TableText"/>
+            </w:pPr>
+            <w:r>
+              <w:t>Performance</w:t>
+            </w:r>
+          </w:p>
+        </w:tc>
+        <w:tc>
+          <w:tcPr>
+            <w:tcW w:w="1980" w:type="dxa"/>
+          </w:tcPr>
+          <w:p>
+            <w:pPr>
+              <w:pStyle w:val="TableText"/>
+            </w:pPr>
+            <w:r>
+              <w:t xml:space="preserve">Same wait on the Lambda short-encode lane (≤ 60 s clips, </w:t>
             </w:r>
             <w:r>
               <w:rPr>
@@ -26250,23 +26382,46 @@
                 <w:sz w:val="15"/>
                 <w:szCs w:val="15"/>
               </w:rPr>
-              <w:t>failed</w:t>
-            </w:r>
-            <w:r>
-              <w:t>; retry creates a new attempt</w:t>
-            </w:r>
-          </w:p>
-        </w:tc>
-        <w:tc>
-          <w:tcPr>
-            <w:tcW w:w="1660" w:type="dxa"/>
-          </w:tcPr>
-          <w:p>
-            <w:pPr>
-              <w:pStyle w:val="TableText"/>
-            </w:pPr>
-            <w:r>
-              <w:t>PASS (reaction time only)</w:t>
+              <w:t>sl1021</w:t>
+            </w:r>
+            <w:r>
+              <w:t>, 5 jobs, 24 s clip)</w:t>
+            </w:r>
+          </w:p>
+        </w:tc>
+        <w:tc>
+          <w:tcPr>
+            <w:tcW w:w="2682" w:type="dxa"/>
+          </w:tcPr>
+          <w:p>
+            <w:pPr>
+              <w:pStyle w:val="TableText"/>
+            </w:pPr>
+            <w:r>
+              <w:t xml:space="preserve">median </w:t>
+            </w:r>
+            <w:r>
+              <w:rPr>
+                <w:b/>
+                <w:bCs/>
+              </w:rPr>
+              <w:t>0.26 s</w:t>
+            </w:r>
+            <w:r>
+              <w:t xml:space="preserve"> (max 2.6 s) against 32.6 s on Fargate; processing 5.3 s against 8.0 s; billed compute USD 0.0003 against 0.0021 per encode; 0 failures</w:t>
+            </w:r>
+          </w:p>
+        </w:tc>
+        <w:tc>
+          <w:tcPr>
+            <w:tcW w:w="1596" w:type="dxa"/>
+          </w:tcPr>
+          <w:p>
+            <w:pPr>
+              <w:pStyle w:val="TableText"/>
+            </w:pPr>
+            <w:r>
+              <w:t>PASS (queue wait)</w:t>
             </w:r>
           </w:p>
         </w:tc>
@@ -26277,45 +26432,6 @@
         </w:trPr>
         <w:tc>
           <w:tcPr>
-            <w:tcW w:w="1788" w:type="dxa"/>
-          </w:tcPr>
-          <w:p>
-            <w:pPr>
-              <w:pStyle w:val="TableText"/>
-            </w:pPr>
-            <w:r>
-              <w:t>Availability</w:t>
-            </w:r>
-          </w:p>
-        </w:tc>
-        <w:tc>
-          <w:tcPr>
-            <w:tcW w:w="1916" w:type="dxa"/>
-          </w:tcPr>
-          <w:p>
-            <w:pPr>
-              <w:pStyle w:val="TableText"/>
-            </w:pPr>
-            <w:r>
-              <w:t>Lost queue entry re-enqueued within 2 min</w:t>
-            </w:r>
-          </w:p>
-        </w:tc>
-        <w:tc>
-          <w:tcPr>
-            <w:tcW w:w="2554" w:type="dxa"/>
-          </w:tcPr>
-          <w:p>
-            <w:pPr>
-              <w:pStyle w:val="TableText"/>
-            </w:pPr>
-            <w:r>
-              <w:t>23.5 s (local pre-V1); ≤ 120 s asserted on a simulated clock (local V1)</w:t>
-            </w:r>
-          </w:p>
-        </w:tc>
-        <w:tc>
-          <w:tcPr>
             <w:tcW w:w="1660" w:type="dxa"/>
           </w:tcPr>
           <w:p>
@@ -26323,17 +26439,53 @@
               <w:pStyle w:val="TableText"/>
             </w:pPr>
             <w:r>
-              <w:t xml:space="preserve">PASS locally; </w:t>
-            </w:r>
+              <w:t>Performance</w:t>
+            </w:r>
+          </w:p>
+        </w:tc>
+        <w:tc>
+          <w:tcPr>
+            <w:tcW w:w="1980" w:type="dxa"/>
+          </w:tcPr>
+          <w:p>
+            <w:pPr>
+              <w:pStyle w:val="TableText"/>
+            </w:pPr>
+            <w:r>
+              <w:t>Submit-to-done, same run (no proposal target; 20 s end to end is the aim)</w:t>
+            </w:r>
+          </w:p>
+        </w:tc>
+        <w:tc>
+          <w:tcPr>
+            <w:tcW w:w="2682" w:type="dxa"/>
+          </w:tcPr>
+          <w:p>
+            <w:pPr>
+              <w:pStyle w:val="TableText"/>
+            </w:pPr>
+            <w:r>
+              <w:t>Lambda cold 92.0 s (n = 1), warm median 45.2 s; Fargate median 87.7 s</w:t>
+            </w:r>
+          </w:p>
+        </w:tc>
+        <w:tc>
+          <w:tcPr>
+            <w:tcW w:w="1596" w:type="dxa"/>
+          </w:tcPr>
+          <w:p>
+            <w:pPr>
+              <w:pStyle w:val="TableText"/>
+            </w:pPr>
             <w:r>
               <w:rPr>
                 <w:b/>
                 <w:bCs/>
               </w:rPr>
-              <w:t>NOT_RUN</w:t>
-            </w:r>
-            <w:r>
-              <w:t xml:space="preserve"> on AWS</w:t>
+              <w:t>FAIL</w:t>
+            </w:r>
+            <w:r>
+              <w:t xml:space="preserve"> against 20 s on both lanes</w:t>
             </w:r>
           </w:p>
         </w:tc>
@@ -26344,41 +26496,50 @@
         </w:trPr>
         <w:tc>
           <w:tcPr>
-            <w:tcW w:w="1788" w:type="dxa"/>
-          </w:tcPr>
-          <w:p>
-            <w:pPr>
-              <w:pStyle w:val="TableText"/>
-            </w:pPr>
-            <w:r>
-              <w:lastRenderedPageBreak/>
+            <w:tcW w:w="1660" w:type="dxa"/>
+          </w:tcPr>
+          <w:p>
+            <w:pPr>
+              <w:pStyle w:val="TableText"/>
+            </w:pPr>
+            <w:r>
               <w:t>Availability</w:t>
             </w:r>
           </w:p>
         </w:tc>
         <w:tc>
           <w:tcPr>
-            <w:tcW w:w="1916" w:type="dxa"/>
-          </w:tcPr>
-          <w:p>
-            <w:pPr>
-              <w:pStyle w:val="TableText"/>
-            </w:pPr>
-            <w:r>
-              <w:t>Processing temporarily unavailable while Media accepts uploads</w:t>
-            </w:r>
-          </w:p>
-        </w:tc>
-        <w:tc>
-          <w:tcPr>
-            <w:tcW w:w="2554" w:type="dxa"/>
-          </w:tcPr>
-          <w:p>
-            <w:pPr>
-              <w:pStyle w:val="TableText"/>
-            </w:pPr>
-            <w:r>
-              <w:t xml:space="preserve">Command consumer off for 48 s: Media answered 202 and held the command; job </w:t>
+            <w:tcW w:w="1980" w:type="dxa"/>
+          </w:tcPr>
+          <w:p>
+            <w:pPr>
+              <w:pStyle w:val="TableText"/>
+            </w:pPr>
+            <w:r>
+              <w:t>Worker killed mid-encode: re-queued or failed within 5 min</w:t>
+            </w:r>
+          </w:p>
+        </w:tc>
+        <w:tc>
+          <w:tcPr>
+            <w:tcW w:w="2682" w:type="dxa"/>
+          </w:tcPr>
+          <w:p>
+            <w:pPr>
+              <w:pStyle w:val="TableText"/>
+            </w:pPr>
+            <w:r>
+              <w:t xml:space="preserve">Stop detected in </w:t>
+            </w:r>
+            <w:r>
+              <w:rPr>
+                <w:b/>
+                <w:bCs/>
+              </w:rPr>
+              <w:t>5.8 s</w:t>
+            </w:r>
+            <w:r>
+              <w:t xml:space="preserve">; lease expiry marks the job </w:t>
             </w:r>
             <w:r>
               <w:rPr>
@@ -26386,23 +26547,23 @@
                 <w:sz w:val="15"/>
                 <w:szCs w:val="15"/>
               </w:rPr>
-              <w:t>done</w:t>
-            </w:r>
-            <w:r>
-              <w:t xml:space="preserve"> 58.9 s after re-enable</w:t>
-            </w:r>
-          </w:p>
-        </w:tc>
-        <w:tc>
-          <w:tcPr>
-            <w:tcW w:w="1660" w:type="dxa"/>
-          </w:tcPr>
-          <w:p>
-            <w:pPr>
-              <w:pStyle w:val="TableText"/>
-            </w:pPr>
-            <w:r>
-              <w:t>PASS (consumer only)</w:t>
+              <w:t>failed</w:t>
+            </w:r>
+            <w:r>
+              <w:t>; retry creates a new attempt</w:t>
+            </w:r>
+          </w:p>
+        </w:tc>
+        <w:tc>
+          <w:tcPr>
+            <w:tcW w:w="1596" w:type="dxa"/>
+          </w:tcPr>
+          <w:p>
+            <w:pPr>
+              <w:pStyle w:val="TableText"/>
+            </w:pPr>
+            <w:r>
+              <w:t>PASS (reaction time only)</w:t>
             </w:r>
           </w:p>
         </w:tc>
@@ -26413,93 +26574,63 @@
         </w:trPr>
         <w:tc>
           <w:tcPr>
-            <w:tcW w:w="1788" w:type="dxa"/>
-          </w:tcPr>
-          <w:p>
-            <w:pPr>
-              <w:pStyle w:val="TableText"/>
-            </w:pPr>
-            <w:r>
-              <w:t>Deployability</w:t>
-            </w:r>
-          </w:p>
-        </w:tc>
-        <w:tc>
-          <w:tcPr>
-            <w:tcW w:w="1916" w:type="dxa"/>
-          </w:tcPr>
-          <w:p>
-            <w:pPr>
-              <w:pStyle w:val="TableText"/>
-            </w:pPr>
-            <w:r>
-              <w:t>Release Processing alone, smoke-tested, in ≤ 10 min; Media unchanged</w:t>
-            </w:r>
-          </w:p>
-        </w:tc>
-        <w:tc>
-          <w:tcPr>
-            <w:tcW w:w="2554" w:type="dxa"/>
-          </w:tcPr>
-          <w:p>
-            <w:pPr>
-              <w:pStyle w:val="TableText"/>
-            </w:pPr>
-            <w:r>
-              <w:t xml:space="preserve">Operator promote 322.5 s; CD </w:t>
-            </w:r>
-            <w:r>
-              <w:rPr>
-                <w:rStyle w:val="VerbatimChar"/>
-                <w:sz w:val="15"/>
-                <w:szCs w:val="15"/>
-              </w:rPr>
-              <w:t>Release</w:t>
-            </w:r>
-            <w:r>
-              <w:t xml:space="preserve"> step 10.1–10.3 min (</w:t>
-            </w:r>
-            <w:r>
-              <w:rPr>
-                <w:rStyle w:val="VerbatimChar"/>
-                <w:sz w:val="15"/>
-                <w:szCs w:val="15"/>
-              </w:rPr>
-              <w:t>r1018b</w:t>
-            </w:r>
-            <w:r>
-              <w:t>) and 9 m 39 s (</w:t>
-            </w:r>
-            <w:r>
-              <w:rPr>
-                <w:rStyle w:val="VerbatimChar"/>
-                <w:sz w:val="15"/>
-                <w:szCs w:val="15"/>
-              </w:rPr>
-              <w:t>r1019a</w:t>
-            </w:r>
-            <w:r>
-              <w:t>); release plus a separate upload smoke 15 m 38 s; Media unchanged at every snapshot</w:t>
-            </w:r>
-          </w:p>
-        </w:tc>
-        <w:tc>
-          <w:tcPr>
             <w:tcW w:w="1660" w:type="dxa"/>
           </w:tcPr>
           <w:p>
             <w:pPr>
               <w:pStyle w:val="TableText"/>
             </w:pPr>
+            <w:r>
+              <w:t>Availability</w:t>
+            </w:r>
+          </w:p>
+        </w:tc>
+        <w:tc>
+          <w:tcPr>
+            <w:tcW w:w="1980" w:type="dxa"/>
+          </w:tcPr>
+          <w:p>
+            <w:pPr>
+              <w:pStyle w:val="TableText"/>
+            </w:pPr>
+            <w:r>
+              <w:t>Lost queue entry re-enqueued within 2 min</w:t>
+            </w:r>
+          </w:p>
+        </w:tc>
+        <w:tc>
+          <w:tcPr>
+            <w:tcW w:w="2682" w:type="dxa"/>
+          </w:tcPr>
+          <w:p>
+            <w:pPr>
+              <w:pStyle w:val="TableText"/>
+            </w:pPr>
+            <w:r>
+              <w:t>23.5 s (local pre-V1); ≤ 120 s asserted on a simulated clock (local V1)</w:t>
+            </w:r>
+          </w:p>
+        </w:tc>
+        <w:tc>
+          <w:tcPr>
+            <w:tcW w:w="1596" w:type="dxa"/>
+          </w:tcPr>
+          <w:p>
+            <w:pPr>
+              <w:pStyle w:val="TableText"/>
+            </w:pPr>
+            <w:r>
+              <w:t xml:space="preserve">PASS locally; </w:t>
+            </w:r>
             <w:r>
               <w:rPr>
                 <w:b/>
                 <w:bCs/>
               </w:rPr>
-              <w:t>FAIL</w:t>
-            </w:r>
-            <w:r>
-              <w:t xml:space="preserve"> (marginal); not established with the smoke</w:t>
+              <w:t>NOT_RUN</w:t>
+            </w:r>
+            <w:r>
+              <w:t xml:space="preserve"> on AWS</w:t>
             </w:r>
           </w:p>
         </w:tc>
@@ -26510,40 +26641,40 @@
         </w:trPr>
         <w:tc>
           <w:tcPr>
-            <w:tcW w:w="1788" w:type="dxa"/>
-          </w:tcPr>
-          <w:p>
-            <w:pPr>
-              <w:pStyle w:val="TableText"/>
-            </w:pPr>
-            <w:r>
-              <w:t>Deployability</w:t>
-            </w:r>
-          </w:p>
-        </w:tc>
-        <w:tc>
-          <w:tcPr>
-            <w:tcW w:w="1916" w:type="dxa"/>
-          </w:tcPr>
-          <w:p>
-            <w:pPr>
-              <w:pStyle w:val="TableText"/>
-            </w:pPr>
-            <w:r>
-              <w:t>Bad candidate restores automatically</w:t>
-            </w:r>
-          </w:p>
-        </w:tc>
-        <w:tc>
-          <w:tcPr>
-            <w:tcW w:w="2554" w:type="dxa"/>
-          </w:tcPr>
-          <w:p>
-            <w:pPr>
-              <w:pStyle w:val="TableText"/>
-            </w:pPr>
-            <w:r>
-              <w:t>CD run 39271754470 (</w:t>
+            <w:tcW w:w="1660" w:type="dxa"/>
+          </w:tcPr>
+          <w:p>
+            <w:pPr>
+              <w:pStyle w:val="TableText"/>
+            </w:pPr>
+            <w:r>
+              <w:t>Availability</w:t>
+            </w:r>
+          </w:p>
+        </w:tc>
+        <w:tc>
+          <w:tcPr>
+            <w:tcW w:w="1980" w:type="dxa"/>
+          </w:tcPr>
+          <w:p>
+            <w:pPr>
+              <w:pStyle w:val="TableText"/>
+            </w:pPr>
+            <w:r>
+              <w:t>Processing temporarily unavailable while Media accepts uploads</w:t>
+            </w:r>
+          </w:p>
+        </w:tc>
+        <w:tc>
+          <w:tcPr>
+            <w:tcW w:w="2682" w:type="dxa"/>
+          </w:tcPr>
+          <w:p>
+            <w:pPr>
+              <w:pStyle w:val="TableText"/>
+            </w:pPr>
+            <w:r>
+              <w:t xml:space="preserve">Command consumer off for 48 s: Media answered 202 and held the command; job </w:t>
             </w:r>
             <w:r>
               <w:rPr>
@@ -26551,42 +26682,26 @@
                 <w:sz w:val="15"/>
                 <w:szCs w:val="15"/>
               </w:rPr>
-              <w:t>bad_candidate=true</w:t>
-            </w:r>
-            <w:r>
-              <w:t xml:space="preserve">) → </w:t>
-            </w:r>
-            <w:r>
-              <w:rPr>
-                <w:rStyle w:val="VerbatimChar"/>
-                <w:sz w:val="15"/>
-                <w:szCs w:val="15"/>
-              </w:rPr>
-              <w:t>restored</w:t>
-            </w:r>
-          </w:p>
-        </w:tc>
-        <w:tc>
-          <w:tcPr>
-            <w:tcW w:w="1660" w:type="dxa"/>
-          </w:tcPr>
-          <w:p>
-            <w:pPr>
-              <w:pStyle w:val="TableText"/>
-            </w:pPr>
-            <w:r>
-              <w:t xml:space="preserve">PASS (source </w:t>
-            </w:r>
-            <w:r>
-              <w:rPr>
-                <w:rStyle w:val="VerbatimChar"/>
-                <w:sz w:val="15"/>
-                <w:szCs w:val="15"/>
-              </w:rPr>
-              <w:t>7928b7c</w:t>
-            </w:r>
-            <w:r>
-              <w:t>)</w:t>
+              <w:t>done</w:t>
+            </w:r>
+            <w:r>
+              <w:t xml:space="preserve"> </w:t>
+            </w:r>
+            <w:r>
+              <w:t>58.9 s after re-enable</w:t>
+            </w:r>
+          </w:p>
+        </w:tc>
+        <w:tc>
+          <w:tcPr>
+            <w:tcW w:w="1596" w:type="dxa"/>
+          </w:tcPr>
+          <w:p>
+            <w:pPr>
+              <w:pStyle w:val="TableText"/>
+            </w:pPr>
+            <w:r>
+              <w:t>PASS (consumer only)</w:t>
             </w:r>
           </w:p>
         </w:tc>
@@ -26597,40 +26712,40 @@
         </w:trPr>
         <w:tc>
           <w:tcPr>
-            <w:tcW w:w="1788" w:type="dxa"/>
-          </w:tcPr>
-          <w:p>
-            <w:pPr>
-              <w:pStyle w:val="TableText"/>
-            </w:pPr>
-            <w:r>
-              <w:t>Security</w:t>
-            </w:r>
-          </w:p>
-        </w:tc>
-        <w:tc>
-          <w:tcPr>
-            <w:tcW w:w="1916" w:type="dxa"/>
-          </w:tcPr>
-          <w:p>
-            <w:pPr>
-              <w:pStyle w:val="TableText"/>
-            </w:pPr>
-            <w:r>
-              <w:t>Negative tests 100 % rejected; 0 fixable HIGH/CRITICAL at release</w:t>
-            </w:r>
-          </w:p>
-        </w:tc>
-        <w:tc>
-          <w:tcPr>
-            <w:tcW w:w="2554" w:type="dxa"/>
-          </w:tcPr>
-          <w:p>
-            <w:pPr>
-              <w:pStyle w:val="TableText"/>
-            </w:pPr>
-            <w:r>
-              <w:t xml:space="preserve">All selected negatives rejected on AWS V1 and on </w:t>
+            <w:tcW w:w="1660" w:type="dxa"/>
+          </w:tcPr>
+          <w:p>
+            <w:pPr>
+              <w:pStyle w:val="TableText"/>
+            </w:pPr>
+            <w:r>
+              <w:t>Deployability</w:t>
+            </w:r>
+          </w:p>
+        </w:tc>
+        <w:tc>
+          <w:tcPr>
+            <w:tcW w:w="1980" w:type="dxa"/>
+          </w:tcPr>
+          <w:p>
+            <w:pPr>
+              <w:pStyle w:val="TableText"/>
+            </w:pPr>
+            <w:r>
+              <w:t>Release Processing alone, smoke-tested, in ≤ 10 min; Media unchanged</w:t>
+            </w:r>
+          </w:p>
+        </w:tc>
+        <w:tc>
+          <w:tcPr>
+            <w:tcW w:w="2682" w:type="dxa"/>
+          </w:tcPr>
+          <w:p>
+            <w:pPr>
+              <w:pStyle w:val="TableText"/>
+            </w:pPr>
+            <w:r>
+              <w:t xml:space="preserve">Operator promote 322.5 s; CD </w:t>
             </w:r>
             <w:r>
               <w:rPr>
@@ -26638,23 +26753,52 @@
                 <w:sz w:val="15"/>
                 <w:szCs w:val="15"/>
               </w:rPr>
-              <w:t>dc2-live</w:t>
-            </w:r>
-            <w:r>
-              <w:t xml:space="preserve"> (#229); 0 fixable HIGH/CRITICAL at each release</w:t>
-            </w:r>
-          </w:p>
-        </w:tc>
-        <w:tc>
-          <w:tcPr>
-            <w:tcW w:w="1660" w:type="dxa"/>
-          </w:tcPr>
-          <w:p>
-            <w:pPr>
-              <w:pStyle w:val="TableText"/>
-            </w:pPr>
-            <w:r>
-              <w:t>PASS (checks run)</w:t>
+              <w:t>Release</w:t>
+            </w:r>
+            <w:r>
+              <w:t xml:space="preserve"> step 10.1–10.3 min (</w:t>
+            </w:r>
+            <w:r>
+              <w:rPr>
+                <w:rStyle w:val="VerbatimChar"/>
+                <w:sz w:val="15"/>
+                <w:szCs w:val="15"/>
+              </w:rPr>
+              <w:t>r1018b</w:t>
+            </w:r>
+            <w:r>
+              <w:t>) and 9 m 39 s (</w:t>
+            </w:r>
+            <w:r>
+              <w:rPr>
+                <w:rStyle w:val="VerbatimChar"/>
+                <w:sz w:val="15"/>
+                <w:szCs w:val="15"/>
+              </w:rPr>
+              <w:t>r1019a</w:t>
+            </w:r>
+            <w:r>
+              <w:t>); release plus a separate upload smoke 15 m 38 s; Media unchanged at every snapshot</w:t>
+            </w:r>
+          </w:p>
+        </w:tc>
+        <w:tc>
+          <w:tcPr>
+            <w:tcW w:w="1596" w:type="dxa"/>
+          </w:tcPr>
+          <w:p>
+            <w:pPr>
+              <w:pStyle w:val="TableText"/>
+            </w:pPr>
+            <w:r>
+              <w:rPr>
+                <w:b/>
+                <w:bCs/>
+              </w:rPr>
+              <w:t>FAIL</w:t>
+            </w:r>
+            <w:r>
+              <w:t xml:space="preserve"> (marginal); not established with the smoke</w:t>
             </w:r>
           </w:p>
         </w:tc>
@@ -26665,7 +26809,162 @@
         </w:trPr>
         <w:tc>
           <w:tcPr>
-            <w:tcW w:w="1788" w:type="dxa"/>
+            <w:tcW w:w="1660" w:type="dxa"/>
+          </w:tcPr>
+          <w:p>
+            <w:pPr>
+              <w:pStyle w:val="TableText"/>
+            </w:pPr>
+            <w:r>
+              <w:t>Deployability</w:t>
+            </w:r>
+          </w:p>
+        </w:tc>
+        <w:tc>
+          <w:tcPr>
+            <w:tcW w:w="1980" w:type="dxa"/>
+          </w:tcPr>
+          <w:p>
+            <w:pPr>
+              <w:pStyle w:val="TableText"/>
+            </w:pPr>
+            <w:r>
+              <w:t>Bad candidate restores automatically</w:t>
+            </w:r>
+          </w:p>
+        </w:tc>
+        <w:tc>
+          <w:tcPr>
+            <w:tcW w:w="2682" w:type="dxa"/>
+          </w:tcPr>
+          <w:p>
+            <w:pPr>
+              <w:pStyle w:val="TableText"/>
+            </w:pPr>
+            <w:r>
+              <w:t>CD run 39271754470 (</w:t>
+            </w:r>
+            <w:r>
+              <w:rPr>
+                <w:rStyle w:val="VerbatimChar"/>
+                <w:sz w:val="15"/>
+                <w:szCs w:val="15"/>
+              </w:rPr>
+              <w:t>bad_candidate=true</w:t>
+            </w:r>
+            <w:r>
+              <w:t xml:space="preserve">) → </w:t>
+            </w:r>
+            <w:r>
+              <w:rPr>
+                <w:rStyle w:val="VerbatimChar"/>
+                <w:sz w:val="15"/>
+                <w:szCs w:val="15"/>
+              </w:rPr>
+              <w:t>restored</w:t>
+            </w:r>
+          </w:p>
+        </w:tc>
+        <w:tc>
+          <w:tcPr>
+            <w:tcW w:w="1596" w:type="dxa"/>
+          </w:tcPr>
+          <w:p>
+            <w:pPr>
+              <w:pStyle w:val="TableText"/>
+            </w:pPr>
+            <w:r>
+              <w:t xml:space="preserve">PASS (source </w:t>
+            </w:r>
+            <w:r>
+              <w:rPr>
+                <w:rStyle w:val="VerbatimChar"/>
+                <w:sz w:val="15"/>
+                <w:szCs w:val="15"/>
+              </w:rPr>
+              <w:t>7928b7c</w:t>
+            </w:r>
+            <w:r>
+              <w:t>)</w:t>
+            </w:r>
+          </w:p>
+        </w:tc>
+      </w:tr>
+      <w:tr>
+        <w:trPr>
+          <w:cantSplit/>
+        </w:trPr>
+        <w:tc>
+          <w:tcPr>
+            <w:tcW w:w="1660" w:type="dxa"/>
+          </w:tcPr>
+          <w:p>
+            <w:pPr>
+              <w:pStyle w:val="TableText"/>
+            </w:pPr>
+            <w:r>
+              <w:t>Security</w:t>
+            </w:r>
+          </w:p>
+        </w:tc>
+        <w:tc>
+          <w:tcPr>
+            <w:tcW w:w="1980" w:type="dxa"/>
+          </w:tcPr>
+          <w:p>
+            <w:pPr>
+              <w:pStyle w:val="TableText"/>
+            </w:pPr>
+            <w:r>
+              <w:t>Negative tests 100 % rejected; 0 fixable HIGH/CRITICAL at release</w:t>
+            </w:r>
+          </w:p>
+        </w:tc>
+        <w:tc>
+          <w:tcPr>
+            <w:tcW w:w="2682" w:type="dxa"/>
+          </w:tcPr>
+          <w:p>
+            <w:pPr>
+              <w:pStyle w:val="TableText"/>
+            </w:pPr>
+            <w:r>
+              <w:t xml:space="preserve">All selected negatives rejected on AWS V1 and on </w:t>
+            </w:r>
+            <w:r>
+              <w:rPr>
+                <w:rStyle w:val="VerbatimChar"/>
+                <w:sz w:val="15"/>
+                <w:szCs w:val="15"/>
+              </w:rPr>
+              <w:t>dc2-live</w:t>
+            </w:r>
+            <w:r>
+              <w:t xml:space="preserve"> (#229); 0 fixable HIGH/CRITICAL at each release</w:t>
+            </w:r>
+          </w:p>
+        </w:tc>
+        <w:tc>
+          <w:tcPr>
+            <w:tcW w:w="1596" w:type="dxa"/>
+          </w:tcPr>
+          <w:p>
+            <w:pPr>
+              <w:pStyle w:val="TableText"/>
+            </w:pPr>
+            <w:r>
+              <w:t>PASS (checks run)</w:t>
+            </w:r>
+          </w:p>
+        </w:tc>
+      </w:tr>
+      <w:tr>
+        <w:trPr>
+          <w:cantSplit/>
+        </w:trPr>
+        <w:tc>
+          <w:tcPr>
+            <w:tcW w:w="1660" w:type="dxa"/>
           </w:tcPr>
           <w:p>
             <w:pPr>
@@ -26678,7 +26977,7 @@
         </w:tc>
         <w:tc>
           <w:tcPr>
-            <w:tcW w:w="1916" w:type="dxa"/>
+            <w:tcW w:w="1980" w:type="dxa"/>
           </w:tcPr>
           <w:p>
             <w:pPr>
@@ -26691,7 +26990,7 @@
         </w:tc>
         <w:tc>
           <w:tcPr>
-            <w:tcW w:w="2554" w:type="dxa"/>
+            <w:tcW w:w="2682" w:type="dxa"/>
           </w:tcPr>
           <w:p>
             <w:pPr>
@@ -26704,7 +27003,7 @@
         </w:tc>
         <w:tc>
           <w:tcPr>
-            <w:tcW w:w="1660" w:type="dxa"/>
+            <w:tcW w:w="1596" w:type="dxa"/>
           </w:tcPr>
           <w:p>
             <w:pPr>
@@ -26729,7 +27028,7 @@
         <w:pStyle w:val="Heading2"/>
       </w:pPr>
       <w:bookmarkStart w:id="40" w:name="performance"/>
-      <w:bookmarkStart w:id="41" w:name="_Toc243489946"/>
+      <w:bookmarkStart w:id="41" w:name="_Toc243567721"/>
       <w:r>
         <w:t>Performance</w:t>
       </w:r>
@@ -26763,7 +27062,10 @@
         <w:t>No bytes through the API.</w:t>
       </w:r>
       <w:r>
-        <w:t xml:space="preserve"> Uploads go straight to S3 by presigned POST. Playback reads MP4 (with range requests) and HLS segments straight from S3 by presigned URL. Lambda handles only small JSON requests, and there is no payload limit to hit.</w:t>
+        <w:t xml:space="preserve"> Uploads go straight to S3 by presigned POST. Playback reads MP4 </w:t>
+      </w:r>
+      <w:r>
+        <w:t>(with range requests) and HLS segments straight from S3 by presigned URL. Lambda handles only small JSON requests, and there is no payload limit to hit.</w:t>
       </w:r>
     </w:p>
     <w:p>
@@ -26839,10 +27141,7 @@
         <w:t>Reads come from a local projection.</w:t>
       </w:r>
       <w:r>
-        <w:t xml:space="preserve"> Status is answered from Media’s own projection in one owner-local query (an earlier N+1 lookup was replaced by one outer join). There is no </w:t>
-      </w:r>
-      <w:r>
-        <w:t>cross-service call per poll.</w:t>
+        <w:t xml:space="preserve"> Status is answered from Media’s own projection in one owner-local query (an earlier N+1 lookup was replaced by one outer join). There is no cross-service call per poll.</w:t>
       </w:r>
     </w:p>
     <w:p>
@@ -26861,7 +27160,10 @@
         <w:t>Bounded, predictable encoding.</w:t>
       </w:r>
       <w:r>
-        <w:t xml:space="preserve"> Each encoder is a 2 vCPU / 4 GiB task. FFmpeg uses every core it sees, so the per-task cap is what makes the 1/2/3 comparison fair. The HLS ladder never exceeds the source height, so no work is wasted upscaling.</w:t>
+        <w:t xml:space="preserve"> Each encoder is a 2 vCPU / 4 GiB task. FFmpeg uses every core </w:t>
+      </w:r>
+      <w:r>
+        <w:t>it sees, so the per-task cap is what makes the 1/2/3 comparison fair. The HLS ladder never exceeds the source height, so no work is wasted upscaling.</w:t>
       </w:r>
     </w:p>
     <w:p>
@@ -26930,10 +27232,7 @@
         <w:t>Latency.</w:t>
       </w:r>
       <w:r>
-        <w:t xml:space="preserve"> </w:t>
-      </w:r>
-      <w:r>
-        <w:t xml:space="preserve">Status p90 was 58.2 ms against 700 ms, and login p90 was 178 ms against 2 s </w:t>
+        <w:t xml:space="preserve"> Status p90 was 58.2 ms against 700 ms, and login p90 was 178 ms against 2 s </w:t>
       </w:r>
       <w:r>
         <w:rPr>
@@ -26962,14 +27261,7 @@
         <w:t>Two-worker miss.</w:t>
       </w:r>
       <w:r>
-        <w:t xml:space="preserve"> The 1.449× result is measured on six clips with one run per cap. Fargate task-time variability against a fast single-worker baseline is the most </w:t>
-      </w:r>
-      <w:r>
-        <w:lastRenderedPageBreak/>
-        <w:t xml:space="preserve">probable cause, but no per-task CPU profile was captured, so the cause is an inference. The three-worker result </w:t>
-      </w:r>
-      <w:r>
-        <w:t>(2.347×) passed, and the median queue wait fell at each step.</w:t>
+        <w:t xml:space="preserve"> The 1.449× result is measured on six clips with one run per cap. Fargate task-time variability against a fast single-worker baseline is the most probable cause, but no per-task CPU profile was captured, so the cause is an inference. The three-worker result (2.347×) passed, and the median queue wait fell at each step.</w:t>
       </w:r>
     </w:p>
     <w:p>
@@ -26985,10 +27277,35 @@
           <w:b/>
           <w:bCs/>
         </w:rPr>
-        <w:t>Queue-wait miss.</w:t>
-      </w:r>
-      <w:r>
-        <w:t xml:space="preserve"> The V2-live wait of about 37 s is a deliberate trade-off of scale-to-zero: no encoder runs idle, so each burst pays a Fargate start (median 25.6 s) plus image pull. The target was not revised, and AISS-02 records the options.</w:t>
+        <w:t>Queue-wait miss, and the short lane.</w:t>
+      </w:r>
+      <w:r>
+        <w:t xml:space="preserve"> </w:t>
+      </w:r>
+      <w:r>
+        <w:t xml:space="preserve">The standard-lane wait of about 37 s is a deliberate trade-off of scale-to-zero: no encoder runs idle, so each burst pays a Fargate start (median 25.6 s) plus image pull. On 21 October the Lambda short-encode lane (#93, AD-22) was enabled on </w:t>
+      </w:r>
+      <w:r>
+        <w:rPr>
+          <w:rStyle w:val="VerbatimChar"/>
+        </w:rPr>
+        <w:t>dc2-live</w:t>
+      </w:r>
+      <w:r>
+        <w:t xml:space="preserve">: clips of at most 60 s, 64 MiB and 1080p are read by a Lambda (3008 MB, concurrency 2) and the queue wait fell to 0.26 s in a five-job comparison </w:t>
+      </w:r>
+      <w:r>
+        <w:rPr>
+          <w:b/>
+          <w:bCs/>
+        </w:rPr>
+        <w:t>[AWS]</w:t>
+      </w:r>
+      <w:r>
+        <w:t xml:space="preserve">. That is one 24 s clip, five </w:t>
+      </w:r>
+      <w:r>
+        <w:t>jobs per arm (the Fargate arm used the same streams padded to route to the standard lane), so it shows the effect but not its spread. The end-to-end target is still missed: 35–80 s per job outside queue wait and encode is unexplained on both lanes. The target was not revised, and AISS-01 records the options.</w:t>
       </w:r>
     </w:p>
     <w:p>
@@ -26996,7 +27313,7 @@
         <w:pStyle w:val="Heading2"/>
       </w:pPr>
       <w:bookmarkStart w:id="42" w:name="availability"/>
-      <w:bookmarkStart w:id="43" w:name="_Toc243489947"/>
+      <w:bookmarkStart w:id="43" w:name="_Toc243567722"/>
       <w:bookmarkEnd w:id="40"/>
       <w:r>
         <w:t>Availability</w:t>
@@ -27293,7 +27610,7 @@
         <w:t xml:space="preserve"> </w:t>
       </w:r>
       <w:r>
-        <w:t>in the strict sense. One Aurora instance in one region is a shared failure boundary (AISS-01); zone and region failover are out of scope (section 1.4.2).</w:t>
+        <w:t>in the strict sense. Each service now has its own Aurora cluster (AD-29), so a database failure no longer takes both services down, but each cluster is one instance in one region with no replica; zone and region failover are out of scope (section 1.4.2).</w:t>
       </w:r>
     </w:p>
     <w:p>
@@ -27329,7 +27646,7 @@
         </w:numPr>
       </w:pPr>
       <w:r>
-        <w:t>The lost-queue-entry timing was not measured on AWS (AISS-06).</w:t>
+        <w:t>The lost-queue-entry timing was not measured on AWS (AISS-05).</w:t>
       </w:r>
     </w:p>
     <w:p>
@@ -27337,7 +27654,7 @@
         <w:pStyle w:val="Heading2"/>
       </w:pPr>
       <w:bookmarkStart w:id="44" w:name="security"/>
-      <w:bookmarkStart w:id="45" w:name="_Toc243489948"/>
+      <w:bookmarkStart w:id="45" w:name="_Toc243567723"/>
       <w:bookmarkEnd w:id="42"/>
       <w:r>
         <w:t>Security</w:t>
@@ -27382,7 +27699,6 @@
               <w:keepNext/>
             </w:pPr>
             <w:r>
-              <w:lastRenderedPageBreak/>
               <w:t>Area</w:t>
             </w:r>
           </w:p>
@@ -27778,7 +28094,7 @@
               <w:t>fixable</w:t>
             </w:r>
             <w:r>
-              <w:t xml:space="preserve"> HIGH/CRITICAL gate); ECR scan on push; authenticated OWASP ZAP DAST; dependency audits (npm audit: 0 findings)</w:t>
+              <w:t xml:space="preserve"> HIGH/CRITICAL gate); ECR scan on push; authenticated OWASP ZAP DAST; CodeQL (Python, JavaScript/TypeScript, GitHub Actions); gitleaks; dependency audits (npm audit: 0 findings); Dependabot alerts enabled</w:t>
             </w:r>
           </w:p>
         </w:tc>
@@ -27796,6 +28112,59 @@
               <w:pStyle w:val="TableText"/>
             </w:pPr>
             <w:r>
+              <w:t>Scanner results and triage</w:t>
+            </w:r>
+          </w:p>
+        </w:tc>
+        <w:tc>
+          <w:tcPr>
+            <w:tcW w:w="5582" w:type="dxa"/>
+          </w:tcPr>
+          <w:p>
+            <w:pPr>
+              <w:pStyle w:val="TableText"/>
+            </w:pPr>
+            <w:r>
+              <w:t xml:space="preserve">Every scanner publishes SARIF to GitHub code scanning (the repository’s Security tab). On 22 October the 12 High CodeQL alerts were triaged: all are in test, proof-harness or developer-script code, none in deployed code, and each was dismissed with a recorded reason. The open alerts are ZAP low and informational findings on the OpenAPI documentation pages. One CVE is accepted unfixed: CVE-2025-52290 in </w:t>
+            </w:r>
+            <w:r>
+              <w:rPr>
+                <w:rStyle w:val="VerbatimChar"/>
+                <w:sz w:val="15"/>
+                <w:szCs w:val="15"/>
+              </w:rPr>
+              <w:t>ffmpeg</w:t>
+            </w:r>
+            <w:r>
+              <w:t xml:space="preserve"> </w:t>
+            </w:r>
+            <w:r>
+              <w:t xml:space="preserve">(no fix in Debian 13; the worker is a finite task with no inbound network), recorded in </w:t>
+            </w:r>
+            <w:r>
+              <w:rPr>
+                <w:rStyle w:val="VerbatimChar"/>
+                <w:sz w:val="15"/>
+                <w:szCs w:val="15"/>
+              </w:rPr>
+              <w:t>docs/execution/aws/v1/scan-accepted-unfixed-20261017.json</w:t>
+            </w:r>
+          </w:p>
+        </w:tc>
+      </w:tr>
+      <w:tr>
+        <w:trPr>
+          <w:cantSplit/>
+        </w:trPr>
+        <w:tc>
+          <w:tcPr>
+            <w:tcW w:w="2337" w:type="dxa"/>
+          </w:tcPr>
+          <w:p>
+            <w:pPr>
+              <w:pStyle w:val="TableText"/>
+            </w:pPr>
+            <w:r>
               <w:t>Intrusion detection and prevention</w:t>
             </w:r>
           </w:p>
@@ -27809,7 +28178,7 @@
               <w:pStyle w:val="TableText"/>
             </w:pPr>
             <w:r>
-              <w:t>Not deployed. There is no WAF, GuardDuty or IDS/IPS (AISS-03). The compensating controls are the authorizer, the stage throttle (20 rps, burst 50), the budget alarm and the per-service error alarms.</w:t>
+              <w:t>Not deployed. There is no WAF, GuardDuty or IDS/IPS (AISS-02). The compensating controls are the authorizer, the stage throttle (20 rps, burst 50), the budget alarm and the per-service error alarms.</w:t>
             </w:r>
           </w:p>
         </w:tc>
@@ -28266,7 +28635,6 @@
           <w:b/>
           <w:bCs/>
         </w:rPr>
-        <w:lastRenderedPageBreak/>
         <w:t>Scope limits.</w:t>
       </w:r>
     </w:p>
@@ -28291,10 +28659,10 @@
         </w:numPr>
       </w:pPr>
       <w:r>
-        <w:t xml:space="preserve">DAST findings are report-only, cover seven selected routes, and ran against the local gateway, </w:t>
-      </w:r>
-      <w:r>
-        <w:t>not the AWS edge. Eight low and eight informational entries remain, mostly missing hardening headers on the local bridge.</w:t>
+        <w:t>DAST findings are report-only, cover seven selected routes, and ran against the local gateway,</w:t>
+      </w:r>
+      <w:r>
+        <w:t xml:space="preserve"> not the AWS edge. Eight low and eight informational entries remain, mostly missing hardening headers on the local bridge.</w:t>
       </w:r>
     </w:p>
     <w:p>
@@ -28326,7 +28694,7 @@
         <w:pStyle w:val="Heading2"/>
       </w:pPr>
       <w:bookmarkStart w:id="46" w:name="extensibility-and-maintainability"/>
-      <w:bookmarkStart w:id="47" w:name="_Toc243489949"/>
+      <w:bookmarkStart w:id="47" w:name="_Toc243567724"/>
       <w:bookmarkEnd w:id="44"/>
       <w:r>
         <w:t>Extensibility and Maintainability</w:t>
@@ -28660,7 +29028,6 @@
         </w:numPr>
       </w:pPr>
       <w:r>
-        <w:lastRenderedPageBreak/>
         <w:t>An obsolete 300-line Compose file and unused CI services were deleted.</w:t>
       </w:r>
     </w:p>
@@ -28797,7 +29164,7 @@
         <w:pStyle w:val="Heading1"/>
       </w:pPr>
       <w:bookmarkStart w:id="48" w:name="devops-and-development-lifecycle"/>
-      <w:bookmarkStart w:id="49" w:name="_Toc243489950"/>
+      <w:bookmarkStart w:id="49" w:name="_Toc243567725"/>
       <w:bookmarkEnd w:id="38"/>
       <w:bookmarkEnd w:id="46"/>
       <w:r>
@@ -28810,7 +29177,7 @@
         <w:pStyle w:val="Heading2"/>
       </w:pPr>
       <w:bookmarkStart w:id="50" w:name="source-control-strategy"/>
-      <w:bookmarkStart w:id="51" w:name="_Toc243489951"/>
+      <w:bookmarkStart w:id="51" w:name="_Toc243567726"/>
       <w:r>
         <w:t>Source Control Strategy</w:t>
       </w:r>
@@ -29483,7 +29850,6 @@
         <w:rPr>
           <w:rStyle w:val="VerbatimChar"/>
         </w:rPr>
-        <w:lastRenderedPageBreak/>
         <w:t>Main</w:t>
       </w:r>
       <w:r>
@@ -30308,7 +30674,7 @@
         </w:numPr>
       </w:pPr>
       <w:r>
-        <w:t>Secret scanning with push protection is enabled, and gitleaks runs in CI.</w:t>
+        <w:t>Secret scanning with push protection is enabled, gitleaks runs in CI, and Dependabot alerts are on.</w:t>
       </w:r>
     </w:p>
     <w:p>
@@ -30320,6 +30686,39 @@
         </w:numPr>
       </w:pPr>
       <w:r>
+        <w:t xml:space="preserve">Scanner results reach GitHub code scanning as SARIF, so the Security tab is the single place to triage them: CodeQL default setup (Python, JavaScript/TypeScript, GitHub Actions), Trivy per image, </w:t>
+      </w:r>
+      <w:r>
+        <w:t>authenticated OWASP ZAP, Ruff security rules (Bandit) and gitleaks. Triage on 22 October dismissed 12 High CodeQL alerts with reasons; all were in test, proof or developer-script code, none in deployed code (</w:t>
+      </w:r>
+      <w:r>
+        <w:rPr>
+          <w:rStyle w:val="VerbatimChar"/>
+        </w:rPr>
+        <w:t>docs/ci/policy.md</w:t>
+      </w:r>
+      <w:r>
+        <w:t>). CVE-2025-52290 (</w:t>
+      </w:r>
+      <w:r>
+        <w:rPr>
+          <w:rStyle w:val="VerbatimChar"/>
+        </w:rPr>
+        <w:t>ffmpeg</w:t>
+      </w:r>
+      <w:r>
+        <w:t>, no Debian 13 fix) is accepted unfixed for a finite worker with no inbound network.</w:t>
+      </w:r>
+    </w:p>
+    <w:p>
+      <w:pPr>
+        <w:pStyle w:val="Compact"/>
+        <w:numPr>
+          <w:ilvl w:val="0"/>
+          <w:numId w:val="54"/>
+        </w:numPr>
+      </w:pPr>
+      <w:r>
         <w:t>Cloud access is separate from repository access:</w:t>
       </w:r>
     </w:p>
@@ -30383,7 +30782,6 @@
         </w:numPr>
       </w:pPr>
       <w:r>
-        <w:lastRenderedPageBreak/>
         <w:t xml:space="preserve">GitHub Actions uses </w:t>
       </w:r>
       <w:r>
@@ -30429,7 +30827,7 @@
         <w:pStyle w:val="FirstParagraph"/>
       </w:pPr>
       <w:r>
-        <w:t>The missing protection is recorded as AISS-05. For a multi-account team, the next steps are:</w:t>
+        <w:t>The missing protection is recorded as AISS-04. For a multi-account team, the next steps are:</w:t>
       </w:r>
     </w:p>
     <w:p>
@@ -30500,7 +30898,7 @@
         <w:pStyle w:val="Heading2"/>
       </w:pPr>
       <w:bookmarkStart w:id="52" w:name="continuous-integration"/>
-      <w:bookmarkStart w:id="53" w:name="_Toc243489952"/>
+      <w:bookmarkStart w:id="53" w:name="_Toc243567727"/>
       <w:bookmarkEnd w:id="50"/>
       <w:r>
         <w:t>Continuous Integration</w:t>
@@ -30518,10 +30916,7 @@
         <w:t>.github/workflows/ci.yml</w:t>
       </w:r>
       <w:r>
-        <w:t xml:space="preserve"> </w:t>
-      </w:r>
-      <w:r>
-        <w:t xml:space="preserve">is the integration pipeline. Its reusable parts are </w:t>
+        <w:t xml:space="preserve"> is the integration pipeline. Its reusable parts are </w:t>
       </w:r>
       <w:r>
         <w:rPr>
@@ -30913,7 +31308,10 @@
         <w:t>ci-selection</w:t>
       </w:r>
       <w:r>
-        <w:t xml:space="preserve"> artifact. It has its own offline tests. The final gate job requires every selected check to pass and validates every intentional skip, so a lane cannot silently disappear.</w:t>
+        <w:t xml:space="preserve"> artifact. It has its own offline tests. The final gate job requires every selected </w:t>
+      </w:r>
+      <w:r>
+        <w:t>check to pass and validates every intentional skip, so a lane cannot silently disappear.</w:t>
       </w:r>
     </w:p>
     <w:p>
@@ -30936,8 +31334,8 @@
         <w:tblLook w:val="0020" w:firstRow="1" w:lastRow="0" w:firstColumn="0" w:lastColumn="0" w:noHBand="0" w:noVBand="0"/>
       </w:tblPr>
       <w:tblGrid>
-        <w:gridCol w:w="3769"/>
-        <w:gridCol w:w="5247"/>
+        <w:gridCol w:w="3695"/>
+        <w:gridCol w:w="5321"/>
       </w:tblGrid>
       <w:tr>
         <w:trPr>
@@ -30946,7 +31344,7 @@
         </w:trPr>
         <w:tc>
           <w:tcPr>
-            <w:tcW w:w="3310" w:type="dxa"/>
+            <w:tcW w:w="3245" w:type="dxa"/>
           </w:tcPr>
           <w:p>
             <w:pPr>
@@ -30960,7 +31358,7 @@
         </w:tc>
         <w:tc>
           <w:tcPr>
-            <w:tcW w:w="4609" w:type="dxa"/>
+            <w:tcW w:w="4674" w:type="dxa"/>
           </w:tcPr>
           <w:p>
             <w:pPr>
@@ -30979,7 +31377,7 @@
         </w:trPr>
         <w:tc>
           <w:tcPr>
-            <w:tcW w:w="3310" w:type="dxa"/>
+            <w:tcW w:w="3245" w:type="dxa"/>
           </w:tcPr>
           <w:p>
             <w:pPr>
@@ -30993,7 +31391,7 @@
         </w:tc>
         <w:tc>
           <w:tcPr>
-            <w:tcW w:w="4609" w:type="dxa"/>
+            <w:tcW w:w="4674" w:type="dxa"/>
           </w:tcPr>
           <w:p>
             <w:pPr>
@@ -31012,7 +31410,7 @@
         </w:trPr>
         <w:tc>
           <w:tcPr>
-            <w:tcW w:w="3310" w:type="dxa"/>
+            <w:tcW w:w="3245" w:type="dxa"/>
           </w:tcPr>
           <w:p>
             <w:pPr>
@@ -31026,7 +31424,7 @@
         </w:tc>
         <w:tc>
           <w:tcPr>
-            <w:tcW w:w="4609" w:type="dxa"/>
+            <w:tcW w:w="4674" w:type="dxa"/>
           </w:tcPr>
           <w:p>
             <w:pPr>
@@ -31056,7 +31454,7 @@
         </w:trPr>
         <w:tc>
           <w:tcPr>
-            <w:tcW w:w="3310" w:type="dxa"/>
+            <w:tcW w:w="3245" w:type="dxa"/>
           </w:tcPr>
           <w:p>
             <w:pPr>
@@ -31069,7 +31467,7 @@
         </w:tc>
         <w:tc>
           <w:tcPr>
-            <w:tcW w:w="4609" w:type="dxa"/>
+            <w:tcW w:w="4674" w:type="dxa"/>
           </w:tcPr>
           <w:p>
             <w:pPr>
@@ -31095,7 +31493,7 @@
         </w:trPr>
         <w:tc>
           <w:tcPr>
-            <w:tcW w:w="3310" w:type="dxa"/>
+            <w:tcW w:w="3245" w:type="dxa"/>
           </w:tcPr>
           <w:p>
             <w:pPr>
@@ -31108,7 +31506,7 @@
         </w:tc>
         <w:tc>
           <w:tcPr>
-            <w:tcW w:w="4609" w:type="dxa"/>
+            <w:tcW w:w="4674" w:type="dxa"/>
           </w:tcPr>
           <w:p>
             <w:pPr>
@@ -31126,7 +31524,7 @@
         </w:trPr>
         <w:tc>
           <w:tcPr>
-            <w:tcW w:w="3310" w:type="dxa"/>
+            <w:tcW w:w="3245" w:type="dxa"/>
           </w:tcPr>
           <w:p>
             <w:pPr>
@@ -31139,7 +31537,7 @@
         </w:tc>
         <w:tc>
           <w:tcPr>
-            <w:tcW w:w="4609" w:type="dxa"/>
+            <w:tcW w:w="4674" w:type="dxa"/>
           </w:tcPr>
           <w:p>
             <w:pPr>
@@ -31157,7 +31555,7 @@
         </w:trPr>
         <w:tc>
           <w:tcPr>
-            <w:tcW w:w="3310" w:type="dxa"/>
+            <w:tcW w:w="3245" w:type="dxa"/>
           </w:tcPr>
           <w:p>
             <w:pPr>
@@ -31170,7 +31568,7 @@
         </w:tc>
         <w:tc>
           <w:tcPr>
-            <w:tcW w:w="4609" w:type="dxa"/>
+            <w:tcW w:w="4674" w:type="dxa"/>
           </w:tcPr>
           <w:p>
             <w:pPr>
@@ -31188,7 +31586,7 @@
         </w:trPr>
         <w:tc>
           <w:tcPr>
-            <w:tcW w:w="3310" w:type="dxa"/>
+            <w:tcW w:w="3245" w:type="dxa"/>
           </w:tcPr>
           <w:p>
             <w:pPr>
@@ -31201,7 +31599,7 @@
         </w:tc>
         <w:tc>
           <w:tcPr>
-            <w:tcW w:w="4609" w:type="dxa"/>
+            <w:tcW w:w="4674" w:type="dxa"/>
           </w:tcPr>
           <w:p>
             <w:pPr>
@@ -31229,7 +31627,7 @@
         </w:trPr>
         <w:tc>
           <w:tcPr>
-            <w:tcW w:w="3310" w:type="dxa"/>
+            <w:tcW w:w="3245" w:type="dxa"/>
           </w:tcPr>
           <w:p>
             <w:pPr>
@@ -31242,7 +31640,7 @@
         </w:tc>
         <w:tc>
           <w:tcPr>
-            <w:tcW w:w="4609" w:type="dxa"/>
+            <w:tcW w:w="4674" w:type="dxa"/>
           </w:tcPr>
           <w:p>
             <w:pPr>
@@ -31260,7 +31658,7 @@
         </w:trPr>
         <w:tc>
           <w:tcPr>
-            <w:tcW w:w="3310" w:type="dxa"/>
+            <w:tcW w:w="3245" w:type="dxa"/>
           </w:tcPr>
           <w:p>
             <w:pPr>
@@ -31273,7 +31671,7 @@
         </w:tc>
         <w:tc>
           <w:tcPr>
-            <w:tcW w:w="4609" w:type="dxa"/>
+            <w:tcW w:w="4674" w:type="dxa"/>
           </w:tcPr>
           <w:p>
             <w:pPr>
@@ -31291,14 +31689,13 @@
         </w:trPr>
         <w:tc>
           <w:tcPr>
-            <w:tcW w:w="3310" w:type="dxa"/>
-          </w:tcPr>
-          <w:p>
-            <w:pPr>
-              <w:pStyle w:val="TableText"/>
-            </w:pPr>
-            <w:r>
-              <w:lastRenderedPageBreak/>
+            <w:tcW w:w="3245" w:type="dxa"/>
+          </w:tcPr>
+          <w:p>
+            <w:pPr>
+              <w:pStyle w:val="TableText"/>
+            </w:pPr>
+            <w:r>
               <w:t>V1 local verification (</w:t>
             </w:r>
             <w:r>
@@ -31316,7 +31713,7 @@
         </w:tc>
         <w:tc>
           <w:tcPr>
-            <w:tcW w:w="4609" w:type="dxa"/>
+            <w:tcW w:w="4674" w:type="dxa"/>
           </w:tcPr>
           <w:p>
             <w:pPr>
@@ -31344,7 +31741,7 @@
         </w:trPr>
         <w:tc>
           <w:tcPr>
-            <w:tcW w:w="3310" w:type="dxa"/>
+            <w:tcW w:w="3245" w:type="dxa"/>
           </w:tcPr>
           <w:p>
             <w:pPr>
@@ -31357,7 +31754,7 @@
         </w:tc>
         <w:tc>
           <w:tcPr>
-            <w:tcW w:w="4609" w:type="dxa"/>
+            <w:tcW w:w="4674" w:type="dxa"/>
           </w:tcPr>
           <w:p>
             <w:pPr>
@@ -31375,7 +31772,7 @@
         </w:trPr>
         <w:tc>
           <w:tcPr>
-            <w:tcW w:w="3310" w:type="dxa"/>
+            <w:tcW w:w="3245" w:type="dxa"/>
           </w:tcPr>
           <w:p>
             <w:pPr>
@@ -31388,14 +31785,14 @@
         </w:tc>
         <w:tc>
           <w:tcPr>
-            <w:tcW w:w="4609" w:type="dxa"/>
-          </w:tcPr>
-          <w:p>
-            <w:pPr>
-              <w:pStyle w:val="TableText"/>
-            </w:pPr>
-            <w:r>
-              <w:t>Trivy image scan matrix; reports kept 60 days</w:t>
+            <w:tcW w:w="4674" w:type="dxa"/>
+          </w:tcPr>
+          <w:p>
+            <w:pPr>
+              <w:pStyle w:val="TableText"/>
+            </w:pPr>
+            <w:r>
+              <w:t>Trivy image scan matrix; reports kept 60 days and published as SARIF</w:t>
             </w:r>
           </w:p>
         </w:tc>
@@ -31406,7 +31803,7 @@
         </w:trPr>
         <w:tc>
           <w:tcPr>
-            <w:tcW w:w="3310" w:type="dxa"/>
+            <w:tcW w:w="3245" w:type="dxa"/>
           </w:tcPr>
           <w:p>
             <w:pPr>
@@ -31419,14 +31816,14 @@
         </w:tc>
         <w:tc>
           <w:tcPr>
-            <w:tcW w:w="4609" w:type="dxa"/>
-          </w:tcPr>
-          <w:p>
-            <w:pPr>
-              <w:pStyle w:val="TableText"/>
-            </w:pPr>
-            <w:r>
-              <w:t>Full history with an allow-list</w:t>
+            <w:tcW w:w="4674" w:type="dxa"/>
+          </w:tcPr>
+          <w:p>
+            <w:pPr>
+              <w:pStyle w:val="TableText"/>
+            </w:pPr>
+            <w:r>
+              <w:t>Full history with an allow-list; SARIF to code scanning</w:t>
             </w:r>
           </w:p>
         </w:tc>
@@ -31437,38 +31834,27 @@
         </w:trPr>
         <w:tc>
           <w:tcPr>
-            <w:tcW w:w="3310" w:type="dxa"/>
-          </w:tcPr>
-          <w:p>
-            <w:pPr>
-              <w:pStyle w:val="TableText"/>
-            </w:pPr>
-            <w:r>
-              <w:t>Exact-candidate DAST (</w:t>
-            </w:r>
-            <w:r>
-              <w:rPr>
-                <w:rStyle w:val="VerbatimChar"/>
-                <w:sz w:val="15"/>
-                <w:szCs w:val="15"/>
-              </w:rPr>
-              <w:t>dast.yml</w:t>
-            </w:r>
-            <w:r>
-              <w:t>)</w:t>
-            </w:r>
-          </w:p>
-        </w:tc>
-        <w:tc>
-          <w:tcPr>
-            <w:tcW w:w="4609" w:type="dxa"/>
-          </w:tcPr>
-          <w:p>
-            <w:pPr>
-              <w:pStyle w:val="TableText"/>
-            </w:pPr>
-            <w:r>
-              <w:t>Authenticated OWASP ZAP against the local Media and Processing APIs; findings report-only</w:t>
+            <w:tcW w:w="3245" w:type="dxa"/>
+          </w:tcPr>
+          <w:p>
+            <w:pPr>
+              <w:pStyle w:val="TableText"/>
+            </w:pPr>
+            <w:r>
+              <w:t>CodeQL (default setup)</w:t>
+            </w:r>
+          </w:p>
+        </w:tc>
+        <w:tc>
+          <w:tcPr>
+            <w:tcW w:w="4674" w:type="dxa"/>
+          </w:tcPr>
+          <w:p>
+            <w:pPr>
+              <w:pStyle w:val="TableText"/>
+            </w:pPr>
+            <w:r>
+              <w:t>Python, JavaScript/TypeScript and GitHub Actions; results in the Security tab</w:t>
             </w:r>
           </w:p>
         </w:tc>
@@ -31479,27 +31865,38 @@
         </w:trPr>
         <w:tc>
           <w:tcPr>
-            <w:tcW w:w="3310" w:type="dxa"/>
-          </w:tcPr>
-          <w:p>
-            <w:pPr>
-              <w:pStyle w:val="TableText"/>
-            </w:pPr>
-            <w:r>
-              <w:t>SonarCloud SAST (advisory)</w:t>
-            </w:r>
-          </w:p>
-        </w:tc>
-        <w:tc>
-          <w:tcPr>
-            <w:tcW w:w="4609" w:type="dxa"/>
-          </w:tcPr>
-          <w:p>
-            <w:pPr>
-              <w:pStyle w:val="TableText"/>
-            </w:pPr>
-            <w:r>
-              <w:t>Skipped while Sonar is unconfigured</w:t>
+            <w:tcW w:w="3245" w:type="dxa"/>
+          </w:tcPr>
+          <w:p>
+            <w:pPr>
+              <w:pStyle w:val="TableText"/>
+            </w:pPr>
+            <w:r>
+              <w:t>Exact-candidate DAST (</w:t>
+            </w:r>
+            <w:r>
+              <w:rPr>
+                <w:rStyle w:val="VerbatimChar"/>
+                <w:sz w:val="15"/>
+                <w:szCs w:val="15"/>
+              </w:rPr>
+              <w:t>dast.yml</w:t>
+            </w:r>
+            <w:r>
+              <w:t>)</w:t>
+            </w:r>
+          </w:p>
+        </w:tc>
+        <w:tc>
+          <w:tcPr>
+            <w:tcW w:w="4674" w:type="dxa"/>
+          </w:tcPr>
+          <w:p>
+            <w:pPr>
+              <w:pStyle w:val="TableText"/>
+            </w:pPr>
+            <w:r>
+              <w:t>Authenticated OWASP ZAP against the local Media and Processing APIs; findings report-only, published as SARIF</w:t>
             </w:r>
           </w:p>
         </w:tc>
@@ -31510,7 +31907,38 @@
         </w:trPr>
         <w:tc>
           <w:tcPr>
-            <w:tcW w:w="3310" w:type="dxa"/>
+            <w:tcW w:w="3245" w:type="dxa"/>
+          </w:tcPr>
+          <w:p>
+            <w:pPr>
+              <w:pStyle w:val="TableText"/>
+            </w:pPr>
+            <w:r>
+              <w:t>SonarCloud SAST (advisory)</w:t>
+            </w:r>
+          </w:p>
+        </w:tc>
+        <w:tc>
+          <w:tcPr>
+            <w:tcW w:w="4674" w:type="dxa"/>
+          </w:tcPr>
+          <w:p>
+            <w:pPr>
+              <w:pStyle w:val="TableText"/>
+            </w:pPr>
+            <w:r>
+              <w:t>Skipped while Sonar is unconfigured</w:t>
+            </w:r>
+          </w:p>
+        </w:tc>
+      </w:tr>
+      <w:tr>
+        <w:trPr>
+          <w:cantSplit/>
+        </w:trPr>
+        <w:tc>
+          <w:tcPr>
+            <w:tcW w:w="3245" w:type="dxa"/>
           </w:tcPr>
           <w:p>
             <w:pPr>
@@ -31523,7 +31951,7 @@
         </w:tc>
         <w:tc>
           <w:tcPr>
-            <w:tcW w:w="4609" w:type="dxa"/>
+            <w:tcW w:w="4674" w:type="dxa"/>
           </w:tcPr>
           <w:p>
             <w:pPr>
@@ -31559,10 +31987,10 @@
         <w:t>4ae6a0b</w:t>
       </w:r>
       <w:r>
-        <w:t xml:space="preserve">, 21 October), all 25 selected </w:t>
-      </w:r>
-      <w:r>
-        <w:t>jobs passed and the 3 skips were intentional. Wall-clock time was 7 min 9 s, because the jobs run in parallel; the longest job, the browser trust suite, took 405 s. By the morning of 21 October, CI had run 246 times. Artifacts are bound to their source SHA: coverage fragments, image scan reports, DAST findings and selection records.</w:t>
+        <w:t xml:space="preserve">, 21 October), all 25 selected jobs passed and the 3 skips were intentional. Wall-clock time was 7 min 9 s, because the jobs run in parallel; the longest job, the browser trust suite, took 405 s. By the morning of 21 October, CI had run 246 times. Artifacts </w:t>
+      </w:r>
+      <w:r>
+        <w:t>are bound to their source SHA: coverage fragments, image scan reports, DAST findings and selection records.</w:t>
       </w:r>
     </w:p>
     <w:p>
@@ -31570,7 +31998,7 @@
         <w:pStyle w:val="Heading2"/>
       </w:pPr>
       <w:bookmarkStart w:id="54" w:name="continuous-delivery"/>
-      <w:bookmarkStart w:id="55" w:name="_Toc243489953"/>
+      <w:bookmarkStart w:id="55" w:name="_Toc243567728"/>
       <w:bookmarkEnd w:id="52"/>
       <w:r>
         <w:t>Continuous Delivery</w:t>
@@ -31608,9 +32036,8 @@
         <w:rPr>
           <w:noProof/>
         </w:rPr>
-        <w:lastRenderedPageBreak/>
         <w:drawing>
-          <wp:inline distT="0" distB="0" distL="0" distR="0" wp14:anchorId="17A58903" wp14:editId="4485F1C9">
+          <wp:inline distT="0" distB="0" distL="0" distR="0">
             <wp:extent cx="4319999" cy="6330389"/>
             <wp:effectExtent l="0" t="0" r="0" b="0"/>
             <wp:docPr id="94" name="Picture" descr="Figure 14. CI/CD pipeline: pull-request lanes, full verification on Main, exact-source admission, in-place stack update, per-owner release with scan, smoke and restore, and the receipts it retains."/>
@@ -32012,11 +32439,7 @@
         <w:pStyle w:val="BodyText1"/>
       </w:pPr>
       <w:r>
-        <w:lastRenderedPageBreak/>
-        <w:t>There is no separate staging environment (AISS-05). Two things stand in for it: the local V1 stack and CI’s exact-image verification exercise the same images before promotion, and every release</w:t>
-      </w:r>
-      <w:r>
-        <w:t xml:space="preserve"> smoke-tests production with an automatic restore on failure.</w:t>
+        <w:t>There is no separate staging environment (AISS-04). Two things stand in for it: the local V1 stack and CI’s exact-image verification exercise the same images before promotion, and every release smoke-tests production with an automatic restore on failure.</w:t>
       </w:r>
     </w:p>
     <w:p>
@@ -32065,7 +32488,10 @@
         <w:t xml:space="preserve"> is the approval</w:t>
       </w:r>
       <w:r>
-        <w:t>. The person merging the release PR is the approver; in this project that was the repository owner, Guruprasath Gopal, the cloud and delivery lead.</w:t>
+        <w:t xml:space="preserve">. The person merging the release PR is the approver; in </w:t>
+      </w:r>
+      <w:r>
+        <w:t>this project that was the repository owner, Guruprasath Gopal, the cloud and delivery lead.</w:t>
       </w:r>
     </w:p>
     <w:p>
@@ -32138,10 +32564,7 @@
         <w:t>admission gate</w:t>
       </w:r>
       <w:r>
-        <w:t xml:space="preserve"> job refuses the commit unless that exact SHA had a successful push CI </w:t>
-      </w:r>
-      <w:r>
-        <w:t>run in this repository, then retains an admission record.</w:t>
+        <w:t xml:space="preserve"> job refuses the commit unless that exact SHA had a successful push CI run in this repository, then retains an admission record.</w:t>
       </w:r>
     </w:p>
     <w:p>
@@ -32210,7 +32633,10 @@
         <w:t>release</w:t>
       </w:r>
       <w:r>
-        <w:t xml:space="preserve"> (including a deliberate </w:t>
+        <w:t xml:space="preserve"> </w:t>
+      </w:r>
+      <w:r>
+        <w:t xml:space="preserve">(including a deliberate </w:t>
       </w:r>
       <w:r>
         <w:rPr>
@@ -32289,10 +32715,7 @@
         <w:t>Preflight</w:t>
       </w:r>
       <w:r>
-        <w:t xml:space="preserve"> (reads only): account and region, stack state, a change set that must not </w:t>
-      </w:r>
-      <w:r>
-        <w:t>replace Aurora, a bucket or the distribution, and the release journal.</w:t>
+        <w:t xml:space="preserve"> (reads only): account and region, stack state, a change set that must not replace Aurora, a bucket or the distribution, and the release journal.</w:t>
       </w:r>
     </w:p>
     <w:p>
@@ -32320,7 +32743,19 @@
         <w:t>UPDATE</w:t>
       </w:r>
       <w:r>
-        <w:t xml:space="preserve"> change set from the checked-out template.</w:t>
+        <w:t xml:space="preserve"> change set from the checked-out template. For the </w:t>
+      </w:r>
+      <w:r>
+        <w:rPr>
+          <w:rStyle w:val="VerbatimChar"/>
+        </w:rPr>
+        <w:t>live</w:t>
+      </w:r>
+      <w:r>
+        <w:t xml:space="preserve"> </w:t>
+      </w:r>
+      <w:r>
+        <w:t>environment this step also applies the Lambda short-encode lane and the per-service database split (AD-29: snapshot, clone, smoke, then cleanup); run 39644028238 delivered both.</w:t>
       </w:r>
     </w:p>
     <w:p>
@@ -32848,7 +33283,6 @@
               <w:pStyle w:val="TableText"/>
             </w:pPr>
             <w:r>
-              <w:lastRenderedPageBreak/>
               <w:t>39416747925</w:t>
             </w:r>
           </w:p>
@@ -33467,7 +33901,6 @@
           <w:b/>
           <w:bCs/>
         </w:rPr>
-        <w:lastRenderedPageBreak/>
         <w:t>Redelivery.</w:t>
       </w:r>
       <w:r>
@@ -33638,7 +34071,7 @@
         <w:pStyle w:val="Heading1"/>
       </w:pPr>
       <w:bookmarkStart w:id="56" w:name="other-things-to-be-highlighted"/>
-      <w:bookmarkStart w:id="57" w:name="_Toc243489954"/>
+      <w:bookmarkStart w:id="57" w:name="_Toc243567729"/>
       <w:bookmarkEnd w:id="48"/>
       <w:bookmarkEnd w:id="54"/>
       <w:r>
@@ -33651,7 +34084,7 @@
         <w:pStyle w:val="Heading2"/>
       </w:pPr>
       <w:bookmarkStart w:id="58" w:name="Xa31fc39bfeff3e93620a32860894314a2fd66a6"/>
-      <w:bookmarkStart w:id="59" w:name="_Toc243489955"/>
+      <w:bookmarkStart w:id="59" w:name="_Toc243567730"/>
       <w:r>
         <w:t>What Team 17 Contributed beyond the Inherited Baseline</w:t>
       </w:r>
@@ -33797,7 +34230,7 @@
         <w:pStyle w:val="Heading2"/>
       </w:pPr>
       <w:bookmarkStart w:id="60" w:name="lessons-learned"/>
-      <w:bookmarkStart w:id="61" w:name="_Toc243489956"/>
+      <w:bookmarkStart w:id="61" w:name="_Toc243567731"/>
       <w:bookmarkEnd w:id="58"/>
       <w:r>
         <w:t>Lessons Learned</w:t>
@@ -33862,7 +34295,6 @@
           <w:b/>
           <w:bCs/>
         </w:rPr>
-        <w:lastRenderedPageBreak/>
         <w:t>Idle is a behaviour that needs testing.</w:t>
       </w:r>
       <w:r>
@@ -33989,7 +34421,10 @@
         <w:t>Keep misses visible.</w:t>
       </w:r>
       <w:r>
-        <w:t xml:space="preserve"> Two-worker scaling (1.449× against 1.6×), Processing release time (10.1–10.3 min against 10 min) and queue wait (37 s against 20 s) are reported as measured. The targets were not changed after the fact.</w:t>
+        <w:t xml:space="preserve"> Two-worker scaling (1.449× against 1.6×), Processing release time (10.1–10.3 min against 10 min) and queue wait (37 s against 20 s on the standard lane; 0.26 s on the Lambda short lane, with end-to-end latency still above 20 s) are reported as measured. The </w:t>
+      </w:r>
+      <w:r>
+        <w:t>targets were not changed after the fact.</w:t>
       </w:r>
     </w:p>
     <w:p>
@@ -33997,7 +34432,7 @@
         <w:pStyle w:val="Heading2"/>
       </w:pPr>
       <w:bookmarkStart w:id="62" w:name="X4057d895c355d517a29e39749d107e71ebf2160"/>
-      <w:bookmarkStart w:id="63" w:name="_Toc243489957"/>
+      <w:bookmarkStart w:id="63" w:name="_Toc243567732"/>
       <w:bookmarkEnd w:id="60"/>
       <w:r>
         <w:t>Responsibilities for Use Cases and Design Problems</w:t>
@@ -34278,7 +34713,7 @@
         <w:pStyle w:val="Heading2"/>
       </w:pPr>
       <w:bookmarkStart w:id="64" w:name="evidence-and-how-to-reproduce-it"/>
-      <w:bookmarkStart w:id="65" w:name="_Toc243489958"/>
+      <w:bookmarkStart w:id="65" w:name="_Toc243567733"/>
       <w:bookmarkEnd w:id="62"/>
       <w:r>
         <w:t>Evidence and How to Reproduce It</w:t>
@@ -34687,7 +35122,6 @@
               <w:pStyle w:val="TableText"/>
             </w:pPr>
             <w:r>
-              <w:lastRenderedPageBreak/>
               <w:t>Run locally</w:t>
             </w:r>
           </w:p>
@@ -34886,10 +35320,7 @@
               <w:t>project-documentation/final-report/</w:t>
             </w:r>
             <w:r>
-              <w:t xml:space="preserve"> </w:t>
-            </w:r>
-            <w:r>
-              <w:t>(Markdown sources, figures, build script)</w:t>
+              <w:t xml:space="preserve"> (Markdown sources, figures, build script)</w:t>
             </w:r>
           </w:p>
         </w:tc>
@@ -34900,7 +35331,7 @@
         <w:pStyle w:val="Heading2"/>
       </w:pPr>
       <w:bookmarkStart w:id="66" w:name="ai-tool-declaration"/>
-      <w:bookmarkStart w:id="67" w:name="_Toc243489959"/>
+      <w:bookmarkStart w:id="67" w:name="_Toc243567734"/>
       <w:bookmarkEnd w:id="64"/>
       <w:r>
         <w:t>AI Tool Declaration</w:t>
@@ -34988,7 +35419,7 @@
         <w:pStyle w:val="Heading1"/>
       </w:pPr>
       <w:bookmarkStart w:id="68" w:name="appendices"/>
-      <w:bookmarkStart w:id="69" w:name="_Toc243489960"/>
+      <w:bookmarkStart w:id="69" w:name="_Toc243567735"/>
       <w:bookmarkEnd w:id="56"/>
       <w:bookmarkEnd w:id="66"/>
       <w:r>
@@ -35001,7 +35432,7 @@
         <w:pStyle w:val="Heading2"/>
       </w:pPr>
       <w:bookmarkStart w:id="70" w:name="use-case-specifications-and-traceability"/>
-      <w:bookmarkStart w:id="71" w:name="_Toc243489961"/>
+      <w:bookmarkStart w:id="71" w:name="_Toc243567736"/>
       <w:r>
         <w:t>Use-Case Specifications and Traceability</w:t>
       </w:r>
@@ -35021,7 +35452,10 @@
         <w:t>docs/architecture/use-case-design.md</w:t>
       </w:r>
       <w:r>
-        <w:t>), which links every test named here to its exact assertion. The personas are fictional planning personas (section 1.3).</w:t>
+        <w:t xml:space="preserve">), which links every test named here to its exact assertion. The personas are fictional planning </w:t>
+      </w:r>
+      <w:r>
+        <w:t>personas (section 1.3).</w:t>
       </w:r>
     </w:p>
     <w:p>
@@ -35036,10 +35470,7 @@
         <w:t>UC-1 Register, log in and upload an owned video</w:t>
       </w:r>
       <w:r>
-        <w:t xml:space="preserve"> </w:t>
-      </w:r>
-      <w:r>
-        <w:t>(Maya or Arun; web app or Publisher CLI)</w:t>
+        <w:t xml:space="preserve"> (Maya or Arun; web app or Publisher CLI)</w:t>
       </w:r>
     </w:p>
     <w:p>
@@ -35114,10 +35545,10 @@
         <w:t>Exceptions:</w:t>
       </w:r>
       <w:r>
-        <w:t xml:space="preserve"> refused when the caller is anonymous, the type is unsupported, the declared size is </w:t>
-      </w:r>
-      <w:r>
-        <w:t xml:space="preserve">too large, the owner is wrong, the request changed or the reservation expired. Missing, truncated, changed or unversioned bytes are not adopted and enqueue no work; a missing object returns a recoverable </w:t>
+        <w:t xml:space="preserve"> </w:t>
+      </w:r>
+      <w:r>
+        <w:t xml:space="preserve">refused when the caller is anonymous, the type is unsupported, the declared size is too large, the owner is wrong, the request changed or the reservation expired. Missing, truncated, changed or unversioned bytes are not adopted and enqueue no work; a missing object returns a recoverable </w:t>
       </w:r>
       <w:r>
         <w:rPr>
@@ -35179,7 +35610,10 @@
         <w:t>Pre:</w:t>
       </w:r>
       <w:r>
-        <w:t xml:space="preserve"> UC-1 committed a valid source and command.</w:t>
+        <w:t xml:space="preserve"> </w:t>
+      </w:r>
+      <w:r>
+        <w:t>UC-1 committed a valid source and command.</w:t>
       </w:r>
     </w:p>
     <w:p>
@@ -35198,14 +35632,7 @@
         <w:t>Normal:</w:t>
       </w:r>
       <w:r>
-        <w:t xml:space="preserve"> </w:t>
-      </w:r>
-      <w:r>
-        <w:t xml:space="preserve">consume the command; create Job and Attempt; launch an encoder within the cap; claim under a DB-clock lease and task binding; verify the pinned source; </w:t>
-      </w:r>
-      <w:r>
-        <w:lastRenderedPageBreak/>
-        <w:t>encode the MP4 and the optional HLS ladder; commit the terminal state and result before acknowledging the work; update Media’s projection.</w:t>
+        <w:t xml:space="preserve"> consume the command; create Job and Attempt; launch an encoder within the cap; claim under a DB-clock lease and task binding; verify the pinned source; encode the MP4 and the optional HLS ladder; commit the terminal state and result before acknowledging the work; update Media’s projection.</w:t>
       </w:r>
     </w:p>
     <w:p>
@@ -35233,10 +35660,7 @@
         <w:t>failed</w:t>
       </w:r>
       <w:r>
-        <w:t xml:space="preserve">. An expired lease does not re-queue automatically. An HLS failure keeps </w:t>
-      </w:r>
-      <w:r>
-        <w:t>the MP4. Poison messages follow the DLQ policy.</w:t>
+        <w:t>. An expired lease does not re-queue automatically. An HLS failure keeps the MP4. Poison messages follow the DLQ policy.</w:t>
       </w:r>
     </w:p>
     <w:p>
@@ -35308,10 +35732,10 @@
         <w:t>Normal:</w:t>
       </w:r>
       <w:r>
-        <w:t xml:space="preserve"> Media reads the owner-filtered Asset and its local projection, and returns the status. When the job is done, it also returns a short-lived signed MP4 capability. The HLS playlist is </w:t>
-      </w:r>
-      <w:r>
-        <w:t>served through Media, and segments redirect to signed S3 URLs.</w:t>
+        <w:t xml:space="preserve"> Media reads the owner-filtered Asset and its local projection, and returns the status. </w:t>
+      </w:r>
+      <w:r>
+        <w:t>When the job is done, it also returns a short-lived signed MP4 capability. The HLS playlist is served through Media, and segments redirect to signed S3 URLs.</w:t>
       </w:r>
     </w:p>
     <w:p>
@@ -35402,10 +35826,7 @@
         <w:t>Normal:</w:t>
       </w:r>
       <w:r>
-        <w:t xml:space="preserve"> a bodyless retry with an idempotency key. Media checks the owner, the failed projection </w:t>
-      </w:r>
-      <w:r>
-        <w:t>and the pinned source. Processing serializes on the SubmissionGuard and creates a new Attempt. A replay returns that attempt. No bytes are uploaded again.</w:t>
+        <w:t xml:space="preserve"> a bodyless retry with an idempotency key. Media checks the owner, the failed projection and the pinned source. Processing serializes on the SubmissionGuard and creates a new Attempt. A replay returns that attempt. No bytes are uploaded again.</w:t>
       </w:r>
     </w:p>
     <w:p>
@@ -35477,10 +35898,7 @@
         <w:t>Pre:</w:t>
       </w:r>
       <w:r>
-        <w:t xml:space="preserve"> </w:t>
-      </w:r>
-      <w:r>
-        <w:t>credentials and a folder of owner-held videos.</w:t>
+        <w:t xml:space="preserve"> credentials and a folder of owner-held videos.</w:t>
       </w:r>
     </w:p>
     <w:p>
@@ -35564,10 +35982,7 @@
         <w:t>Post:</w:t>
       </w:r>
       <w:r>
-        <w:t xml:space="preserve"> per-file outcomes survive. Any failure makes the batch exit non-zero without losing </w:t>
-      </w:r>
-      <w:r>
-        <w:t>successful references.</w:t>
+        <w:t xml:space="preserve"> per-file outcomes survive. Any failure makes the batch exit non-zero without losing successful references.</w:t>
       </w:r>
     </w:p>
     <w:p>
@@ -35639,10 +36054,10 @@
         <w:t>Exceptions:</w:t>
       </w:r>
       <w:r>
-        <w:t xml:space="preserve"> no visible work means no launch. An ambiguous RunTask reply keeps its reservation </w:t>
-      </w:r>
-      <w:r>
-        <w:t>until resolved. An uncertain inventory fails closed. Excess work stays queued.</w:t>
+        <w:t xml:space="preserve"> </w:t>
+      </w:r>
+      <w:r>
+        <w:t>no visible work means no launch. An ambiguous RunTask reply keeps its reservation until resolved. An uncertain inventory fails closed. Excess work stays queued.</w:t>
       </w:r>
     </w:p>
     <w:p>
@@ -35658,7 +36073,6 @@
           <w:i/>
           <w:iCs/>
         </w:rPr>
-        <w:lastRenderedPageBreak/>
         <w:t>Post:</w:t>
       </w:r>
       <w:r>
@@ -35715,10 +36129,10 @@
         <w:t>Normal:</w:t>
       </w:r>
       <w:r>
-        <w:t xml:space="preserve"> green Main CI updates the stack, and only changed owners release. The release validates </w:t>
-      </w:r>
-      <w:r>
-        <w:t>the candidate, moves that owner’s aliases and task definition, runs the smoke test and adopts the release. Media is unchanged.</w:t>
+        <w:t xml:space="preserve"> </w:t>
+      </w:r>
+      <w:r>
+        <w:t>green Main CI updates the stack, and only changed owners release. The release validates the candidate, moves that owner’s aliases and task definition, runs the smoke test and adopts the release. Media is unchanged.</w:t>
       </w:r>
     </w:p>
     <w:p>
@@ -35771,10 +36185,10 @@
         <w:t>Traceability matrix.</w:t>
       </w:r>
       <w:r>
-        <w:t xml:space="preserve"> Analysis objects come from the shared analysis class model (Figure </w:t>
-      </w:r>
-      <w:r>
-        <w:t>16). Design classes come from the implemented design class model (Figure 15).</w:t>
+        <w:t xml:space="preserve"> </w:t>
+      </w:r>
+      <w:r>
+        <w:t>Analysis objects come from the shared analysis class model (Figure 16). Design classes come from the implemented design class model (Figure 15).</w:t>
       </w:r>
     </w:p>
     <w:tbl>
@@ -36793,7 +37207,6 @@
               <w:pStyle w:val="TableText"/>
             </w:pPr>
             <w:r>
-              <w:lastRenderedPageBreak/>
               <w:t>UC-6</w:t>
             </w:r>
           </w:p>
@@ -37116,7 +37529,7 @@
         <w:pStyle w:val="Heading2"/>
       </w:pPr>
       <w:bookmarkStart w:id="72" w:name="analysis-and-design-models"/>
-      <w:bookmarkStart w:id="73" w:name="_Toc243489962"/>
+      <w:bookmarkStart w:id="73" w:name="_Toc243567737"/>
       <w:bookmarkEnd w:id="70"/>
       <w:r>
         <w:t>Analysis and Design Models</w:t>
@@ -37610,10 +38023,7 @@
               <w:t>message_inbox</w:t>
             </w:r>
             <w:r>
-              <w:t xml:space="preserve"> </w:t>
-            </w:r>
-            <w:r>
-              <w:t xml:space="preserve">in each database; </w:t>
+              <w:t xml:space="preserve"> in each database; </w:t>
             </w:r>
             <w:r>
               <w:rPr>
@@ -37850,9 +38260,8 @@
         <w:rPr>
           <w:noProof/>
         </w:rPr>
-        <w:lastRenderedPageBreak/>
         <w:drawing>
-          <wp:inline distT="0" distB="0" distL="0" distR="0" wp14:anchorId="6199809D" wp14:editId="58E7E3A5">
+          <wp:inline distT="0" distB="0" distL="0" distR="0">
             <wp:extent cx="4679999" cy="4810909"/>
             <wp:effectExtent l="0" t="0" r="0" b="0"/>
             <wp:docPr id="108" name="Picture" descr="Figure 15. Common implemented design class model for UC-1 to UC-7 (domain, contract and operator-tool types)."/>
@@ -37921,9 +38330,8 @@
         <w:rPr>
           <w:noProof/>
         </w:rPr>
-        <w:lastRenderedPageBreak/>
         <w:drawing>
-          <wp:inline distT="0" distB="0" distL="0" distR="0" wp14:anchorId="53151E43" wp14:editId="6C36CAB3">
+          <wp:inline distT="0" distB="0" distL="0" distR="0">
             <wp:extent cx="5727700" cy="1717563"/>
             <wp:effectExtent l="0" t="0" r="0" b="0"/>
             <wp:docPr id="111" name="Picture" descr="Figure 16. Shared analysis class model (conceptual objects only)."/>
@@ -37982,7 +38390,7 @@
           <w:noProof/>
         </w:rPr>
         <w:drawing>
-          <wp:inline distT="0" distB="0" distL="0" distR="0" wp14:anchorId="0D0B377B" wp14:editId="025C264E">
+          <wp:inline distT="0" distB="0" distL="0" distR="0">
             <wp:extent cx="5727700" cy="3331455"/>
             <wp:effectExtent l="0" t="0" r="0" b="0"/>
             <wp:docPr id="114" name="Picture" descr="Figure 17. Analysis sequence, UC-1 to UC-3: the core workflow."/>
@@ -38040,9 +38448,8 @@
         <w:rPr>
           <w:noProof/>
         </w:rPr>
-        <w:lastRenderedPageBreak/>
         <w:drawing>
-          <wp:inline distT="0" distB="0" distL="0" distR="0" wp14:anchorId="24362FCA" wp14:editId="4DD42DBA">
+          <wp:inline distT="0" distB="0" distL="0" distR="0">
             <wp:extent cx="5727700" cy="4256264"/>
             <wp:effectExtent l="0" t="0" r="0" b="0"/>
             <wp:docPr id="117" name="Picture" descr="Figure 18. Analysis sequence, UC-4 and UC-5: stored-source retry and Publisher integration."/>
@@ -38100,9 +38507,8 @@
         <w:rPr>
           <w:noProof/>
         </w:rPr>
-        <w:lastRenderedPageBreak/>
         <w:drawing>
-          <wp:inline distT="0" distB="0" distL="0" distR="0" wp14:anchorId="5FEB2524" wp14:editId="5AFCB77C">
+          <wp:inline distT="0" distB="0" distL="0" distR="0">
             <wp:extent cx="5727700" cy="3638834"/>
             <wp:effectExtent l="0" t="0" r="0" b="0"/>
             <wp:docPr id="120" name="Picture" descr="Figure 19. Analysis sequence, UC-6 and UC-7: capacity and release."/>
@@ -38168,7 +38574,6 @@
         <w:pStyle w:val="BodyText1"/>
       </w:pPr>
       <w:r>
-        <w:lastRenderedPageBreak/>
         <w:t xml:space="preserve">The implemented (design-level) sequences for the same three groups name every Lambda, queue and table. They are too wide to print legibly. They are kept as source in the catalogue and rendered in </w:t>
       </w:r>
       <w:r>
@@ -38186,7 +38591,7 @@
         <w:pStyle w:val="Heading2"/>
       </w:pPr>
       <w:bookmarkStart w:id="74" w:name="design-problems"/>
-      <w:bookmarkStart w:id="75" w:name="_Toc243489963"/>
+      <w:bookmarkStart w:id="75" w:name="_Toc243567738"/>
       <w:bookmarkEnd w:id="72"/>
       <w:r>
         <w:t>Design Problems</w:t>
@@ -38392,9 +38797,8 @@
         <w:rPr>
           <w:noProof/>
         </w:rPr>
-        <w:lastRenderedPageBreak/>
         <w:drawing>
-          <wp:inline distT="0" distB="0" distL="0" distR="0" wp14:anchorId="2C17EEFC" wp14:editId="2D37F258">
+          <wp:inline distT="0" distB="0" distL="0" distR="0">
             <wp:extent cx="4679999" cy="4815849"/>
             <wp:effectExtent l="0" t="0" r="0" b="0"/>
             <wp:docPr id="124" name="Picture" descr="Figure 20. DP-1 before and after: booked per-run sessions (left) and the persistent, automatically updated environment with SQL-reserved finite encoders (right)."/>
@@ -38617,7 +39021,6 @@
         <w:rPr>
           <w:rStyle w:val="VerbatimChar"/>
         </w:rPr>
-        <w:lastRenderedPageBreak/>
         <w:t>repair_work</w:t>
       </w:r>
       <w:r>
@@ -38681,7 +39084,7 @@
           <w:noProof/>
         </w:rPr>
         <w:drawing>
-          <wp:inline distT="0" distB="0" distL="0" distR="0" wp14:anchorId="5658E7AB" wp14:editId="2BBC72D3">
+          <wp:inline distT="0" distB="0" distL="0" distR="0">
             <wp:extent cx="3620610" cy="6119999"/>
             <wp:effectExtent l="0" t="0" r="0" b="0"/>
             <wp:docPr id="128" name="Picture" descr="Figure 21. DP-2 before and after: synchronous SubmitJob with Redis/RQ (left) and the outbox → SQS → inbox chain with Media’s projection (right)."/>
@@ -38833,7 +39236,6 @@
         </w:numPr>
       </w:pPr>
       <w:r>
-        <w:lastRenderedPageBreak/>
         <w:t>Create a separate identity provider or service.</w:t>
       </w:r>
     </w:p>
@@ -38989,7 +39391,7 @@
           <w:noProof/>
         </w:rPr>
         <w:drawing>
-          <wp:inline distT="0" distB="0" distL="0" distR="0" wp14:anchorId="778DCB1C" wp14:editId="15B5F5CC">
+          <wp:inline distT="0" distB="0" distL="0" distR="0">
             <wp:extent cx="4679999" cy="5047325"/>
             <wp:effectExtent l="0" t="0" r="0" b="0"/>
             <wp:docPr id="132" name="Picture" descr="Figure 22. DP-3 before and after: service token with a forwarded owner header (left) and the Gateway-trusted actor from the Media authorizer (right)."/>
@@ -39044,11 +39446,10 @@
         <w:pStyle w:val="Heading2"/>
       </w:pPr>
       <w:bookmarkStart w:id="79" w:name="glossary"/>
-      <w:bookmarkStart w:id="80" w:name="_Toc243489964"/>
+      <w:bookmarkStart w:id="80" w:name="_Toc243567739"/>
       <w:bookmarkEnd w:id="74"/>
       <w:bookmarkEnd w:id="78"/>
       <w:r>
-        <w:lastRenderedPageBreak/>
         <w:t>Glossary</w:t>
       </w:r>
       <w:bookmarkEnd w:id="80"/>
@@ -39756,7 +40157,7 @@
 <w:ftr xmlns:wpc="http://schemas.microsoft.com/office/word/2010/wordprocessingCanvas" xmlns:cx="http://schemas.microsoft.com/office/drawing/2014/chartex" xmlns:cx1="http://schemas.microsoft.com/office/drawing/2015/9/8/chartex" xmlns:cx2="http://schemas.microsoft.com/office/drawing/2015/10/21/chartex" xmlns:cx3="http://schemas.microsoft.com/office/drawing/2016/5/9/chartex" xmlns:cx4="http://schemas.microsoft.com/office/drawing/2016/5/10/chartex" xmlns:cx5="http://schemas.microsoft.com/office/drawing/2016/5/11/chartex" xmlns:cx6="http://schemas.microsoft.com/office/drawing/2016/5/12/chartex" xmlns:cx7="http://schemas.microsoft.com/office/drawing/2016/5/13/chartex" xmlns:cx8="http://schemas.microsoft.com/office/drawing/2016/5/14/chartex" xmlns:mc="http://schemas.openxmlformats.org/markup-compatibility/2006" xmlns:m="http://schemas.openxmlformats.org/officeDocument/2006/math" xmlns:aink="http://schemas.microsoft.com/office/drawing/2016/ink" xmlns:am3d="http://schemas.microsoft.com/office/drawing/2017/model3d" xmlns:oel="http://schemas.microsoft.com/office/2019/extlst" xmlns:r="http://schemas.openxmlformats.org/officeDocument/2006/relationships" xmlns:wp14="http://schemas.microsoft.com/office/word/2010/wordprocessingDrawing" xmlns:wp="http://schemas.openxmlformats.org/drawingml/2006/wordprocessingDrawing" xmlns:wpg="http://schemas.microsoft.com/office/word/2010/wordprocessingGroup" xmlns:wpi="http://schemas.microsoft.com/office/word/2010/wordprocessingInk" xmlns:wps="http://schemas.microsoft.com/office/word/2010/wordprocessingShape" xmlns:o="urn:schemas-microsoft-com:office:office" xmlns:v="urn:schemas-microsoft-com:vml" xmlns:w10="urn:schemas-microsoft-com:office:word" xmlns:w="http://schemas.openxmlformats.org/wordprocessingml/2006/main" xmlns:w14="http://schemas.microsoft.com/office/word/2010/wordml" xmlns:w15="http://schemas.microsoft.com/office/word/2012/wordml" xmlns:w16cex="http://schemas.microsoft.com/office/word/2018/wordml/cex" xmlns:w16cid="http://schemas.microsoft.com/office/word/2016/wordml/cid" xmlns:w16="http://schemas.microsoft.com/office/word/2018/wordml" xmlns:w16sdtdh="http://schemas.microsoft.com/office/word/2020/wordml/sdtdatahash" xmlns:w16sdtfl="http://schemas.microsoft.com/office/word/2024/wordml/sdtformatlock" xmlns:w16se="http://schemas.microsoft.com/office/word/2015/wordml/symex" xmlns:w16du="http://schemas.microsoft.com/office/word/2023/wordml/word16du" xmlns:wne="http://schemas.microsoft.com/office/word/2006/wordml" mc:Ignorable="w14 w15 w16se w16cid w16 w16cex w16sdtdh w16sdtfl w16du wp14">
   <w:sdt>
     <w:sdtPr>
-      <w:id w:val="1246608496"/>
+      <w:id w:val="343830440"/>
       <w:docPartObj>
         <w:docPartGallery w:val="Page Numbers (Bottom of Page)"/>
         <w:docPartUnique/>
@@ -39766,7 +40167,7 @@
     <w:sdtContent>
       <w:sdt>
         <w:sdtPr>
-          <w:id w:val="-1831124700"/>
+          <w:id w:val="-1320959987"/>
           <w:docPartObj>
             <w:docPartGallery w:val="Page Numbers (Top of Page)"/>
             <w:docPartUnique/>
@@ -39880,7 +40281,7 @@
 <w:ftr xmlns:wpc="http://schemas.microsoft.com/office/word/2010/wordprocessingCanvas" xmlns:cx="http://schemas.microsoft.com/office/drawing/2014/chartex" xmlns:cx1="http://schemas.microsoft.com/office/drawing/2015/9/8/chartex" xmlns:cx2="http://schemas.microsoft.com/office/drawing/2015/10/21/chartex" xmlns:cx3="http://schemas.microsoft.com/office/drawing/2016/5/9/chartex" xmlns:cx4="http://schemas.microsoft.com/office/drawing/2016/5/10/chartex" xmlns:cx5="http://schemas.microsoft.com/office/drawing/2016/5/11/chartex" xmlns:cx6="http://schemas.microsoft.com/office/drawing/2016/5/12/chartex" xmlns:cx7="http://schemas.microsoft.com/office/drawing/2016/5/13/chartex" xmlns:cx8="http://schemas.microsoft.com/office/drawing/2016/5/14/chartex" xmlns:mc="http://schemas.openxmlformats.org/markup-compatibility/2006" xmlns:m="http://schemas.openxmlformats.org/officeDocument/2006/math" xmlns:aink="http://schemas.microsoft.com/office/drawing/2016/ink" xmlns:am3d="http://schemas.microsoft.com/office/drawing/2017/model3d" xmlns:oel="http://schemas.microsoft.com/office/2019/extlst" xmlns:r="http://schemas.openxmlformats.org/officeDocument/2006/relationships" xmlns:wp14="http://schemas.microsoft.com/office/word/2010/wordprocessingDrawing" xmlns:wp="http://schemas.openxmlformats.org/drawingml/2006/wordprocessingDrawing" xmlns:wpg="http://schemas.microsoft.com/office/word/2010/wordprocessingGroup" xmlns:wpi="http://schemas.microsoft.com/office/word/2010/wordprocessingInk" xmlns:wps="http://schemas.microsoft.com/office/word/2010/wordprocessingShape" xmlns:o="urn:schemas-microsoft-com:office:office" xmlns:v="urn:schemas-microsoft-com:vml" xmlns:w10="urn:schemas-microsoft-com:office:word" xmlns:w="http://schemas.openxmlformats.org/wordprocessingml/2006/main" xmlns:w14="http://schemas.microsoft.com/office/word/2010/wordml" xmlns:w15="http://schemas.microsoft.com/office/word/2012/wordml" xmlns:w16cex="http://schemas.microsoft.com/office/word/2018/wordml/cex" xmlns:w16cid="http://schemas.microsoft.com/office/word/2016/wordml/cid" xmlns:w16="http://schemas.microsoft.com/office/word/2018/wordml" xmlns:w16sdtdh="http://schemas.microsoft.com/office/word/2020/wordml/sdtdatahash" xmlns:w16sdtfl="http://schemas.microsoft.com/office/word/2024/wordml/sdtformatlock" xmlns:w16se="http://schemas.microsoft.com/office/word/2015/wordml/symex" xmlns:w16du="http://schemas.microsoft.com/office/word/2023/wordml/word16du" xmlns:wne="http://schemas.microsoft.com/office/word/2006/wordml" mc:Ignorable="w14 w15 w16se w16cid w16 w16cex w16sdtdh w16sdtfl w16du wp14">
   <w:sdt>
     <w:sdtPr>
-      <w:id w:val="1294784473"/>
+      <w:id w:val="2126192475"/>
       <w:docPartObj>
         <w:docPartGallery w:val="Page Numbers (Bottom of Page)"/>
         <w:docPartUnique/>
@@ -39890,7 +40291,7 @@
     <w:sdtContent>
       <w:sdt>
         <w:sdtPr>
-          <w:id w:val="1993130779"/>
+          <w:id w:val="-638186524"/>
           <w:docPartObj>
             <w:docPartGallery w:val="Page Numbers (Top of Page)"/>
             <w:docPartUnique/>
@@ -40030,7 +40431,7 @@
   <w:abstractNum w:abstractNumId="0" w15:restartNumberingAfterBreak="0">
     <w:nsid w:val="0000A991"/>
     <w:multiLevelType w:val="multilevel"/>
-    <w:tmpl w:val="FF1A0CBC"/>
+    <w:tmpl w:val="2D78A0A4"/>
     <w:lvl w:ilvl="0">
       <w:numFmt w:val="bullet"/>
       <w:lvlText w:val=""/>
@@ -40134,7 +40535,7 @@
   <w:abstractNum w:abstractNumId="1" w15:restartNumberingAfterBreak="0">
     <w:nsid w:val="00A99411"/>
     <w:multiLevelType w:val="multilevel"/>
-    <w:tmpl w:val="E7EE2436"/>
+    <w:tmpl w:val="F05A6DCC"/>
     <w:lvl w:ilvl="0">
       <w:start w:val="1"/>
       <w:numFmt w:val="decimal"/>
@@ -40341,16 +40742,16 @@
       </w:rPr>
     </w:lvl>
   </w:abstractNum>
-  <w:num w:numId="1" w16cid:durableId="591209386">
+  <w:num w:numId="1" w16cid:durableId="1465195842">
     <w:abstractNumId w:val="2"/>
   </w:num>
-  <w:num w:numId="2" w16cid:durableId="15548572">
+  <w:num w:numId="2" w16cid:durableId="1348674843">
     <w:abstractNumId w:val="0"/>
   </w:num>
-  <w:num w:numId="3" w16cid:durableId="1508133203">
+  <w:num w:numId="3" w16cid:durableId="1190797920">
     <w:abstractNumId w:val="0"/>
   </w:num>
-  <w:num w:numId="4" w16cid:durableId="1513840109">
+  <w:num w:numId="4" w16cid:durableId="1578324486">
     <w:abstractNumId w:val="1"/>
     <w:lvlOverride w:ilvl="0">
       <w:startOverride w:val="1"/>
@@ -40380,100 +40781,100 @@
       <w:startOverride w:val="1"/>
     </w:lvlOverride>
   </w:num>
-  <w:num w:numId="5" w16cid:durableId="1463158034">
+  <w:num w:numId="5" w16cid:durableId="541864606">
     <w:abstractNumId w:val="0"/>
   </w:num>
-  <w:num w:numId="6" w16cid:durableId="2136948559">
+  <w:num w:numId="6" w16cid:durableId="1075973385">
     <w:abstractNumId w:val="0"/>
   </w:num>
-  <w:num w:numId="7" w16cid:durableId="680670426">
+  <w:num w:numId="7" w16cid:durableId="302853950">
     <w:abstractNumId w:val="0"/>
   </w:num>
-  <w:num w:numId="8" w16cid:durableId="408113014">
+  <w:num w:numId="8" w16cid:durableId="1174027806">
     <w:abstractNumId w:val="0"/>
   </w:num>
-  <w:num w:numId="9" w16cid:durableId="1558277506">
+  <w:num w:numId="9" w16cid:durableId="660888163">
     <w:abstractNumId w:val="0"/>
   </w:num>
-  <w:num w:numId="10" w16cid:durableId="81486844">
+  <w:num w:numId="10" w16cid:durableId="1051072784">
     <w:abstractNumId w:val="0"/>
   </w:num>
-  <w:num w:numId="11" w16cid:durableId="475025859">
+  <w:num w:numId="11" w16cid:durableId="757945372">
     <w:abstractNumId w:val="0"/>
   </w:num>
-  <w:num w:numId="12" w16cid:durableId="536747122">
+  <w:num w:numId="12" w16cid:durableId="624385100">
     <w:abstractNumId w:val="0"/>
   </w:num>
-  <w:num w:numId="13" w16cid:durableId="1100831368">
+  <w:num w:numId="13" w16cid:durableId="1070998685">
     <w:abstractNumId w:val="0"/>
   </w:num>
-  <w:num w:numId="14" w16cid:durableId="1781219553">
+  <w:num w:numId="14" w16cid:durableId="261256492">
     <w:abstractNumId w:val="0"/>
   </w:num>
-  <w:num w:numId="15" w16cid:durableId="30107884">
+  <w:num w:numId="15" w16cid:durableId="423114086">
     <w:abstractNumId w:val="0"/>
   </w:num>
-  <w:num w:numId="16" w16cid:durableId="906843543">
+  <w:num w:numId="16" w16cid:durableId="1484472214">
     <w:abstractNumId w:val="0"/>
   </w:num>
-  <w:num w:numId="17" w16cid:durableId="1521120625">
+  <w:num w:numId="17" w16cid:durableId="1541358949">
     <w:abstractNumId w:val="0"/>
   </w:num>
-  <w:num w:numId="18" w16cid:durableId="1021394063">
+  <w:num w:numId="18" w16cid:durableId="517932586">
     <w:abstractNumId w:val="0"/>
   </w:num>
-  <w:num w:numId="19" w16cid:durableId="1835946403">
+  <w:num w:numId="19" w16cid:durableId="478614992">
     <w:abstractNumId w:val="0"/>
   </w:num>
-  <w:num w:numId="20" w16cid:durableId="1585842341">
+  <w:num w:numId="20" w16cid:durableId="2146776521">
     <w:abstractNumId w:val="0"/>
   </w:num>
-  <w:num w:numId="21" w16cid:durableId="1059016378">
+  <w:num w:numId="21" w16cid:durableId="1967738203">
     <w:abstractNumId w:val="0"/>
   </w:num>
-  <w:num w:numId="22" w16cid:durableId="2012639031">
+  <w:num w:numId="22" w16cid:durableId="1464693493">
     <w:abstractNumId w:val="0"/>
   </w:num>
-  <w:num w:numId="23" w16cid:durableId="1562642549">
+  <w:num w:numId="23" w16cid:durableId="1208303052">
     <w:abstractNumId w:val="0"/>
   </w:num>
-  <w:num w:numId="24" w16cid:durableId="752508360">
+  <w:num w:numId="24" w16cid:durableId="319888870">
     <w:abstractNumId w:val="0"/>
   </w:num>
-  <w:num w:numId="25" w16cid:durableId="642076179">
+  <w:num w:numId="25" w16cid:durableId="212238253">
     <w:abstractNumId w:val="0"/>
   </w:num>
-  <w:num w:numId="26" w16cid:durableId="213086227">
+  <w:num w:numId="26" w16cid:durableId="1811164638">
     <w:abstractNumId w:val="0"/>
   </w:num>
-  <w:num w:numId="27" w16cid:durableId="1315141461">
+  <w:num w:numId="27" w16cid:durableId="394593814">
     <w:abstractNumId w:val="0"/>
   </w:num>
-  <w:num w:numId="28" w16cid:durableId="1788966637">
+  <w:num w:numId="28" w16cid:durableId="945623894">
     <w:abstractNumId w:val="0"/>
   </w:num>
-  <w:num w:numId="29" w16cid:durableId="1164009728">
+  <w:num w:numId="29" w16cid:durableId="2025279212">
     <w:abstractNumId w:val="0"/>
   </w:num>
-  <w:num w:numId="30" w16cid:durableId="246889664">
+  <w:num w:numId="30" w16cid:durableId="437650775">
     <w:abstractNumId w:val="0"/>
   </w:num>
-  <w:num w:numId="31" w16cid:durableId="1392078726">
+  <w:num w:numId="31" w16cid:durableId="1074934691">
     <w:abstractNumId w:val="0"/>
   </w:num>
-  <w:num w:numId="32" w16cid:durableId="1220703837">
+  <w:num w:numId="32" w16cid:durableId="294944094">
     <w:abstractNumId w:val="0"/>
   </w:num>
-  <w:num w:numId="33" w16cid:durableId="1910336454">
+  <w:num w:numId="33" w16cid:durableId="1569918857">
     <w:abstractNumId w:val="0"/>
   </w:num>
-  <w:num w:numId="34" w16cid:durableId="1758360606">
+  <w:num w:numId="34" w16cid:durableId="1245798747">
     <w:abstractNumId w:val="0"/>
   </w:num>
-  <w:num w:numId="35" w16cid:durableId="910970546">
+  <w:num w:numId="35" w16cid:durableId="1784762895">
     <w:abstractNumId w:val="0"/>
   </w:num>
-  <w:num w:numId="36" w16cid:durableId="1543441555">
+  <w:num w:numId="36" w16cid:durableId="17127523">
     <w:abstractNumId w:val="1"/>
     <w:lvlOverride w:ilvl="0">
       <w:startOverride w:val="1"/>
@@ -40503,7 +40904,7 @@
       <w:startOverride w:val="1"/>
     </w:lvlOverride>
   </w:num>
-  <w:num w:numId="37" w16cid:durableId="1744985674">
+  <w:num w:numId="37" w16cid:durableId="670572738">
     <w:abstractNumId w:val="1"/>
     <w:lvlOverride w:ilvl="0">
       <w:startOverride w:val="1"/>
@@ -40533,67 +40934,67 @@
       <w:startOverride w:val="1"/>
     </w:lvlOverride>
   </w:num>
-  <w:num w:numId="38" w16cid:durableId="2088335927">
+  <w:num w:numId="38" w16cid:durableId="639775531">
     <w:abstractNumId w:val="0"/>
   </w:num>
-  <w:num w:numId="39" w16cid:durableId="683676668">
+  <w:num w:numId="39" w16cid:durableId="1805999606">
     <w:abstractNumId w:val="0"/>
   </w:num>
-  <w:num w:numId="40" w16cid:durableId="1025444493">
+  <w:num w:numId="40" w16cid:durableId="711462213">
     <w:abstractNumId w:val="0"/>
   </w:num>
-  <w:num w:numId="41" w16cid:durableId="479277161">
+  <w:num w:numId="41" w16cid:durableId="811827008">
     <w:abstractNumId w:val="0"/>
   </w:num>
-  <w:num w:numId="42" w16cid:durableId="2116557297">
+  <w:num w:numId="42" w16cid:durableId="1726756102">
     <w:abstractNumId w:val="0"/>
   </w:num>
-  <w:num w:numId="43" w16cid:durableId="1371568787">
+  <w:num w:numId="43" w16cid:durableId="217203503">
     <w:abstractNumId w:val="0"/>
   </w:num>
-  <w:num w:numId="44" w16cid:durableId="581179133">
+  <w:num w:numId="44" w16cid:durableId="767624649">
     <w:abstractNumId w:val="0"/>
   </w:num>
-  <w:num w:numId="45" w16cid:durableId="856430965">
+  <w:num w:numId="45" w16cid:durableId="364060114">
     <w:abstractNumId w:val="0"/>
   </w:num>
-  <w:num w:numId="46" w16cid:durableId="235016939">
+  <w:num w:numId="46" w16cid:durableId="536166817">
     <w:abstractNumId w:val="0"/>
   </w:num>
-  <w:num w:numId="47" w16cid:durableId="1574966710">
+  <w:num w:numId="47" w16cid:durableId="966662824">
     <w:abstractNumId w:val="0"/>
   </w:num>
-  <w:num w:numId="48" w16cid:durableId="1404569640">
+  <w:num w:numId="48" w16cid:durableId="1153450645">
     <w:abstractNumId w:val="0"/>
   </w:num>
-  <w:num w:numId="49" w16cid:durableId="37976990">
+  <w:num w:numId="49" w16cid:durableId="252864328">
     <w:abstractNumId w:val="0"/>
   </w:num>
-  <w:num w:numId="50" w16cid:durableId="527720555">
+  <w:num w:numId="50" w16cid:durableId="398360156">
     <w:abstractNumId w:val="0"/>
   </w:num>
-  <w:num w:numId="51" w16cid:durableId="1100486364">
+  <w:num w:numId="51" w16cid:durableId="1132208981">
     <w:abstractNumId w:val="0"/>
   </w:num>
-  <w:num w:numId="52" w16cid:durableId="1764688644">
+  <w:num w:numId="52" w16cid:durableId="796681390">
     <w:abstractNumId w:val="0"/>
   </w:num>
-  <w:num w:numId="53" w16cid:durableId="762914061">
+  <w:num w:numId="53" w16cid:durableId="252981798">
     <w:abstractNumId w:val="0"/>
   </w:num>
-  <w:num w:numId="54" w16cid:durableId="2110006704">
+  <w:num w:numId="54" w16cid:durableId="1636792430">
     <w:abstractNumId w:val="0"/>
   </w:num>
-  <w:num w:numId="55" w16cid:durableId="592007978">
+  <w:num w:numId="55" w16cid:durableId="637682089">
     <w:abstractNumId w:val="0"/>
   </w:num>
-  <w:num w:numId="56" w16cid:durableId="1890410449">
+  <w:num w:numId="56" w16cid:durableId="2008285673">
     <w:abstractNumId w:val="0"/>
   </w:num>
-  <w:num w:numId="57" w16cid:durableId="1406102710">
+  <w:num w:numId="57" w16cid:durableId="1308169565">
     <w:abstractNumId w:val="0"/>
   </w:num>
-  <w:num w:numId="58" w16cid:durableId="2067990950">
+  <w:num w:numId="58" w16cid:durableId="860050707">
     <w:abstractNumId w:val="1"/>
     <w:lvlOverride w:ilvl="0">
       <w:startOverride w:val="1"/>
@@ -40623,7 +41024,7 @@
       <w:startOverride w:val="1"/>
     </w:lvlOverride>
   </w:num>
-  <w:num w:numId="59" w16cid:durableId="528179706">
+  <w:num w:numId="59" w16cid:durableId="98263562">
     <w:abstractNumId w:val="1"/>
     <w:lvlOverride w:ilvl="0">
       <w:startOverride w:val="1"/>
@@ -40653,10 +41054,10 @@
       <w:startOverride w:val="1"/>
     </w:lvlOverride>
   </w:num>
-  <w:num w:numId="60" w16cid:durableId="347953445">
+  <w:num w:numId="60" w16cid:durableId="1842352876">
     <w:abstractNumId w:val="0"/>
   </w:num>
-  <w:num w:numId="61" w16cid:durableId="524750310">
+  <w:num w:numId="61" w16cid:durableId="526141782">
     <w:abstractNumId w:val="1"/>
     <w:lvlOverride w:ilvl="0">
       <w:startOverride w:val="1"/>
@@ -40686,16 +41087,16 @@
       <w:startOverride w:val="1"/>
     </w:lvlOverride>
   </w:num>
-  <w:num w:numId="62" w16cid:durableId="1000036646">
+  <w:num w:numId="62" w16cid:durableId="1273898771">
     <w:abstractNumId w:val="0"/>
   </w:num>
-  <w:num w:numId="63" w16cid:durableId="1529488181">
+  <w:num w:numId="63" w16cid:durableId="1078210521">
     <w:abstractNumId w:val="0"/>
   </w:num>
-  <w:num w:numId="64" w16cid:durableId="1951546495">
+  <w:num w:numId="64" w16cid:durableId="1873152484">
     <w:abstractNumId w:val="0"/>
   </w:num>
-  <w:num w:numId="65" w16cid:durableId="1167592330">
+  <w:num w:numId="65" w16cid:durableId="577132319">
     <w:abstractNumId w:val="1"/>
     <w:lvlOverride w:ilvl="0">
       <w:startOverride w:val="1"/>
@@ -40725,49 +41126,49 @@
       <w:startOverride w:val="1"/>
     </w:lvlOverride>
   </w:num>
-  <w:num w:numId="66" w16cid:durableId="2013217851">
+  <w:num w:numId="66" w16cid:durableId="1343043331">
     <w:abstractNumId w:val="0"/>
   </w:num>
-  <w:num w:numId="67" w16cid:durableId="1678655027">
+  <w:num w:numId="67" w16cid:durableId="1586375675">
     <w:abstractNumId w:val="0"/>
   </w:num>
-  <w:num w:numId="68" w16cid:durableId="1272057658">
+  <w:num w:numId="68" w16cid:durableId="2124378886">
     <w:abstractNumId w:val="0"/>
   </w:num>
-  <w:num w:numId="69" w16cid:durableId="2085224547">
+  <w:num w:numId="69" w16cid:durableId="957763074">
     <w:abstractNumId w:val="0"/>
   </w:num>
-  <w:num w:numId="70" w16cid:durableId="1526871895">
+  <w:num w:numId="70" w16cid:durableId="1446730216">
     <w:abstractNumId w:val="0"/>
   </w:num>
-  <w:num w:numId="71" w16cid:durableId="45842349">
+  <w:num w:numId="71" w16cid:durableId="823935618">
     <w:abstractNumId w:val="0"/>
   </w:num>
-  <w:num w:numId="72" w16cid:durableId="1199119895">
+  <w:num w:numId="72" w16cid:durableId="513223555">
     <w:abstractNumId w:val="0"/>
   </w:num>
-  <w:num w:numId="73" w16cid:durableId="1138689511">
+  <w:num w:numId="73" w16cid:durableId="897280528">
     <w:abstractNumId w:val="0"/>
   </w:num>
-  <w:num w:numId="74" w16cid:durableId="1728142033">
+  <w:num w:numId="74" w16cid:durableId="660692465">
     <w:abstractNumId w:val="0"/>
   </w:num>
-  <w:num w:numId="75" w16cid:durableId="1725058344">
+  <w:num w:numId="75" w16cid:durableId="798957828">
     <w:abstractNumId w:val="0"/>
   </w:num>
-  <w:num w:numId="76" w16cid:durableId="1452825042">
+  <w:num w:numId="76" w16cid:durableId="210113031">
     <w:abstractNumId w:val="0"/>
   </w:num>
-  <w:num w:numId="77" w16cid:durableId="401568243">
+  <w:num w:numId="77" w16cid:durableId="542790729">
     <w:abstractNumId w:val="0"/>
   </w:num>
-  <w:num w:numId="78" w16cid:durableId="603264847">
+  <w:num w:numId="78" w16cid:durableId="698820083">
     <w:abstractNumId w:val="0"/>
   </w:num>
-  <w:num w:numId="79" w16cid:durableId="350886220">
+  <w:num w:numId="79" w16cid:durableId="1433816509">
     <w:abstractNumId w:val="0"/>
   </w:num>
-  <w:num w:numId="80" w16cid:durableId="472412096">
+  <w:num w:numId="80" w16cid:durableId="1069303831">
     <w:abstractNumId w:val="0"/>
   </w:num>
   <w:num w:numId="81" w16cid:durableId="1954900025">
